--- a/docs/Guia_Tracking_Cases.docx
+++ b/docs/Guia_Tracking_Cases.docx
@@ -4,399 +4,228 @@
   <w:body>
     <w:p>
       <w:pPr>
-        <w:pStyle w:val="Title"/>
+        <w:spacing w:before="1360"/>
+        <w:jc w:val="center"/>
       </w:pPr>
       <w:r>
-        <w:t>Guia de uso do</w:t>
-        <w:br/>
-        <w:t>Tracking de Cases</w:t>
+        <w:rPr>
+          <w:rFonts w:ascii="Arial" w:hAnsi="Arial"/>
+          <w:b/>
+          <w:color w:val="101923"/>
+          <w:sz w:val="56"/>
+        </w:rPr>
+        <w:t>TRACKING DE CASES</w:t>
       </w:r>
     </w:p>
     <w:p>
       <w:pPr>
-        <w:pStyle w:val="Subtitle"/>
+        <w:jc w:val="center"/>
       </w:pPr>
       <w:r>
-        <w:t>Versão 3   Setembro de 2026</w:t>
-      </w:r>
-    </w:p>
-    <w:p>
-      <w:r>
         <w:rPr>
-          <w:b w:val="0"/>
+          <w:rFonts w:ascii="Arial" w:hAnsi="Arial"/>
+          <w:b/>
+          <w:color w:val="73DEC9"/>
+          <w:sz w:val="30"/>
         </w:rPr>
-        <w:t>Este guia orienta a distribuição dos cases exportados do Creatio e o acompanhamento da equipe em Excel. Ao final, você saberá preparar a base, gerar a tracking, atualizar os atendimentos e emitir o resumo do gestor em PDF.</w:t>
-      </w:r>
-    </w:p>
-    <w:p>
-      <w:r>
-        <w:rPr>
-          <w:b w:val="0"/>
-        </w:rPr>
-        <w:t>O Creatio continua sendo o sistema oficial. A ferramenta organiza o trabalho em uma planilha e acompanha as informações que a equipe preenche. A versão atual funciona por arquivos, sem integração com APIs.</w:t>
+        <w:t>Guia operacional da ferramenta</w:t>
       </w:r>
     </w:p>
     <w:p>
       <w:pPr>
-        <w:pStyle w:val="Heading2"/>
+        <w:spacing w:before="200"/>
+        <w:jc w:val="center"/>
       </w:pPr>
       <w:r>
-        <w:t>Antes de começar</w:t>
+        <w:rPr>
+          <w:rFonts w:ascii="Arial" w:hAnsi="Arial"/>
+          <w:b w:val="0"/>
+          <w:color w:val="6B7C8F"/>
+          <w:sz w:val="21"/>
+        </w:rPr>
+        <w:t>Distribuição equilibrada • acompanhamento em Excel • dashboard gerencial • relatórios em PDF</w:t>
       </w:r>
     </w:p>
     <w:tbl>
       <w:tblPr>
         <w:tblW w:type="auto" w:w="0"/>
         <w:jc w:val="center"/>
-        <w:tblLayout w:type="fixed"/>
         <w:tblLook w:firstColumn="1" w:firstRow="1" w:lastColumn="0" w:lastRow="0" w:noHBand="0" w:noVBand="1" w:val="04A0"/>
       </w:tblPr>
       <w:tblGrid>
-        <w:gridCol w:w="2438"/>
-        <w:gridCol w:w="7200"/>
+        <w:gridCol w:w="10080"/>
       </w:tblGrid>
       <w:tr>
-        <w:trPr>
-          <w:cantSplit/>
-          <w:tblHeader/>
-        </w:trPr>
         <w:tc>
           <w:tcPr>
-            <w:tcW w:type="dxa" w:w="2438"/>
-            <w:vAlign w:val="center"/>
-            <w:shd w:fill="173448"/>
+            <w:tcW w:type="dxa" w:w="10080"/>
+            <w:shd w:fill="101923"/>
             <w:tcMar>
-              <w:top w:w="95" w:type="dxa"/>
-              <w:left w:w="95" w:type="dxa"/>
-              <w:bottom w:w="95" w:type="dxa"/>
-              <w:right w:w="95" w:type="dxa"/>
+              <w:top w:w="350" w:type="dxa"/>
+              <w:start w:w="320" w:type="dxa"/>
+              <w:bottom w:w="350" w:type="dxa"/>
+              <w:end w:w="320" w:type="dxa"/>
             </w:tcMar>
-            <w:tcBorders>
-              <w:top w:val="single" w:sz="4" w:color="D9D9D9"/>
-              <w:left w:val="single" w:sz="4" w:color="D9D9D9"/>
-              <w:bottom w:val="single" w:sz="4" w:color="D9D9D9"/>
-              <w:right w:val="single" w:sz="4" w:color="D9D9D9"/>
-            </w:tcBorders>
           </w:tcPr>
           <w:p>
             <w:pPr>
-              <w:spacing w:after="20" w:line="250" w:lineRule="auto"/>
+              <w:jc w:val="center"/>
             </w:pPr>
             <w:r>
               <w:rPr>
+                <w:rFonts w:ascii="Arial" w:hAnsi="Arial"/>
                 <w:b/>
                 <w:color w:val="FFFFFF"/>
-                <w:sz w:val="19"/>
+                <w:sz w:val="23"/>
               </w:rPr>
-              <w:t>Para fazer</w:t>
+              <w:t>Ferramenta local desenvolvida em Python para organizar uma base de cases, distribuir o trabalho entre responsáveis e gerar uma tracking com visão operacional e gerencial.</w:t>
             </w:r>
           </w:p>
-        </w:tc>
-        <w:tc>
-          <w:tcPr>
-            <w:tcW w:type="dxa" w:w="7200"/>
-            <w:vAlign w:val="center"/>
-            <w:shd w:fill="173448"/>
-            <w:tcMar>
-              <w:top w:w="95" w:type="dxa"/>
-              <w:left w:w="95" w:type="dxa"/>
-              <w:bottom w:w="95" w:type="dxa"/>
-              <w:right w:w="95" w:type="dxa"/>
-            </w:tcMar>
-            <w:tcBorders>
-              <w:top w:val="single" w:sz="4" w:color="D9D9D9"/>
-              <w:left w:val="single" w:sz="4" w:color="D9D9D9"/>
-              <w:bottom w:val="single" w:sz="4" w:color="D9D9D9"/>
-              <w:right w:val="single" w:sz="4" w:color="D9D9D9"/>
-            </w:tcBorders>
-          </w:tcPr>
           <w:p>
             <w:pPr>
-              <w:spacing w:after="20" w:line="250" w:lineRule="auto"/>
+              <w:jc w:val="center"/>
             </w:pPr>
             <w:r>
               <w:rPr>
-                <w:b/>
-                <w:color w:val="FFFFFF"/>
-                <w:sz w:val="19"/>
+                <w:rFonts w:ascii="Arial" w:hAnsi="Arial"/>
+                <w:b w:val="0"/>
+                <w:color w:val="73DEC9"/>
+                <w:sz w:val="20"/>
               </w:rPr>
-              <w:t>O que é necessário</w:t>
+              <w:t>Sem dependência de integrações externas para realizar a distribuição.</w:t>
             </w:r>
           </w:p>
         </w:tc>
       </w:tr>
+    </w:tbl>
+    <w:p>
+      <w:pPr>
+        <w:spacing w:before="400"/>
+        <w:jc w:val="center"/>
+      </w:pPr>
+      <w:r>
+        <w:rPr>
+          <w:rFonts w:ascii="Arial" w:hAnsi="Arial"/>
+          <w:b w:val="0"/>
+          <w:color w:val="6B7C8F"/>
+          <w:sz w:val="19"/>
+        </w:rPr>
+        <w:t>Versão 3.0  •  Python 3.10+  •  Excel 2019 / Microsoft 365</w:t>
+      </w:r>
+    </w:p>
+    <w:p>
+      <w:pPr>
+        <w:spacing w:before="1300"/>
+        <w:jc w:val="center"/>
+      </w:pPr>
+      <w:r>
+        <w:rPr>
+          <w:rFonts w:ascii="Arial" w:hAnsi="Arial"/>
+          <w:b/>
+          <w:color w:val="101923"/>
+          <w:sz w:val="20"/>
+        </w:rPr>
+        <w:t>Pablo Santos</w:t>
+      </w:r>
+      <w:r>
+        <w:rPr>
+          <w:rFonts w:ascii="Arial" w:hAnsi="Arial"/>
+          <w:b w:val="0"/>
+          <w:color w:val="6B7C8F"/>
+          <w:sz w:val="20"/>
+        </w:rPr>
+        <w:t xml:space="preserve">  |  Projeto de automação operacional</w:t>
+      </w:r>
+    </w:p>
+    <w:p>
+      <w:r>
+        <w:br w:type="page"/>
+      </w:r>
+    </w:p>
+    <w:p>
+      <w:pPr>
+        <w:pStyle w:val="Heading1"/>
+        <w:keepNext/>
+        <w:spacing w:before="160" w:after="80"/>
+      </w:pPr>
+      <w:r>
+        <w:rPr>
+          <w:rFonts w:ascii="Arial" w:hAnsi="Arial"/>
+          <w:b/>
+          <w:color w:val="101923"/>
+          <w:sz w:val="34"/>
+        </w:rPr>
+        <w:t>1. Visão geral</w:t>
+      </w:r>
+    </w:p>
+    <w:p>
+      <w:r>
+        <w:rPr>
+          <w:rFonts w:ascii="Arial" w:hAnsi="Arial"/>
+          <w:b w:val="0"/>
+          <w:color w:val="1B2733"/>
+          <w:sz w:val="21"/>
+        </w:rPr>
+        <w:t>O Tracking de Cases organiza o fluxo diário de demandas a partir de uma base em Excel. A ferramenta valida os dados, separa cases em espera, ordena os registros pela abertura e distribui o volume entre os responsáveis de forma alternada e equilibrada.</w:t>
+      </w:r>
+    </w:p>
+    <w:tbl>
+      <w:tblPr>
+        <w:tblW w:type="auto" w:w="0"/>
+        <w:jc w:val="center"/>
+        <w:tblLayout w:type="autofit"/>
+        <w:tblLook w:firstColumn="1" w:firstRow="1" w:lastColumn="0" w:lastRow="0" w:noHBand="0" w:noVBand="1" w:val="04A0"/>
+      </w:tblPr>
+      <w:tblGrid>
+        <w:gridCol w:w="10080"/>
+      </w:tblGrid>
       <w:tr>
         <w:trPr>
           <w:cantSplit/>
         </w:trPr>
         <w:tc>
           <w:tcPr>
-            <w:tcW w:type="dxa" w:w="2438"/>
-            <w:vAlign w:val="center"/>
-            <w:shd w:fill="FFFFFF"/>
+            <w:tcW w:type="dxa" w:w="10080"/>
+            <w:shd w:fill="EAF9F6"/>
             <w:tcMar>
-              <w:top w:w="95" w:type="dxa"/>
-              <w:left w:w="95" w:type="dxa"/>
-              <w:bottom w:w="95" w:type="dxa"/>
-              <w:right w:w="95" w:type="dxa"/>
+              <w:top w:w="160" w:type="dxa"/>
+              <w:start w:w="180" w:type="dxa"/>
+              <w:bottom w:w="160" w:type="dxa"/>
+              <w:end w:w="180" w:type="dxa"/>
             </w:tcMar>
             <w:tcBorders>
-              <w:top w:val="single" w:sz="4" w:color="D9D9D9"/>
-              <w:left w:val="single" w:sz="4" w:color="D9D9D9"/>
-              <w:bottom w:val="single" w:sz="4" w:color="D9D9D9"/>
-              <w:right w:val="single" w:sz="4" w:color="D9D9D9"/>
+              <w:top w:val="single" w:sz="6" w:color="73DEC9"/>
+              <w:left w:val="single" w:sz="14" w:color="73DEC9"/>
+              <w:bottom w:val="single" w:sz="6" w:color="73DEC9"/>
+              <w:right w:val="single" w:sz="6" w:color="73DEC9"/>
             </w:tcBorders>
           </w:tcPr>
           <w:p>
             <w:pPr>
-              <w:spacing w:after="20" w:line="250" w:lineRule="auto"/>
+              <w:spacing w:after="40"/>
             </w:pPr>
             <w:r>
               <w:rPr>
-                <w:b w:val="0"/>
-                <w:color w:val="172C3A"/>
-                <w:sz w:val="19"/>
+                <w:rFonts w:ascii="Arial" w:hAnsi="Arial"/>
+                <w:b/>
+                <w:color w:val="73DEC9"/>
+                <w:sz w:val="21"/>
               </w:rPr>
-              <w:t>Gerar uma distribuição</w:t>
+              <w:t>Objetivo</w:t>
             </w:r>
           </w:p>
-        </w:tc>
-        <w:tc>
-          <w:tcPr>
-            <w:tcW w:type="dxa" w:w="7200"/>
-            <w:vAlign w:val="center"/>
-            <w:shd w:fill="FFFFFF"/>
-            <w:tcMar>
-              <w:top w:w="95" w:type="dxa"/>
-              <w:left w:w="95" w:type="dxa"/>
-              <w:bottom w:w="95" w:type="dxa"/>
-              <w:right w:w="95" w:type="dxa"/>
-            </w:tcMar>
-            <w:tcBorders>
-              <w:top w:val="single" w:sz="4" w:color="D9D9D9"/>
-              <w:left w:val="single" w:sz="4" w:color="D9D9D9"/>
-              <w:bottom w:val="single" w:sz="4" w:color="D9D9D9"/>
-              <w:right w:val="single" w:sz="4" w:color="D9D9D9"/>
-            </w:tcBorders>
-          </w:tcPr>
           <w:p>
             <w:pPr>
-              <w:spacing w:after="20" w:line="250" w:lineRule="auto"/>
+              <w:spacing w:after="0"/>
             </w:pPr>
             <w:r>
               <w:rPr>
+                <w:rFonts w:ascii="Arial" w:hAnsi="Arial"/>
                 <w:b w:val="0"/>
-                <w:color w:val="172C3A"/>
+                <w:color w:val="1B2733"/>
                 <w:sz w:val="19"/>
               </w:rPr>
-              <w:t>Windows, Python 3.10 ou mais recente e a pasta completa do programa.</w:t>
-            </w:r>
-          </w:p>
-        </w:tc>
-      </w:tr>
-      <w:tr>
-        <w:trPr>
-          <w:cantSplit/>
-        </w:trPr>
-        <w:tc>
-          <w:tcPr>
-            <w:tcW w:type="dxa" w:w="2438"/>
-            <w:vAlign w:val="center"/>
-            <w:shd w:fill="EDF3F6"/>
-            <w:tcMar>
-              <w:top w:w="95" w:type="dxa"/>
-              <w:left w:w="95" w:type="dxa"/>
-              <w:bottom w:w="95" w:type="dxa"/>
-              <w:right w:w="95" w:type="dxa"/>
-            </w:tcMar>
-            <w:tcBorders>
-              <w:top w:val="single" w:sz="4" w:color="D9D9D9"/>
-              <w:left w:val="single" w:sz="4" w:color="D9D9D9"/>
-              <w:bottom w:val="single" w:sz="4" w:color="D9D9D9"/>
-              <w:right w:val="single" w:sz="4" w:color="D9D9D9"/>
-            </w:tcBorders>
-          </w:tcPr>
-          <w:p>
-            <w:pPr>
-              <w:spacing w:after="20" w:line="250" w:lineRule="auto"/>
-            </w:pPr>
-            <w:r>
-              <w:rPr>
-                <w:b w:val="0"/>
-                <w:color w:val="172C3A"/>
-                <w:sz w:val="19"/>
-              </w:rPr>
-              <w:t>Usar a planilha</w:t>
-            </w:r>
-          </w:p>
-        </w:tc>
-        <w:tc>
-          <w:tcPr>
-            <w:tcW w:type="dxa" w:w="7200"/>
-            <w:vAlign w:val="center"/>
-            <w:shd w:fill="EDF3F6"/>
-            <w:tcMar>
-              <w:top w:w="95" w:type="dxa"/>
-              <w:left w:w="95" w:type="dxa"/>
-              <w:bottom w:w="95" w:type="dxa"/>
-              <w:right w:w="95" w:type="dxa"/>
-            </w:tcMar>
-            <w:tcBorders>
-              <w:top w:val="single" w:sz="4" w:color="D9D9D9"/>
-              <w:left w:val="single" w:sz="4" w:color="D9D9D9"/>
-              <w:bottom w:val="single" w:sz="4" w:color="D9D9D9"/>
-              <w:right w:val="single" w:sz="4" w:color="D9D9D9"/>
-            </w:tcBorders>
-          </w:tcPr>
-          <w:p>
-            <w:pPr>
-              <w:spacing w:after="20" w:line="250" w:lineRule="auto"/>
-            </w:pPr>
-            <w:r>
-              <w:rPr>
-                <w:b w:val="0"/>
-                <w:color w:val="172C3A"/>
-                <w:sz w:val="19"/>
-              </w:rPr>
-              <w:t>Excel 2019 ou mais recente, ou Microsoft 365 compatível, com cálculo automático.</w:t>
-            </w:r>
-          </w:p>
-        </w:tc>
-      </w:tr>
-      <w:tr>
-        <w:trPr>
-          <w:cantSplit/>
-        </w:trPr>
-        <w:tc>
-          <w:tcPr>
-            <w:tcW w:type="dxa" w:w="2438"/>
-            <w:vAlign w:val="center"/>
-            <w:shd w:fill="FFFFFF"/>
-            <w:tcMar>
-              <w:top w:w="95" w:type="dxa"/>
-              <w:left w:w="95" w:type="dxa"/>
-              <w:bottom w:w="95" w:type="dxa"/>
-              <w:right w:w="95" w:type="dxa"/>
-            </w:tcMar>
-            <w:tcBorders>
-              <w:top w:val="single" w:sz="4" w:color="D9D9D9"/>
-              <w:left w:val="single" w:sz="4" w:color="D9D9D9"/>
-              <w:bottom w:val="single" w:sz="4" w:color="D9D9D9"/>
-              <w:right w:val="single" w:sz="4" w:color="D9D9D9"/>
-            </w:tcBorders>
-          </w:tcPr>
-          <w:p>
-            <w:pPr>
-              <w:spacing w:after="20" w:line="250" w:lineRule="auto"/>
-            </w:pPr>
-            <w:r>
-              <w:rPr>
-                <w:b w:val="0"/>
-                <w:color w:val="172C3A"/>
-                <w:sz w:val="19"/>
-              </w:rPr>
-              <w:t>Gerar PDF pelo botão</w:t>
-            </w:r>
-          </w:p>
-        </w:tc>
-        <w:tc>
-          <w:tcPr>
-            <w:tcW w:type="dxa" w:w="7200"/>
-            <w:vAlign w:val="center"/>
-            <w:shd w:fill="FFFFFF"/>
-            <w:tcMar>
-              <w:top w:w="95" w:type="dxa"/>
-              <w:left w:w="95" w:type="dxa"/>
-              <w:bottom w:w="95" w:type="dxa"/>
-              <w:right w:w="95" w:type="dxa"/>
-            </w:tcMar>
-            <w:tcBorders>
-              <w:top w:val="single" w:sz="4" w:color="D9D9D9"/>
-              <w:left w:val="single" w:sz="4" w:color="D9D9D9"/>
-              <w:bottom w:val="single" w:sz="4" w:color="D9D9D9"/>
-              <w:right w:val="single" w:sz="4" w:color="D9D9D9"/>
-            </w:tcBorders>
-          </w:tcPr>
-          <w:p>
-            <w:pPr>
-              <w:spacing w:after="20" w:line="250" w:lineRule="auto"/>
-            </w:pPr>
-            <w:r>
-              <w:rPr>
-                <w:b w:val="0"/>
-                <w:color w:val="172C3A"/>
-                <w:sz w:val="19"/>
-              </w:rPr>
-              <w:t>Excel instalado e macros permitidas no ambiente da empresa.</w:t>
-            </w:r>
-          </w:p>
-        </w:tc>
-      </w:tr>
-      <w:tr>
-        <w:trPr>
-          <w:cantSplit/>
-        </w:trPr>
-        <w:tc>
-          <w:tcPr>
-            <w:tcW w:type="dxa" w:w="2438"/>
-            <w:vAlign w:val="center"/>
-            <w:shd w:fill="EDF3F6"/>
-            <w:tcMar>
-              <w:top w:w="95" w:type="dxa"/>
-              <w:left w:w="95" w:type="dxa"/>
-              <w:bottom w:w="95" w:type="dxa"/>
-              <w:right w:w="95" w:type="dxa"/>
-            </w:tcMar>
-            <w:tcBorders>
-              <w:top w:val="single" w:sz="4" w:color="D9D9D9"/>
-              <w:left w:val="single" w:sz="4" w:color="D9D9D9"/>
-              <w:bottom w:val="single" w:sz="4" w:color="D9D9D9"/>
-              <w:right w:val="single" w:sz="4" w:color="D9D9D9"/>
-            </w:tcBorders>
-          </w:tcPr>
-          <w:p>
-            <w:pPr>
-              <w:spacing w:after="20" w:line="250" w:lineRule="auto"/>
-            </w:pPr>
-            <w:r>
-              <w:rPr>
-                <w:b w:val="0"/>
-                <w:color w:val="172C3A"/>
-                <w:sz w:val="19"/>
-              </w:rPr>
-              <w:t>Compartilhar o acompanhamento</w:t>
-            </w:r>
-          </w:p>
-        </w:tc>
-        <w:tc>
-          <w:tcPr>
-            <w:tcW w:type="dxa" w:w="7200"/>
-            <w:vAlign w:val="center"/>
-            <w:shd w:fill="EDF3F6"/>
-            <w:tcMar>
-              <w:top w:w="95" w:type="dxa"/>
-              <w:left w:w="95" w:type="dxa"/>
-              <w:bottom w:w="95" w:type="dxa"/>
-              <w:right w:w="95" w:type="dxa"/>
-            </w:tcMar>
-            <w:tcBorders>
-              <w:top w:val="single" w:sz="4" w:color="D9D9D9"/>
-              <w:left w:val="single" w:sz="4" w:color="D9D9D9"/>
-              <w:bottom w:val="single" w:sz="4" w:color="D9D9D9"/>
-              <w:right w:val="single" w:sz="4" w:color="D9D9D9"/>
-            </w:tcBorders>
-          </w:tcPr>
-          <w:p>
-            <w:pPr>
-              <w:spacing w:after="20" w:line="250" w:lineRule="auto"/>
-            </w:pPr>
-            <w:r>
-              <w:rPr>
-                <w:b w:val="0"/>
-                <w:color w:val="172C3A"/>
-                <w:sz w:val="19"/>
-              </w:rPr>
-              <w:t>Mesmo arquivo no SharePoint Online ou OneDrive, com edição e coautoria disponíveis.</w:t>
+              <w:t>Reduzir o trabalho manual de organização e distribuição, mantendo uma tracking simples de operar e uma visão gerencial consistente.</w:t>
             </w:r>
           </w:p>
         </w:tc>
@@ -408,98 +237,882 @@
       </w:pPr>
     </w:p>
     <w:p>
+      <w:pPr>
+        <w:pStyle w:val="Heading2"/>
+        <w:keepNext/>
+        <w:spacing w:before="100" w:after="80"/>
+      </w:pPr>
       <w:r>
         <w:rPr>
+          <w:rFonts w:ascii="Arial" w:hAnsi="Arial"/>
+          <w:b/>
+          <w:color w:val="101923"/>
+          <w:sz w:val="26"/>
+        </w:rPr>
+        <w:t>O que a ferramenta entrega</w:t>
+      </w:r>
+    </w:p>
+    <w:p>
+      <w:pPr>
+        <w:pStyle w:val="ListBullet"/>
+        <w:spacing w:after="60"/>
+        <w:ind w:left="0"/>
+      </w:pPr>
+      <w:r>
+        <w:rPr>
+          <w:rFonts w:ascii="Arial" w:hAnsi="Arial"/>
           <w:b w:val="0"/>
+          <w:color w:val="1B2733"/>
+          <w:sz w:val="20"/>
         </w:rPr>
-        <w:t>A execução não instala pacotes nem solicita administrador. As bibliotecas e os recursos do botão já acompanham o programa. Python e Excel precisam estar disponíveis no computador.</w:t>
+        <w:t>Distribuição automática por ordem de abertura.</w:t>
+      </w:r>
+    </w:p>
+    <w:p>
+      <w:pPr>
+        <w:pStyle w:val="ListBullet"/>
+        <w:spacing w:after="60"/>
+        <w:ind w:left="0"/>
+      </w:pPr>
+      <w:r>
+        <w:rPr>
+          <w:rFonts w:ascii="Arial" w:hAnsi="Arial"/>
+          <w:b w:val="0"/>
+          <w:color w:val="1B2733"/>
+          <w:sz w:val="20"/>
+        </w:rPr>
+        <w:t>Tracking com responsável, status, motivo e observação.</w:t>
+      </w:r>
+    </w:p>
+    <w:p>
+      <w:pPr>
+        <w:pStyle w:val="ListBullet"/>
+        <w:spacing w:after="60"/>
+        <w:ind w:left="0"/>
+      </w:pPr>
+      <w:r>
+        <w:rPr>
+          <w:rFonts w:ascii="Arial" w:hAnsi="Arial"/>
+          <w:b w:val="0"/>
+          <w:color w:val="1B2733"/>
+          <w:sz w:val="20"/>
+        </w:rPr>
+        <w:t>Painel do Gestor com indicadores e alertas.</w:t>
+      </w:r>
+    </w:p>
+    <w:p>
+      <w:pPr>
+        <w:pStyle w:val="ListBullet"/>
+        <w:spacing w:after="60"/>
+        <w:ind w:left="0"/>
+      </w:pPr>
+      <w:r>
+        <w:rPr>
+          <w:rFonts w:ascii="Arial" w:hAnsi="Arial"/>
+          <w:b w:val="0"/>
+          <w:color w:val="1B2733"/>
+          <w:sz w:val="20"/>
+        </w:rPr>
+        <w:t>Resumo da distribuição inicial e dos cases em espera.</w:t>
+      </w:r>
+    </w:p>
+    <w:p>
+      <w:pPr>
+        <w:pStyle w:val="ListBullet"/>
+        <w:spacing w:after="60"/>
+        <w:ind w:left="0"/>
+      </w:pPr>
+      <w:r>
+        <w:rPr>
+          <w:rFonts w:ascii="Arial" w:hAnsi="Arial"/>
+          <w:b w:val="0"/>
+          <w:color w:val="1B2733"/>
+          <w:sz w:val="20"/>
+        </w:rPr>
+        <w:t>Geração de PDF pelo Excel ou por alternativa em Python.</w:t>
+      </w:r>
+    </w:p>
+    <w:p>
+      <w:pPr>
+        <w:pStyle w:val="ListBullet"/>
+        <w:spacing w:after="60"/>
+        <w:ind w:left="0"/>
+      </w:pPr>
+      <w:r>
+        <w:rPr>
+          <w:rFonts w:ascii="Arial" w:hAnsi="Arial"/>
+          <w:b w:val="0"/>
+          <w:color w:val="1B2733"/>
+          <w:sz w:val="20"/>
+        </w:rPr>
+        <w:t>Atualização de uma tracking compatível sem redistribuir os cases.</w:t>
       </w:r>
     </w:p>
     <w:p>
       <w:pPr>
         <w:pStyle w:val="Heading2"/>
+        <w:keepNext/>
+        <w:spacing w:before="100" w:after="80"/>
       </w:pPr>
       <w:r>
-        <w:t>As três abas</w:t>
+        <w:rPr>
+          <w:rFonts w:ascii="Arial" w:hAnsi="Arial"/>
+          <w:b/>
+          <w:color w:val="101923"/>
+          <w:sz w:val="26"/>
+        </w:rPr>
+        <w:t>Fluxo resumido</w:t>
       </w:r>
     </w:p>
     <w:tbl>
       <w:tblPr>
         <w:tblW w:type="auto" w:w="0"/>
         <w:jc w:val="center"/>
-        <w:tblLayout w:type="fixed"/>
         <w:tblLook w:firstColumn="1" w:firstRow="1" w:lastColumn="0" w:lastRow="0" w:noHBand="0" w:noVBand="1" w:val="04A0"/>
       </w:tblPr>
       <w:tblGrid>
-        <w:gridCol w:w="1757"/>
-        <w:gridCol w:w="7880"/>
+        <w:gridCol w:w="3360"/>
+        <w:gridCol w:w="3360"/>
+        <w:gridCol w:w="3360"/>
       </w:tblGrid>
       <w:tr>
-        <w:trPr>
-          <w:cantSplit/>
-          <w:tblHeader/>
-        </w:trPr>
         <w:tc>
           <w:tcPr>
-            <w:tcW w:type="dxa" w:w="1757"/>
-            <w:vAlign w:val="center"/>
-            <w:shd w:fill="173448"/>
+            <w:tcW w:type="dxa" w:w="3360"/>
             <w:tcMar>
-              <w:top w:w="95" w:type="dxa"/>
-              <w:left w:w="95" w:type="dxa"/>
-              <w:bottom w:w="95" w:type="dxa"/>
-              <w:right w:w="95" w:type="dxa"/>
+              <w:top w:w="100" w:type="dxa"/>
+              <w:start w:w="120" w:type="dxa"/>
+              <w:bottom w:w="100" w:type="dxa"/>
+              <w:end w:w="120" w:type="dxa"/>
             </w:tcMar>
             <w:tcBorders>
-              <w:top w:val="single" w:sz="4" w:color="D9D9D9"/>
-              <w:left w:val="single" w:sz="4" w:color="D9D9D9"/>
-              <w:bottom w:val="single" w:sz="4" w:color="D9D9D9"/>
-              <w:right w:val="single" w:sz="4" w:color="D9D9D9"/>
+              <w:bottom w:val="single" w:sz="3" w:color="DCE4EC"/>
             </w:tcBorders>
+            <w:shd w:fill="73DEC9"/>
           </w:tcPr>
           <w:p>
             <w:pPr>
-              <w:spacing w:after="20" w:line="250" w:lineRule="auto"/>
+              <w:jc w:val="center"/>
             </w:pPr>
             <w:r>
               <w:rPr>
+                <w:rFonts w:ascii="Arial" w:hAnsi="Arial"/>
                 <w:b/>
-                <w:color w:val="FFFFFF"/>
-                <w:sz w:val="19"/>
+                <w:color w:val="101923"/>
+                <w:sz w:val="20"/>
               </w:rPr>
-              <w:t>Aba</w:t>
+              <w:t>1</w:t>
             </w:r>
           </w:p>
         </w:tc>
         <w:tc>
           <w:tcPr>
-            <w:tcW w:type="dxa" w:w="7880"/>
-            <w:vAlign w:val="center"/>
-            <w:shd w:fill="173448"/>
+            <w:tcW w:type="dxa" w:w="3360"/>
             <w:tcMar>
-              <w:top w:w="95" w:type="dxa"/>
-              <w:left w:w="95" w:type="dxa"/>
-              <w:bottom w:w="95" w:type="dxa"/>
-              <w:right w:w="95" w:type="dxa"/>
+              <w:top w:w="100" w:type="dxa"/>
+              <w:start w:w="120" w:type="dxa"/>
+              <w:bottom w:w="100" w:type="dxa"/>
+              <w:end w:w="120" w:type="dxa"/>
             </w:tcMar>
             <w:tcBorders>
-              <w:top w:val="single" w:sz="4" w:color="D9D9D9"/>
-              <w:left w:val="single" w:sz="4" w:color="D9D9D9"/>
-              <w:bottom w:val="single" w:sz="4" w:color="D9D9D9"/>
-              <w:right w:val="single" w:sz="4" w:color="D9D9D9"/>
+              <w:bottom w:val="single" w:sz="3" w:color="DCE4EC"/>
+            </w:tcBorders>
+          </w:tcPr>
+          <w:p>
+            <w:r>
+              <w:rPr>
+                <w:rFonts w:ascii="Arial" w:hAnsi="Arial"/>
+                <w:b/>
+                <w:color w:val="101923"/>
+                <w:sz w:val="19"/>
+              </w:rPr>
+              <w:t>Base .xlsx</w:t>
+            </w:r>
+          </w:p>
+        </w:tc>
+        <w:tc>
+          <w:tcPr>
+            <w:tcW w:type="dxa" w:w="3360"/>
+            <w:tcMar>
+              <w:top w:w="100" w:type="dxa"/>
+              <w:start w:w="120" w:type="dxa"/>
+              <w:bottom w:w="100" w:type="dxa"/>
+              <w:end w:w="120" w:type="dxa"/>
+            </w:tcMar>
+            <w:tcBorders>
+              <w:bottom w:val="single" w:sz="3" w:color="DCE4EC"/>
+            </w:tcBorders>
+          </w:tcPr>
+          <w:p>
+            <w:r>
+              <w:rPr>
+                <w:rFonts w:ascii="Arial" w:hAnsi="Arial"/>
+                <w:b w:val="0"/>
+                <w:color w:val="1B2733"/>
+                <w:sz w:val="18"/>
+              </w:rPr>
+              <w:t>Arquivo de entrada com case e datas.</w:t>
+            </w:r>
+          </w:p>
+        </w:tc>
+      </w:tr>
+      <w:tr>
+        <w:tc>
+          <w:tcPr>
+            <w:tcW w:type="dxa" w:w="3360"/>
+            <w:tcMar>
+              <w:top w:w="100" w:type="dxa"/>
+              <w:start w:w="120" w:type="dxa"/>
+              <w:bottom w:w="100" w:type="dxa"/>
+              <w:end w:w="120" w:type="dxa"/>
+            </w:tcMar>
+            <w:tcBorders>
+              <w:bottom w:val="single" w:sz="3" w:color="DCE4EC"/>
+            </w:tcBorders>
+            <w:shd w:fill="73DEC9"/>
+          </w:tcPr>
+          <w:p>
+            <w:pPr>
+              <w:jc w:val="center"/>
+            </w:pPr>
+            <w:r>
+              <w:rPr>
+                <w:rFonts w:ascii="Arial" w:hAnsi="Arial"/>
+                <w:b/>
+                <w:color w:val="101923"/>
+                <w:sz w:val="20"/>
+              </w:rPr>
+              <w:t>2</w:t>
+            </w:r>
+          </w:p>
+        </w:tc>
+        <w:tc>
+          <w:tcPr>
+            <w:tcW w:type="dxa" w:w="3360"/>
+            <w:tcMar>
+              <w:top w:w="100" w:type="dxa"/>
+              <w:start w:w="120" w:type="dxa"/>
+              <w:bottom w:w="100" w:type="dxa"/>
+              <w:end w:w="120" w:type="dxa"/>
+            </w:tcMar>
+            <w:tcBorders>
+              <w:bottom w:val="single" w:sz="3" w:color="DCE4EC"/>
+            </w:tcBorders>
+          </w:tcPr>
+          <w:p>
+            <w:r>
+              <w:rPr>
+                <w:rFonts w:ascii="Arial" w:hAnsi="Arial"/>
+                <w:b/>
+                <w:color w:val="101923"/>
+                <w:sz w:val="19"/>
+              </w:rPr>
+              <w:t>Validação</w:t>
+            </w:r>
+          </w:p>
+        </w:tc>
+        <w:tc>
+          <w:tcPr>
+            <w:tcW w:type="dxa" w:w="3360"/>
+            <w:tcMar>
+              <w:top w:w="100" w:type="dxa"/>
+              <w:start w:w="120" w:type="dxa"/>
+              <w:bottom w:w="100" w:type="dxa"/>
+              <w:end w:w="120" w:type="dxa"/>
+            </w:tcMar>
+            <w:tcBorders>
+              <w:bottom w:val="single" w:sz="3" w:color="DCE4EC"/>
+            </w:tcBorders>
+          </w:tcPr>
+          <w:p>
+            <w:r>
+              <w:rPr>
+                <w:rFonts w:ascii="Arial" w:hAnsi="Arial"/>
+                <w:b w:val="0"/>
+                <w:color w:val="1B2733"/>
+                <w:sz w:val="18"/>
+              </w:rPr>
+              <w:t>Confere cabeçalhos, identificadores e datas.</w:t>
+            </w:r>
+          </w:p>
+        </w:tc>
+      </w:tr>
+      <w:tr>
+        <w:tc>
+          <w:tcPr>
+            <w:tcW w:type="dxa" w:w="3360"/>
+            <w:tcMar>
+              <w:top w:w="100" w:type="dxa"/>
+              <w:start w:w="120" w:type="dxa"/>
+              <w:bottom w:w="100" w:type="dxa"/>
+              <w:end w:w="120" w:type="dxa"/>
+            </w:tcMar>
+            <w:tcBorders>
+              <w:bottom w:val="single" w:sz="3" w:color="DCE4EC"/>
+            </w:tcBorders>
+            <w:shd w:fill="73DEC9"/>
+          </w:tcPr>
+          <w:p>
+            <w:pPr>
+              <w:jc w:val="center"/>
+            </w:pPr>
+            <w:r>
+              <w:rPr>
+                <w:rFonts w:ascii="Arial" w:hAnsi="Arial"/>
+                <w:b/>
+                <w:color w:val="101923"/>
+                <w:sz w:val="20"/>
+              </w:rPr>
+              <w:t>3</w:t>
+            </w:r>
+          </w:p>
+        </w:tc>
+        <w:tc>
+          <w:tcPr>
+            <w:tcW w:type="dxa" w:w="3360"/>
+            <w:tcMar>
+              <w:top w:w="100" w:type="dxa"/>
+              <w:start w:w="120" w:type="dxa"/>
+              <w:bottom w:w="100" w:type="dxa"/>
+              <w:end w:w="120" w:type="dxa"/>
+            </w:tcMar>
+            <w:tcBorders>
+              <w:bottom w:val="single" w:sz="3" w:color="DCE4EC"/>
+            </w:tcBorders>
+          </w:tcPr>
+          <w:p>
+            <w:r>
+              <w:rPr>
+                <w:rFonts w:ascii="Arial" w:hAnsi="Arial"/>
+                <w:b/>
+                <w:color w:val="101923"/>
+                <w:sz w:val="19"/>
+              </w:rPr>
+              <w:t>Cases em espera</w:t>
+            </w:r>
+          </w:p>
+        </w:tc>
+        <w:tc>
+          <w:tcPr>
+            <w:tcW w:type="dxa" w:w="3360"/>
+            <w:tcMar>
+              <w:top w:w="100" w:type="dxa"/>
+              <w:start w:w="120" w:type="dxa"/>
+              <w:bottom w:w="100" w:type="dxa"/>
+              <w:end w:w="120" w:type="dxa"/>
+            </w:tcMar>
+            <w:tcBorders>
+              <w:bottom w:val="single" w:sz="3" w:color="DCE4EC"/>
+            </w:tcBorders>
+          </w:tcPr>
+          <w:p>
+            <w:r>
+              <w:rPr>
+                <w:rFonts w:ascii="Arial" w:hAnsi="Arial"/>
+                <w:b w:val="0"/>
+                <w:color w:val="1B2733"/>
+                <w:sz w:val="18"/>
+              </w:rPr>
+              <w:t>Remove temporariamente os cases configurados.</w:t>
+            </w:r>
+          </w:p>
+        </w:tc>
+      </w:tr>
+      <w:tr>
+        <w:tc>
+          <w:tcPr>
+            <w:tcW w:type="dxa" w:w="3360"/>
+            <w:tcMar>
+              <w:top w:w="100" w:type="dxa"/>
+              <w:start w:w="120" w:type="dxa"/>
+              <w:bottom w:w="100" w:type="dxa"/>
+              <w:end w:w="120" w:type="dxa"/>
+            </w:tcMar>
+            <w:tcBorders>
+              <w:bottom w:val="single" w:sz="3" w:color="DCE4EC"/>
+            </w:tcBorders>
+            <w:shd w:fill="73DEC9"/>
+          </w:tcPr>
+          <w:p>
+            <w:pPr>
+              <w:jc w:val="center"/>
+            </w:pPr>
+            <w:r>
+              <w:rPr>
+                <w:rFonts w:ascii="Arial" w:hAnsi="Arial"/>
+                <w:b/>
+                <w:color w:val="101923"/>
+                <w:sz w:val="20"/>
+              </w:rPr>
+              <w:t>4</w:t>
+            </w:r>
+          </w:p>
+        </w:tc>
+        <w:tc>
+          <w:tcPr>
+            <w:tcW w:type="dxa" w:w="3360"/>
+            <w:tcMar>
+              <w:top w:w="100" w:type="dxa"/>
+              <w:start w:w="120" w:type="dxa"/>
+              <w:bottom w:w="100" w:type="dxa"/>
+              <w:end w:w="120" w:type="dxa"/>
+            </w:tcMar>
+            <w:tcBorders>
+              <w:bottom w:val="single" w:sz="3" w:color="DCE4EC"/>
+            </w:tcBorders>
+          </w:tcPr>
+          <w:p>
+            <w:r>
+              <w:rPr>
+                <w:rFonts w:ascii="Arial" w:hAnsi="Arial"/>
+                <w:b/>
+                <w:color w:val="101923"/>
+                <w:sz w:val="19"/>
+              </w:rPr>
+              <w:t>Ordenação</w:t>
+            </w:r>
+          </w:p>
+        </w:tc>
+        <w:tc>
+          <w:tcPr>
+            <w:tcW w:type="dxa" w:w="3360"/>
+            <w:tcMar>
+              <w:top w:w="100" w:type="dxa"/>
+              <w:start w:w="120" w:type="dxa"/>
+              <w:bottom w:w="100" w:type="dxa"/>
+              <w:end w:w="120" w:type="dxa"/>
+            </w:tcMar>
+            <w:tcBorders>
+              <w:bottom w:val="single" w:sz="3" w:color="DCE4EC"/>
+            </w:tcBorders>
+          </w:tcPr>
+          <w:p>
+            <w:r>
+              <w:rPr>
+                <w:rFonts w:ascii="Arial" w:hAnsi="Arial"/>
+                <w:b w:val="0"/>
+                <w:color w:val="1B2733"/>
+                <w:sz w:val="18"/>
+              </w:rPr>
+              <w:t>Mais antigos primeiro; empates preservam a ordem da base.</w:t>
+            </w:r>
+          </w:p>
+        </w:tc>
+      </w:tr>
+      <w:tr>
+        <w:tc>
+          <w:tcPr>
+            <w:tcW w:type="dxa" w:w="3360"/>
+            <w:tcMar>
+              <w:top w:w="100" w:type="dxa"/>
+              <w:start w:w="120" w:type="dxa"/>
+              <w:bottom w:w="100" w:type="dxa"/>
+              <w:end w:w="120" w:type="dxa"/>
+            </w:tcMar>
+            <w:tcBorders>
+              <w:bottom w:val="single" w:sz="3" w:color="DCE4EC"/>
+            </w:tcBorders>
+            <w:shd w:fill="73DEC9"/>
+          </w:tcPr>
+          <w:p>
+            <w:pPr>
+              <w:jc w:val="center"/>
+            </w:pPr>
+            <w:r>
+              <w:rPr>
+                <w:rFonts w:ascii="Arial" w:hAnsi="Arial"/>
+                <w:b/>
+                <w:color w:val="101923"/>
+                <w:sz w:val="20"/>
+              </w:rPr>
+              <w:t>5</w:t>
+            </w:r>
+          </w:p>
+        </w:tc>
+        <w:tc>
+          <w:tcPr>
+            <w:tcW w:type="dxa" w:w="3360"/>
+            <w:tcMar>
+              <w:top w:w="100" w:type="dxa"/>
+              <w:start w:w="120" w:type="dxa"/>
+              <w:bottom w:w="100" w:type="dxa"/>
+              <w:end w:w="120" w:type="dxa"/>
+            </w:tcMar>
+            <w:tcBorders>
+              <w:bottom w:val="single" w:sz="3" w:color="DCE4EC"/>
+            </w:tcBorders>
+          </w:tcPr>
+          <w:p>
+            <w:r>
+              <w:rPr>
+                <w:rFonts w:ascii="Arial" w:hAnsi="Arial"/>
+                <w:b/>
+                <w:color w:val="101923"/>
+                <w:sz w:val="19"/>
+              </w:rPr>
+              <w:t>Distribuição</w:t>
+            </w:r>
+          </w:p>
+        </w:tc>
+        <w:tc>
+          <w:tcPr>
+            <w:tcW w:type="dxa" w:w="3360"/>
+            <w:tcMar>
+              <w:top w:w="100" w:type="dxa"/>
+              <w:start w:w="120" w:type="dxa"/>
+              <w:bottom w:w="100" w:type="dxa"/>
+              <w:end w:w="120" w:type="dxa"/>
+            </w:tcMar>
+            <w:tcBorders>
+              <w:bottom w:val="single" w:sz="3" w:color="DCE4EC"/>
+            </w:tcBorders>
+          </w:tcPr>
+          <w:p>
+            <w:r>
+              <w:rPr>
+                <w:rFonts w:ascii="Arial" w:hAnsi="Arial"/>
+                <w:b w:val="0"/>
+                <w:color w:val="1B2733"/>
+                <w:sz w:val="18"/>
+              </w:rPr>
+              <w:t>Alternância contínua entre os responsáveis.</w:t>
+            </w:r>
+          </w:p>
+        </w:tc>
+      </w:tr>
+      <w:tr>
+        <w:tc>
+          <w:tcPr>
+            <w:tcW w:type="dxa" w:w="3360"/>
+            <w:tcMar>
+              <w:top w:w="100" w:type="dxa"/>
+              <w:start w:w="120" w:type="dxa"/>
+              <w:bottom w:w="100" w:type="dxa"/>
+              <w:end w:w="120" w:type="dxa"/>
+            </w:tcMar>
+            <w:tcBorders>
+              <w:bottom w:val="single" w:sz="3" w:color="DCE4EC"/>
+            </w:tcBorders>
+            <w:shd w:fill="73DEC9"/>
+          </w:tcPr>
+          <w:p>
+            <w:pPr>
+              <w:jc w:val="center"/>
+            </w:pPr>
+            <w:r>
+              <w:rPr>
+                <w:rFonts w:ascii="Arial" w:hAnsi="Arial"/>
+                <w:b/>
+                <w:color w:val="101923"/>
+                <w:sz w:val="20"/>
+              </w:rPr>
+              <w:t>6</w:t>
+            </w:r>
+          </w:p>
+        </w:tc>
+        <w:tc>
+          <w:tcPr>
+            <w:tcW w:type="dxa" w:w="3360"/>
+            <w:tcMar>
+              <w:top w:w="100" w:type="dxa"/>
+              <w:start w:w="120" w:type="dxa"/>
+              <w:bottom w:w="100" w:type="dxa"/>
+              <w:end w:w="120" w:type="dxa"/>
+            </w:tcMar>
+            <w:tcBorders>
+              <w:bottom w:val="single" w:sz="3" w:color="DCE4EC"/>
+            </w:tcBorders>
+          </w:tcPr>
+          <w:p>
+            <w:r>
+              <w:rPr>
+                <w:rFonts w:ascii="Arial" w:hAnsi="Arial"/>
+                <w:b/>
+                <w:color w:val="101923"/>
+                <w:sz w:val="19"/>
+              </w:rPr>
+              <w:t>Tracking .xlsm</w:t>
+            </w:r>
+          </w:p>
+        </w:tc>
+        <w:tc>
+          <w:tcPr>
+            <w:tcW w:type="dxa" w:w="3360"/>
+            <w:tcMar>
+              <w:top w:w="100" w:type="dxa"/>
+              <w:start w:w="120" w:type="dxa"/>
+              <w:bottom w:w="100" w:type="dxa"/>
+              <w:end w:w="120" w:type="dxa"/>
+            </w:tcMar>
+            <w:tcBorders>
+              <w:bottom w:val="single" w:sz="3" w:color="DCE4EC"/>
+            </w:tcBorders>
+          </w:tcPr>
+          <w:p>
+            <w:r>
+              <w:rPr>
+                <w:rFonts w:ascii="Arial" w:hAnsi="Arial"/>
+                <w:b w:val="0"/>
+                <w:color w:val="1B2733"/>
+                <w:sz w:val="18"/>
+              </w:rPr>
+              <w:t>Gera Tracking, Resumo e painel do Gestor.</w:t>
+            </w:r>
+          </w:p>
+        </w:tc>
+      </w:tr>
+      <w:tr>
+        <w:tc>
+          <w:tcPr>
+            <w:tcW w:type="dxa" w:w="3360"/>
+            <w:tcMar>
+              <w:top w:w="100" w:type="dxa"/>
+              <w:start w:w="120" w:type="dxa"/>
+              <w:bottom w:w="100" w:type="dxa"/>
+              <w:end w:w="120" w:type="dxa"/>
+            </w:tcMar>
+            <w:tcBorders>
+              <w:bottom w:val="single" w:sz="3" w:color="DCE4EC"/>
+            </w:tcBorders>
+            <w:shd w:fill="73DEC9"/>
+          </w:tcPr>
+          <w:p>
+            <w:pPr>
+              <w:jc w:val="center"/>
+            </w:pPr>
+            <w:r>
+              <w:rPr>
+                <w:rFonts w:ascii="Arial" w:hAnsi="Arial"/>
+                <w:b/>
+                <w:color w:val="101923"/>
+                <w:sz w:val="20"/>
+              </w:rPr>
+              <w:t>7</w:t>
+            </w:r>
+          </w:p>
+        </w:tc>
+        <w:tc>
+          <w:tcPr>
+            <w:tcW w:type="dxa" w:w="3360"/>
+            <w:tcMar>
+              <w:top w:w="100" w:type="dxa"/>
+              <w:start w:w="120" w:type="dxa"/>
+              <w:bottom w:w="100" w:type="dxa"/>
+              <w:end w:w="120" w:type="dxa"/>
+            </w:tcMar>
+            <w:tcBorders>
+              <w:bottom w:val="single" w:sz="3" w:color="DCE4EC"/>
+            </w:tcBorders>
+          </w:tcPr>
+          <w:p>
+            <w:r>
+              <w:rPr>
+                <w:rFonts w:ascii="Arial" w:hAnsi="Arial"/>
+                <w:b/>
+                <w:color w:val="101923"/>
+                <w:sz w:val="19"/>
+              </w:rPr>
+              <w:t>Acompanhamento</w:t>
+            </w:r>
+          </w:p>
+        </w:tc>
+        <w:tc>
+          <w:tcPr>
+            <w:tcW w:type="dxa" w:w="3360"/>
+            <w:tcMar>
+              <w:top w:w="100" w:type="dxa"/>
+              <w:start w:w="120" w:type="dxa"/>
+              <w:bottom w:w="100" w:type="dxa"/>
+              <w:end w:w="120" w:type="dxa"/>
+            </w:tcMar>
+            <w:tcBorders>
+              <w:bottom w:val="single" w:sz="3" w:color="DCE4EC"/>
+            </w:tcBorders>
+          </w:tcPr>
+          <w:p>
+            <w:r>
+              <w:rPr>
+                <w:rFonts w:ascii="Arial" w:hAnsi="Arial"/>
+                <w:b w:val="0"/>
+                <w:color w:val="1B2733"/>
+                <w:sz w:val="18"/>
+              </w:rPr>
+              <w:t>Status, motivo, observação e indicadores.</w:t>
+            </w:r>
+          </w:p>
+        </w:tc>
+      </w:tr>
+      <w:tr>
+        <w:tc>
+          <w:tcPr>
+            <w:tcW w:type="dxa" w:w="3360"/>
+            <w:tcMar>
+              <w:top w:w="100" w:type="dxa"/>
+              <w:start w:w="120" w:type="dxa"/>
+              <w:bottom w:w="100" w:type="dxa"/>
+              <w:end w:w="120" w:type="dxa"/>
+            </w:tcMar>
+            <w:tcBorders>
+              <w:bottom w:val="single" w:sz="3" w:color="DCE4EC"/>
+            </w:tcBorders>
+            <w:shd w:fill="73DEC9"/>
+          </w:tcPr>
+          <w:p>
+            <w:pPr>
+              <w:jc w:val="center"/>
+            </w:pPr>
+            <w:r>
+              <w:rPr>
+                <w:rFonts w:ascii="Arial" w:hAnsi="Arial"/>
+                <w:b/>
+                <w:color w:val="101923"/>
+                <w:sz w:val="20"/>
+              </w:rPr>
+              <w:t>8</w:t>
+            </w:r>
+          </w:p>
+        </w:tc>
+        <w:tc>
+          <w:tcPr>
+            <w:tcW w:type="dxa" w:w="3360"/>
+            <w:tcMar>
+              <w:top w:w="100" w:type="dxa"/>
+              <w:start w:w="120" w:type="dxa"/>
+              <w:bottom w:w="100" w:type="dxa"/>
+              <w:end w:w="120" w:type="dxa"/>
+            </w:tcMar>
+            <w:tcBorders>
+              <w:bottom w:val="single" w:sz="3" w:color="DCE4EC"/>
+            </w:tcBorders>
+          </w:tcPr>
+          <w:p>
+            <w:r>
+              <w:rPr>
+                <w:rFonts w:ascii="Arial" w:hAnsi="Arial"/>
+                <w:b/>
+                <w:color w:val="101923"/>
+                <w:sz w:val="19"/>
+              </w:rPr>
+              <w:t>PDF</w:t>
+            </w:r>
+          </w:p>
+        </w:tc>
+        <w:tc>
+          <w:tcPr>
+            <w:tcW w:type="dxa" w:w="3360"/>
+            <w:tcMar>
+              <w:top w:w="100" w:type="dxa"/>
+              <w:start w:w="120" w:type="dxa"/>
+              <w:bottom w:w="100" w:type="dxa"/>
+              <w:end w:w="120" w:type="dxa"/>
+            </w:tcMar>
+            <w:tcBorders>
+              <w:bottom w:val="single" w:sz="3" w:color="DCE4EC"/>
+            </w:tcBorders>
+          </w:tcPr>
+          <w:p>
+            <w:r>
+              <w:rPr>
+                <w:rFonts w:ascii="Arial" w:hAnsi="Arial"/>
+                <w:b w:val="0"/>
+                <w:color w:val="1B2733"/>
+                <w:sz w:val="18"/>
+              </w:rPr>
+              <w:t>Resumo gerencial sob demanda.</w:t>
+            </w:r>
+          </w:p>
+        </w:tc>
+      </w:tr>
+    </w:tbl>
+    <w:p>
+      <w:pPr>
+        <w:pStyle w:val="Heading1"/>
+        <w:keepNext/>
+        <w:spacing w:before="160" w:after="80"/>
+      </w:pPr>
+      <w:r>
+        <w:rPr>
+          <w:rFonts w:ascii="Arial" w:hAnsi="Arial"/>
+          <w:b/>
+          <w:color w:val="101923"/>
+          <w:sz w:val="34"/>
+        </w:rPr>
+        <w:t>2. Requisitos e estrutura</w:t>
+      </w:r>
+    </w:p>
+    <w:tbl>
+      <w:tblPr>
+        <w:tblW w:type="auto" w:w="0"/>
+        <w:jc w:val="center"/>
+        <w:tblLayout w:type="autofit"/>
+        <w:tblLook w:firstColumn="1" w:firstRow="1" w:lastColumn="0" w:lastRow="0" w:noHBand="0" w:noVBand="1" w:val="04A0"/>
+      </w:tblPr>
+      <w:tblGrid>
+        <w:gridCol w:w="5040"/>
+        <w:gridCol w:w="5040"/>
+      </w:tblGrid>
+      <w:tr>
+        <w:tc>
+          <w:tcPr>
+            <w:tcW w:type="dxa" w:w="5040"/>
+            <w:shd w:fill="101923"/>
+            <w:tcMar>
+              <w:top w:w="110" w:type="dxa"/>
+              <w:start w:w="120" w:type="dxa"/>
+              <w:bottom w:w="110" w:type="dxa"/>
+              <w:end w:w="120" w:type="dxa"/>
+            </w:tcMar>
+            <w:tcBorders>
+              <w:top w:val="single" w:sz="4" w:color="101923"/>
+              <w:left w:val="single" w:sz="4" w:color="101923"/>
+              <w:bottom w:val="single" w:sz="4" w:color="101923"/>
+              <w:right w:val="single" w:sz="4" w:color="101923"/>
             </w:tcBorders>
           </w:tcPr>
           <w:p>
             <w:pPr>
-              <w:spacing w:after="20" w:line="250" w:lineRule="auto"/>
+              <w:jc w:val="left"/>
             </w:pPr>
             <w:r>
               <w:rPr>
+                <w:rFonts w:ascii="Arial" w:hAnsi="Arial"/>
                 <w:b/>
                 <w:color w:val="FFFFFF"/>
                 <w:sz w:val="19"/>
               </w:rPr>
-              <w:t>Como usar</w:t>
+              <w:t>Item</w:t>
+            </w:r>
+          </w:p>
+        </w:tc>
+        <w:tc>
+          <w:tcPr>
+            <w:tcW w:type="dxa" w:w="5040"/>
+            <w:shd w:fill="101923"/>
+            <w:tcMar>
+              <w:top w:w="110" w:type="dxa"/>
+              <w:start w:w="120" w:type="dxa"/>
+              <w:bottom w:w="110" w:type="dxa"/>
+              <w:end w:w="120" w:type="dxa"/>
+            </w:tcMar>
+            <w:tcBorders>
+              <w:top w:val="single" w:sz="4" w:color="101923"/>
+              <w:left w:val="single" w:sz="4" w:color="101923"/>
+              <w:bottom w:val="single" w:sz="4" w:color="101923"/>
+              <w:right w:val="single" w:sz="4" w:color="101923"/>
+            </w:tcBorders>
+          </w:tcPr>
+          <w:p>
+            <w:pPr>
+              <w:jc w:val="left"/>
+            </w:pPr>
+            <w:r>
+              <w:rPr>
+                <w:rFonts w:ascii="Arial" w:hAnsi="Arial"/>
+                <w:b/>
+                <w:color w:val="FFFFFF"/>
+                <w:sz w:val="19"/>
+              </w:rPr>
+              <w:t>Requisito</w:t>
             </w:r>
           </w:p>
         </w:tc>
@@ -510,65 +1123,61 @@
         </w:trPr>
         <w:tc>
           <w:tcPr>
-            <w:tcW w:type="dxa" w:w="1757"/>
-            <w:vAlign w:val="center"/>
-            <w:shd w:fill="FFFFFF"/>
+            <w:tcW w:type="dxa" w:w="5040"/>
+            <w:shd w:fill="F7FAFC"/>
             <w:tcMar>
-              <w:top w:w="95" w:type="dxa"/>
-              <w:left w:w="95" w:type="dxa"/>
-              <w:bottom w:w="95" w:type="dxa"/>
-              <w:right w:w="95" w:type="dxa"/>
+              <w:top w:w="100" w:type="dxa"/>
+              <w:start w:w="120" w:type="dxa"/>
+              <w:bottom w:w="100" w:type="dxa"/>
+              <w:end w:w="120" w:type="dxa"/>
             </w:tcMar>
             <w:tcBorders>
-              <w:top w:val="single" w:sz="4" w:color="D9D9D9"/>
-              <w:left w:val="single" w:sz="4" w:color="D9D9D9"/>
-              <w:bottom w:val="single" w:sz="4" w:color="D9D9D9"/>
-              <w:right w:val="single" w:sz="4" w:color="D9D9D9"/>
+              <w:top w:val="single" w:sz="3" w:color="DCE4EC"/>
+              <w:left w:val="single" w:sz="3" w:color="DCE4EC"/>
+              <w:bottom w:val="single" w:sz="3" w:color="DCE4EC"/>
+              <w:right w:val="single" w:sz="3" w:color="DCE4EC"/>
             </w:tcBorders>
+            <w:vAlign w:val="center"/>
           </w:tcPr>
           <w:p>
-            <w:pPr>
-              <w:spacing w:after="20" w:line="250" w:lineRule="auto"/>
-            </w:pPr>
             <w:r>
               <w:rPr>
+                <w:rFonts w:ascii="Arial" w:hAnsi="Arial"/>
                 <w:b w:val="0"/>
-                <w:color w:val="172C3A"/>
-                <w:sz w:val="19"/>
+                <w:color w:val="1B2733"/>
+                <w:sz w:val="18"/>
               </w:rPr>
-              <w:t>Tracking</w:t>
+              <w:t>Sistema operacional</w:t>
             </w:r>
           </w:p>
         </w:tc>
         <w:tc>
           <w:tcPr>
-            <w:tcW w:type="dxa" w:w="7880"/>
-            <w:vAlign w:val="center"/>
-            <w:shd w:fill="FFFFFF"/>
+            <w:tcW w:type="dxa" w:w="5040"/>
+            <w:shd w:fill="F7FAFC"/>
             <w:tcMar>
-              <w:top w:w="95" w:type="dxa"/>
-              <w:left w:w="95" w:type="dxa"/>
-              <w:bottom w:w="95" w:type="dxa"/>
-              <w:right w:w="95" w:type="dxa"/>
+              <w:top w:w="100" w:type="dxa"/>
+              <w:start w:w="120" w:type="dxa"/>
+              <w:bottom w:w="100" w:type="dxa"/>
+              <w:end w:w="120" w:type="dxa"/>
             </w:tcMar>
             <w:tcBorders>
-              <w:top w:val="single" w:sz="4" w:color="D9D9D9"/>
-              <w:left w:val="single" w:sz="4" w:color="D9D9D9"/>
-              <w:bottom w:val="single" w:sz="4" w:color="D9D9D9"/>
-              <w:right w:val="single" w:sz="4" w:color="D9D9D9"/>
+              <w:top w:val="single" w:sz="3" w:color="DCE4EC"/>
+              <w:left w:val="single" w:sz="3" w:color="DCE4EC"/>
+              <w:bottom w:val="single" w:sz="3" w:color="DCE4EC"/>
+              <w:right w:val="single" w:sz="3" w:color="DCE4EC"/>
             </w:tcBorders>
+            <w:vAlign w:val="center"/>
           </w:tcPr>
           <w:p>
-            <w:pPr>
-              <w:spacing w:after="20" w:line="250" w:lineRule="auto"/>
-            </w:pPr>
             <w:r>
               <w:rPr>
+                <w:rFonts w:ascii="Arial" w:hAnsi="Arial"/>
                 <w:b w:val="0"/>
-                <w:color w:val="172C3A"/>
-                <w:sz w:val="19"/>
+                <w:color w:val="1B2733"/>
+                <w:sz w:val="18"/>
               </w:rPr>
-              <w:t>Analistas preenchem STATUS, MOTIVO e OBSERVAÇÃO e filtram pelo RESPONSÁVEL.</w:t>
+              <w:t>Windows</w:t>
             </w:r>
           </w:p>
         </w:tc>
@@ -579,65 +1188,61 @@
         </w:trPr>
         <w:tc>
           <w:tcPr>
-            <w:tcW w:type="dxa" w:w="1757"/>
-            <w:vAlign w:val="center"/>
-            <w:shd w:fill="EDF3F6"/>
+            <w:tcW w:type="dxa" w:w="5040"/>
+            <w:shd w:fill="FFFFFF"/>
             <w:tcMar>
-              <w:top w:w="95" w:type="dxa"/>
-              <w:left w:w="95" w:type="dxa"/>
-              <w:bottom w:w="95" w:type="dxa"/>
-              <w:right w:w="95" w:type="dxa"/>
+              <w:top w:w="100" w:type="dxa"/>
+              <w:start w:w="120" w:type="dxa"/>
+              <w:bottom w:w="100" w:type="dxa"/>
+              <w:end w:w="120" w:type="dxa"/>
             </w:tcMar>
             <w:tcBorders>
-              <w:top w:val="single" w:sz="4" w:color="D9D9D9"/>
-              <w:left w:val="single" w:sz="4" w:color="D9D9D9"/>
-              <w:bottom w:val="single" w:sz="4" w:color="D9D9D9"/>
-              <w:right w:val="single" w:sz="4" w:color="D9D9D9"/>
+              <w:top w:val="single" w:sz="3" w:color="DCE4EC"/>
+              <w:left w:val="single" w:sz="3" w:color="DCE4EC"/>
+              <w:bottom w:val="single" w:sz="3" w:color="DCE4EC"/>
+              <w:right w:val="single" w:sz="3" w:color="DCE4EC"/>
             </w:tcBorders>
+            <w:vAlign w:val="center"/>
           </w:tcPr>
           <w:p>
-            <w:pPr>
-              <w:spacing w:after="20" w:line="250" w:lineRule="auto"/>
-            </w:pPr>
             <w:r>
               <w:rPr>
+                <w:rFonts w:ascii="Arial" w:hAnsi="Arial"/>
                 <w:b w:val="0"/>
-                <w:color w:val="172C3A"/>
-                <w:sz w:val="19"/>
+                <w:color w:val="1B2733"/>
+                <w:sz w:val="18"/>
               </w:rPr>
-              <w:t>Gestor</w:t>
+              <w:t>Python</w:t>
             </w:r>
           </w:p>
         </w:tc>
         <w:tc>
           <w:tcPr>
-            <w:tcW w:type="dxa" w:w="7880"/>
-            <w:vAlign w:val="center"/>
-            <w:shd w:fill="EDF3F6"/>
+            <w:tcW w:type="dxa" w:w="5040"/>
+            <w:shd w:fill="FFFFFF"/>
             <w:tcMar>
-              <w:top w:w="95" w:type="dxa"/>
-              <w:left w:w="95" w:type="dxa"/>
-              <w:bottom w:w="95" w:type="dxa"/>
-              <w:right w:w="95" w:type="dxa"/>
+              <w:top w:w="100" w:type="dxa"/>
+              <w:start w:w="120" w:type="dxa"/>
+              <w:bottom w:w="100" w:type="dxa"/>
+              <w:end w:w="120" w:type="dxa"/>
             </w:tcMar>
             <w:tcBorders>
-              <w:top w:val="single" w:sz="4" w:color="D9D9D9"/>
-              <w:left w:val="single" w:sz="4" w:color="D9D9D9"/>
-              <w:bottom w:val="single" w:sz="4" w:color="D9D9D9"/>
-              <w:right w:val="single" w:sz="4" w:color="D9D9D9"/>
+              <w:top w:val="single" w:sz="3" w:color="DCE4EC"/>
+              <w:left w:val="single" w:sz="3" w:color="DCE4EC"/>
+              <w:bottom w:val="single" w:sz="3" w:color="DCE4EC"/>
+              <w:right w:val="single" w:sz="3" w:color="DCE4EC"/>
             </w:tcBorders>
+            <w:vAlign w:val="center"/>
           </w:tcPr>
           <w:p>
-            <w:pPr>
-              <w:spacing w:after="20" w:line="250" w:lineRule="auto"/>
-            </w:pPr>
             <w:r>
               <w:rPr>
+                <w:rFonts w:ascii="Arial" w:hAnsi="Arial"/>
                 <w:b w:val="0"/>
-                <w:color w:val="172C3A"/>
-                <w:sz w:val="19"/>
+                <w:color w:val="1B2733"/>
+                <w:sz w:val="18"/>
               </w:rPr>
-              <w:t>O gestor consulta indicadores e alertas por fórmulas e gera o PDF da visão atual.</w:t>
+              <w:t>3.10 ou superior</w:t>
             </w:r>
           </w:p>
         </w:tc>
@@ -648,65 +1253,381 @@
         </w:trPr>
         <w:tc>
           <w:tcPr>
-            <w:tcW w:type="dxa" w:w="1757"/>
-            <w:vAlign w:val="center"/>
-            <w:shd w:fill="FFFFFF"/>
+            <w:tcW w:type="dxa" w:w="5040"/>
+            <w:shd w:fill="F7FAFC"/>
             <w:tcMar>
-              <w:top w:w="95" w:type="dxa"/>
-              <w:left w:w="95" w:type="dxa"/>
-              <w:bottom w:w="95" w:type="dxa"/>
-              <w:right w:w="95" w:type="dxa"/>
+              <w:top w:w="100" w:type="dxa"/>
+              <w:start w:w="120" w:type="dxa"/>
+              <w:bottom w:w="100" w:type="dxa"/>
+              <w:end w:w="120" w:type="dxa"/>
             </w:tcMar>
             <w:tcBorders>
-              <w:top w:val="single" w:sz="4" w:color="D9D9D9"/>
-              <w:left w:val="single" w:sz="4" w:color="D9D9D9"/>
-              <w:bottom w:val="single" w:sz="4" w:color="D9D9D9"/>
-              <w:right w:val="single" w:sz="4" w:color="D9D9D9"/>
+              <w:top w:val="single" w:sz="3" w:color="DCE4EC"/>
+              <w:left w:val="single" w:sz="3" w:color="DCE4EC"/>
+              <w:bottom w:val="single" w:sz="3" w:color="DCE4EC"/>
+              <w:right w:val="single" w:sz="3" w:color="DCE4EC"/>
             </w:tcBorders>
+            <w:vAlign w:val="center"/>
           </w:tcPr>
           <w:p>
-            <w:pPr>
-              <w:spacing w:after="20" w:line="250" w:lineRule="auto"/>
-            </w:pPr>
             <w:r>
               <w:rPr>
+                <w:rFonts w:ascii="Arial" w:hAnsi="Arial"/>
                 <w:b w:val="0"/>
-                <w:color w:val="172C3A"/>
-                <w:sz w:val="19"/>
+                <w:color w:val="1B2733"/>
+                <w:sz w:val="18"/>
               </w:rPr>
-              <w:t>Resumo</w:t>
+              <w:t>Excel</w:t>
             </w:r>
           </w:p>
         </w:tc>
         <w:tc>
           <w:tcPr>
-            <w:tcW w:type="dxa" w:w="7880"/>
+            <w:tcW w:type="dxa" w:w="5040"/>
+            <w:shd w:fill="F7FAFC"/>
+            <w:tcMar>
+              <w:top w:w="100" w:type="dxa"/>
+              <w:start w:w="120" w:type="dxa"/>
+              <w:bottom w:w="100" w:type="dxa"/>
+              <w:end w:w="120" w:type="dxa"/>
+            </w:tcMar>
+            <w:tcBorders>
+              <w:top w:val="single" w:sz="3" w:color="DCE4EC"/>
+              <w:left w:val="single" w:sz="3" w:color="DCE4EC"/>
+              <w:bottom w:val="single" w:sz="3" w:color="DCE4EC"/>
+              <w:right w:val="single" w:sz="3" w:color="DCE4EC"/>
+            </w:tcBorders>
             <w:vAlign w:val="center"/>
+          </w:tcPr>
+          <w:p>
+            <w:r>
+              <w:rPr>
+                <w:rFonts w:ascii="Arial" w:hAnsi="Arial"/>
+                <w:b w:val="0"/>
+                <w:color w:val="1B2733"/>
+                <w:sz w:val="18"/>
+              </w:rPr>
+              <w:t>2019 ou Microsoft 365 para o botão de PDF</w:t>
+            </w:r>
+          </w:p>
+        </w:tc>
+      </w:tr>
+      <w:tr>
+        <w:trPr>
+          <w:cantSplit/>
+        </w:trPr>
+        <w:tc>
+          <w:tcPr>
+            <w:tcW w:type="dxa" w:w="5040"/>
             <w:shd w:fill="FFFFFF"/>
             <w:tcMar>
-              <w:top w:w="95" w:type="dxa"/>
-              <w:left w:w="95" w:type="dxa"/>
-              <w:bottom w:w="95" w:type="dxa"/>
-              <w:right w:w="95" w:type="dxa"/>
+              <w:top w:w="100" w:type="dxa"/>
+              <w:start w:w="120" w:type="dxa"/>
+              <w:bottom w:w="100" w:type="dxa"/>
+              <w:end w:w="120" w:type="dxa"/>
             </w:tcMar>
             <w:tcBorders>
-              <w:top w:val="single" w:sz="4" w:color="D9D9D9"/>
-              <w:left w:val="single" w:sz="4" w:color="D9D9D9"/>
-              <w:bottom w:val="single" w:sz="4" w:color="D9D9D9"/>
-              <w:right w:val="single" w:sz="4" w:color="D9D9D9"/>
+              <w:top w:val="single" w:sz="3" w:color="DCE4EC"/>
+              <w:left w:val="single" w:sz="3" w:color="DCE4EC"/>
+              <w:bottom w:val="single" w:sz="3" w:color="DCE4EC"/>
+              <w:right w:val="single" w:sz="3" w:color="DCE4EC"/>
+            </w:tcBorders>
+            <w:vAlign w:val="center"/>
+          </w:tcPr>
+          <w:p>
+            <w:r>
+              <w:rPr>
+                <w:rFonts w:ascii="Arial" w:hAnsi="Arial"/>
+                <w:b w:val="0"/>
+                <w:color w:val="1B2733"/>
+                <w:sz w:val="18"/>
+              </w:rPr>
+              <w:t>Entrada</w:t>
+            </w:r>
+          </w:p>
+        </w:tc>
+        <w:tc>
+          <w:tcPr>
+            <w:tcW w:type="dxa" w:w="5040"/>
+            <w:shd w:fill="FFFFFF"/>
+            <w:tcMar>
+              <w:top w:w="100" w:type="dxa"/>
+              <w:start w:w="120" w:type="dxa"/>
+              <w:bottom w:w="100" w:type="dxa"/>
+              <w:end w:w="120" w:type="dxa"/>
+            </w:tcMar>
+            <w:tcBorders>
+              <w:top w:val="single" w:sz="3" w:color="DCE4EC"/>
+              <w:left w:val="single" w:sz="3" w:color="DCE4EC"/>
+              <w:bottom w:val="single" w:sz="3" w:color="DCE4EC"/>
+              <w:right w:val="single" w:sz="3" w:color="DCE4EC"/>
+            </w:tcBorders>
+            <w:vAlign w:val="center"/>
+          </w:tcPr>
+          <w:p>
+            <w:r>
+              <w:rPr>
+                <w:rFonts w:ascii="Arial" w:hAnsi="Arial"/>
+                <w:b w:val="0"/>
+                <w:color w:val="1B2733"/>
+                <w:sz w:val="18"/>
+              </w:rPr>
+              <w:t>Arquivo .xlsx</w:t>
+            </w:r>
+          </w:p>
+        </w:tc>
+      </w:tr>
+      <w:tr>
+        <w:trPr>
+          <w:cantSplit/>
+        </w:trPr>
+        <w:tc>
+          <w:tcPr>
+            <w:tcW w:type="dxa" w:w="5040"/>
+            <w:shd w:fill="F7FAFC"/>
+            <w:tcMar>
+              <w:top w:w="100" w:type="dxa"/>
+              <w:start w:w="120" w:type="dxa"/>
+              <w:bottom w:w="100" w:type="dxa"/>
+              <w:end w:w="120" w:type="dxa"/>
+            </w:tcMar>
+            <w:tcBorders>
+              <w:top w:val="single" w:sz="3" w:color="DCE4EC"/>
+              <w:left w:val="single" w:sz="3" w:color="DCE4EC"/>
+              <w:bottom w:val="single" w:sz="3" w:color="DCE4EC"/>
+              <w:right w:val="single" w:sz="3" w:color="DCE4EC"/>
+            </w:tcBorders>
+            <w:vAlign w:val="center"/>
+          </w:tcPr>
+          <w:p>
+            <w:r>
+              <w:rPr>
+                <w:rFonts w:ascii="Arial" w:hAnsi="Arial"/>
+                <w:b w:val="0"/>
+                <w:color w:val="1B2733"/>
+                <w:sz w:val="18"/>
+              </w:rPr>
+              <w:t>Saída principal</w:t>
+            </w:r>
+          </w:p>
+        </w:tc>
+        <w:tc>
+          <w:tcPr>
+            <w:tcW w:type="dxa" w:w="5040"/>
+            <w:shd w:fill="F7FAFC"/>
+            <w:tcMar>
+              <w:top w:w="100" w:type="dxa"/>
+              <w:start w:w="120" w:type="dxa"/>
+              <w:bottom w:w="100" w:type="dxa"/>
+              <w:end w:w="120" w:type="dxa"/>
+            </w:tcMar>
+            <w:tcBorders>
+              <w:top w:val="single" w:sz="3" w:color="DCE4EC"/>
+              <w:left w:val="single" w:sz="3" w:color="DCE4EC"/>
+              <w:bottom w:val="single" w:sz="3" w:color="DCE4EC"/>
+              <w:right w:val="single" w:sz="3" w:color="DCE4EC"/>
+            </w:tcBorders>
+            <w:vAlign w:val="center"/>
+          </w:tcPr>
+          <w:p>
+            <w:r>
+              <w:rPr>
+                <w:rFonts w:ascii="Arial" w:hAnsi="Arial"/>
+                <w:b w:val="0"/>
+                <w:color w:val="1B2733"/>
+                <w:sz w:val="18"/>
+              </w:rPr>
+              <w:t>Arquivo .xlsm</w:t>
+            </w:r>
+          </w:p>
+        </w:tc>
+      </w:tr>
+    </w:tbl>
+    <w:p>
+      <w:pPr>
+        <w:pStyle w:val="Heading2"/>
+        <w:keepNext/>
+        <w:spacing w:before="100" w:after="80"/>
+      </w:pPr>
+      <w:r>
+        <w:rPr>
+          <w:rFonts w:ascii="Arial" w:hAnsi="Arial"/>
+          <w:b/>
+          <w:color w:val="101923"/>
+          <w:sz w:val="26"/>
+        </w:rPr>
+        <w:t>Estrutura principal do projeto</w:t>
+      </w:r>
+    </w:p>
+    <w:p>
+      <w:pPr>
+        <w:pStyle w:val="ListBullet"/>
+        <w:spacing w:after="60"/>
+        <w:ind w:left="0"/>
+      </w:pPr>
+      <w:r>
+        <w:rPr>
+          <w:rFonts w:ascii="Arial" w:hAnsi="Arial"/>
+          <w:b w:val="0"/>
+          <w:color w:val="1B2733"/>
+          <w:sz w:val="20"/>
+        </w:rPr>
+        <w:t>Programa/Iniciar.bat — inicia a distribuição em modo interativo.</w:t>
+      </w:r>
+    </w:p>
+    <w:p>
+      <w:pPr>
+        <w:pStyle w:val="ListBullet"/>
+        <w:spacing w:after="60"/>
+        <w:ind w:left="0"/>
+      </w:pPr>
+      <w:r>
+        <w:rPr>
+          <w:rFonts w:ascii="Arial" w:hAnsi="Arial"/>
+          <w:b w:val="0"/>
+          <w:color w:val="1B2733"/>
+          <w:sz w:val="20"/>
+        </w:rPr>
+        <w:t>Programa/distribuir_cases.py — valida, ordena e distribui os cases.</w:t>
+      </w:r>
+    </w:p>
+    <w:p>
+      <w:pPr>
+        <w:pStyle w:val="ListBullet"/>
+        <w:spacing w:after="60"/>
+        <w:ind w:left="0"/>
+      </w:pPr>
+      <w:r>
+        <w:rPr>
+          <w:rFonts w:ascii="Arial" w:hAnsi="Arial"/>
+          <w:b w:val="0"/>
+          <w:color w:val="1B2733"/>
+          <w:sz w:val="20"/>
+        </w:rPr>
+        <w:t>Programa/Cases_em_espera.txt — lista opcional de cases fora da distribuição atual.</w:t>
+      </w:r>
+    </w:p>
+    <w:p>
+      <w:pPr>
+        <w:pStyle w:val="ListBullet"/>
+        <w:spacing w:after="60"/>
+        <w:ind w:left="0"/>
+      </w:pPr>
+      <w:r>
+        <w:rPr>
+          <w:rFonts w:ascii="Arial" w:hAnsi="Arial"/>
+          <w:b w:val="0"/>
+          <w:color w:val="1B2733"/>
+          <w:sz w:val="20"/>
+        </w:rPr>
+        <w:t>Programa/Gerar_PDF.bat — alternativa em Python para geração do relatório.</w:t>
+      </w:r>
+    </w:p>
+    <w:p>
+      <w:pPr>
+        <w:pStyle w:val="ListBullet"/>
+        <w:spacing w:after="60"/>
+        <w:ind w:left="0"/>
+      </w:pPr>
+      <w:r>
+        <w:rPr>
+          <w:rFonts w:ascii="Arial" w:hAnsi="Arial"/>
+          <w:b w:val="0"/>
+          <w:color w:val="1B2733"/>
+          <w:sz w:val="20"/>
+        </w:rPr>
+        <w:t>Programa/Atualizar_Painel.bat — atualiza uma tracking compatível para o painel mais recente.</w:t>
+      </w:r>
+    </w:p>
+    <w:p>
+      <w:pPr>
+        <w:pStyle w:val="ListBullet"/>
+        <w:spacing w:after="60"/>
+        <w:ind w:left="0"/>
+      </w:pPr>
+      <w:r>
+        <w:rPr>
+          <w:rFonts w:ascii="Arial" w:hAnsi="Arial"/>
+          <w:b w:val="0"/>
+          <w:color w:val="1B2733"/>
+          <w:sz w:val="20"/>
+        </w:rPr>
+        <w:t>Programa/bibliotecas/ — dependências empacotadas com o projeto.</w:t>
+      </w:r>
+    </w:p>
+    <w:p>
+      <w:pPr>
+        <w:pStyle w:val="ListBullet"/>
+        <w:spacing w:after="60"/>
+        <w:ind w:left="0"/>
+      </w:pPr>
+      <w:r>
+        <w:rPr>
+          <w:rFonts w:ascii="Arial" w:hAnsi="Arial"/>
+          <w:b w:val="0"/>
+          <w:color w:val="1B2733"/>
+          <w:sz w:val="20"/>
+        </w:rPr>
+        <w:t>Programa/recursos/ — recursos usados para gerar o XLSM e o botão de PDF.</w:t>
+      </w:r>
+    </w:p>
+    <w:tbl>
+      <w:tblPr>
+        <w:tblW w:type="auto" w:w="0"/>
+        <w:jc w:val="center"/>
+        <w:tblLayout w:type="autofit"/>
+        <w:tblLook w:firstColumn="1" w:firstRow="1" w:lastColumn="0" w:lastRow="0" w:noHBand="0" w:noVBand="1" w:val="04A0"/>
+      </w:tblPr>
+      <w:tblGrid>
+        <w:gridCol w:w="10080"/>
+      </w:tblGrid>
+      <w:tr>
+        <w:trPr>
+          <w:cantSplit/>
+        </w:trPr>
+        <w:tc>
+          <w:tcPr>
+            <w:tcW w:type="dxa" w:w="10080"/>
+            <w:shd w:fill="EEF4FF"/>
+            <w:tcMar>
+              <w:top w:w="160" w:type="dxa"/>
+              <w:start w:w="180" w:type="dxa"/>
+              <w:bottom w:w="160" w:type="dxa"/>
+              <w:end w:w="180" w:type="dxa"/>
+            </w:tcMar>
+            <w:tcBorders>
+              <w:top w:val="single" w:sz="6" w:color="8AAFFF"/>
+              <w:left w:val="single" w:sz="14" w:color="8AAFFF"/>
+              <w:bottom w:val="single" w:sz="6" w:color="8AAFFF"/>
+              <w:right w:val="single" w:sz="6" w:color="8AAFFF"/>
             </w:tcBorders>
           </w:tcPr>
           <w:p>
             <w:pPr>
-              <w:spacing w:after="20" w:line="250" w:lineRule="auto"/>
+              <w:spacing w:after="40"/>
             </w:pPr>
             <w:r>
               <w:rPr>
+                <w:rFonts w:ascii="Arial" w:hAnsi="Arial"/>
+                <w:b/>
+                <w:color w:val="8AAFFF"/>
+                <w:sz w:val="21"/>
+              </w:rPr>
+              <w:t>Execução local</w:t>
+            </w:r>
+          </w:p>
+          <w:p>
+            <w:pPr>
+              <w:spacing w:after="0"/>
+            </w:pPr>
+            <w:r>
+              <w:rPr>
+                <w:rFonts w:ascii="Arial" w:hAnsi="Arial"/>
                 <w:b w:val="0"/>
-                <w:color w:val="172C3A"/>
+                <w:color w:val="1B2733"/>
                 <w:sz w:val="19"/>
               </w:rPr>
-              <w:t>Quem distribui confere a divisão inicial, as exclusões e a origem da importação.</w:t>
+              <w:t>A ferramenta não instala pacotes, não exige acesso de administrador e não precisa de rede para distribuir os cases.</w:t>
             </w:r>
           </w:p>
         </w:tc>
@@ -718,88 +1639,68 @@
       </w:pPr>
     </w:p>
     <w:p>
+      <w:pPr>
+        <w:pStyle w:val="Heading1"/>
+        <w:keepNext/>
+        <w:spacing w:before="160" w:after="80"/>
+      </w:pPr>
       <w:r>
         <w:rPr>
-          <w:b w:val="0"/>
+          <w:rFonts w:ascii="Arial" w:hAnsi="Arial"/>
+          <w:b/>
+          <w:color w:val="101923"/>
+          <w:sz w:val="34"/>
         </w:rPr>
-        <w:t>Na rotina, uma pessoa prepara o lote. A equipe atualiza a Tracking desse mesmo lote ao longo do dia. Uma nova execução do distribuidor cria outra planilha e inicia os status como Pendente.</w:t>
-      </w:r>
-    </w:p>
-    <w:p>
-      <w:r>
-        <w:br w:type="page"/>
-      </w:r>
-    </w:p>
-    <w:p>
-      <w:pPr>
-        <w:pStyle w:val="Heading1"/>
-      </w:pPr>
-      <w:r>
-        <w:t>Preparação e distribuição</w:t>
+        <w:t>3. Preparando a base de entrada</w:t>
       </w:r>
     </w:p>
     <w:p>
       <w:r>
         <w:rPr>
-          <w:b/>
+          <w:rFonts w:ascii="Arial" w:hAnsi="Arial"/>
+          <w:b w:val="0"/>
+          <w:color w:val="1B2733"/>
+          <w:sz w:val="21"/>
         </w:rPr>
-        <w:t xml:space="preserve">1  Extraia o projeto. </w:t>
-      </w:r>
-      <w:r>
-        <w:t>Mantenha os scripts e as pastas bibliotecas e recursos dentro de Programa. Execute a partir da pasta extraída, não de dentro do ZIP.</w:t>
-      </w:r>
-    </w:p>
-    <w:p>
-      <w:r>
-        <w:rPr>
-          <w:b/>
-        </w:rPr>
-        <w:t xml:space="preserve">2  Exporte a base. </w:t>
-      </w:r>
-      <w:r>
-        <w:t>Salve o Excel do Creatio em formato .xlsx. A base pode conter outros campos: o programa aproveita somente o número do case e as datas.</w:t>
+        <w:t>A base precisa estar em formato .xlsx. Colunas adicionais podem permanecer no arquivo; a ferramenta utiliza apenas os campos necessários para a distribuição.</w:t>
       </w:r>
     </w:p>
     <w:tbl>
       <w:tblPr>
         <w:tblW w:type="auto" w:w="0"/>
         <w:jc w:val="center"/>
-        <w:tblLayout w:type="fixed"/>
+        <w:tblLayout w:type="autofit"/>
         <w:tblLook w:firstColumn="1" w:firstRow="1" w:lastColumn="0" w:lastRow="0" w:noHBand="0" w:noVBand="1" w:val="04A0"/>
       </w:tblPr>
       <w:tblGrid>
-        <w:gridCol w:w="1984"/>
-        <w:gridCol w:w="7654"/>
+        <w:gridCol w:w="5040"/>
+        <w:gridCol w:w="5040"/>
       </w:tblGrid>
       <w:tr>
-        <w:trPr>
-          <w:cantSplit/>
-          <w:tblHeader/>
-        </w:trPr>
         <w:tc>
           <w:tcPr>
-            <w:tcW w:type="dxa" w:w="1984"/>
-            <w:vAlign w:val="center"/>
-            <w:shd w:fill="173448"/>
+            <w:tcW w:type="dxa" w:w="5040"/>
+            <w:shd w:fill="101923"/>
             <w:tcMar>
-              <w:top w:w="95" w:type="dxa"/>
-              <w:left w:w="95" w:type="dxa"/>
-              <w:bottom w:w="95" w:type="dxa"/>
-              <w:right w:w="95" w:type="dxa"/>
+              <w:top w:w="110" w:type="dxa"/>
+              <w:start w:w="120" w:type="dxa"/>
+              <w:bottom w:w="110" w:type="dxa"/>
+              <w:end w:w="120" w:type="dxa"/>
             </w:tcMar>
             <w:tcBorders>
-              <w:top w:val="single" w:sz="4" w:color="D9D9D9"/>
-              <w:left w:val="single" w:sz="4" w:color="D9D9D9"/>
-              <w:bottom w:val="single" w:sz="4" w:color="D9D9D9"/>
-              <w:right w:val="single" w:sz="4" w:color="D9D9D9"/>
+              <w:top w:val="single" w:sz="4" w:color="101923"/>
+              <w:left w:val="single" w:sz="4" w:color="101923"/>
+              <w:bottom w:val="single" w:sz="4" w:color="101923"/>
+              <w:right w:val="single" w:sz="4" w:color="101923"/>
             </w:tcBorders>
           </w:tcPr>
           <w:p>
             <w:pPr>
-              <w:spacing w:after="20" w:line="250" w:lineRule="auto"/>
+              <w:jc w:val="left"/>
             </w:pPr>
             <w:r>
               <w:rPr>
+                <w:rFonts w:ascii="Arial" w:hAnsi="Arial"/>
                 <w:b/>
                 <w:color w:val="FFFFFF"/>
                 <w:sz w:val="19"/>
@@ -810,28 +1711,28 @@
         </w:tc>
         <w:tc>
           <w:tcPr>
-            <w:tcW w:type="dxa" w:w="7654"/>
-            <w:vAlign w:val="center"/>
-            <w:shd w:fill="173448"/>
+            <w:tcW w:type="dxa" w:w="5040"/>
+            <w:shd w:fill="101923"/>
             <w:tcMar>
-              <w:top w:w="95" w:type="dxa"/>
-              <w:left w:w="95" w:type="dxa"/>
-              <w:bottom w:w="95" w:type="dxa"/>
-              <w:right w:w="95" w:type="dxa"/>
+              <w:top w:w="110" w:type="dxa"/>
+              <w:start w:w="120" w:type="dxa"/>
+              <w:bottom w:w="110" w:type="dxa"/>
+              <w:end w:w="120" w:type="dxa"/>
             </w:tcMar>
             <w:tcBorders>
-              <w:top w:val="single" w:sz="4" w:color="D9D9D9"/>
-              <w:left w:val="single" w:sz="4" w:color="D9D9D9"/>
-              <w:bottom w:val="single" w:sz="4" w:color="D9D9D9"/>
-              <w:right w:val="single" w:sz="4" w:color="D9D9D9"/>
+              <w:top w:val="single" w:sz="4" w:color="101923"/>
+              <w:left w:val="single" w:sz="4" w:color="101923"/>
+              <w:bottom w:val="single" w:sz="4" w:color="101923"/>
+              <w:right w:val="single" w:sz="4" w:color="101923"/>
             </w:tcBorders>
           </w:tcPr>
           <w:p>
             <w:pPr>
-              <w:spacing w:after="20" w:line="250" w:lineRule="auto"/>
+              <w:jc w:val="left"/>
             </w:pPr>
             <w:r>
               <w:rPr>
+                <w:rFonts w:ascii="Arial" w:hAnsi="Arial"/>
                 <w:b/>
                 <w:color w:val="FFFFFF"/>
                 <w:sz w:val="19"/>
@@ -847,63 +1748,59 @@
         </w:trPr>
         <w:tc>
           <w:tcPr>
-            <w:tcW w:type="dxa" w:w="1984"/>
-            <w:vAlign w:val="center"/>
-            <w:shd w:fill="FFFFFF"/>
+            <w:tcW w:type="dxa" w:w="5040"/>
+            <w:shd w:fill="F7FAFC"/>
             <w:tcMar>
-              <w:top w:w="95" w:type="dxa"/>
-              <w:left w:w="95" w:type="dxa"/>
-              <w:bottom w:w="95" w:type="dxa"/>
-              <w:right w:w="95" w:type="dxa"/>
+              <w:top w:w="100" w:type="dxa"/>
+              <w:start w:w="120" w:type="dxa"/>
+              <w:bottom w:w="100" w:type="dxa"/>
+              <w:end w:w="120" w:type="dxa"/>
             </w:tcMar>
             <w:tcBorders>
-              <w:top w:val="single" w:sz="4" w:color="D9D9D9"/>
-              <w:left w:val="single" w:sz="4" w:color="D9D9D9"/>
-              <w:bottom w:val="single" w:sz="4" w:color="D9D9D9"/>
-              <w:right w:val="single" w:sz="4" w:color="D9D9D9"/>
+              <w:top w:val="single" w:sz="3" w:color="DCE4EC"/>
+              <w:left w:val="single" w:sz="3" w:color="DCE4EC"/>
+              <w:bottom w:val="single" w:sz="3" w:color="DCE4EC"/>
+              <w:right w:val="single" w:sz="3" w:color="DCE4EC"/>
             </w:tcBorders>
+            <w:vAlign w:val="center"/>
           </w:tcPr>
           <w:p>
-            <w:pPr>
-              <w:spacing w:after="20" w:line="250" w:lineRule="auto"/>
-            </w:pPr>
             <w:r>
               <w:rPr>
+                <w:rFonts w:ascii="Arial" w:hAnsi="Arial"/>
                 <w:b w:val="0"/>
-                <w:color w:val="172C3A"/>
-                <w:sz w:val="19"/>
+                <w:color w:val="1B2733"/>
+                <w:sz w:val="18"/>
               </w:rPr>
-              <w:t>Número</w:t>
+              <w:t>Número do case</w:t>
             </w:r>
           </w:p>
         </w:tc>
         <w:tc>
           <w:tcPr>
-            <w:tcW w:type="dxa" w:w="7654"/>
-            <w:vAlign w:val="center"/>
-            <w:shd w:fill="FFFFFF"/>
+            <w:tcW w:type="dxa" w:w="5040"/>
+            <w:shd w:fill="F7FAFC"/>
             <w:tcMar>
-              <w:top w:w="95" w:type="dxa"/>
-              <w:left w:w="95" w:type="dxa"/>
-              <w:bottom w:w="95" w:type="dxa"/>
-              <w:right w:w="95" w:type="dxa"/>
+              <w:top w:w="100" w:type="dxa"/>
+              <w:start w:w="120" w:type="dxa"/>
+              <w:bottom w:w="100" w:type="dxa"/>
+              <w:end w:w="120" w:type="dxa"/>
             </w:tcMar>
             <w:tcBorders>
-              <w:top w:val="single" w:sz="4" w:color="D9D9D9"/>
-              <w:left w:val="single" w:sz="4" w:color="D9D9D9"/>
-              <w:bottom w:val="single" w:sz="4" w:color="D9D9D9"/>
-              <w:right w:val="single" w:sz="4" w:color="D9D9D9"/>
+              <w:top w:val="single" w:sz="3" w:color="DCE4EC"/>
+              <w:left w:val="single" w:sz="3" w:color="DCE4EC"/>
+              <w:bottom w:val="single" w:sz="3" w:color="DCE4EC"/>
+              <w:right w:val="single" w:sz="3" w:color="DCE4EC"/>
             </w:tcBorders>
+            <w:vAlign w:val="center"/>
           </w:tcPr>
           <w:p>
-            <w:pPr>
-              <w:spacing w:after="20" w:line="250" w:lineRule="auto"/>
-            </w:pPr>
             <w:r>
               <w:rPr>
+                <w:rFonts w:ascii="Arial" w:hAnsi="Arial"/>
                 <w:b w:val="0"/>
-                <w:color w:val="172C3A"/>
-                <w:sz w:val="19"/>
+                <w:color w:val="1B2733"/>
+                <w:sz w:val="18"/>
               </w:rPr>
               <w:t>CASE ou Número do caso</w:t>
             </w:r>
@@ -916,63 +1813,59 @@
         </w:trPr>
         <w:tc>
           <w:tcPr>
-            <w:tcW w:type="dxa" w:w="1984"/>
-            <w:vAlign w:val="center"/>
-            <w:shd w:fill="EDF3F6"/>
+            <w:tcW w:type="dxa" w:w="5040"/>
+            <w:shd w:fill="FFFFFF"/>
             <w:tcMar>
-              <w:top w:w="95" w:type="dxa"/>
-              <w:left w:w="95" w:type="dxa"/>
-              <w:bottom w:w="95" w:type="dxa"/>
-              <w:right w:w="95" w:type="dxa"/>
+              <w:top w:w="100" w:type="dxa"/>
+              <w:start w:w="120" w:type="dxa"/>
+              <w:bottom w:w="100" w:type="dxa"/>
+              <w:end w:w="120" w:type="dxa"/>
             </w:tcMar>
             <w:tcBorders>
-              <w:top w:val="single" w:sz="4" w:color="D9D9D9"/>
-              <w:left w:val="single" w:sz="4" w:color="D9D9D9"/>
-              <w:bottom w:val="single" w:sz="4" w:color="D9D9D9"/>
-              <w:right w:val="single" w:sz="4" w:color="D9D9D9"/>
+              <w:top w:val="single" w:sz="3" w:color="DCE4EC"/>
+              <w:left w:val="single" w:sz="3" w:color="DCE4EC"/>
+              <w:bottom w:val="single" w:sz="3" w:color="DCE4EC"/>
+              <w:right w:val="single" w:sz="3" w:color="DCE4EC"/>
             </w:tcBorders>
+            <w:vAlign w:val="center"/>
           </w:tcPr>
           <w:p>
-            <w:pPr>
-              <w:spacing w:after="20" w:line="250" w:lineRule="auto"/>
-            </w:pPr>
             <w:r>
               <w:rPr>
+                <w:rFonts w:ascii="Arial" w:hAnsi="Arial"/>
                 <w:b w:val="0"/>
-                <w:color w:val="172C3A"/>
-                <w:sz w:val="19"/>
+                <w:color w:val="1B2733"/>
+                <w:sz w:val="18"/>
               </w:rPr>
-              <w:t>Abertura</w:t>
+              <w:t>Data de abertura</w:t>
             </w:r>
           </w:p>
         </w:tc>
         <w:tc>
           <w:tcPr>
-            <w:tcW w:type="dxa" w:w="7654"/>
-            <w:vAlign w:val="center"/>
-            <w:shd w:fill="EDF3F6"/>
+            <w:tcW w:type="dxa" w:w="5040"/>
+            <w:shd w:fill="FFFFFF"/>
             <w:tcMar>
-              <w:top w:w="95" w:type="dxa"/>
-              <w:left w:w="95" w:type="dxa"/>
-              <w:bottom w:w="95" w:type="dxa"/>
-              <w:right w:w="95" w:type="dxa"/>
+              <w:top w:w="100" w:type="dxa"/>
+              <w:start w:w="120" w:type="dxa"/>
+              <w:bottom w:w="100" w:type="dxa"/>
+              <w:end w:w="120" w:type="dxa"/>
             </w:tcMar>
             <w:tcBorders>
-              <w:top w:val="single" w:sz="4" w:color="D9D9D9"/>
-              <w:left w:val="single" w:sz="4" w:color="D9D9D9"/>
-              <w:bottom w:val="single" w:sz="4" w:color="D9D9D9"/>
-              <w:right w:val="single" w:sz="4" w:color="D9D9D9"/>
+              <w:top w:val="single" w:sz="3" w:color="DCE4EC"/>
+              <w:left w:val="single" w:sz="3" w:color="DCE4EC"/>
+              <w:bottom w:val="single" w:sz="3" w:color="DCE4EC"/>
+              <w:right w:val="single" w:sz="3" w:color="DCE4EC"/>
             </w:tcBorders>
+            <w:vAlign w:val="center"/>
           </w:tcPr>
           <w:p>
-            <w:pPr>
-              <w:spacing w:after="20" w:line="250" w:lineRule="auto"/>
-            </w:pPr>
             <w:r>
               <w:rPr>
+                <w:rFonts w:ascii="Arial" w:hAnsi="Arial"/>
                 <w:b w:val="0"/>
-                <w:color w:val="172C3A"/>
-                <w:sz w:val="19"/>
+                <w:color w:val="1B2733"/>
+                <w:sz w:val="18"/>
               </w:rPr>
               <w:t>DATA DE ABERTURA</w:t>
             </w:r>
@@ -985,65 +1878,246 @@
         </w:trPr>
         <w:tc>
           <w:tcPr>
-            <w:tcW w:type="dxa" w:w="1984"/>
-            <w:vAlign w:val="center"/>
-            <w:shd w:fill="FFFFFF"/>
+            <w:tcW w:type="dxa" w:w="5040"/>
+            <w:shd w:fill="F7FAFC"/>
             <w:tcMar>
-              <w:top w:w="95" w:type="dxa"/>
-              <w:left w:w="95" w:type="dxa"/>
-              <w:bottom w:w="95" w:type="dxa"/>
-              <w:right w:w="95" w:type="dxa"/>
+              <w:top w:w="100" w:type="dxa"/>
+              <w:start w:w="120" w:type="dxa"/>
+              <w:bottom w:w="100" w:type="dxa"/>
+              <w:end w:w="120" w:type="dxa"/>
             </w:tcMar>
             <w:tcBorders>
-              <w:top w:val="single" w:sz="4" w:color="D9D9D9"/>
-              <w:left w:val="single" w:sz="4" w:color="D9D9D9"/>
-              <w:bottom w:val="single" w:sz="4" w:color="D9D9D9"/>
-              <w:right w:val="single" w:sz="4" w:color="D9D9D9"/>
+              <w:top w:val="single" w:sz="3" w:color="DCE4EC"/>
+              <w:left w:val="single" w:sz="3" w:color="DCE4EC"/>
+              <w:bottom w:val="single" w:sz="3" w:color="DCE4EC"/>
+              <w:right w:val="single" w:sz="3" w:color="DCE4EC"/>
             </w:tcBorders>
+            <w:vAlign w:val="center"/>
           </w:tcPr>
           <w:p>
-            <w:pPr>
-              <w:spacing w:after="20" w:line="250" w:lineRule="auto"/>
-            </w:pPr>
             <w:r>
               <w:rPr>
+                <w:rFonts w:ascii="Arial" w:hAnsi="Arial"/>
                 <w:b w:val="0"/>
-                <w:color w:val="172C3A"/>
-                <w:sz w:val="19"/>
+                <w:color w:val="1B2733"/>
+                <w:sz w:val="18"/>
               </w:rPr>
-              <w:t>Modificação</w:t>
+              <w:t>Data de modificação</w:t>
             </w:r>
           </w:p>
         </w:tc>
         <w:tc>
           <w:tcPr>
-            <w:tcW w:type="dxa" w:w="7654"/>
-            <w:vAlign w:val="center"/>
-            <w:shd w:fill="FFFFFF"/>
+            <w:tcW w:type="dxa" w:w="5040"/>
+            <w:shd w:fill="F7FAFC"/>
             <w:tcMar>
-              <w:top w:w="95" w:type="dxa"/>
-              <w:left w:w="95" w:type="dxa"/>
-              <w:bottom w:w="95" w:type="dxa"/>
-              <w:right w:w="95" w:type="dxa"/>
+              <w:top w:w="100" w:type="dxa"/>
+              <w:start w:w="120" w:type="dxa"/>
+              <w:bottom w:w="100" w:type="dxa"/>
+              <w:end w:w="120" w:type="dxa"/>
             </w:tcMar>
             <w:tcBorders>
-              <w:top w:val="single" w:sz="4" w:color="D9D9D9"/>
-              <w:left w:val="single" w:sz="4" w:color="D9D9D9"/>
-              <w:bottom w:val="single" w:sz="4" w:color="D9D9D9"/>
-              <w:right w:val="single" w:sz="4" w:color="D9D9D9"/>
+              <w:top w:val="single" w:sz="3" w:color="DCE4EC"/>
+              <w:left w:val="single" w:sz="3" w:color="DCE4EC"/>
+              <w:bottom w:val="single" w:sz="3" w:color="DCE4EC"/>
+              <w:right w:val="single" w:sz="3" w:color="DCE4EC"/>
+            </w:tcBorders>
+            <w:vAlign w:val="center"/>
+          </w:tcPr>
+          <w:p>
+            <w:r>
+              <w:rPr>
+                <w:rFonts w:ascii="Arial" w:hAnsi="Arial"/>
+                <w:b w:val="0"/>
+                <w:color w:val="1B2733"/>
+                <w:sz w:val="18"/>
+              </w:rPr>
+              <w:t>DATA DE MODIFICAÇÃO ou Modificado em</w:t>
+            </w:r>
+          </w:p>
+        </w:tc>
+      </w:tr>
+    </w:tbl>
+    <w:p>
+      <w:pPr>
+        <w:pStyle w:val="Heading2"/>
+        <w:keepNext/>
+        <w:spacing w:before="100" w:after="80"/>
+      </w:pPr>
+      <w:r>
+        <w:rPr>
+          <w:rFonts w:ascii="Arial" w:hAnsi="Arial"/>
+          <w:b/>
+          <w:color w:val="101923"/>
+          <w:sz w:val="26"/>
+        </w:rPr>
+        <w:t>Boas práticas para a base</w:t>
+      </w:r>
+    </w:p>
+    <w:p>
+      <w:pPr>
+        <w:pStyle w:val="ListBullet"/>
+        <w:spacing w:after="60"/>
+        <w:ind w:left="0"/>
+      </w:pPr>
+      <w:r>
+        <w:rPr>
+          <w:rFonts w:ascii="Arial" w:hAnsi="Arial"/>
+          <w:b w:val="0"/>
+          <w:color w:val="1B2733"/>
+          <w:sz w:val="20"/>
+        </w:rPr>
+        <w:t>Mantenha os identificadores numéricos como texto quando houver zeros à esquerda.</w:t>
+      </w:r>
+    </w:p>
+    <w:p>
+      <w:pPr>
+        <w:pStyle w:val="ListBullet"/>
+        <w:spacing w:after="60"/>
+        <w:ind w:left="0"/>
+      </w:pPr>
+      <w:r>
+        <w:rPr>
+          <w:rFonts w:ascii="Arial" w:hAnsi="Arial"/>
+          <w:b w:val="0"/>
+          <w:color w:val="1B2733"/>
+          <w:sz w:val="20"/>
+        </w:rPr>
+        <w:t>Evite fórmulas nos três campos utilizados pela ferramenta.</w:t>
+      </w:r>
+    </w:p>
+    <w:p>
+      <w:pPr>
+        <w:pStyle w:val="ListBullet"/>
+        <w:spacing w:after="60"/>
+        <w:ind w:left="0"/>
+      </w:pPr>
+      <w:r>
+        <w:rPr>
+          <w:rFonts w:ascii="Arial" w:hAnsi="Arial"/>
+          <w:b w:val="0"/>
+          <w:color w:val="1B2733"/>
+          <w:sz w:val="20"/>
+        </w:rPr>
+        <w:t>Garanta que cada case apareça apenas uma vez.</w:t>
+      </w:r>
+    </w:p>
+    <w:p>
+      <w:pPr>
+        <w:pStyle w:val="ListBullet"/>
+        <w:spacing w:after="60"/>
+        <w:ind w:left="0"/>
+      </w:pPr>
+      <w:r>
+        <w:rPr>
+          <w:rFonts w:ascii="Arial" w:hAnsi="Arial"/>
+          <w:b w:val="0"/>
+          <w:color w:val="1B2733"/>
+          <w:sz w:val="20"/>
+        </w:rPr>
+        <w:t>Mantenha datas válidas e completas.</w:t>
+      </w:r>
+    </w:p>
+    <w:p>
+      <w:pPr>
+        <w:pStyle w:val="ListBullet"/>
+        <w:spacing w:after="60"/>
+        <w:ind w:left="0"/>
+      </w:pPr>
+      <w:r>
+        <w:rPr>
+          <w:rFonts w:ascii="Arial" w:hAnsi="Arial"/>
+          <w:b w:val="0"/>
+          <w:color w:val="1B2733"/>
+          <w:sz w:val="20"/>
+        </w:rPr>
+        <w:t>Se houver mais de uma aba compatível, selecione a aba correta quando solicitado.</w:t>
+      </w:r>
+    </w:p>
+    <w:p>
+      <w:pPr>
+        <w:pStyle w:val="Heading1"/>
+        <w:keepNext/>
+        <w:spacing w:before="160" w:after="80"/>
+      </w:pPr>
+      <w:r>
+        <w:rPr>
+          <w:rFonts w:ascii="Arial" w:hAnsi="Arial"/>
+          <w:b/>
+          <w:color w:val="101923"/>
+          <w:sz w:val="34"/>
+        </w:rPr>
+        <w:t>4. Cases em espera</w:t>
+      </w:r>
+    </w:p>
+    <w:p>
+      <w:r>
+        <w:rPr>
+          <w:rFonts w:ascii="Arial" w:hAnsi="Arial"/>
+          <w:b w:val="0"/>
+          <w:color w:val="1B2733"/>
+          <w:sz w:val="21"/>
+        </w:rPr>
+        <w:t>Quando algum case não deve entrar na distribuição atual, informe seu número em Programa/Cases_em_espera.txt. Use um número por linha.</w:t>
+      </w:r>
+    </w:p>
+    <w:tbl>
+      <w:tblPr>
+        <w:tblW w:type="auto" w:w="0"/>
+        <w:jc w:val="center"/>
+        <w:tblLayout w:type="autofit"/>
+        <w:tblLook w:firstColumn="1" w:firstRow="1" w:lastColumn="0" w:lastRow="0" w:noHBand="0" w:noVBand="1" w:val="04A0"/>
+      </w:tblPr>
+      <w:tblGrid>
+        <w:gridCol w:w="10080"/>
+      </w:tblGrid>
+      <w:tr>
+        <w:trPr>
+          <w:cantSplit/>
+        </w:trPr>
+        <w:tc>
+          <w:tcPr>
+            <w:tcW w:type="dxa" w:w="10080"/>
+            <w:shd w:fill="FFF7E8"/>
+            <w:tcMar>
+              <w:top w:w="160" w:type="dxa"/>
+              <w:start w:w="180" w:type="dxa"/>
+              <w:bottom w:w="160" w:type="dxa"/>
+              <w:end w:w="180" w:type="dxa"/>
+            </w:tcMar>
+            <w:tcBorders>
+              <w:top w:val="single" w:sz="6" w:color="F5CB83"/>
+              <w:left w:val="single" w:sz="14" w:color="F5CB83"/>
+              <w:bottom w:val="single" w:sz="6" w:color="F5CB83"/>
+              <w:right w:val="single" w:sz="6" w:color="F5CB83"/>
             </w:tcBorders>
           </w:tcPr>
           <w:p>
             <w:pPr>
-              <w:spacing w:after="20" w:line="250" w:lineRule="auto"/>
+              <w:spacing w:after="40"/>
             </w:pPr>
             <w:r>
               <w:rPr>
+                <w:rFonts w:ascii="Arial" w:hAnsi="Arial"/>
+                <w:b/>
+                <w:color w:val="F5CB83"/>
+                <w:sz w:val="21"/>
+              </w:rPr>
+              <w:t>Importante</w:t>
+            </w:r>
+          </w:p>
+          <w:p>
+            <w:pPr>
+              <w:spacing w:after="0"/>
+            </w:pPr>
+            <w:r>
+              <w:rPr>
+                <w:rFonts w:ascii="Arial" w:hAnsi="Arial"/>
                 <w:b w:val="0"/>
-                <w:color w:val="172C3A"/>
+                <w:color w:val="1B2733"/>
                 <w:sz w:val="19"/>
               </w:rPr>
-              <w:t>DATA DE MODIFICAÇÃO ou Modificado em</w:t>
+              <w:t>A identificação dos cases em espera não é automática. A lista deve ser revisada antes de cada nova distribuição.</w:t>
             </w:r>
           </w:p>
         </w:tc>
@@ -1057,240 +2131,337 @@
     <w:p>
       <w:r>
         <w:rPr>
-          <w:b w:val="0"/>
+          <w:rFonts w:ascii="Arial" w:hAnsi="Arial"/>
+          <w:b/>
+          <w:color w:val="101923"/>
+          <w:sz w:val="20"/>
         </w:rPr>
-        <w:t>Preserve os números como texto quando houver zeros à esquerda. Use as datas válidas da exportação. Se mais de uma aba tiver os três campos, selecione a aba que será importada.</w:t>
-      </w:r>
-    </w:p>
-    <w:p>
-      <w:r>
-        <w:rPr>
-          <w:b/>
-        </w:rPr>
-        <w:t xml:space="preserve">3  Revise as exclusões. </w:t>
-      </w:r>
-      <w:r>
-        <w:t>Em Programa/Cases_nao_distribuir.txt, registre um número por linha para os cases em aguardo de chamado. A identificação depende dessa lista. A cópia preparada para o GitHub vem vazia.</w:t>
-      </w:r>
-    </w:p>
-    <w:p>
-      <w:r>
-        <w:rPr>
-          <w:b/>
-        </w:rPr>
-        <w:t xml:space="preserve">4  Inicie. </w:t>
-      </w:r>
-      <w:r>
-        <w:t>Abra Programa/Iniciar.bat e cole o caminho completo da base. Exemplo fictício: C:\Bases\casos_do_dia.xlsx.</w:t>
-      </w:r>
-    </w:p>
-    <w:p>
-      <w:r>
-        <w:rPr>
-          <w:b/>
-        </w:rPr>
-        <w:t xml:space="preserve">5  Informe a equipe. </w:t>
-      </w:r>
-      <w:r>
-        <w:t>Digite a quantidade de pessoas e o nome de cada uma. A ordem dos nomes define por quem a distribuição começa.</w:t>
-      </w:r>
-    </w:p>
-    <w:p>
-      <w:r>
-        <w:rPr>
-          <w:b/>
-        </w:rPr>
-        <w:t xml:space="preserve">6  Confira a saída. </w:t>
-      </w:r>
-      <w:r>
-        <w:t>Abra Programa/Saidas/&lt;execucao&gt;/Resgate_DD-MM.xlsm no caminho mostrado pelo programa. Na aba Resumo, confira recebidos, exclusões, números ausentes da lista e quantidades por pessoa.</w:t>
-      </w:r>
-    </w:p>
-    <w:p>
-      <w:pPr>
-        <w:pStyle w:val="Heading2"/>
-      </w:pPr>
-      <w:r>
-        <w:t>Como a divisão funciona</w:t>
-      </w:r>
-    </w:p>
-    <w:p>
-      <w:r>
-        <w:rPr>
-          <w:b w:val="0"/>
-        </w:rPr>
-        <w:t>A ferramenta remove as exclusões, ordena os cases pela data e hora de abertura e alterna os responsáveis continuamente. Quando chega ao último nome, volta ao primeiro, mesmo que a data tenha mudado. Empates preservam a ordem da exportação. A diferença inicial de quantidade é de no máximo um case.</w:t>
-      </w:r>
-    </w:p>
-    <w:p>
-      <w:r>
-        <w:rPr>
-          <w:b w:val="0"/>
-        </w:rPr>
-        <w:t>Essa regra equilibra quantidade. A complexidade e o tempo de tratamento podem variar. A versão atual não separa equipes por faixas de datas.</w:t>
-      </w:r>
-    </w:p>
-    <w:p>
-      <w:pPr>
-        <w:pStyle w:val="Heading2"/>
-      </w:pPr>
-      <w:r>
-        <w:t>Primeiro teste com dados fictícios</w:t>
-      </w:r>
-    </w:p>
-    <w:p>
-      <w:r>
-        <w:rPr>
-          <w:b w:val="0"/>
-        </w:rPr>
-        <w:t>Use exemplos/Base_Ficticia_Creatio.xlsx e siga exemplos/COMO_TESTAR.md. Com cinco pessoas e a lista exclusoes_demo.txt, o resultado esperado é 42 recebidos, 2 excluídos e 40 distribuídos, 8 para cada pessoa. Todos começam como Pendente.</w:t>
-      </w:r>
-    </w:p>
-    <w:p>
-      <w:r>
-        <w:br w:type="page"/>
-      </w:r>
-    </w:p>
-    <w:p>
-      <w:pPr>
-        <w:pStyle w:val="Heading1"/>
-      </w:pPr>
-      <w:r>
-        <w:t>Rotina do analista</w:t>
-      </w:r>
-    </w:p>
-    <w:p>
-      <w:r>
-        <w:rPr>
-          <w:b/>
-        </w:rPr>
-        <w:t xml:space="preserve">1  Abra a Tracking. </w:t>
-      </w:r>
-      <w:r>
-        <w:t>Use o arquivo adotado pela equipe. Filtre a coluna RESPONSÁVEL pelo seu nome e mantenha os cases em ordem de abertura.</w:t>
-      </w:r>
-    </w:p>
-    <w:p>
-      <w:r>
-        <w:rPr>
-          <w:b/>
-        </w:rPr>
-        <w:t xml:space="preserve">2  Atualize o atendimento. </w:t>
-      </w:r>
-      <w:r>
-        <w:t>Escolha o STATUS na lista e preencha MOTIVO e OBSERVAÇÃO quando necessário. Mantenha os números dos cases, as datas e os cabeçalhos originais.</w:t>
+        <w:t>Exemplo do arquivo:</w:t>
       </w:r>
     </w:p>
     <w:tbl>
       <w:tblPr>
         <w:tblW w:type="auto" w:w="0"/>
         <w:jc w:val="center"/>
-        <w:tblLayout w:type="fixed"/>
         <w:tblLook w:firstColumn="1" w:firstRow="1" w:lastColumn="0" w:lastRow="0" w:noHBand="0" w:noVBand="1" w:val="04A0"/>
       </w:tblPr>
       <w:tblGrid>
-        <w:gridCol w:w="2041"/>
-        <w:gridCol w:w="6009"/>
-        <w:gridCol w:w="1587"/>
+        <w:gridCol w:w="10080"/>
       </w:tblGrid>
       <w:tr>
-        <w:trPr>
-          <w:cantSplit/>
-          <w:tblHeader/>
-        </w:trPr>
         <w:tc>
           <w:tcPr>
-            <w:tcW w:type="dxa" w:w="2041"/>
-            <w:vAlign w:val="center"/>
-            <w:shd w:fill="173448"/>
+            <w:tcW w:type="dxa" w:w="10080"/>
+            <w:shd w:fill="F5F7F9"/>
             <w:tcMar>
-              <w:top w:w="95" w:type="dxa"/>
-              <w:left w:w="95" w:type="dxa"/>
-              <w:bottom w:w="95" w:type="dxa"/>
-              <w:right w:w="95" w:type="dxa"/>
+              <w:top w:w="140" w:type="dxa"/>
+              <w:start w:w="180" w:type="dxa"/>
+              <w:bottom w:w="140" w:type="dxa"/>
+              <w:end w:w="180" w:type="dxa"/>
+            </w:tcMar>
+          </w:tcPr>
+          <w:p>
+            <w:r>
+              <w:rPr>
+                <w:rFonts w:ascii="Courier New" w:hAnsi="Courier New"/>
+                <w:b w:val="0"/>
+                <w:color w:val="334455"/>
+                <w:sz w:val="19"/>
+              </w:rPr>
+              <w:t># Cases que não devem entrar na distribuição atual.</w:t>
+              <w:br/>
+              <w:t>00090041</w:t>
+              <w:br/>
+              <w:t>00090042</w:t>
+            </w:r>
+          </w:p>
+        </w:tc>
+      </w:tr>
+    </w:tbl>
+    <w:p>
+      <w:pPr>
+        <w:pStyle w:val="Heading1"/>
+        <w:keepNext/>
+        <w:spacing w:before="160" w:after="80"/>
+      </w:pPr>
+      <w:r>
+        <w:rPr>
+          <w:rFonts w:ascii="Arial" w:hAnsi="Arial"/>
+          <w:b/>
+          <w:color w:val="101923"/>
+          <w:sz w:val="34"/>
+        </w:rPr>
+        <w:t>5. Executando a distribuição</w:t>
+      </w:r>
+    </w:p>
+    <w:p>
+      <w:pPr>
+        <w:spacing w:after="80"/>
+        <w:ind w:left="0"/>
+      </w:pPr>
+      <w:r>
+        <w:rPr>
+          <w:rFonts w:ascii="Arial" w:hAnsi="Arial"/>
+          <w:b/>
+          <w:color w:val="101923"/>
+          <w:sz w:val="20"/>
+        </w:rPr>
+        <w:t xml:space="preserve">1.  </w:t>
+      </w:r>
+      <w:r>
+        <w:rPr>
+          <w:rFonts w:ascii="Arial" w:hAnsi="Arial"/>
+          <w:b w:val="0"/>
+          <w:color w:val="1B2733"/>
+          <w:sz w:val="20"/>
+        </w:rPr>
+        <w:t>Abra Programa/Iniciar.bat.</w:t>
+      </w:r>
+    </w:p>
+    <w:p>
+      <w:pPr>
+        <w:spacing w:after="80"/>
+        <w:ind w:left="0"/>
+      </w:pPr>
+      <w:r>
+        <w:rPr>
+          <w:rFonts w:ascii="Arial" w:hAnsi="Arial"/>
+          <w:b/>
+          <w:color w:val="101923"/>
+          <w:sz w:val="20"/>
+        </w:rPr>
+        <w:t xml:space="preserve">2.  </w:t>
+      </w:r>
+      <w:r>
+        <w:rPr>
+          <w:rFonts w:ascii="Arial" w:hAnsi="Arial"/>
+          <w:b w:val="0"/>
+          <w:color w:val="1B2733"/>
+          <w:sz w:val="20"/>
+        </w:rPr>
+        <w:t>Cole o caminho completo da base .xlsx.</w:t>
+      </w:r>
+    </w:p>
+    <w:p>
+      <w:pPr>
+        <w:spacing w:after="80"/>
+        <w:ind w:left="0"/>
+      </w:pPr>
+      <w:r>
+        <w:rPr>
+          <w:rFonts w:ascii="Arial" w:hAnsi="Arial"/>
+          <w:b/>
+          <w:color w:val="101923"/>
+          <w:sz w:val="20"/>
+        </w:rPr>
+        <w:t xml:space="preserve">3.  </w:t>
+      </w:r>
+      <w:r>
+        <w:rPr>
+          <w:rFonts w:ascii="Arial" w:hAnsi="Arial"/>
+          <w:b w:val="0"/>
+          <w:color w:val="1B2733"/>
+          <w:sz w:val="20"/>
+        </w:rPr>
+        <w:t>Informe a quantidade de responsáveis.</w:t>
+      </w:r>
+    </w:p>
+    <w:p>
+      <w:pPr>
+        <w:spacing w:after="80"/>
+        <w:ind w:left="0"/>
+      </w:pPr>
+      <w:r>
+        <w:rPr>
+          <w:rFonts w:ascii="Arial" w:hAnsi="Arial"/>
+          <w:b/>
+          <w:color w:val="101923"/>
+          <w:sz w:val="20"/>
+        </w:rPr>
+        <w:t xml:space="preserve">4.  </w:t>
+      </w:r>
+      <w:r>
+        <w:rPr>
+          <w:rFonts w:ascii="Arial" w:hAnsi="Arial"/>
+          <w:b w:val="0"/>
+          <w:color w:val="1B2733"/>
+          <w:sz w:val="20"/>
+        </w:rPr>
+        <w:t>Digite o nome de cada responsável na ordem desejada.</w:t>
+      </w:r>
+    </w:p>
+    <w:p>
+      <w:pPr>
+        <w:spacing w:after="80"/>
+        <w:ind w:left="0"/>
+      </w:pPr>
+      <w:r>
+        <w:rPr>
+          <w:rFonts w:ascii="Arial" w:hAnsi="Arial"/>
+          <w:b/>
+          <w:color w:val="101923"/>
+          <w:sz w:val="20"/>
+        </w:rPr>
+        <w:t xml:space="preserve">5.  </w:t>
+      </w:r>
+      <w:r>
+        <w:rPr>
+          <w:rFonts w:ascii="Arial" w:hAnsi="Arial"/>
+          <w:b w:val="0"/>
+          <w:color w:val="1B2733"/>
+          <w:sz w:val="20"/>
+        </w:rPr>
+        <w:t>Confira a quantidade de cases recebidos e os cases mantidos em espera.</w:t>
+      </w:r>
+    </w:p>
+    <w:p>
+      <w:pPr>
+        <w:spacing w:after="80"/>
+        <w:ind w:left="0"/>
+      </w:pPr>
+      <w:r>
+        <w:rPr>
+          <w:rFonts w:ascii="Arial" w:hAnsi="Arial"/>
+          <w:b/>
+          <w:color w:val="101923"/>
+          <w:sz w:val="20"/>
+        </w:rPr>
+        <w:t xml:space="preserve">6.  </w:t>
+      </w:r>
+      <w:r>
+        <w:rPr>
+          <w:rFonts w:ascii="Arial" w:hAnsi="Arial"/>
+          <w:b w:val="0"/>
+          <w:color w:val="1B2733"/>
+          <w:sz w:val="20"/>
+        </w:rPr>
+        <w:t>Aguarde a geração do arquivo.</w:t>
+      </w:r>
+    </w:p>
+    <w:p>
+      <w:pPr>
+        <w:spacing w:after="80"/>
+        <w:ind w:left="0"/>
+      </w:pPr>
+      <w:r>
+        <w:rPr>
+          <w:rFonts w:ascii="Arial" w:hAnsi="Arial"/>
+          <w:b/>
+          <w:color w:val="101923"/>
+          <w:sz w:val="20"/>
+        </w:rPr>
+        <w:t xml:space="preserve">7.  </w:t>
+      </w:r>
+      <w:r>
+        <w:rPr>
+          <w:rFonts w:ascii="Arial" w:hAnsi="Arial"/>
+          <w:b w:val="0"/>
+          <w:color w:val="1B2733"/>
+          <w:sz w:val="20"/>
+        </w:rPr>
+        <w:t>Abra o arquivo Tracking_DD-MM.xlsm dentro da nova pasta criada em Programa/Saidas/.</w:t>
+      </w:r>
+    </w:p>
+    <w:p>
+      <w:pPr>
+        <w:pStyle w:val="Heading2"/>
+        <w:keepNext/>
+        <w:spacing w:before="100" w:after="80"/>
+      </w:pPr>
+      <w:r>
+        <w:rPr>
+          <w:rFonts w:ascii="Arial" w:hAnsi="Arial"/>
+          <w:b/>
+          <w:color w:val="101923"/>
+          <w:sz w:val="26"/>
+        </w:rPr>
+        <w:t>Regra de distribuição</w:t>
+      </w:r>
+    </w:p>
+    <w:p>
+      <w:r>
+        <w:rPr>
+          <w:rFonts w:ascii="Arial" w:hAnsi="Arial"/>
+          <w:b w:val="0"/>
+          <w:color w:val="1B2733"/>
+          <w:sz w:val="21"/>
+        </w:rPr>
+        <w:t>Os cases são ordenados do mais antigo para o mais recente. A atribuição alterna continuamente entre os nomes informados. Ao chegar ao último responsável, a sequência recomeça.</w:t>
+      </w:r>
+    </w:p>
+    <w:tbl>
+      <w:tblPr>
+        <w:tblW w:type="auto" w:w="0"/>
+        <w:jc w:val="center"/>
+        <w:tblLayout w:type="autofit"/>
+        <w:tblLook w:firstColumn="1" w:firstRow="1" w:lastColumn="0" w:lastRow="0" w:noHBand="0" w:noVBand="1" w:val="04A0"/>
+      </w:tblPr>
+      <w:tblGrid>
+        <w:gridCol w:w="5040"/>
+        <w:gridCol w:w="5040"/>
+      </w:tblGrid>
+      <w:tr>
+        <w:tc>
+          <w:tcPr>
+            <w:tcW w:type="dxa" w:w="5040"/>
+            <w:shd w:fill="101923"/>
+            <w:tcMar>
+              <w:top w:w="110" w:type="dxa"/>
+              <w:start w:w="120" w:type="dxa"/>
+              <w:bottom w:w="110" w:type="dxa"/>
+              <w:end w:w="120" w:type="dxa"/>
             </w:tcMar>
             <w:tcBorders>
-              <w:top w:val="single" w:sz="4" w:color="D9D9D9"/>
-              <w:left w:val="single" w:sz="4" w:color="D9D9D9"/>
-              <w:bottom w:val="single" w:sz="4" w:color="D9D9D9"/>
-              <w:right w:val="single" w:sz="4" w:color="D9D9D9"/>
+              <w:top w:val="single" w:sz="4" w:color="101923"/>
+              <w:left w:val="single" w:sz="4" w:color="101923"/>
+              <w:bottom w:val="single" w:sz="4" w:color="101923"/>
+              <w:right w:val="single" w:sz="4" w:color="101923"/>
             </w:tcBorders>
           </w:tcPr>
           <w:p>
             <w:pPr>
-              <w:spacing w:after="20" w:line="250" w:lineRule="auto"/>
+              <w:jc w:val="left"/>
             </w:pPr>
             <w:r>
               <w:rPr>
+                <w:rFonts w:ascii="Arial" w:hAnsi="Arial"/>
                 <w:b/>
                 <w:color w:val="FFFFFF"/>
                 <w:sz w:val="19"/>
               </w:rPr>
-              <w:t>Status</w:t>
+              <w:t>Case</w:t>
             </w:r>
           </w:p>
         </w:tc>
         <w:tc>
           <w:tcPr>
-            <w:tcW w:type="dxa" w:w="6009"/>
-            <w:vAlign w:val="center"/>
-            <w:shd w:fill="173448"/>
+            <w:tcW w:type="dxa" w:w="5040"/>
+            <w:shd w:fill="101923"/>
             <w:tcMar>
-              <w:top w:w="95" w:type="dxa"/>
-              <w:left w:w="95" w:type="dxa"/>
-              <w:bottom w:w="95" w:type="dxa"/>
-              <w:right w:w="95" w:type="dxa"/>
+              <w:top w:w="110" w:type="dxa"/>
+              <w:start w:w="120" w:type="dxa"/>
+              <w:bottom w:w="110" w:type="dxa"/>
+              <w:end w:w="120" w:type="dxa"/>
             </w:tcMar>
             <w:tcBorders>
-              <w:top w:val="single" w:sz="4" w:color="D9D9D9"/>
-              <w:left w:val="single" w:sz="4" w:color="D9D9D9"/>
-              <w:bottom w:val="single" w:sz="4" w:color="D9D9D9"/>
-              <w:right w:val="single" w:sz="4" w:color="D9D9D9"/>
+              <w:top w:val="single" w:sz="4" w:color="101923"/>
+              <w:left w:val="single" w:sz="4" w:color="101923"/>
+              <w:bottom w:val="single" w:sz="4" w:color="101923"/>
+              <w:right w:val="single" w:sz="4" w:color="101923"/>
             </w:tcBorders>
           </w:tcPr>
           <w:p>
             <w:pPr>
-              <w:spacing w:after="20" w:line="250" w:lineRule="auto"/>
+              <w:jc w:val="left"/>
             </w:pPr>
             <w:r>
               <w:rPr>
+                <w:rFonts w:ascii="Arial" w:hAnsi="Arial"/>
                 <w:b/>
                 <w:color w:val="FFFFFF"/>
                 <w:sz w:val="19"/>
               </w:rPr>
-              <w:t>Uso no dia a dia</w:t>
-            </w:r>
-          </w:p>
-        </w:tc>
-        <w:tc>
-          <w:tcPr>
-            <w:tcW w:type="dxa" w:w="1587"/>
-            <w:vAlign w:val="center"/>
-            <w:shd w:fill="173448"/>
-            <w:tcMar>
-              <w:top w:w="95" w:type="dxa"/>
-              <w:left w:w="95" w:type="dxa"/>
-              <w:bottom w:w="95" w:type="dxa"/>
-              <w:right w:w="95" w:type="dxa"/>
-            </w:tcMar>
-            <w:tcBorders>
-              <w:top w:val="single" w:sz="4" w:color="D9D9D9"/>
-              <w:left w:val="single" w:sz="4" w:color="D9D9D9"/>
-              <w:bottom w:val="single" w:sz="4" w:color="D9D9D9"/>
-              <w:right w:val="single" w:sz="4" w:color="D9D9D9"/>
-            </w:tcBorders>
-          </w:tcPr>
-          <w:p>
-            <w:pPr>
-              <w:spacing w:after="20" w:line="250" w:lineRule="auto"/>
-            </w:pPr>
-            <w:r>
-              <w:rPr>
-                <w:b/>
-                <w:color w:val="FFFFFF"/>
-                <w:sz w:val="19"/>
-              </w:rPr>
-              <w:t>Entra nos abertos</w:t>
+              <w:t>Responsável</w:t>
             </w:r>
           </w:p>
         </w:tc>
@@ -1301,97 +2472,61 @@
         </w:trPr>
         <w:tc>
           <w:tcPr>
-            <w:tcW w:type="dxa" w:w="2041"/>
-            <w:vAlign w:val="center"/>
-            <w:shd w:fill="FFFFFF"/>
+            <w:tcW w:type="dxa" w:w="5040"/>
+            <w:shd w:fill="F7FAFC"/>
             <w:tcMar>
-              <w:top w:w="95" w:type="dxa"/>
-              <w:left w:w="95" w:type="dxa"/>
-              <w:bottom w:w="95" w:type="dxa"/>
-              <w:right w:w="95" w:type="dxa"/>
+              <w:top w:w="100" w:type="dxa"/>
+              <w:start w:w="120" w:type="dxa"/>
+              <w:bottom w:w="100" w:type="dxa"/>
+              <w:end w:w="120" w:type="dxa"/>
             </w:tcMar>
             <w:tcBorders>
-              <w:top w:val="single" w:sz="4" w:color="D9D9D9"/>
-              <w:left w:val="single" w:sz="4" w:color="D9D9D9"/>
-              <w:bottom w:val="single" w:sz="4" w:color="D9D9D9"/>
-              <w:right w:val="single" w:sz="4" w:color="D9D9D9"/>
+              <w:top w:val="single" w:sz="3" w:color="DCE4EC"/>
+              <w:left w:val="single" w:sz="3" w:color="DCE4EC"/>
+              <w:bottom w:val="single" w:sz="3" w:color="DCE4EC"/>
+              <w:right w:val="single" w:sz="3" w:color="DCE4EC"/>
             </w:tcBorders>
+            <w:vAlign w:val="center"/>
           </w:tcPr>
           <w:p>
-            <w:pPr>
-              <w:spacing w:after="20" w:line="250" w:lineRule="auto"/>
-            </w:pPr>
             <w:r>
               <w:rPr>
+                <w:rFonts w:ascii="Arial" w:hAnsi="Arial"/>
                 <w:b w:val="0"/>
-                <w:color w:val="172C3A"/>
-                <w:sz w:val="19"/>
+                <w:color w:val="1B2733"/>
+                <w:sz w:val="18"/>
               </w:rPr>
-              <w:t>Pendente</w:t>
+              <w:t>Case 01</w:t>
             </w:r>
           </w:p>
         </w:tc>
         <w:tc>
           <w:tcPr>
-            <w:tcW w:type="dxa" w:w="6009"/>
-            <w:vAlign w:val="center"/>
-            <w:shd w:fill="FFFFFF"/>
+            <w:tcW w:type="dxa" w:w="5040"/>
+            <w:shd w:fill="F7FAFC"/>
             <w:tcMar>
-              <w:top w:w="95" w:type="dxa"/>
-              <w:left w:w="95" w:type="dxa"/>
-              <w:bottom w:w="95" w:type="dxa"/>
-              <w:right w:w="95" w:type="dxa"/>
+              <w:top w:w="100" w:type="dxa"/>
+              <w:start w:w="120" w:type="dxa"/>
+              <w:bottom w:w="100" w:type="dxa"/>
+              <w:end w:w="120" w:type="dxa"/>
             </w:tcMar>
             <w:tcBorders>
-              <w:top w:val="single" w:sz="4" w:color="D9D9D9"/>
-              <w:left w:val="single" w:sz="4" w:color="D9D9D9"/>
-              <w:bottom w:val="single" w:sz="4" w:color="D9D9D9"/>
-              <w:right w:val="single" w:sz="4" w:color="D9D9D9"/>
+              <w:top w:val="single" w:sz="3" w:color="DCE4EC"/>
+              <w:left w:val="single" w:sz="3" w:color="DCE4EC"/>
+              <w:bottom w:val="single" w:sz="3" w:color="DCE4EC"/>
+              <w:right w:val="single" w:sz="3" w:color="DCE4EC"/>
             </w:tcBorders>
+            <w:vAlign w:val="center"/>
           </w:tcPr>
           <w:p>
-            <w:pPr>
-              <w:spacing w:after="20" w:line="250" w:lineRule="auto"/>
-            </w:pPr>
             <w:r>
               <w:rPr>
+                <w:rFonts w:ascii="Arial" w:hAnsi="Arial"/>
                 <w:b w:val="0"/>
-                <w:color w:val="172C3A"/>
-                <w:sz w:val="19"/>
+                <w:color w:val="1B2733"/>
+                <w:sz w:val="18"/>
               </w:rPr>
-              <w:t>Ainda não iniciado.</w:t>
-            </w:r>
-          </w:p>
-        </w:tc>
-        <w:tc>
-          <w:tcPr>
-            <w:tcW w:type="dxa" w:w="1587"/>
-            <w:vAlign w:val="center"/>
-            <w:shd w:fill="FFFFFF"/>
-            <w:tcMar>
-              <w:top w:w="95" w:type="dxa"/>
-              <w:left w:w="95" w:type="dxa"/>
-              <w:bottom w:w="95" w:type="dxa"/>
-              <w:right w:w="95" w:type="dxa"/>
-            </w:tcMar>
-            <w:tcBorders>
-              <w:top w:val="single" w:sz="4" w:color="D9D9D9"/>
-              <w:left w:val="single" w:sz="4" w:color="D9D9D9"/>
-              <w:bottom w:val="single" w:sz="4" w:color="D9D9D9"/>
-              <w:right w:val="single" w:sz="4" w:color="D9D9D9"/>
-            </w:tcBorders>
-          </w:tcPr>
-          <w:p>
-            <w:pPr>
-              <w:spacing w:after="20" w:line="250" w:lineRule="auto"/>
-            </w:pPr>
-            <w:r>
-              <w:rPr>
-                <w:b w:val="0"/>
-                <w:color w:val="172C3A"/>
-                <w:sz w:val="19"/>
-              </w:rPr>
-              <w:t>Sim</w:t>
+              <w:t>Ana</w:t>
             </w:r>
           </w:p>
         </w:tc>
@@ -1402,97 +2537,61 @@
         </w:trPr>
         <w:tc>
           <w:tcPr>
-            <w:tcW w:type="dxa" w:w="2041"/>
-            <w:vAlign w:val="center"/>
-            <w:shd w:fill="EDF3F6"/>
+            <w:tcW w:type="dxa" w:w="5040"/>
+            <w:shd w:fill="FFFFFF"/>
             <w:tcMar>
-              <w:top w:w="95" w:type="dxa"/>
-              <w:left w:w="95" w:type="dxa"/>
-              <w:bottom w:w="95" w:type="dxa"/>
-              <w:right w:w="95" w:type="dxa"/>
+              <w:top w:w="100" w:type="dxa"/>
+              <w:start w:w="120" w:type="dxa"/>
+              <w:bottom w:w="100" w:type="dxa"/>
+              <w:end w:w="120" w:type="dxa"/>
             </w:tcMar>
             <w:tcBorders>
-              <w:top w:val="single" w:sz="4" w:color="D9D9D9"/>
-              <w:left w:val="single" w:sz="4" w:color="D9D9D9"/>
-              <w:bottom w:val="single" w:sz="4" w:color="D9D9D9"/>
-              <w:right w:val="single" w:sz="4" w:color="D9D9D9"/>
+              <w:top w:val="single" w:sz="3" w:color="DCE4EC"/>
+              <w:left w:val="single" w:sz="3" w:color="DCE4EC"/>
+              <w:bottom w:val="single" w:sz="3" w:color="DCE4EC"/>
+              <w:right w:val="single" w:sz="3" w:color="DCE4EC"/>
             </w:tcBorders>
+            <w:vAlign w:val="center"/>
           </w:tcPr>
           <w:p>
-            <w:pPr>
-              <w:spacing w:after="20" w:line="250" w:lineRule="auto"/>
-            </w:pPr>
             <w:r>
               <w:rPr>
+                <w:rFonts w:ascii="Arial" w:hAnsi="Arial"/>
                 <w:b w:val="0"/>
-                <w:color w:val="172C3A"/>
-                <w:sz w:val="19"/>
+                <w:color w:val="1B2733"/>
+                <w:sz w:val="18"/>
               </w:rPr>
-              <w:t>Em andamento</w:t>
+              <w:t>Case 02</w:t>
             </w:r>
           </w:p>
         </w:tc>
         <w:tc>
           <w:tcPr>
-            <w:tcW w:type="dxa" w:w="6009"/>
-            <w:vAlign w:val="center"/>
-            <w:shd w:fill="EDF3F6"/>
+            <w:tcW w:type="dxa" w:w="5040"/>
+            <w:shd w:fill="FFFFFF"/>
             <w:tcMar>
-              <w:top w:w="95" w:type="dxa"/>
-              <w:left w:w="95" w:type="dxa"/>
-              <w:bottom w:w="95" w:type="dxa"/>
-              <w:right w:w="95" w:type="dxa"/>
+              <w:top w:w="100" w:type="dxa"/>
+              <w:start w:w="120" w:type="dxa"/>
+              <w:bottom w:w="100" w:type="dxa"/>
+              <w:end w:w="120" w:type="dxa"/>
             </w:tcMar>
             <w:tcBorders>
-              <w:top w:val="single" w:sz="4" w:color="D9D9D9"/>
-              <w:left w:val="single" w:sz="4" w:color="D9D9D9"/>
-              <w:bottom w:val="single" w:sz="4" w:color="D9D9D9"/>
-              <w:right w:val="single" w:sz="4" w:color="D9D9D9"/>
+              <w:top w:val="single" w:sz="3" w:color="DCE4EC"/>
+              <w:left w:val="single" w:sz="3" w:color="DCE4EC"/>
+              <w:bottom w:val="single" w:sz="3" w:color="DCE4EC"/>
+              <w:right w:val="single" w:sz="3" w:color="DCE4EC"/>
             </w:tcBorders>
+            <w:vAlign w:val="center"/>
           </w:tcPr>
           <w:p>
-            <w:pPr>
-              <w:spacing w:after="20" w:line="250" w:lineRule="auto"/>
-            </w:pPr>
             <w:r>
               <w:rPr>
+                <w:rFonts w:ascii="Arial" w:hAnsi="Arial"/>
                 <w:b w:val="0"/>
-                <w:color w:val="172C3A"/>
-                <w:sz w:val="19"/>
+                <w:color w:val="1B2733"/>
+                <w:sz w:val="18"/>
               </w:rPr>
-              <w:t>Case em tratamento.</w:t>
-            </w:r>
-          </w:p>
-        </w:tc>
-        <w:tc>
-          <w:tcPr>
-            <w:tcW w:type="dxa" w:w="1587"/>
-            <w:vAlign w:val="center"/>
-            <w:shd w:fill="EDF3F6"/>
-            <w:tcMar>
-              <w:top w:w="95" w:type="dxa"/>
-              <w:left w:w="95" w:type="dxa"/>
-              <w:bottom w:w="95" w:type="dxa"/>
-              <w:right w:w="95" w:type="dxa"/>
-            </w:tcMar>
-            <w:tcBorders>
-              <w:top w:val="single" w:sz="4" w:color="D9D9D9"/>
-              <w:left w:val="single" w:sz="4" w:color="D9D9D9"/>
-              <w:bottom w:val="single" w:sz="4" w:color="D9D9D9"/>
-              <w:right w:val="single" w:sz="4" w:color="D9D9D9"/>
-            </w:tcBorders>
-          </w:tcPr>
-          <w:p>
-            <w:pPr>
-              <w:spacing w:after="20" w:line="250" w:lineRule="auto"/>
-            </w:pPr>
-            <w:r>
-              <w:rPr>
-                <w:b w:val="0"/>
-                <w:color w:val="172C3A"/>
-                <w:sz w:val="19"/>
-              </w:rPr>
-              <w:t>Sim</w:t>
+              <w:t>Bruno</w:t>
             </w:r>
           </w:p>
         </w:tc>
@@ -1503,97 +2602,61 @@
         </w:trPr>
         <w:tc>
           <w:tcPr>
-            <w:tcW w:type="dxa" w:w="2041"/>
-            <w:vAlign w:val="center"/>
-            <w:shd w:fill="FFFFFF"/>
+            <w:tcW w:type="dxa" w:w="5040"/>
+            <w:shd w:fill="F7FAFC"/>
             <w:tcMar>
-              <w:top w:w="95" w:type="dxa"/>
-              <w:left w:w="95" w:type="dxa"/>
-              <w:bottom w:w="95" w:type="dxa"/>
-              <w:right w:w="95" w:type="dxa"/>
+              <w:top w:w="100" w:type="dxa"/>
+              <w:start w:w="120" w:type="dxa"/>
+              <w:bottom w:w="100" w:type="dxa"/>
+              <w:end w:w="120" w:type="dxa"/>
             </w:tcMar>
             <w:tcBorders>
-              <w:top w:val="single" w:sz="4" w:color="D9D9D9"/>
-              <w:left w:val="single" w:sz="4" w:color="D9D9D9"/>
-              <w:bottom w:val="single" w:sz="4" w:color="D9D9D9"/>
-              <w:right w:val="single" w:sz="4" w:color="D9D9D9"/>
+              <w:top w:val="single" w:sz="3" w:color="DCE4EC"/>
+              <w:left w:val="single" w:sz="3" w:color="DCE4EC"/>
+              <w:bottom w:val="single" w:sz="3" w:color="DCE4EC"/>
+              <w:right w:val="single" w:sz="3" w:color="DCE4EC"/>
             </w:tcBorders>
+            <w:vAlign w:val="center"/>
           </w:tcPr>
           <w:p>
-            <w:pPr>
-              <w:spacing w:after="20" w:line="250" w:lineRule="auto"/>
-            </w:pPr>
             <w:r>
               <w:rPr>
+                <w:rFonts w:ascii="Arial" w:hAnsi="Arial"/>
                 <w:b w:val="0"/>
-                <w:color w:val="172C3A"/>
-                <w:sz w:val="19"/>
+                <w:color w:val="1B2733"/>
+                <w:sz w:val="18"/>
               </w:rPr>
-              <w:t>Concluído</w:t>
+              <w:t>Case 03</w:t>
             </w:r>
           </w:p>
         </w:tc>
         <w:tc>
           <w:tcPr>
-            <w:tcW w:type="dxa" w:w="6009"/>
-            <w:vAlign w:val="center"/>
-            <w:shd w:fill="FFFFFF"/>
+            <w:tcW w:type="dxa" w:w="5040"/>
+            <w:shd w:fill="F7FAFC"/>
             <w:tcMar>
-              <w:top w:w="95" w:type="dxa"/>
-              <w:left w:w="95" w:type="dxa"/>
-              <w:bottom w:w="95" w:type="dxa"/>
-              <w:right w:w="95" w:type="dxa"/>
+              <w:top w:w="100" w:type="dxa"/>
+              <w:start w:w="120" w:type="dxa"/>
+              <w:bottom w:w="100" w:type="dxa"/>
+              <w:end w:w="120" w:type="dxa"/>
             </w:tcMar>
             <w:tcBorders>
-              <w:top w:val="single" w:sz="4" w:color="D9D9D9"/>
-              <w:left w:val="single" w:sz="4" w:color="D9D9D9"/>
-              <w:bottom w:val="single" w:sz="4" w:color="D9D9D9"/>
-              <w:right w:val="single" w:sz="4" w:color="D9D9D9"/>
+              <w:top w:val="single" w:sz="3" w:color="DCE4EC"/>
+              <w:left w:val="single" w:sz="3" w:color="DCE4EC"/>
+              <w:bottom w:val="single" w:sz="3" w:color="DCE4EC"/>
+              <w:right w:val="single" w:sz="3" w:color="DCE4EC"/>
             </w:tcBorders>
+            <w:vAlign w:val="center"/>
           </w:tcPr>
           <w:p>
-            <w:pPr>
-              <w:spacing w:after="20" w:line="250" w:lineRule="auto"/>
-            </w:pPr>
             <w:r>
               <w:rPr>
+                <w:rFonts w:ascii="Arial" w:hAnsi="Arial"/>
                 <w:b w:val="0"/>
-                <w:color w:val="172C3A"/>
-                <w:sz w:val="19"/>
+                <w:color w:val="1B2733"/>
+                <w:sz w:val="18"/>
               </w:rPr>
-              <w:t>Tratamento finalizado.</w:t>
-            </w:r>
-          </w:p>
-        </w:tc>
-        <w:tc>
-          <w:tcPr>
-            <w:tcW w:type="dxa" w:w="1587"/>
-            <w:vAlign w:val="center"/>
-            <w:shd w:fill="FFFFFF"/>
-            <w:tcMar>
-              <w:top w:w="95" w:type="dxa"/>
-              <w:left w:w="95" w:type="dxa"/>
-              <w:bottom w:w="95" w:type="dxa"/>
-              <w:right w:w="95" w:type="dxa"/>
-            </w:tcMar>
-            <w:tcBorders>
-              <w:top w:val="single" w:sz="4" w:color="D9D9D9"/>
-              <w:left w:val="single" w:sz="4" w:color="D9D9D9"/>
-              <w:bottom w:val="single" w:sz="4" w:color="D9D9D9"/>
-              <w:right w:val="single" w:sz="4" w:color="D9D9D9"/>
-            </w:tcBorders>
-          </w:tcPr>
-          <w:p>
-            <w:pPr>
-              <w:spacing w:after="20" w:line="250" w:lineRule="auto"/>
-            </w:pPr>
-            <w:r>
-              <w:rPr>
-                <w:b w:val="0"/>
-                <w:color w:val="172C3A"/>
-                <w:sz w:val="19"/>
-              </w:rPr>
-              <w:t>Não</w:t>
+              <w:t>Carla</w:t>
             </w:r>
           </w:p>
         </w:tc>
@@ -1604,97 +2667,61 @@
         </w:trPr>
         <w:tc>
           <w:tcPr>
-            <w:tcW w:type="dxa" w:w="2041"/>
-            <w:vAlign w:val="center"/>
-            <w:shd w:fill="EDF3F6"/>
+            <w:tcW w:type="dxa" w:w="5040"/>
+            <w:shd w:fill="FFFFFF"/>
             <w:tcMar>
-              <w:top w:w="95" w:type="dxa"/>
-              <w:left w:w="95" w:type="dxa"/>
-              <w:bottom w:w="95" w:type="dxa"/>
-              <w:right w:w="95" w:type="dxa"/>
+              <w:top w:w="100" w:type="dxa"/>
+              <w:start w:w="120" w:type="dxa"/>
+              <w:bottom w:w="100" w:type="dxa"/>
+              <w:end w:w="120" w:type="dxa"/>
             </w:tcMar>
             <w:tcBorders>
-              <w:top w:val="single" w:sz="4" w:color="D9D9D9"/>
-              <w:left w:val="single" w:sz="4" w:color="D9D9D9"/>
-              <w:bottom w:val="single" w:sz="4" w:color="D9D9D9"/>
-              <w:right w:val="single" w:sz="4" w:color="D9D9D9"/>
+              <w:top w:val="single" w:sz="3" w:color="DCE4EC"/>
+              <w:left w:val="single" w:sz="3" w:color="DCE4EC"/>
+              <w:bottom w:val="single" w:sz="3" w:color="DCE4EC"/>
+              <w:right w:val="single" w:sz="3" w:color="DCE4EC"/>
             </w:tcBorders>
+            <w:vAlign w:val="center"/>
           </w:tcPr>
           <w:p>
-            <w:pPr>
-              <w:spacing w:after="20" w:line="250" w:lineRule="auto"/>
-            </w:pPr>
             <w:r>
               <w:rPr>
+                <w:rFonts w:ascii="Arial" w:hAnsi="Arial"/>
                 <w:b w:val="0"/>
-                <w:color w:val="172C3A"/>
-                <w:sz w:val="19"/>
+                <w:color w:val="1B2733"/>
+                <w:sz w:val="18"/>
               </w:rPr>
-              <w:t>Revisar depois</w:t>
+              <w:t>Case 04</w:t>
             </w:r>
           </w:p>
         </w:tc>
         <w:tc>
           <w:tcPr>
-            <w:tcW w:type="dxa" w:w="6009"/>
-            <w:vAlign w:val="center"/>
-            <w:shd w:fill="EDF3F6"/>
+            <w:tcW w:type="dxa" w:w="5040"/>
+            <w:shd w:fill="FFFFFF"/>
             <w:tcMar>
-              <w:top w:w="95" w:type="dxa"/>
-              <w:left w:w="95" w:type="dxa"/>
-              <w:bottom w:w="95" w:type="dxa"/>
-              <w:right w:w="95" w:type="dxa"/>
+              <w:top w:w="100" w:type="dxa"/>
+              <w:start w:w="120" w:type="dxa"/>
+              <w:bottom w:w="100" w:type="dxa"/>
+              <w:end w:w="120" w:type="dxa"/>
             </w:tcMar>
             <w:tcBorders>
-              <w:top w:val="single" w:sz="4" w:color="D9D9D9"/>
-              <w:left w:val="single" w:sz="4" w:color="D9D9D9"/>
-              <w:bottom w:val="single" w:sz="4" w:color="D9D9D9"/>
-              <w:right w:val="single" w:sz="4" w:color="D9D9D9"/>
+              <w:top w:val="single" w:sz="3" w:color="DCE4EC"/>
+              <w:left w:val="single" w:sz="3" w:color="DCE4EC"/>
+              <w:bottom w:val="single" w:sz="3" w:color="DCE4EC"/>
+              <w:right w:val="single" w:sz="3" w:color="DCE4EC"/>
             </w:tcBorders>
+            <w:vAlign w:val="center"/>
           </w:tcPr>
           <w:p>
-            <w:pPr>
-              <w:spacing w:after="20" w:line="250" w:lineRule="auto"/>
-            </w:pPr>
             <w:r>
               <w:rPr>
+                <w:rFonts w:ascii="Arial" w:hAnsi="Arial"/>
                 <w:b w:val="0"/>
-                <w:color w:val="172C3A"/>
-                <w:sz w:val="19"/>
+                <w:color w:val="1B2733"/>
+                <w:sz w:val="18"/>
               </w:rPr>
-              <w:t>Retomar mais tarde com o mesmo responsável.</w:t>
-            </w:r>
-          </w:p>
-        </w:tc>
-        <w:tc>
-          <w:tcPr>
-            <w:tcW w:type="dxa" w:w="1587"/>
-            <w:vAlign w:val="center"/>
-            <w:shd w:fill="EDF3F6"/>
-            <w:tcMar>
-              <w:top w:w="95" w:type="dxa"/>
-              <w:left w:w="95" w:type="dxa"/>
-              <w:bottom w:w="95" w:type="dxa"/>
-              <w:right w:w="95" w:type="dxa"/>
-            </w:tcMar>
-            <w:tcBorders>
-              <w:top w:val="single" w:sz="4" w:color="D9D9D9"/>
-              <w:left w:val="single" w:sz="4" w:color="D9D9D9"/>
-              <w:bottom w:val="single" w:sz="4" w:color="D9D9D9"/>
-              <w:right w:val="single" w:sz="4" w:color="D9D9D9"/>
-            </w:tcBorders>
-          </w:tcPr>
-          <w:p>
-            <w:pPr>
-              <w:spacing w:after="20" w:line="250" w:lineRule="auto"/>
-            </w:pPr>
-            <w:r>
-              <w:rPr>
-                <w:b w:val="0"/>
-                <w:color w:val="172C3A"/>
-                <w:sz w:val="19"/>
-              </w:rPr>
-              <w:t>Sim</w:t>
+              <w:t>Ana</w:t>
             </w:r>
           </w:p>
         </w:tc>
@@ -1705,97 +2732,188 @@
         </w:trPr>
         <w:tc>
           <w:tcPr>
-            <w:tcW w:type="dxa" w:w="2041"/>
-            <w:vAlign w:val="center"/>
-            <w:shd w:fill="FFFFFF"/>
+            <w:tcW w:type="dxa" w:w="5040"/>
+            <w:shd w:fill="F7FAFC"/>
             <w:tcMar>
-              <w:top w:w="95" w:type="dxa"/>
-              <w:left w:w="95" w:type="dxa"/>
-              <w:bottom w:w="95" w:type="dxa"/>
-              <w:right w:w="95" w:type="dxa"/>
+              <w:top w:w="100" w:type="dxa"/>
+              <w:start w:w="120" w:type="dxa"/>
+              <w:bottom w:w="100" w:type="dxa"/>
+              <w:end w:w="120" w:type="dxa"/>
             </w:tcMar>
             <w:tcBorders>
-              <w:top w:val="single" w:sz="4" w:color="D9D9D9"/>
-              <w:left w:val="single" w:sz="4" w:color="D9D9D9"/>
-              <w:bottom w:val="single" w:sz="4" w:color="D9D9D9"/>
-              <w:right w:val="single" w:sz="4" w:color="D9D9D9"/>
+              <w:top w:val="single" w:sz="3" w:color="DCE4EC"/>
+              <w:left w:val="single" w:sz="3" w:color="DCE4EC"/>
+              <w:bottom w:val="single" w:sz="3" w:color="DCE4EC"/>
+              <w:right w:val="single" w:sz="3" w:color="DCE4EC"/>
             </w:tcBorders>
+            <w:vAlign w:val="center"/>
           </w:tcPr>
           <w:p>
-            <w:pPr>
-              <w:spacing w:after="20" w:line="250" w:lineRule="auto"/>
-            </w:pPr>
             <w:r>
               <w:rPr>
+                <w:rFonts w:ascii="Arial" w:hAnsi="Arial"/>
                 <w:b w:val="0"/>
-                <w:color w:val="172C3A"/>
-                <w:sz w:val="19"/>
+                <w:color w:val="1B2733"/>
+                <w:sz w:val="18"/>
               </w:rPr>
-              <w:t>Escalado</w:t>
+              <w:t>Case 05</w:t>
             </w:r>
           </w:p>
         </w:tc>
         <w:tc>
           <w:tcPr>
-            <w:tcW w:type="dxa" w:w="6009"/>
+            <w:tcW w:type="dxa" w:w="5040"/>
+            <w:shd w:fill="F7FAFC"/>
+            <w:tcMar>
+              <w:top w:w="100" w:type="dxa"/>
+              <w:start w:w="120" w:type="dxa"/>
+              <w:bottom w:w="100" w:type="dxa"/>
+              <w:end w:w="120" w:type="dxa"/>
+            </w:tcMar>
+            <w:tcBorders>
+              <w:top w:val="single" w:sz="3" w:color="DCE4EC"/>
+              <w:left w:val="single" w:sz="3" w:color="DCE4EC"/>
+              <w:bottom w:val="single" w:sz="3" w:color="DCE4EC"/>
+              <w:right w:val="single" w:sz="3" w:color="DCE4EC"/>
+            </w:tcBorders>
             <w:vAlign w:val="center"/>
+          </w:tcPr>
+          <w:p>
+            <w:r>
+              <w:rPr>
+                <w:rFonts w:ascii="Arial" w:hAnsi="Arial"/>
+                <w:b w:val="0"/>
+                <w:color w:val="1B2733"/>
+                <w:sz w:val="18"/>
+              </w:rPr>
+              <w:t>Bruno</w:t>
+            </w:r>
+          </w:p>
+        </w:tc>
+      </w:tr>
+      <w:tr>
+        <w:trPr>
+          <w:cantSplit/>
+        </w:trPr>
+        <w:tc>
+          <w:tcPr>
+            <w:tcW w:type="dxa" w:w="5040"/>
             <w:shd w:fill="FFFFFF"/>
             <w:tcMar>
-              <w:top w:w="95" w:type="dxa"/>
-              <w:left w:w="95" w:type="dxa"/>
-              <w:bottom w:w="95" w:type="dxa"/>
-              <w:right w:w="95" w:type="dxa"/>
+              <w:top w:w="100" w:type="dxa"/>
+              <w:start w:w="120" w:type="dxa"/>
+              <w:bottom w:w="100" w:type="dxa"/>
+              <w:end w:w="120" w:type="dxa"/>
             </w:tcMar>
             <w:tcBorders>
-              <w:top w:val="single" w:sz="4" w:color="D9D9D9"/>
-              <w:left w:val="single" w:sz="4" w:color="D9D9D9"/>
-              <w:bottom w:val="single" w:sz="4" w:color="D9D9D9"/>
-              <w:right w:val="single" w:sz="4" w:color="D9D9D9"/>
+              <w:top w:val="single" w:sz="3" w:color="DCE4EC"/>
+              <w:left w:val="single" w:sz="3" w:color="DCE4EC"/>
+              <w:bottom w:val="single" w:sz="3" w:color="DCE4EC"/>
+              <w:right w:val="single" w:sz="3" w:color="DCE4EC"/>
             </w:tcBorders>
+            <w:vAlign w:val="center"/>
           </w:tcPr>
           <w:p>
-            <w:pPr>
-              <w:spacing w:after="20" w:line="250" w:lineRule="auto"/>
-            </w:pPr>
             <w:r>
               <w:rPr>
+                <w:rFonts w:ascii="Arial" w:hAnsi="Arial"/>
                 <w:b w:val="0"/>
-                <w:color w:val="172C3A"/>
-                <w:sz w:val="19"/>
+                <w:color w:val="1B2733"/>
+                <w:sz w:val="18"/>
               </w:rPr>
-              <w:t>Aguardar apoio ou retorno da equipe ou pessoa de destino.</w:t>
+              <w:t>Case 06</w:t>
             </w:r>
           </w:p>
         </w:tc>
         <w:tc>
           <w:tcPr>
-            <w:tcW w:type="dxa" w:w="1587"/>
-            <w:vAlign w:val="center"/>
+            <w:tcW w:type="dxa" w:w="5040"/>
             <w:shd w:fill="FFFFFF"/>
             <w:tcMar>
-              <w:top w:w="95" w:type="dxa"/>
-              <w:left w:w="95" w:type="dxa"/>
-              <w:bottom w:w="95" w:type="dxa"/>
-              <w:right w:w="95" w:type="dxa"/>
+              <w:top w:w="100" w:type="dxa"/>
+              <w:start w:w="120" w:type="dxa"/>
+              <w:bottom w:w="100" w:type="dxa"/>
+              <w:end w:w="120" w:type="dxa"/>
             </w:tcMar>
             <w:tcBorders>
-              <w:top w:val="single" w:sz="4" w:color="D9D9D9"/>
-              <w:left w:val="single" w:sz="4" w:color="D9D9D9"/>
-              <w:bottom w:val="single" w:sz="4" w:color="D9D9D9"/>
-              <w:right w:val="single" w:sz="4" w:color="D9D9D9"/>
+              <w:top w:val="single" w:sz="3" w:color="DCE4EC"/>
+              <w:left w:val="single" w:sz="3" w:color="DCE4EC"/>
+              <w:bottom w:val="single" w:sz="3" w:color="DCE4EC"/>
+              <w:right w:val="single" w:sz="3" w:color="DCE4EC"/>
+            </w:tcBorders>
+            <w:vAlign w:val="center"/>
+          </w:tcPr>
+          <w:p>
+            <w:r>
+              <w:rPr>
+                <w:rFonts w:ascii="Arial" w:hAnsi="Arial"/>
+                <w:b w:val="0"/>
+                <w:color w:val="1B2733"/>
+                <w:sz w:val="18"/>
+              </w:rPr>
+              <w:t>Carla</w:t>
+            </w:r>
+          </w:p>
+        </w:tc>
+      </w:tr>
+    </w:tbl>
+    <w:tbl>
+      <w:tblPr>
+        <w:tblW w:type="auto" w:w="0"/>
+        <w:jc w:val="center"/>
+        <w:tblLayout w:type="autofit"/>
+        <w:tblLook w:firstColumn="1" w:firstRow="1" w:lastColumn="0" w:lastRow="0" w:noHBand="0" w:noVBand="1" w:val="04A0"/>
+      </w:tblPr>
+      <w:tblGrid>
+        <w:gridCol w:w="10080"/>
+      </w:tblGrid>
+      <w:tr>
+        <w:trPr>
+          <w:cantSplit/>
+        </w:trPr>
+        <w:tc>
+          <w:tcPr>
+            <w:tcW w:type="dxa" w:w="10080"/>
+            <w:shd w:fill="EEF4FF"/>
+            <w:tcMar>
+              <w:top w:w="160" w:type="dxa"/>
+              <w:start w:w="180" w:type="dxa"/>
+              <w:bottom w:w="160" w:type="dxa"/>
+              <w:end w:w="180" w:type="dxa"/>
+            </w:tcMar>
+            <w:tcBorders>
+              <w:top w:val="single" w:sz="6" w:color="8AAFFF"/>
+              <w:left w:val="single" w:sz="14" w:color="8AAFFF"/>
+              <w:bottom w:val="single" w:sz="6" w:color="8AAFFF"/>
+              <w:right w:val="single" w:sz="6" w:color="8AAFFF"/>
             </w:tcBorders>
           </w:tcPr>
           <w:p>
             <w:pPr>
-              <w:spacing w:after="20" w:line="250" w:lineRule="auto"/>
+              <w:spacing w:after="40"/>
             </w:pPr>
             <w:r>
               <w:rPr>
+                <w:rFonts w:ascii="Arial" w:hAnsi="Arial"/>
+                <w:b/>
+                <w:color w:val="8AAFFF"/>
+                <w:sz w:val="21"/>
+              </w:rPr>
+              <w:t>Critério de equilíbrio</w:t>
+            </w:r>
+          </w:p>
+          <w:p>
+            <w:pPr>
+              <w:spacing w:after="0"/>
+            </w:pPr>
+            <w:r>
+              <w:rPr>
+                <w:rFonts w:ascii="Arial" w:hAnsi="Arial"/>
                 <w:b w:val="0"/>
-                <w:color w:val="172C3A"/>
+                <w:color w:val="1B2733"/>
                 <w:sz w:val="19"/>
               </w:rPr>
-              <w:t>Sim</w:t>
+              <w:t>A distribuição equilibra quantidade. Ela não tenta estimar complexidade, duração ou prioridade de cada case.</w:t>
             </w:r>
           </w:p>
         </w:tc>
@@ -1808,428 +2926,189 @@
     </w:p>
     <w:p>
       <w:pPr>
-        <w:pStyle w:val="Heading2"/>
+        <w:pStyle w:val="Heading1"/>
+        <w:keepNext/>
+        <w:spacing w:before="160" w:after="80"/>
       </w:pPr>
       <w:r>
-        <w:t>Revisão e escalonamento</w:t>
-      </w:r>
-    </w:p>
-    <w:p>
-      <w:r>
         <w:rPr>
-          <w:b w:val="0"/>
+          <w:rFonts w:ascii="Arial" w:hAnsi="Arial"/>
+          <w:b/>
+          <w:color w:val="101923"/>
+          <w:sz w:val="34"/>
         </w:rPr>
-        <w:t>Ao revisar depois, mantenha o responsável e explique o que falta conferir. Para encontrar a fila de retorno, filtre também STATUS por Revisar depois.</w:t>
-      </w:r>
-    </w:p>
-    <w:p>
-      <w:r>
-        <w:rPr>
-          <w:b w:val="0"/>
-        </w:rPr>
-        <w:t>Ao escalar, selecione Escalado e informe destino e contexto em OBSERVAÇÃO. Exemplo fictício: Escalado para: Equipe Financeira - aguardando retorno. O case permanece visível e aberto no tracking.</w:t>
-      </w:r>
-    </w:p>
-    <w:p>
-      <w:r>
-        <w:rPr>
-          <w:b w:val="0"/>
-        </w:rPr>
-        <w:t>O status registra a situação na planilha. Ele não envia uma mensagem, não faz checkout e não transfere o atendimento no Creatio. Continue seguindo o processo oficial para essas ações.</w:t>
+        <w:t>6. Entendendo a planilha gerada</w:t>
       </w:r>
     </w:p>
     <w:p>
       <w:pPr>
         <w:pStyle w:val="Heading2"/>
+        <w:keepNext/>
+        <w:spacing w:before="100" w:after="80"/>
       </w:pPr>
       <w:r>
-        <w:t>Cuidados no preenchimento</w:t>
-      </w:r>
-    </w:p>
-    <w:p>
-      <w:r>
         <w:rPr>
-          <w:b w:val="0"/>
+          <w:rFonts w:ascii="Arial" w:hAnsi="Arial"/>
+          <w:b/>
+          <w:color w:val="101923"/>
+          <w:sz w:val="26"/>
         </w:rPr>
-        <w:t>O filtro pelo nome organiza a tela, mas não impede a visualização de outras pessoas. Esta versão não tem login por analista nem controle de acesso por linha. Em uso compartilhado, combine a edição de cada responsável com a equipe.</w:t>
-      </w:r>
-    </w:p>
-    <w:p>
-      <w:r>
-        <w:rPr>
-          <w:b w:val="0"/>
-        </w:rPr>
-        <w:t>Use os status da lista. Colagens podem contornar a validação do Excel e produzir valores fora do padrão. O gestor sinaliza status vazios ou desconhecidos para correção.</w:t>
-      </w:r>
-    </w:p>
-    <w:p>
-      <w:r>
-        <w:rPr>
-          <w:b w:val="0"/>
-        </w:rPr>
-        <w:t>DATA DE MODIFICAÇÃO mantém a informação exportada do Creatio. Ela não registra a última edição da Tracking. Esta versão ainda não mede automaticamente início, pausa, retomada ou tempo de tratamento.</w:t>
-      </w:r>
-    </w:p>
-    <w:p>
-      <w:r>
-        <w:br w:type="page"/>
+        <w:t>Aba Gestor</w:t>
       </w:r>
     </w:p>
     <w:p>
       <w:pPr>
-        <w:pStyle w:val="Heading1"/>
+        <w:pStyle w:val="ListBullet"/>
+        <w:spacing w:after="60"/>
+        <w:ind w:left="0"/>
       </w:pPr>
       <w:r>
-        <w:t>Acompanhamento do gestor</w:t>
-      </w:r>
-    </w:p>
-    <w:p>
-      <w:r>
         <w:rPr>
+          <w:rFonts w:ascii="Arial" w:hAnsi="Arial"/>
           <w:b w:val="0"/>
+          <w:color w:val="1B2733"/>
+          <w:sz w:val="20"/>
         </w:rPr>
-        <w:t>Na aba Gestor, escolha Toda a equipe ou um analista no campo Visualizar. As fórmulas atualizam os cartões a partir da Tracking. A tabela de distribuição continua mostrando a equipe inteira.</w:t>
-      </w:r>
-    </w:p>
-    <w:p>
-      <w:r>
-        <w:drawing>
-          <wp:inline xmlns:a="http://schemas.openxmlformats.org/drawingml/2006/main" xmlns:pic="http://schemas.openxmlformats.org/drawingml/2006/picture">
-            <wp:extent cx="6120000" cy="3213569"/>
-            <wp:docPr id="1" name="Picture 1"/>
-            <wp:cNvGraphicFramePr>
-              <a:graphicFrameLocks noChangeAspect="1"/>
-            </wp:cNvGraphicFramePr>
-            <a:graphic>
-              <a:graphicData uri="http://schemas.openxmlformats.org/drawingml/2006/picture">
-                <pic:pic>
-                  <pic:nvPicPr>
-                    <pic:cNvPr id="0" name="painel_gestor.png"/>
-                    <pic:cNvPicPr/>
-                  </pic:nvPicPr>
-                  <pic:blipFill>
-                    <a:blip r:embed="rId10"/>
-                    <a:stretch>
-                      <a:fillRect/>
-                    </a:stretch>
-                  </pic:blipFill>
-                  <pic:spPr>
-                    <a:xfrm>
-                      <a:off x="0" y="0"/>
-                      <a:ext cx="6120000" cy="3213569"/>
-                    </a:xfrm>
-                    <a:prstGeom prst="rect"/>
-                  </pic:spPr>
-                </pic:pic>
-              </a:graphicData>
-            </a:graphic>
-          </wp:inline>
-        </w:drawing>
+        <w:t>Permite visualizar toda a equipe ou um responsável específico.</w:t>
       </w:r>
     </w:p>
     <w:p>
       <w:pPr>
-        <w:pStyle w:val="Caption"/>
+        <w:pStyle w:val="ListBullet"/>
+        <w:spacing w:after="60"/>
+        <w:ind w:left="0"/>
       </w:pPr>
       <w:r>
-        <w:t>Demonstração com dados fictícios e status preenchidos para ilustrar o uso durante o dia.</w:t>
+        <w:rPr>
+          <w:rFonts w:ascii="Arial" w:hAnsi="Arial"/>
+          <w:b w:val="0"/>
+          <w:color w:val="1B2733"/>
+          <w:sz w:val="20"/>
+        </w:rPr>
+        <w:t>Exibe distribuídos, concluídos, ainda abertos, pendentes, em andamento, revisão e escalados.</w:t>
+      </w:r>
+    </w:p>
+    <w:p>
+      <w:pPr>
+        <w:pStyle w:val="ListBullet"/>
+        <w:spacing w:after="60"/>
+        <w:ind w:left="0"/>
+      </w:pPr>
+      <w:r>
+        <w:rPr>
+          <w:rFonts w:ascii="Arial" w:hAnsi="Arial"/>
+          <w:b w:val="0"/>
+          <w:color w:val="1B2733"/>
+          <w:sz w:val="20"/>
+        </w:rPr>
+        <w:t>Mostra percentual de conclusão e a abertura mais antiga ainda em aberto.</w:t>
+      </w:r>
+    </w:p>
+    <w:p>
+      <w:pPr>
+        <w:pStyle w:val="ListBullet"/>
+        <w:spacing w:after="60"/>
+        <w:ind w:left="0"/>
+      </w:pPr>
+      <w:r>
+        <w:rPr>
+          <w:rFonts w:ascii="Arial" w:hAnsi="Arial"/>
+          <w:b w:val="0"/>
+          <w:color w:val="1B2733"/>
+          <w:sz w:val="20"/>
+        </w:rPr>
+        <w:t>Sinaliza status inválidos, escalados sem observação e responsáveis não cadastrados.</w:t>
       </w:r>
     </w:p>
     <w:p>
       <w:pPr>
         <w:pStyle w:val="Heading2"/>
+        <w:keepNext/>
+        <w:spacing w:before="100" w:after="80"/>
       </w:pPr>
       <w:r>
-        <w:t>Leitura dos indicadores</w:t>
-      </w:r>
-    </w:p>
-    <w:p>
-      <w:r>
         <w:rPr>
-          <w:b w:val="0"/>
+          <w:rFonts w:ascii="Arial" w:hAnsi="Arial"/>
+          <w:b/>
+          <w:color w:val="101923"/>
+          <w:sz w:val="26"/>
         </w:rPr>
-        <w:t>Distribuídos mostra o total no filtro atual. Concluídos conta os finalizados. Ainda abertos é a diferença entre esses dois valores e já inclui pendentes, em andamento, para revisão e escalados. Não some esses grupos novamente ao total de abertos.</w:t>
-      </w:r>
-    </w:p>
-    <w:p>
-      <w:r>
-        <w:rPr>
-          <w:b w:val="0"/>
-        </w:rPr>
-        <w:t>O percentual de conclusão relaciona concluídos e distribuídos. A tabela por pessoa permite comparar as quantidades atuais. A data mais antiga em aberto ajuda a localizar os cases que merecem prioridade.</w:t>
-      </w:r>
-    </w:p>
-    <w:p>
-      <w:pPr>
-        <w:pStyle w:val="Heading2"/>
-      </w:pPr>
-      <w:r>
-        <w:t>Alertas para conferir</w:t>
-      </w:r>
-    </w:p>
-    <w:p>
-      <w:r>
-        <w:rPr>
-          <w:b w:val="0"/>
-        </w:rPr>
-        <w:t>Status vazio ou fora da lista: corrija o STATUS na Tracking. Escalados sem observação: registre destino e contexto. Sem responsável cadastrado: confira se o nome corresponde à equipe informada na distribuição. Esse último alerta sempre considera toda a equipe.</w:t>
-      </w:r>
-    </w:p>
-    <w:p>
-      <w:r>
-        <w:rPr>
-          <w:b w:val="0"/>
-        </w:rPr>
-        <w:t>A aba Resumo mantém o retrato da distribuição inicial. Consulte a aba Gestor para o andamento atual. Se os valores não mudarem, confira Fórmulas &gt; Opções de Cálculo &gt; Automático.</w:t>
-      </w:r>
-    </w:p>
-    <w:p>
-      <w:r>
-        <w:br w:type="page"/>
-      </w:r>
-    </w:p>
-    <w:p>
-      <w:pPr>
-        <w:pStyle w:val="Heading1"/>
-      </w:pPr>
-      <w:r>
-        <w:t>PDF e uso compartilhado</w:t>
-      </w:r>
-    </w:p>
-    <w:p>
-      <w:pPr>
-        <w:pStyle w:val="Heading2"/>
-      </w:pPr>
-      <w:r>
-        <w:t>Emissão do resumo em PDF</w:t>
-      </w:r>
-    </w:p>
-    <w:p>
-      <w:r>
-        <w:rPr>
-          <w:b/>
-        </w:rPr>
-        <w:t xml:space="preserve">1  Abra no Excel instalado. </w:t>
-      </w:r>
-      <w:r>
-        <w:t>Use o arquivo .xlsm e a política de macros aprovada pela empresa. O Excel no navegador não executa o botão VBA.</w:t>
-      </w:r>
-    </w:p>
-    <w:p>
-      <w:r>
-        <w:rPr>
-          <w:b/>
-        </w:rPr>
-        <w:t xml:space="preserve">2  Escolha a visão. </w:t>
-      </w:r>
-      <w:r>
-        <w:t>Na aba Gestor, selecione Toda a equipe ou o analista que deseja acompanhar.</w:t>
-      </w:r>
-    </w:p>
-    <w:p>
-      <w:r>
-        <w:rPr>
-          <w:b/>
-        </w:rPr>
-        <w:t xml:space="preserve">3  Gere o relatório. </w:t>
-      </w:r>
-      <w:r>
-        <w:t>Clique em GERAR RESUMO PDF. O Excel recalcula a aba, salva o PDF e abre o arquivo.</w:t>
-      </w:r>
-    </w:p>
-    <w:p>
-      <w:r>
-        <w:rPr>
-          <w:b/>
-        </w:rPr>
-        <w:t xml:space="preserve">4  Localize o arquivo. </w:t>
-      </w:r>
-      <w:r>
-        <w:t>Os PDFs ficam em Relatorios_PDF, ao lado da planilha. O nome inclui data e hora. Se a planilha foi aberta por um endereço web do SharePoint, o botão usa Documents/Relatorios_PDF dentro da pasta do usuário do Windows.</w:t>
-      </w:r>
-    </w:p>
-    <w:p>
-      <w:r>
-        <w:rPr>
-          <w:b w:val="0"/>
-        </w:rPr>
-        <w:t>O relatório representa a visão atual do arquivo aberto, com o filtro escolhido e inclusive edições ainda não salvas. Salve a Tracking e confirme a sincronização antes de usar o PDF como registro da equipe. O PDF não se atualiza depois de emitido.</w:t>
-      </w:r>
-    </w:p>
-    <w:p>
-      <w:r>
-        <w:rPr>
-          <w:b w:val="0"/>
-        </w:rPr>
-        <w:t>Mantenha o formato .xlsm para preservar o botão. Se a empresa bloquear macros, siga a orientação da TI. Como alternativa, Gerar_PDF.bat lê os dados salvos e exporta todos os registros, sem aplicar o filtro visual do gestor.</w:t>
-      </w:r>
-    </w:p>
-    <w:p>
-      <w:pPr>
-        <w:pStyle w:val="Heading2"/>
-      </w:pPr>
-      <w:r>
-        <w:t>Uma base para toda a equipe</w:t>
-      </w:r>
-    </w:p>
-    <w:p>
-      <w:r>
-        <w:rPr>
-          <w:b w:val="0"/>
-        </w:rPr>
-        <w:t>O distribuidor cria o arquivo localmente. Para trabalhar em conjunto, uma pessoa coloca a planilha em uma biblioteca autorizada do SharePoint Online ou OneDrive e compartilha o mesmo arquivo com permissão de edição. A coautoria precisa estar disponível no ambiente da empresa.</w:t>
-      </w:r>
-    </w:p>
-    <w:p>
-      <w:r>
-        <w:rPr>
-          <w:b w:val="0"/>
-        </w:rPr>
-        <w:t>As atualizações aparecem conforme os dados são sincronizados e as fórmulas recalculadas. Cópias locais e anexos enviados separadamente não formam uma base central. O programa não faz login, não configura permissões e não publica no SharePoint automaticamente.</w:t>
-      </w:r>
-    </w:p>
-    <w:p>
-      <w:pPr>
-        <w:pStyle w:val="Heading2"/>
-      </w:pPr>
-      <w:r>
-        <w:t>Referências para o ambiente Microsoft</w:t>
-      </w:r>
-    </w:p>
-    <w:p>
-      <w:r>
-        <w:rPr>
-          <w:b w:val="0"/>
-        </w:rPr>
-        <w:t>Microsoft Support — Work with VBA macros in Excel for the web.</w:t>
-        <w:br/>
-        <w:t>https://support.microsoft.com/en-us/excel/work-with-vba-macros-in-excel-for-the-web</w:t>
-      </w:r>
-    </w:p>
-    <w:p>
-      <w:r>
-        <w:rPr>
-          <w:b w:val="0"/>
-        </w:rPr>
-        <w:t>Microsoft Support — Colaborar em pastas de trabalho do Excel simultaneamente com a coautoria.</w:t>
-        <w:br/>
-        <w:t>https://support.microsoft.com/pt-br/excel/get-started/collaborate-on-excel-workbooks-at-the-same-time-with-co-authoring</w:t>
-      </w:r>
-    </w:p>
-    <w:p>
-      <w:r>
-        <w:br w:type="page"/>
-      </w:r>
-    </w:p>
-    <w:p>
-      <w:pPr>
-        <w:pStyle w:val="Heading1"/>
-      </w:pPr>
-      <w:r>
-        <w:t>Manutenção e próximos passos</w:t>
-      </w:r>
-    </w:p>
-    <w:p>
-      <w:pPr>
-        <w:pStyle w:val="Heading2"/>
-      </w:pPr>
-      <w:r>
-        <w:t>Atualizar uma tracking da versão 2</w:t>
-      </w:r>
-    </w:p>
-    <w:p>
-      <w:r>
-        <w:rPr>
-          <w:b w:val="0"/>
-        </w:rPr>
-        <w:t>Abra Programa/Atualizar_Painel.bat e informe o caminho do .xlsx da versão 2. A ferramenta cria uma nova cópia .xlsm, preservando a Tracking, a equipe e o Resumo original. Confira a cópia antes de adotá-la. Use esse procedimento para melhorar o painel de um lote em andamento, sem redistribuir ou zerar os status.</w:t>
-      </w:r>
-    </w:p>
-    <w:p>
-      <w:pPr>
-        <w:pStyle w:val="Heading2"/>
-      </w:pPr>
-      <w:r>
-        <w:t>Solução de problemas</w:t>
+        <w:t>Aba Tracking</w:t>
       </w:r>
     </w:p>
     <w:tbl>
       <w:tblPr>
         <w:tblW w:type="auto" w:w="0"/>
         <w:jc w:val="center"/>
-        <w:tblLayout w:type="fixed"/>
+        <w:tblLayout w:type="autofit"/>
         <w:tblLook w:firstColumn="1" w:firstRow="1" w:lastColumn="0" w:lastRow="0" w:noHBand="0" w:noVBand="1" w:val="04A0"/>
       </w:tblPr>
       <w:tblGrid>
-        <w:gridCol w:w="2835"/>
-        <w:gridCol w:w="6803"/>
+        <w:gridCol w:w="5040"/>
+        <w:gridCol w:w="5040"/>
       </w:tblGrid>
       <w:tr>
-        <w:trPr>
-          <w:cantSplit/>
-          <w:tblHeader/>
-        </w:trPr>
         <w:tc>
           <w:tcPr>
-            <w:tcW w:type="dxa" w:w="2835"/>
-            <w:vAlign w:val="center"/>
-            <w:shd w:fill="173448"/>
+            <w:tcW w:type="dxa" w:w="5040"/>
+            <w:shd w:fill="101923"/>
             <w:tcMar>
-              <w:top w:w="95" w:type="dxa"/>
-              <w:left w:w="95" w:type="dxa"/>
-              <w:bottom w:w="95" w:type="dxa"/>
-              <w:right w:w="95" w:type="dxa"/>
+              <w:top w:w="110" w:type="dxa"/>
+              <w:start w:w="120" w:type="dxa"/>
+              <w:bottom w:w="110" w:type="dxa"/>
+              <w:end w:w="120" w:type="dxa"/>
             </w:tcMar>
             <w:tcBorders>
-              <w:top w:val="single" w:sz="4" w:color="D9D9D9"/>
-              <w:left w:val="single" w:sz="4" w:color="D9D9D9"/>
-              <w:bottom w:val="single" w:sz="4" w:color="D9D9D9"/>
-              <w:right w:val="single" w:sz="4" w:color="D9D9D9"/>
+              <w:top w:val="single" w:sz="4" w:color="101923"/>
+              <w:left w:val="single" w:sz="4" w:color="101923"/>
+              <w:bottom w:val="single" w:sz="4" w:color="101923"/>
+              <w:right w:val="single" w:sz="4" w:color="101923"/>
             </w:tcBorders>
           </w:tcPr>
           <w:p>
             <w:pPr>
-              <w:spacing w:after="20" w:line="250" w:lineRule="auto"/>
+              <w:jc w:val="left"/>
             </w:pPr>
             <w:r>
               <w:rPr>
+                <w:rFonts w:ascii="Arial" w:hAnsi="Arial"/>
                 <w:b/>
                 <w:color w:val="FFFFFF"/>
                 <w:sz w:val="19"/>
               </w:rPr>
-              <w:t>Situação</w:t>
+              <w:t>Coluna</w:t>
             </w:r>
           </w:p>
         </w:tc>
         <w:tc>
           <w:tcPr>
-            <w:tcW w:type="dxa" w:w="6803"/>
-            <w:vAlign w:val="center"/>
-            <w:shd w:fill="173448"/>
+            <w:tcW w:type="dxa" w:w="5040"/>
+            <w:shd w:fill="101923"/>
             <w:tcMar>
-              <w:top w:w="95" w:type="dxa"/>
-              <w:left w:w="95" w:type="dxa"/>
-              <w:bottom w:w="95" w:type="dxa"/>
-              <w:right w:w="95" w:type="dxa"/>
+              <w:top w:w="110" w:type="dxa"/>
+              <w:start w:w="120" w:type="dxa"/>
+              <w:bottom w:w="110" w:type="dxa"/>
+              <w:end w:w="120" w:type="dxa"/>
             </w:tcMar>
             <w:tcBorders>
-              <w:top w:val="single" w:sz="4" w:color="D9D9D9"/>
-              <w:left w:val="single" w:sz="4" w:color="D9D9D9"/>
-              <w:bottom w:val="single" w:sz="4" w:color="D9D9D9"/>
-              <w:right w:val="single" w:sz="4" w:color="D9D9D9"/>
+              <w:top w:val="single" w:sz="4" w:color="101923"/>
+              <w:left w:val="single" w:sz="4" w:color="101923"/>
+              <w:bottom w:val="single" w:sz="4" w:color="101923"/>
+              <w:right w:val="single" w:sz="4" w:color="101923"/>
             </w:tcBorders>
           </w:tcPr>
           <w:p>
             <w:pPr>
-              <w:spacing w:after="20" w:line="250" w:lineRule="auto"/>
+              <w:jc w:val="left"/>
             </w:pPr>
             <w:r>
               <w:rPr>
+                <w:rFonts w:ascii="Arial" w:hAnsi="Arial"/>
                 <w:b/>
                 <w:color w:val="FFFFFF"/>
                 <w:sz w:val="19"/>
               </w:rPr>
-              <w:t>Conferência recomendada</w:t>
+              <w:t>Uso</w:t>
             </w:r>
           </w:p>
         </w:tc>
@@ -2240,65 +3119,61 @@
         </w:trPr>
         <w:tc>
           <w:tcPr>
-            <w:tcW w:type="dxa" w:w="2835"/>
-            <w:vAlign w:val="center"/>
-            <w:shd w:fill="FFFFFF"/>
+            <w:tcW w:type="dxa" w:w="5040"/>
+            <w:shd w:fill="F7FAFC"/>
             <w:tcMar>
-              <w:top w:w="95" w:type="dxa"/>
-              <w:left w:w="95" w:type="dxa"/>
-              <w:bottom w:w="95" w:type="dxa"/>
-              <w:right w:w="95" w:type="dxa"/>
+              <w:top w:w="100" w:type="dxa"/>
+              <w:start w:w="120" w:type="dxa"/>
+              <w:bottom w:w="100" w:type="dxa"/>
+              <w:end w:w="120" w:type="dxa"/>
             </w:tcMar>
             <w:tcBorders>
-              <w:top w:val="single" w:sz="4" w:color="D9D9D9"/>
-              <w:left w:val="single" w:sz="4" w:color="D9D9D9"/>
-              <w:bottom w:val="single" w:sz="4" w:color="D9D9D9"/>
-              <w:right w:val="single" w:sz="4" w:color="D9D9D9"/>
+              <w:top w:val="single" w:sz="3" w:color="DCE4EC"/>
+              <w:left w:val="single" w:sz="3" w:color="DCE4EC"/>
+              <w:bottom w:val="single" w:sz="3" w:color="DCE4EC"/>
+              <w:right w:val="single" w:sz="3" w:color="DCE4EC"/>
             </w:tcBorders>
+            <w:vAlign w:val="center"/>
           </w:tcPr>
           <w:p>
-            <w:pPr>
-              <w:spacing w:after="20" w:line="250" w:lineRule="auto"/>
-            </w:pPr>
             <w:r>
               <w:rPr>
+                <w:rFonts w:ascii="Arial" w:hAnsi="Arial"/>
                 <w:b w:val="0"/>
-                <w:color w:val="172C3A"/>
-                <w:sz w:val="19"/>
+                <w:color w:val="1B2733"/>
+                <w:sz w:val="18"/>
               </w:rPr>
-              <w:t>Python não encontrado</w:t>
+              <w:t>CASE</w:t>
             </w:r>
           </w:p>
         </w:tc>
         <w:tc>
           <w:tcPr>
-            <w:tcW w:type="dxa" w:w="6803"/>
-            <w:vAlign w:val="center"/>
-            <w:shd w:fill="FFFFFF"/>
+            <w:tcW w:type="dxa" w:w="5040"/>
+            <w:shd w:fill="F7FAFC"/>
             <w:tcMar>
-              <w:top w:w="95" w:type="dxa"/>
-              <w:left w:w="95" w:type="dxa"/>
-              <w:bottom w:w="95" w:type="dxa"/>
-              <w:right w:w="95" w:type="dxa"/>
+              <w:top w:w="100" w:type="dxa"/>
+              <w:start w:w="120" w:type="dxa"/>
+              <w:bottom w:w="100" w:type="dxa"/>
+              <w:end w:w="120" w:type="dxa"/>
             </w:tcMar>
             <w:tcBorders>
-              <w:top w:val="single" w:sz="4" w:color="D9D9D9"/>
-              <w:left w:val="single" w:sz="4" w:color="D9D9D9"/>
-              <w:bottom w:val="single" w:sz="4" w:color="D9D9D9"/>
-              <w:right w:val="single" w:sz="4" w:color="D9D9D9"/>
+              <w:top w:val="single" w:sz="3" w:color="DCE4EC"/>
+              <w:left w:val="single" w:sz="3" w:color="DCE4EC"/>
+              <w:bottom w:val="single" w:sz="3" w:color="DCE4EC"/>
+              <w:right w:val="single" w:sz="3" w:color="DCE4EC"/>
             </w:tcBorders>
+            <w:vAlign w:val="center"/>
           </w:tcPr>
           <w:p>
-            <w:pPr>
-              <w:spacing w:after="20" w:line="250" w:lineRule="auto"/>
-            </w:pPr>
             <w:r>
               <w:rPr>
+                <w:rFonts w:ascii="Arial" w:hAnsi="Arial"/>
                 <w:b w:val="0"/>
-                <w:color w:val="172C3A"/>
-                <w:sz w:val="19"/>
+                <w:color w:val="1B2733"/>
+                <w:sz w:val="18"/>
               </w:rPr>
-              <w:t>Verifique se Python 3.10+ está disponível no computador.</w:t>
+              <w:t>Identificador do case.</w:t>
             </w:r>
           </w:p>
         </w:tc>
@@ -2309,65 +3184,61 @@
         </w:trPr>
         <w:tc>
           <w:tcPr>
-            <w:tcW w:type="dxa" w:w="2835"/>
-            <w:vAlign w:val="center"/>
-            <w:shd w:fill="EDF3F6"/>
+            <w:tcW w:type="dxa" w:w="5040"/>
+            <w:shd w:fill="FFFFFF"/>
             <w:tcMar>
-              <w:top w:w="95" w:type="dxa"/>
-              <w:left w:w="95" w:type="dxa"/>
-              <w:bottom w:w="95" w:type="dxa"/>
-              <w:right w:w="95" w:type="dxa"/>
+              <w:top w:w="100" w:type="dxa"/>
+              <w:start w:w="120" w:type="dxa"/>
+              <w:bottom w:w="100" w:type="dxa"/>
+              <w:end w:w="120" w:type="dxa"/>
             </w:tcMar>
             <w:tcBorders>
-              <w:top w:val="single" w:sz="4" w:color="D9D9D9"/>
-              <w:left w:val="single" w:sz="4" w:color="D9D9D9"/>
-              <w:bottom w:val="single" w:sz="4" w:color="D9D9D9"/>
-              <w:right w:val="single" w:sz="4" w:color="D9D9D9"/>
+              <w:top w:val="single" w:sz="3" w:color="DCE4EC"/>
+              <w:left w:val="single" w:sz="3" w:color="DCE4EC"/>
+              <w:bottom w:val="single" w:sz="3" w:color="DCE4EC"/>
+              <w:right w:val="single" w:sz="3" w:color="DCE4EC"/>
             </w:tcBorders>
+            <w:vAlign w:val="center"/>
           </w:tcPr>
           <w:p>
-            <w:pPr>
-              <w:spacing w:after="20" w:line="250" w:lineRule="auto"/>
-            </w:pPr>
             <w:r>
               <w:rPr>
+                <w:rFonts w:ascii="Arial" w:hAnsi="Arial"/>
                 <w:b w:val="0"/>
-                <w:color w:val="172C3A"/>
-                <w:sz w:val="19"/>
+                <w:color w:val="1B2733"/>
+                <w:sz w:val="18"/>
               </w:rPr>
-              <w:t>Bibliotecas ausentes</w:t>
+              <w:t>DATA DE ABERTURA</w:t>
             </w:r>
           </w:p>
         </w:tc>
         <w:tc>
           <w:tcPr>
-            <w:tcW w:type="dxa" w:w="6803"/>
-            <w:vAlign w:val="center"/>
-            <w:shd w:fill="EDF3F6"/>
+            <w:tcW w:type="dxa" w:w="5040"/>
+            <w:shd w:fill="FFFFFF"/>
             <w:tcMar>
-              <w:top w:w="95" w:type="dxa"/>
-              <w:left w:w="95" w:type="dxa"/>
-              <w:bottom w:w="95" w:type="dxa"/>
-              <w:right w:w="95" w:type="dxa"/>
+              <w:top w:w="100" w:type="dxa"/>
+              <w:start w:w="120" w:type="dxa"/>
+              <w:bottom w:w="100" w:type="dxa"/>
+              <w:end w:w="120" w:type="dxa"/>
             </w:tcMar>
             <w:tcBorders>
-              <w:top w:val="single" w:sz="4" w:color="D9D9D9"/>
-              <w:left w:val="single" w:sz="4" w:color="D9D9D9"/>
-              <w:bottom w:val="single" w:sz="4" w:color="D9D9D9"/>
-              <w:right w:val="single" w:sz="4" w:color="D9D9D9"/>
+              <w:top w:val="single" w:sz="3" w:color="DCE4EC"/>
+              <w:left w:val="single" w:sz="3" w:color="DCE4EC"/>
+              <w:bottom w:val="single" w:sz="3" w:color="DCE4EC"/>
+              <w:right w:val="single" w:sz="3" w:color="DCE4EC"/>
             </w:tcBorders>
+            <w:vAlign w:val="center"/>
           </w:tcPr>
           <w:p>
-            <w:pPr>
-              <w:spacing w:after="20" w:line="250" w:lineRule="auto"/>
-            </w:pPr>
             <w:r>
               <w:rPr>
+                <w:rFonts w:ascii="Arial" w:hAnsi="Arial"/>
                 <w:b w:val="0"/>
-                <w:color w:val="172C3A"/>
-                <w:sz w:val="19"/>
+                <w:color w:val="1B2733"/>
+                <w:sz w:val="18"/>
               </w:rPr>
-              <w:t>Extraia novamente o pacote completo, com bibliotecas e recursos.</w:t>
+              <w:t>Data usada na ordenação.</w:t>
             </w:r>
           </w:p>
         </w:tc>
@@ -2378,65 +3249,61 @@
         </w:trPr>
         <w:tc>
           <w:tcPr>
-            <w:tcW w:type="dxa" w:w="2835"/>
-            <w:vAlign w:val="center"/>
-            <w:shd w:fill="FFFFFF"/>
+            <w:tcW w:type="dxa" w:w="5040"/>
+            <w:shd w:fill="F7FAFC"/>
             <w:tcMar>
-              <w:top w:w="95" w:type="dxa"/>
-              <w:left w:w="95" w:type="dxa"/>
-              <w:bottom w:w="95" w:type="dxa"/>
-              <w:right w:w="95" w:type="dxa"/>
+              <w:top w:w="100" w:type="dxa"/>
+              <w:start w:w="120" w:type="dxa"/>
+              <w:bottom w:w="100" w:type="dxa"/>
+              <w:end w:w="120" w:type="dxa"/>
             </w:tcMar>
             <w:tcBorders>
-              <w:top w:val="single" w:sz="4" w:color="D9D9D9"/>
-              <w:left w:val="single" w:sz="4" w:color="D9D9D9"/>
-              <w:bottom w:val="single" w:sz="4" w:color="D9D9D9"/>
-              <w:right w:val="single" w:sz="4" w:color="D9D9D9"/>
+              <w:top w:val="single" w:sz="3" w:color="DCE4EC"/>
+              <w:left w:val="single" w:sz="3" w:color="DCE4EC"/>
+              <w:bottom w:val="single" w:sz="3" w:color="DCE4EC"/>
+              <w:right w:val="single" w:sz="3" w:color="DCE4EC"/>
             </w:tcBorders>
+            <w:vAlign w:val="center"/>
           </w:tcPr>
           <w:p>
-            <w:pPr>
-              <w:spacing w:after="20" w:line="250" w:lineRule="auto"/>
-            </w:pPr>
             <w:r>
               <w:rPr>
+                <w:rFonts w:ascii="Arial" w:hAnsi="Arial"/>
                 <w:b w:val="0"/>
-                <w:color w:val="172C3A"/>
-                <w:sz w:val="19"/>
+                <w:color w:val="1B2733"/>
+                <w:sz w:val="18"/>
               </w:rPr>
-              <w:t>Base não reconhecida</w:t>
+              <w:t>DATA DE MODIFICAÇÃO</w:t>
             </w:r>
           </w:p>
         </w:tc>
         <w:tc>
           <w:tcPr>
-            <w:tcW w:type="dxa" w:w="6803"/>
-            <w:vAlign w:val="center"/>
-            <w:shd w:fill="FFFFFF"/>
+            <w:tcW w:type="dxa" w:w="5040"/>
+            <w:shd w:fill="F7FAFC"/>
             <w:tcMar>
-              <w:top w:w="95" w:type="dxa"/>
-              <w:left w:w="95" w:type="dxa"/>
-              <w:bottom w:w="95" w:type="dxa"/>
-              <w:right w:w="95" w:type="dxa"/>
+              <w:top w:w="100" w:type="dxa"/>
+              <w:start w:w="120" w:type="dxa"/>
+              <w:bottom w:w="100" w:type="dxa"/>
+              <w:end w:w="120" w:type="dxa"/>
             </w:tcMar>
             <w:tcBorders>
-              <w:top w:val="single" w:sz="4" w:color="D9D9D9"/>
-              <w:left w:val="single" w:sz="4" w:color="D9D9D9"/>
-              <w:bottom w:val="single" w:sz="4" w:color="D9D9D9"/>
-              <w:right w:val="single" w:sz="4" w:color="D9D9D9"/>
+              <w:top w:val="single" w:sz="3" w:color="DCE4EC"/>
+              <w:left w:val="single" w:sz="3" w:color="DCE4EC"/>
+              <w:bottom w:val="single" w:sz="3" w:color="DCE4EC"/>
+              <w:right w:val="single" w:sz="3" w:color="DCE4EC"/>
             </w:tcBorders>
+            <w:vAlign w:val="center"/>
           </w:tcPr>
           <w:p>
-            <w:pPr>
-              <w:spacing w:after="20" w:line="250" w:lineRule="auto"/>
-            </w:pPr>
             <w:r>
               <w:rPr>
+                <w:rFonts w:ascii="Arial" w:hAnsi="Arial"/>
                 <w:b w:val="0"/>
-                <w:color w:val="172C3A"/>
-                <w:sz w:val="19"/>
+                <w:color w:val="1B2733"/>
+                <w:sz w:val="18"/>
               </w:rPr>
-              <w:t>Confira o formato .xlsx, a aba e os três cabeçalhos de entrada.</w:t>
+              <w:t>Valor recebido na base de entrada.</w:t>
             </w:r>
           </w:p>
         </w:tc>
@@ -2447,65 +3314,61 @@
         </w:trPr>
         <w:tc>
           <w:tcPr>
-            <w:tcW w:type="dxa" w:w="2835"/>
-            <w:vAlign w:val="center"/>
-            <w:shd w:fill="EDF3F6"/>
+            <w:tcW w:type="dxa" w:w="5040"/>
+            <w:shd w:fill="FFFFFF"/>
             <w:tcMar>
-              <w:top w:w="95" w:type="dxa"/>
-              <w:left w:w="95" w:type="dxa"/>
-              <w:bottom w:w="95" w:type="dxa"/>
-              <w:right w:w="95" w:type="dxa"/>
+              <w:top w:w="100" w:type="dxa"/>
+              <w:start w:w="120" w:type="dxa"/>
+              <w:bottom w:w="100" w:type="dxa"/>
+              <w:end w:w="120" w:type="dxa"/>
             </w:tcMar>
             <w:tcBorders>
-              <w:top w:val="single" w:sz="4" w:color="D9D9D9"/>
-              <w:left w:val="single" w:sz="4" w:color="D9D9D9"/>
-              <w:bottom w:val="single" w:sz="4" w:color="D9D9D9"/>
-              <w:right w:val="single" w:sz="4" w:color="D9D9D9"/>
+              <w:top w:val="single" w:sz="3" w:color="DCE4EC"/>
+              <w:left w:val="single" w:sz="3" w:color="DCE4EC"/>
+              <w:bottom w:val="single" w:sz="3" w:color="DCE4EC"/>
+              <w:right w:val="single" w:sz="3" w:color="DCE4EC"/>
             </w:tcBorders>
+            <w:vAlign w:val="center"/>
           </w:tcPr>
           <w:p>
-            <w:pPr>
-              <w:spacing w:after="20" w:line="250" w:lineRule="auto"/>
-            </w:pPr>
             <w:r>
               <w:rPr>
+                <w:rFonts w:ascii="Arial" w:hAnsi="Arial"/>
                 <w:b w:val="0"/>
-                <w:color w:val="172C3A"/>
-                <w:sz w:val="19"/>
+                <w:color w:val="1B2733"/>
+                <w:sz w:val="18"/>
               </w:rPr>
-              <w:t>Indicadores sem mudança</w:t>
+              <w:t>STATUS</w:t>
             </w:r>
           </w:p>
         </w:tc>
         <w:tc>
           <w:tcPr>
-            <w:tcW w:type="dxa" w:w="6803"/>
-            <w:vAlign w:val="center"/>
-            <w:shd w:fill="EDF3F6"/>
+            <w:tcW w:type="dxa" w:w="5040"/>
+            <w:shd w:fill="FFFFFF"/>
             <w:tcMar>
-              <w:top w:w="95" w:type="dxa"/>
-              <w:left w:w="95" w:type="dxa"/>
-              <w:bottom w:w="95" w:type="dxa"/>
-              <w:right w:w="95" w:type="dxa"/>
+              <w:top w:w="100" w:type="dxa"/>
+              <w:start w:w="120" w:type="dxa"/>
+              <w:bottom w:w="100" w:type="dxa"/>
+              <w:end w:w="120" w:type="dxa"/>
             </w:tcMar>
             <w:tcBorders>
-              <w:top w:val="single" w:sz="4" w:color="D9D9D9"/>
-              <w:left w:val="single" w:sz="4" w:color="D9D9D9"/>
-              <w:bottom w:val="single" w:sz="4" w:color="D9D9D9"/>
-              <w:right w:val="single" w:sz="4" w:color="D9D9D9"/>
+              <w:top w:val="single" w:sz="3" w:color="DCE4EC"/>
+              <w:left w:val="single" w:sz="3" w:color="DCE4EC"/>
+              <w:bottom w:val="single" w:sz="3" w:color="DCE4EC"/>
+              <w:right w:val="single" w:sz="3" w:color="DCE4EC"/>
             </w:tcBorders>
+            <w:vAlign w:val="center"/>
           </w:tcPr>
           <w:p>
-            <w:pPr>
-              <w:spacing w:after="20" w:line="250" w:lineRule="auto"/>
-            </w:pPr>
             <w:r>
               <w:rPr>
+                <w:rFonts w:ascii="Arial" w:hAnsi="Arial"/>
                 <w:b w:val="0"/>
-                <w:color w:val="172C3A"/>
-                <w:sz w:val="19"/>
+                <w:color w:val="1B2733"/>
+                <w:sz w:val="18"/>
               </w:rPr>
-              <w:t>Confira o cálculo automático, o filtro e a sincronização do arquivo compartilhado.</w:t>
+              <w:t>Situação atual do case.</w:t>
             </w:r>
           </w:p>
         </w:tc>
@@ -2516,65 +3379,61 @@
         </w:trPr>
         <w:tc>
           <w:tcPr>
-            <w:tcW w:type="dxa" w:w="2835"/>
-            <w:vAlign w:val="center"/>
-            <w:shd w:fill="FFFFFF"/>
+            <w:tcW w:type="dxa" w:w="5040"/>
+            <w:shd w:fill="F7FAFC"/>
             <w:tcMar>
-              <w:top w:w="95" w:type="dxa"/>
-              <w:left w:w="95" w:type="dxa"/>
-              <w:bottom w:w="95" w:type="dxa"/>
-              <w:right w:w="95" w:type="dxa"/>
+              <w:top w:w="100" w:type="dxa"/>
+              <w:start w:w="120" w:type="dxa"/>
+              <w:bottom w:w="100" w:type="dxa"/>
+              <w:end w:w="120" w:type="dxa"/>
             </w:tcMar>
             <w:tcBorders>
-              <w:top w:val="single" w:sz="4" w:color="D9D9D9"/>
-              <w:left w:val="single" w:sz="4" w:color="D9D9D9"/>
-              <w:bottom w:val="single" w:sz="4" w:color="D9D9D9"/>
-              <w:right w:val="single" w:sz="4" w:color="D9D9D9"/>
+              <w:top w:val="single" w:sz="3" w:color="DCE4EC"/>
+              <w:left w:val="single" w:sz="3" w:color="DCE4EC"/>
+              <w:bottom w:val="single" w:sz="3" w:color="DCE4EC"/>
+              <w:right w:val="single" w:sz="3" w:color="DCE4EC"/>
             </w:tcBorders>
+            <w:vAlign w:val="center"/>
           </w:tcPr>
           <w:p>
-            <w:pPr>
-              <w:spacing w:after="20" w:line="250" w:lineRule="auto"/>
-            </w:pPr>
             <w:r>
               <w:rPr>
+                <w:rFonts w:ascii="Arial" w:hAnsi="Arial"/>
                 <w:b w:val="0"/>
-                <w:color w:val="172C3A"/>
-                <w:sz w:val="19"/>
+                <w:color w:val="1B2733"/>
+                <w:sz w:val="18"/>
               </w:rPr>
-              <w:t>PDF não é gerado</w:t>
+              <w:t>MOTIVO</w:t>
             </w:r>
           </w:p>
         </w:tc>
         <w:tc>
           <w:tcPr>
-            <w:tcW w:type="dxa" w:w="6803"/>
-            <w:vAlign w:val="center"/>
-            <w:shd w:fill="FFFFFF"/>
+            <w:tcW w:type="dxa" w:w="5040"/>
+            <w:shd w:fill="F7FAFC"/>
             <w:tcMar>
-              <w:top w:w="95" w:type="dxa"/>
-              <w:left w:w="95" w:type="dxa"/>
-              <w:bottom w:w="95" w:type="dxa"/>
-              <w:right w:w="95" w:type="dxa"/>
+              <w:top w:w="100" w:type="dxa"/>
+              <w:start w:w="120" w:type="dxa"/>
+              <w:bottom w:w="100" w:type="dxa"/>
+              <w:end w:w="120" w:type="dxa"/>
             </w:tcMar>
             <w:tcBorders>
-              <w:top w:val="single" w:sz="4" w:color="D9D9D9"/>
-              <w:left w:val="single" w:sz="4" w:color="D9D9D9"/>
-              <w:bottom w:val="single" w:sz="4" w:color="D9D9D9"/>
-              <w:right w:val="single" w:sz="4" w:color="D9D9D9"/>
+              <w:top w:val="single" w:sz="3" w:color="DCE4EC"/>
+              <w:left w:val="single" w:sz="3" w:color="DCE4EC"/>
+              <w:bottom w:val="single" w:sz="3" w:color="DCE4EC"/>
+              <w:right w:val="single" w:sz="3" w:color="DCE4EC"/>
             </w:tcBorders>
+            <w:vAlign w:val="center"/>
           </w:tcPr>
           <w:p>
-            <w:pPr>
-              <w:spacing w:after="20" w:line="250" w:lineRule="auto"/>
-            </w:pPr>
             <w:r>
               <w:rPr>
+                <w:rFonts w:ascii="Arial" w:hAnsi="Arial"/>
                 <w:b w:val="0"/>
-                <w:color w:val="172C3A"/>
-                <w:sz w:val="19"/>
+                <w:color w:val="1B2733"/>
+                <w:sz w:val="18"/>
               </w:rPr>
-              <w:t>Confira Excel instalado, macros permitidas e escrita na pasta de destino.</w:t>
+              <w:t>Complemento opcional do status.</w:t>
             </w:r>
           </w:p>
         </w:tc>
@@ -2585,65 +3444,920 @@
         </w:trPr>
         <w:tc>
           <w:tcPr>
-            <w:tcW w:type="dxa" w:w="2835"/>
-            <w:vAlign w:val="center"/>
-            <w:shd w:fill="EDF3F6"/>
+            <w:tcW w:type="dxa" w:w="5040"/>
+            <w:shd w:fill="FFFFFF"/>
             <w:tcMar>
-              <w:top w:w="95" w:type="dxa"/>
-              <w:left w:w="95" w:type="dxa"/>
-              <w:bottom w:w="95" w:type="dxa"/>
-              <w:right w:w="95" w:type="dxa"/>
+              <w:top w:w="100" w:type="dxa"/>
+              <w:start w:w="120" w:type="dxa"/>
+              <w:bottom w:w="100" w:type="dxa"/>
+              <w:end w:w="120" w:type="dxa"/>
             </w:tcMar>
             <w:tcBorders>
-              <w:top w:val="single" w:sz="4" w:color="D9D9D9"/>
-              <w:left w:val="single" w:sz="4" w:color="D9D9D9"/>
-              <w:bottom w:val="single" w:sz="4" w:color="D9D9D9"/>
-              <w:right w:val="single" w:sz="4" w:color="D9D9D9"/>
+              <w:top w:val="single" w:sz="3" w:color="DCE4EC"/>
+              <w:left w:val="single" w:sz="3" w:color="DCE4EC"/>
+              <w:bottom w:val="single" w:sz="3" w:color="DCE4EC"/>
+              <w:right w:val="single" w:sz="3" w:color="DCE4EC"/>
             </w:tcBorders>
+            <w:vAlign w:val="center"/>
           </w:tcPr>
           <w:p>
-            <w:pPr>
-              <w:spacing w:after="20" w:line="250" w:lineRule="auto"/>
-            </w:pPr>
             <w:r>
               <w:rPr>
+                <w:rFonts w:ascii="Arial" w:hAnsi="Arial"/>
                 <w:b w:val="0"/>
-                <w:color w:val="172C3A"/>
-                <w:sz w:val="19"/>
+                <w:color w:val="1B2733"/>
+                <w:sz w:val="18"/>
               </w:rPr>
-              <w:t>Quantidade inesperada</w:t>
+              <w:t>OBSERVAÇÃO</w:t>
             </w:r>
           </w:p>
         </w:tc>
         <w:tc>
           <w:tcPr>
-            <w:tcW w:type="dxa" w:w="6803"/>
-            <w:vAlign w:val="center"/>
-            <w:shd w:fill="EDF3F6"/>
+            <w:tcW w:type="dxa" w:w="5040"/>
+            <w:shd w:fill="FFFFFF"/>
             <w:tcMar>
-              <w:top w:w="95" w:type="dxa"/>
-              <w:left w:w="95" w:type="dxa"/>
-              <w:bottom w:w="95" w:type="dxa"/>
-              <w:right w:w="95" w:type="dxa"/>
+              <w:top w:w="100" w:type="dxa"/>
+              <w:start w:w="120" w:type="dxa"/>
+              <w:bottom w:w="100" w:type="dxa"/>
+              <w:end w:w="120" w:type="dxa"/>
             </w:tcMar>
             <w:tcBorders>
-              <w:top w:val="single" w:sz="4" w:color="D9D9D9"/>
-              <w:left w:val="single" w:sz="4" w:color="D9D9D9"/>
-              <w:bottom w:val="single" w:sz="4" w:color="D9D9D9"/>
-              <w:right w:val="single" w:sz="4" w:color="D9D9D9"/>
+              <w:top w:val="single" w:sz="3" w:color="DCE4EC"/>
+              <w:left w:val="single" w:sz="3" w:color="DCE4EC"/>
+              <w:bottom w:val="single" w:sz="3" w:color="DCE4EC"/>
+              <w:right w:val="single" w:sz="3" w:color="DCE4EC"/>
+            </w:tcBorders>
+            <w:vAlign w:val="center"/>
+          </w:tcPr>
+          <w:p>
+            <w:r>
+              <w:rPr>
+                <w:rFonts w:ascii="Arial" w:hAnsi="Arial"/>
+                <w:b w:val="0"/>
+                <w:color w:val="1B2733"/>
+                <w:sz w:val="18"/>
+              </w:rPr>
+              <w:t>Contexto, pendências e destino de escalonamento.</w:t>
+            </w:r>
+          </w:p>
+        </w:tc>
+      </w:tr>
+      <w:tr>
+        <w:trPr>
+          <w:cantSplit/>
+        </w:trPr>
+        <w:tc>
+          <w:tcPr>
+            <w:tcW w:type="dxa" w:w="5040"/>
+            <w:shd w:fill="F7FAFC"/>
+            <w:tcMar>
+              <w:top w:w="100" w:type="dxa"/>
+              <w:start w:w="120" w:type="dxa"/>
+              <w:bottom w:w="100" w:type="dxa"/>
+              <w:end w:w="120" w:type="dxa"/>
+            </w:tcMar>
+            <w:tcBorders>
+              <w:top w:val="single" w:sz="3" w:color="DCE4EC"/>
+              <w:left w:val="single" w:sz="3" w:color="DCE4EC"/>
+              <w:bottom w:val="single" w:sz="3" w:color="DCE4EC"/>
+              <w:right w:val="single" w:sz="3" w:color="DCE4EC"/>
+            </w:tcBorders>
+            <w:vAlign w:val="center"/>
+          </w:tcPr>
+          <w:p>
+            <w:r>
+              <w:rPr>
+                <w:rFonts w:ascii="Arial" w:hAnsi="Arial"/>
+                <w:b w:val="0"/>
+                <w:color w:val="1B2733"/>
+                <w:sz w:val="18"/>
+              </w:rPr>
+              <w:t>RESPONSÁVEL</w:t>
+            </w:r>
+          </w:p>
+        </w:tc>
+        <w:tc>
+          <w:tcPr>
+            <w:tcW w:type="dxa" w:w="5040"/>
+            <w:shd w:fill="F7FAFC"/>
+            <w:tcMar>
+              <w:top w:w="100" w:type="dxa"/>
+              <w:start w:w="120" w:type="dxa"/>
+              <w:bottom w:w="100" w:type="dxa"/>
+              <w:end w:w="120" w:type="dxa"/>
+            </w:tcMar>
+            <w:tcBorders>
+              <w:top w:val="single" w:sz="3" w:color="DCE4EC"/>
+              <w:left w:val="single" w:sz="3" w:color="DCE4EC"/>
+              <w:bottom w:val="single" w:sz="3" w:color="DCE4EC"/>
+              <w:right w:val="single" w:sz="3" w:color="DCE4EC"/>
+            </w:tcBorders>
+            <w:vAlign w:val="center"/>
+          </w:tcPr>
+          <w:p>
+            <w:r>
+              <w:rPr>
+                <w:rFonts w:ascii="Arial" w:hAnsi="Arial"/>
+                <w:b w:val="0"/>
+                <w:color w:val="1B2733"/>
+                <w:sz w:val="18"/>
+              </w:rPr>
+              <w:t>Pessoa atribuída ao case.</w:t>
+            </w:r>
+          </w:p>
+        </w:tc>
+      </w:tr>
+    </w:tbl>
+    <w:p>
+      <w:pPr>
+        <w:pStyle w:val="Heading2"/>
+        <w:keepNext/>
+        <w:spacing w:before="100" w:after="80"/>
+      </w:pPr>
+      <w:r>
+        <w:rPr>
+          <w:rFonts w:ascii="Arial" w:hAnsi="Arial"/>
+          <w:b/>
+          <w:color w:val="101923"/>
+          <w:sz w:val="26"/>
+        </w:rPr>
+        <w:t>Aba Resumo</w:t>
+      </w:r>
+    </w:p>
+    <w:p>
+      <w:pPr>
+        <w:pStyle w:val="ListBullet"/>
+        <w:spacing w:after="60"/>
+        <w:ind w:left="0"/>
+      </w:pPr>
+      <w:r>
+        <w:rPr>
+          <w:rFonts w:ascii="Arial" w:hAnsi="Arial"/>
+          <w:b w:val="0"/>
+          <w:color w:val="1B2733"/>
+          <w:sz w:val="20"/>
+        </w:rPr>
+        <w:t>Registra a base de entrada e a aba utilizada.</w:t>
+      </w:r>
+    </w:p>
+    <w:p>
+      <w:pPr>
+        <w:pStyle w:val="ListBullet"/>
+        <w:spacing w:after="60"/>
+        <w:ind w:left="0"/>
+      </w:pPr>
+      <w:r>
+        <w:rPr>
+          <w:rFonts w:ascii="Arial" w:hAnsi="Arial"/>
+          <w:b w:val="0"/>
+          <w:color w:val="1B2733"/>
+          <w:sz w:val="20"/>
+        </w:rPr>
+        <w:t>Preserva a fotografia da distribuição inicial.</w:t>
+      </w:r>
+    </w:p>
+    <w:p>
+      <w:pPr>
+        <w:pStyle w:val="ListBullet"/>
+        <w:spacing w:after="60"/>
+        <w:ind w:left="0"/>
+      </w:pPr>
+      <w:r>
+        <w:rPr>
+          <w:rFonts w:ascii="Arial" w:hAnsi="Arial"/>
+          <w:b w:val="0"/>
+          <w:color w:val="1B2733"/>
+          <w:sz w:val="20"/>
+        </w:rPr>
+        <w:t>Mostra quantidade por responsável e por data de abertura.</w:t>
+      </w:r>
+    </w:p>
+    <w:p>
+      <w:pPr>
+        <w:pStyle w:val="ListBullet"/>
+        <w:spacing w:after="60"/>
+        <w:ind w:left="0"/>
+      </w:pPr>
+      <w:r>
+        <w:rPr>
+          <w:rFonts w:ascii="Arial" w:hAnsi="Arial"/>
+          <w:b w:val="0"/>
+          <w:color w:val="1B2733"/>
+          <w:sz w:val="20"/>
+        </w:rPr>
+        <w:t>Lista os cases mantidos em espera e exclusões não encontradas na base.</w:t>
+      </w:r>
+    </w:p>
+    <w:p>
+      <w:pPr>
+        <w:pStyle w:val="Heading1"/>
+        <w:keepNext/>
+        <w:spacing w:before="160" w:after="80"/>
+      </w:pPr>
+      <w:r>
+        <w:rPr>
+          <w:rFonts w:ascii="Arial" w:hAnsi="Arial"/>
+          <w:b/>
+          <w:color w:val="101923"/>
+          <w:sz w:val="34"/>
+        </w:rPr>
+        <w:t>7. Status e rotina de acompanhamento</w:t>
+      </w:r>
+    </w:p>
+    <w:tbl>
+      <w:tblPr>
+        <w:tblW w:type="auto" w:w="0"/>
+        <w:jc w:val="center"/>
+        <w:tblLayout w:type="autofit"/>
+        <w:tblLook w:firstColumn="1" w:firstRow="1" w:lastColumn="0" w:lastRow="0" w:noHBand="0" w:noVBand="1" w:val="04A0"/>
+      </w:tblPr>
+      <w:tblGrid>
+        <w:gridCol w:w="5040"/>
+        <w:gridCol w:w="5040"/>
+      </w:tblGrid>
+      <w:tr>
+        <w:tc>
+          <w:tcPr>
+            <w:tcW w:type="dxa" w:w="5040"/>
+            <w:shd w:fill="101923"/>
+            <w:tcMar>
+              <w:top w:w="110" w:type="dxa"/>
+              <w:start w:w="120" w:type="dxa"/>
+              <w:bottom w:w="110" w:type="dxa"/>
+              <w:end w:w="120" w:type="dxa"/>
+            </w:tcMar>
+            <w:tcBorders>
+              <w:top w:val="single" w:sz="4" w:color="101923"/>
+              <w:left w:val="single" w:sz="4" w:color="101923"/>
+              <w:bottom w:val="single" w:sz="4" w:color="101923"/>
+              <w:right w:val="single" w:sz="4" w:color="101923"/>
             </w:tcBorders>
           </w:tcPr>
           <w:p>
             <w:pPr>
-              <w:spacing w:after="20" w:line="250" w:lineRule="auto"/>
+              <w:jc w:val="left"/>
             </w:pPr>
             <w:r>
               <w:rPr>
-                <w:b w:val="0"/>
-                <w:color w:val="172C3A"/>
+                <w:rFonts w:ascii="Arial" w:hAnsi="Arial"/>
+                <w:b/>
+                <w:color w:val="FFFFFF"/>
                 <w:sz w:val="19"/>
               </w:rPr>
-              <w:t>Consulte exclusões no Resumo e status e responsáveis nos alertas do Gestor.</w:t>
+              <w:t>Status</w:t>
+            </w:r>
+          </w:p>
+        </w:tc>
+        <w:tc>
+          <w:tcPr>
+            <w:tcW w:type="dxa" w:w="5040"/>
+            <w:shd w:fill="101923"/>
+            <w:tcMar>
+              <w:top w:w="110" w:type="dxa"/>
+              <w:start w:w="120" w:type="dxa"/>
+              <w:bottom w:w="110" w:type="dxa"/>
+              <w:end w:w="120" w:type="dxa"/>
+            </w:tcMar>
+            <w:tcBorders>
+              <w:top w:val="single" w:sz="4" w:color="101923"/>
+              <w:left w:val="single" w:sz="4" w:color="101923"/>
+              <w:bottom w:val="single" w:sz="4" w:color="101923"/>
+              <w:right w:val="single" w:sz="4" w:color="101923"/>
+            </w:tcBorders>
+          </w:tcPr>
+          <w:p>
+            <w:pPr>
+              <w:jc w:val="left"/>
+            </w:pPr>
+            <w:r>
+              <w:rPr>
+                <w:rFonts w:ascii="Arial" w:hAnsi="Arial"/>
+                <w:b/>
+                <w:color w:val="FFFFFF"/>
+                <w:sz w:val="19"/>
+              </w:rPr>
+              <w:t>Quando usar</w:t>
+            </w:r>
+          </w:p>
+        </w:tc>
+      </w:tr>
+      <w:tr>
+        <w:trPr>
+          <w:cantSplit/>
+        </w:trPr>
+        <w:tc>
+          <w:tcPr>
+            <w:tcW w:type="dxa" w:w="5040"/>
+            <w:shd w:fill="F7FAFC"/>
+            <w:tcMar>
+              <w:top w:w="100" w:type="dxa"/>
+              <w:start w:w="120" w:type="dxa"/>
+              <w:bottom w:w="100" w:type="dxa"/>
+              <w:end w:w="120" w:type="dxa"/>
+            </w:tcMar>
+            <w:tcBorders>
+              <w:top w:val="single" w:sz="3" w:color="DCE4EC"/>
+              <w:left w:val="single" w:sz="3" w:color="DCE4EC"/>
+              <w:bottom w:val="single" w:sz="3" w:color="DCE4EC"/>
+              <w:right w:val="single" w:sz="3" w:color="DCE4EC"/>
+            </w:tcBorders>
+            <w:vAlign w:val="center"/>
+          </w:tcPr>
+          <w:p>
+            <w:r>
+              <w:rPr>
+                <w:rFonts w:ascii="Arial" w:hAnsi="Arial"/>
+                <w:b w:val="0"/>
+                <w:color w:val="1B2733"/>
+                <w:sz w:val="18"/>
+              </w:rPr>
+              <w:t>Pendente</w:t>
+            </w:r>
+          </w:p>
+        </w:tc>
+        <w:tc>
+          <w:tcPr>
+            <w:tcW w:type="dxa" w:w="5040"/>
+            <w:shd w:fill="F7FAFC"/>
+            <w:tcMar>
+              <w:top w:w="100" w:type="dxa"/>
+              <w:start w:w="120" w:type="dxa"/>
+              <w:bottom w:w="100" w:type="dxa"/>
+              <w:end w:w="120" w:type="dxa"/>
+            </w:tcMar>
+            <w:tcBorders>
+              <w:top w:val="single" w:sz="3" w:color="DCE4EC"/>
+              <w:left w:val="single" w:sz="3" w:color="DCE4EC"/>
+              <w:bottom w:val="single" w:sz="3" w:color="DCE4EC"/>
+              <w:right w:val="single" w:sz="3" w:color="DCE4EC"/>
+            </w:tcBorders>
+            <w:vAlign w:val="center"/>
+          </w:tcPr>
+          <w:p>
+            <w:r>
+              <w:rPr>
+                <w:rFonts w:ascii="Arial" w:hAnsi="Arial"/>
+                <w:b w:val="0"/>
+                <w:color w:val="1B2733"/>
+                <w:sz w:val="18"/>
+              </w:rPr>
+              <w:t>Ainda não iniciado.</w:t>
+            </w:r>
+          </w:p>
+        </w:tc>
+      </w:tr>
+      <w:tr>
+        <w:trPr>
+          <w:cantSplit/>
+        </w:trPr>
+        <w:tc>
+          <w:tcPr>
+            <w:tcW w:type="dxa" w:w="5040"/>
+            <w:shd w:fill="FFFFFF"/>
+            <w:tcMar>
+              <w:top w:w="100" w:type="dxa"/>
+              <w:start w:w="120" w:type="dxa"/>
+              <w:bottom w:w="100" w:type="dxa"/>
+              <w:end w:w="120" w:type="dxa"/>
+            </w:tcMar>
+            <w:tcBorders>
+              <w:top w:val="single" w:sz="3" w:color="DCE4EC"/>
+              <w:left w:val="single" w:sz="3" w:color="DCE4EC"/>
+              <w:bottom w:val="single" w:sz="3" w:color="DCE4EC"/>
+              <w:right w:val="single" w:sz="3" w:color="DCE4EC"/>
+            </w:tcBorders>
+            <w:vAlign w:val="center"/>
+          </w:tcPr>
+          <w:p>
+            <w:r>
+              <w:rPr>
+                <w:rFonts w:ascii="Arial" w:hAnsi="Arial"/>
+                <w:b w:val="0"/>
+                <w:color w:val="1B2733"/>
+                <w:sz w:val="18"/>
+              </w:rPr>
+              <w:t>Em andamento</w:t>
+            </w:r>
+          </w:p>
+        </w:tc>
+        <w:tc>
+          <w:tcPr>
+            <w:tcW w:type="dxa" w:w="5040"/>
+            <w:shd w:fill="FFFFFF"/>
+            <w:tcMar>
+              <w:top w:w="100" w:type="dxa"/>
+              <w:start w:w="120" w:type="dxa"/>
+              <w:bottom w:w="100" w:type="dxa"/>
+              <w:end w:w="120" w:type="dxa"/>
+            </w:tcMar>
+            <w:tcBorders>
+              <w:top w:val="single" w:sz="3" w:color="DCE4EC"/>
+              <w:left w:val="single" w:sz="3" w:color="DCE4EC"/>
+              <w:bottom w:val="single" w:sz="3" w:color="DCE4EC"/>
+              <w:right w:val="single" w:sz="3" w:color="DCE4EC"/>
+            </w:tcBorders>
+            <w:vAlign w:val="center"/>
+          </w:tcPr>
+          <w:p>
+            <w:r>
+              <w:rPr>
+                <w:rFonts w:ascii="Arial" w:hAnsi="Arial"/>
+                <w:b w:val="0"/>
+                <w:color w:val="1B2733"/>
+                <w:sz w:val="18"/>
+              </w:rPr>
+              <w:t>Case em tratamento.</w:t>
+            </w:r>
+          </w:p>
+        </w:tc>
+      </w:tr>
+      <w:tr>
+        <w:trPr>
+          <w:cantSplit/>
+        </w:trPr>
+        <w:tc>
+          <w:tcPr>
+            <w:tcW w:type="dxa" w:w="5040"/>
+            <w:shd w:fill="F7FAFC"/>
+            <w:tcMar>
+              <w:top w:w="100" w:type="dxa"/>
+              <w:start w:w="120" w:type="dxa"/>
+              <w:bottom w:w="100" w:type="dxa"/>
+              <w:end w:w="120" w:type="dxa"/>
+            </w:tcMar>
+            <w:tcBorders>
+              <w:top w:val="single" w:sz="3" w:color="DCE4EC"/>
+              <w:left w:val="single" w:sz="3" w:color="DCE4EC"/>
+              <w:bottom w:val="single" w:sz="3" w:color="DCE4EC"/>
+              <w:right w:val="single" w:sz="3" w:color="DCE4EC"/>
+            </w:tcBorders>
+            <w:vAlign w:val="center"/>
+          </w:tcPr>
+          <w:p>
+            <w:r>
+              <w:rPr>
+                <w:rFonts w:ascii="Arial" w:hAnsi="Arial"/>
+                <w:b w:val="0"/>
+                <w:color w:val="1B2733"/>
+                <w:sz w:val="18"/>
+              </w:rPr>
+              <w:t>Concluído</w:t>
+            </w:r>
+          </w:p>
+        </w:tc>
+        <w:tc>
+          <w:tcPr>
+            <w:tcW w:type="dxa" w:w="5040"/>
+            <w:shd w:fill="F7FAFC"/>
+            <w:tcMar>
+              <w:top w:w="100" w:type="dxa"/>
+              <w:start w:w="120" w:type="dxa"/>
+              <w:bottom w:w="100" w:type="dxa"/>
+              <w:end w:w="120" w:type="dxa"/>
+            </w:tcMar>
+            <w:tcBorders>
+              <w:top w:val="single" w:sz="3" w:color="DCE4EC"/>
+              <w:left w:val="single" w:sz="3" w:color="DCE4EC"/>
+              <w:bottom w:val="single" w:sz="3" w:color="DCE4EC"/>
+              <w:right w:val="single" w:sz="3" w:color="DCE4EC"/>
+            </w:tcBorders>
+            <w:vAlign w:val="center"/>
+          </w:tcPr>
+          <w:p>
+            <w:r>
+              <w:rPr>
+                <w:rFonts w:ascii="Arial" w:hAnsi="Arial"/>
+                <w:b w:val="0"/>
+                <w:color w:val="1B2733"/>
+                <w:sz w:val="18"/>
+              </w:rPr>
+              <w:t>Tratamento finalizado.</w:t>
+            </w:r>
+          </w:p>
+        </w:tc>
+      </w:tr>
+      <w:tr>
+        <w:trPr>
+          <w:cantSplit/>
+        </w:trPr>
+        <w:tc>
+          <w:tcPr>
+            <w:tcW w:type="dxa" w:w="5040"/>
+            <w:shd w:fill="FFFFFF"/>
+            <w:tcMar>
+              <w:top w:w="100" w:type="dxa"/>
+              <w:start w:w="120" w:type="dxa"/>
+              <w:bottom w:w="100" w:type="dxa"/>
+              <w:end w:w="120" w:type="dxa"/>
+            </w:tcMar>
+            <w:tcBorders>
+              <w:top w:val="single" w:sz="3" w:color="DCE4EC"/>
+              <w:left w:val="single" w:sz="3" w:color="DCE4EC"/>
+              <w:bottom w:val="single" w:sz="3" w:color="DCE4EC"/>
+              <w:right w:val="single" w:sz="3" w:color="DCE4EC"/>
+            </w:tcBorders>
+            <w:vAlign w:val="center"/>
+          </w:tcPr>
+          <w:p>
+            <w:r>
+              <w:rPr>
+                <w:rFonts w:ascii="Arial" w:hAnsi="Arial"/>
+                <w:b w:val="0"/>
+                <w:color w:val="1B2733"/>
+                <w:sz w:val="18"/>
+              </w:rPr>
+              <w:t>Revisar depois</w:t>
+            </w:r>
+          </w:p>
+        </w:tc>
+        <w:tc>
+          <w:tcPr>
+            <w:tcW w:type="dxa" w:w="5040"/>
+            <w:shd w:fill="FFFFFF"/>
+            <w:tcMar>
+              <w:top w:w="100" w:type="dxa"/>
+              <w:start w:w="120" w:type="dxa"/>
+              <w:bottom w:w="100" w:type="dxa"/>
+              <w:end w:w="120" w:type="dxa"/>
+            </w:tcMar>
+            <w:tcBorders>
+              <w:top w:val="single" w:sz="3" w:color="DCE4EC"/>
+              <w:left w:val="single" w:sz="3" w:color="DCE4EC"/>
+              <w:bottom w:val="single" w:sz="3" w:color="DCE4EC"/>
+              <w:right w:val="single" w:sz="3" w:color="DCE4EC"/>
+            </w:tcBorders>
+            <w:vAlign w:val="center"/>
+          </w:tcPr>
+          <w:p>
+            <w:r>
+              <w:rPr>
+                <w:rFonts w:ascii="Arial" w:hAnsi="Arial"/>
+                <w:b w:val="0"/>
+                <w:color w:val="1B2733"/>
+                <w:sz w:val="18"/>
+              </w:rPr>
+              <w:t>Deve ser retomado posteriormente pelo mesmo responsável.</w:t>
+            </w:r>
+          </w:p>
+        </w:tc>
+      </w:tr>
+      <w:tr>
+        <w:trPr>
+          <w:cantSplit/>
+        </w:trPr>
+        <w:tc>
+          <w:tcPr>
+            <w:tcW w:type="dxa" w:w="5040"/>
+            <w:shd w:fill="F7FAFC"/>
+            <w:tcMar>
+              <w:top w:w="100" w:type="dxa"/>
+              <w:start w:w="120" w:type="dxa"/>
+              <w:bottom w:w="100" w:type="dxa"/>
+              <w:end w:w="120" w:type="dxa"/>
+            </w:tcMar>
+            <w:tcBorders>
+              <w:top w:val="single" w:sz="3" w:color="DCE4EC"/>
+              <w:left w:val="single" w:sz="3" w:color="DCE4EC"/>
+              <w:bottom w:val="single" w:sz="3" w:color="DCE4EC"/>
+              <w:right w:val="single" w:sz="3" w:color="DCE4EC"/>
+            </w:tcBorders>
+            <w:vAlign w:val="center"/>
+          </w:tcPr>
+          <w:p>
+            <w:r>
+              <w:rPr>
+                <w:rFonts w:ascii="Arial" w:hAnsi="Arial"/>
+                <w:b w:val="0"/>
+                <w:color w:val="1B2733"/>
+                <w:sz w:val="18"/>
+              </w:rPr>
+              <w:t>Escalado</w:t>
+            </w:r>
+          </w:p>
+        </w:tc>
+        <w:tc>
+          <w:tcPr>
+            <w:tcW w:type="dxa" w:w="5040"/>
+            <w:shd w:fill="F7FAFC"/>
+            <w:tcMar>
+              <w:top w:w="100" w:type="dxa"/>
+              <w:start w:w="120" w:type="dxa"/>
+              <w:bottom w:w="100" w:type="dxa"/>
+              <w:end w:w="120" w:type="dxa"/>
+            </w:tcMar>
+            <w:tcBorders>
+              <w:top w:val="single" w:sz="3" w:color="DCE4EC"/>
+              <w:left w:val="single" w:sz="3" w:color="DCE4EC"/>
+              <w:bottom w:val="single" w:sz="3" w:color="DCE4EC"/>
+              <w:right w:val="single" w:sz="3" w:color="DCE4EC"/>
+            </w:tcBorders>
+            <w:vAlign w:val="center"/>
+          </w:tcPr>
+          <w:p>
+            <w:r>
+              <w:rPr>
+                <w:rFonts w:ascii="Arial" w:hAnsi="Arial"/>
+                <w:b w:val="0"/>
+                <w:color w:val="1B2733"/>
+                <w:sz w:val="18"/>
+              </w:rPr>
+              <w:t>Aguarda apoio, validação ou retorno.</w:t>
+            </w:r>
+          </w:p>
+        </w:tc>
+      </w:tr>
+    </w:tbl>
+    <w:tbl>
+      <w:tblPr>
+        <w:tblW w:type="auto" w:w="0"/>
+        <w:jc w:val="center"/>
+        <w:tblLayout w:type="autofit"/>
+        <w:tblLook w:firstColumn="1" w:firstRow="1" w:lastColumn="0" w:lastRow="0" w:noHBand="0" w:noVBand="1" w:val="04A0"/>
+      </w:tblPr>
+      <w:tblGrid>
+        <w:gridCol w:w="10080"/>
+      </w:tblGrid>
+      <w:tr>
+        <w:trPr>
+          <w:cantSplit/>
+        </w:trPr>
+        <w:tc>
+          <w:tcPr>
+            <w:tcW w:type="dxa" w:w="10080"/>
+            <w:shd w:fill="F4EEFF"/>
+            <w:tcMar>
+              <w:top w:w="160" w:type="dxa"/>
+              <w:start w:w="180" w:type="dxa"/>
+              <w:bottom w:w="160" w:type="dxa"/>
+              <w:end w:w="180" w:type="dxa"/>
+            </w:tcMar>
+            <w:tcBorders>
+              <w:top w:val="single" w:sz="6" w:color="9B7BD4"/>
+              <w:left w:val="single" w:sz="14" w:color="9B7BD4"/>
+              <w:bottom w:val="single" w:sz="6" w:color="9B7BD4"/>
+              <w:right w:val="single" w:sz="6" w:color="9B7BD4"/>
+            </w:tcBorders>
+          </w:tcPr>
+          <w:p>
+            <w:pPr>
+              <w:spacing w:after="40"/>
+            </w:pPr>
+            <w:r>
+              <w:rPr>
+                <w:rFonts w:ascii="Arial" w:hAnsi="Arial"/>
+                <w:b/>
+                <w:color w:val="9B7BD4"/>
+                <w:sz w:val="21"/>
+              </w:rPr>
+              <w:t>Escalonamento</w:t>
+            </w:r>
+          </w:p>
+          <w:p>
+            <w:pPr>
+              <w:spacing w:after="0"/>
+            </w:pPr>
+            <w:r>
+              <w:rPr>
+                <w:rFonts w:ascii="Arial" w:hAnsi="Arial"/>
+                <w:b w:val="0"/>
+                <w:color w:val="1B2733"/>
+                <w:sz w:val="19"/>
+              </w:rPr>
+              <w:t>Quando usar o status Escalado, registre em OBSERVAÇÃO para quem o case foi direcionado e o contexto necessário. Exemplo: “Escalado para: Equipe Financeira - aguardando retorno.”</w:t>
+            </w:r>
+          </w:p>
+        </w:tc>
+      </w:tr>
+    </w:tbl>
+    <w:p>
+      <w:pPr>
+        <w:spacing w:after="20"/>
+      </w:pPr>
+    </w:p>
+    <w:p>
+      <w:r>
+        <w:rPr>
+          <w:rFonts w:ascii="Arial" w:hAnsi="Arial"/>
+          <w:b w:val="0"/>
+          <w:color w:val="1B2733"/>
+          <w:sz w:val="21"/>
+        </w:rPr>
+        <w:t>Ainda abertos = distribuídos - concluídos. Cases em revisão e escalados já fazem parte dos abertos.</w:t>
+      </w:r>
+    </w:p>
+    <w:p>
+      <w:pPr>
+        <w:pStyle w:val="Heading1"/>
+        <w:keepNext/>
+        <w:spacing w:before="160" w:after="80"/>
+      </w:pPr>
+      <w:r>
+        <w:rPr>
+          <w:rFonts w:ascii="Arial" w:hAnsi="Arial"/>
+          <w:b/>
+          <w:color w:val="101923"/>
+          <w:sz w:val="34"/>
+        </w:rPr>
+        <w:t>8. Relatórios em PDF</w:t>
+      </w:r>
+    </w:p>
+    <w:p>
+      <w:pPr>
+        <w:pStyle w:val="Heading2"/>
+        <w:keepNext/>
+        <w:spacing w:before="100" w:after="80"/>
+      </w:pPr>
+      <w:r>
+        <w:rPr>
+          <w:rFonts w:ascii="Arial" w:hAnsi="Arial"/>
+          <w:b/>
+          <w:color w:val="101923"/>
+          <w:sz w:val="26"/>
+        </w:rPr>
+        <w:t>Pelo Excel</w:t>
+      </w:r>
+    </w:p>
+    <w:p>
+      <w:pPr>
+        <w:spacing w:after="80"/>
+        <w:ind w:left="0"/>
+      </w:pPr>
+      <w:r>
+        <w:rPr>
+          <w:rFonts w:ascii="Arial" w:hAnsi="Arial"/>
+          <w:b/>
+          <w:color w:val="101923"/>
+          <w:sz w:val="20"/>
+        </w:rPr>
+        <w:t xml:space="preserve">1.  </w:t>
+      </w:r>
+      <w:r>
+        <w:rPr>
+          <w:rFonts w:ascii="Arial" w:hAnsi="Arial"/>
+          <w:b w:val="0"/>
+          <w:color w:val="1B2733"/>
+          <w:sz w:val="20"/>
+        </w:rPr>
+        <w:t>Abra o arquivo .xlsm no Excel instalado.</w:t>
+      </w:r>
+    </w:p>
+    <w:p>
+      <w:pPr>
+        <w:spacing w:after="80"/>
+        <w:ind w:left="0"/>
+      </w:pPr>
+      <w:r>
+        <w:rPr>
+          <w:rFonts w:ascii="Arial" w:hAnsi="Arial"/>
+          <w:b/>
+          <w:color w:val="101923"/>
+          <w:sz w:val="20"/>
+        </w:rPr>
+        <w:t xml:space="preserve">2.  </w:t>
+      </w:r>
+      <w:r>
+        <w:rPr>
+          <w:rFonts w:ascii="Arial" w:hAnsi="Arial"/>
+          <w:b w:val="0"/>
+          <w:color w:val="1B2733"/>
+          <w:sz w:val="20"/>
+        </w:rPr>
+        <w:t>Na aba Gestor, selecione a visão desejada.</w:t>
+      </w:r>
+    </w:p>
+    <w:p>
+      <w:pPr>
+        <w:spacing w:after="80"/>
+        <w:ind w:left="0"/>
+      </w:pPr>
+      <w:r>
+        <w:rPr>
+          <w:rFonts w:ascii="Arial" w:hAnsi="Arial"/>
+          <w:b/>
+          <w:color w:val="101923"/>
+          <w:sz w:val="20"/>
+        </w:rPr>
+        <w:t xml:space="preserve">3.  </w:t>
+      </w:r>
+      <w:r>
+        <w:rPr>
+          <w:rFonts w:ascii="Arial" w:hAnsi="Arial"/>
+          <w:b w:val="0"/>
+          <w:color w:val="1B2733"/>
+          <w:sz w:val="20"/>
+        </w:rPr>
+        <w:t>Clique em GERAR RESUMO PDF.</w:t>
+      </w:r>
+    </w:p>
+    <w:p>
+      <w:pPr>
+        <w:spacing w:after="80"/>
+        <w:ind w:left="0"/>
+      </w:pPr>
+      <w:r>
+        <w:rPr>
+          <w:rFonts w:ascii="Arial" w:hAnsi="Arial"/>
+          <w:b/>
+          <w:color w:val="101923"/>
+          <w:sz w:val="20"/>
+        </w:rPr>
+        <w:t xml:space="preserve">4.  </w:t>
+      </w:r>
+      <w:r>
+        <w:rPr>
+          <w:rFonts w:ascii="Arial" w:hAnsi="Arial"/>
+          <w:b w:val="0"/>
+          <w:color w:val="1B2733"/>
+          <w:sz w:val="20"/>
+        </w:rPr>
+        <w:t>O relatório será criado na pasta Relatorios_PDF.</w:t>
+      </w:r>
+    </w:p>
+    <w:p>
+      <w:pPr>
+        <w:pStyle w:val="Heading2"/>
+        <w:keepNext/>
+        <w:spacing w:before="100" w:after="80"/>
+      </w:pPr>
+      <w:r>
+        <w:rPr>
+          <w:rFonts w:ascii="Arial" w:hAnsi="Arial"/>
+          <w:b/>
+          <w:color w:val="101923"/>
+          <w:sz w:val="26"/>
+        </w:rPr>
+        <w:t>Alternativa em Python</w:t>
+      </w:r>
+    </w:p>
+    <w:p>
+      <w:r>
+        <w:rPr>
+          <w:rFonts w:ascii="Arial" w:hAnsi="Arial"/>
+          <w:b w:val="0"/>
+          <w:color w:val="1B2733"/>
+          <w:sz w:val="21"/>
+        </w:rPr>
+        <w:t>Programa/Gerar_PDF.bat lê uma tracking salva e gera um relatório consolidado. Essa opção usa os valores já gravados no arquivo e não depende do botão VBA.</w:t>
+      </w:r>
+    </w:p>
+    <w:tbl>
+      <w:tblPr>
+        <w:tblW w:type="auto" w:w="0"/>
+        <w:jc w:val="center"/>
+        <w:tblLayout w:type="autofit"/>
+        <w:tblLook w:firstColumn="1" w:firstRow="1" w:lastColumn="0" w:lastRow="0" w:noHBand="0" w:noVBand="1" w:val="04A0"/>
+      </w:tblPr>
+      <w:tblGrid>
+        <w:gridCol w:w="10080"/>
+      </w:tblGrid>
+      <w:tr>
+        <w:trPr>
+          <w:cantSplit/>
+        </w:trPr>
+        <w:tc>
+          <w:tcPr>
+            <w:tcW w:type="dxa" w:w="10080"/>
+            <w:shd w:fill="FFF7E8"/>
+            <w:tcMar>
+              <w:top w:w="160" w:type="dxa"/>
+              <w:start w:w="180" w:type="dxa"/>
+              <w:bottom w:w="160" w:type="dxa"/>
+              <w:end w:w="180" w:type="dxa"/>
+            </w:tcMar>
+            <w:tcBorders>
+              <w:top w:val="single" w:sz="6" w:color="F5CB83"/>
+              <w:left w:val="single" w:sz="14" w:color="F5CB83"/>
+              <w:bottom w:val="single" w:sz="6" w:color="F5CB83"/>
+              <w:right w:val="single" w:sz="6" w:color="F5CB83"/>
+            </w:tcBorders>
+          </w:tcPr>
+          <w:p>
+            <w:pPr>
+              <w:spacing w:after="40"/>
+            </w:pPr>
+            <w:r>
+              <w:rPr>
+                <w:rFonts w:ascii="Arial" w:hAnsi="Arial"/>
+                <w:b/>
+                <w:color w:val="F5CB83"/>
+                <w:sz w:val="21"/>
+              </w:rPr>
+              <w:t>Macros</w:t>
+            </w:r>
+          </w:p>
+          <w:p>
+            <w:pPr>
+              <w:spacing w:after="0"/>
+            </w:pPr>
+            <w:r>
+              <w:rPr>
+                <w:rFonts w:ascii="Arial" w:hAnsi="Arial"/>
+                <w:b w:val="0"/>
+                <w:color w:val="1B2733"/>
+                <w:sz w:val="19"/>
+              </w:rPr>
+              <w:t>O botão do Excel utiliza VBA. Em ambientes onde macros estejam bloqueadas, use a alternativa em Python ou exporte a aba Gestor manualmente pelo Excel.</w:t>
             </w:r>
           </w:p>
         </w:tc>
@@ -2656,64 +4370,1126 @@
     </w:p>
     <w:p>
       <w:pPr>
-        <w:pStyle w:val="Heading2"/>
+        <w:pStyle w:val="Heading1"/>
+        <w:keepNext/>
+        <w:spacing w:before="160" w:after="80"/>
       </w:pPr>
       <w:r>
-        <w:t>Benefícios para acompanhar no piloto</w:t>
+        <w:rPr>
+          <w:rFonts w:ascii="Arial" w:hAnsi="Arial"/>
+          <w:b/>
+          <w:color w:val="101923"/>
+          <w:sz w:val="34"/>
+        </w:rPr>
+        <w:t>9. Uso compartilhado</w:t>
       </w:r>
     </w:p>
     <w:p>
       <w:r>
         <w:rPr>
+          <w:rFonts w:ascii="Arial" w:hAnsi="Arial"/>
           <w:b w:val="0"/>
+          <w:color w:val="1B2733"/>
+          <w:sz w:val="21"/>
         </w:rPr>
-        <w:t>A distribuição deixa de depender da separação manual de cada responsável. A regra de abertura fica consistente e o gestor passa a consultar uma visão comum de pendências. O PDF facilita o registro do andamento em diferentes horários.</w:t>
+        <w:t>O arquivo final pode ser armazenado em uma solução compatível com edição colaborativa. Para evitar divergências, a equipe deve trabalhar sobre o mesmo arquivo e aguardar a sincronização antes de gerar relatórios.</w:t>
+      </w:r>
+    </w:p>
+    <w:p>
+      <w:pPr>
+        <w:pStyle w:val="ListBullet"/>
+        <w:spacing w:after="60"/>
+        <w:ind w:left="0"/>
+      </w:pPr>
+      <w:r>
+        <w:rPr>
+          <w:rFonts w:ascii="Arial" w:hAnsi="Arial"/>
+          <w:b w:val="0"/>
+          <w:color w:val="1B2733"/>
+          <w:sz w:val="20"/>
+        </w:rPr>
+        <w:t>A ferramenta não publica o arquivo automaticamente.</w:t>
+      </w:r>
+    </w:p>
+    <w:p>
+      <w:pPr>
+        <w:pStyle w:val="ListBullet"/>
+        <w:spacing w:after="60"/>
+        <w:ind w:left="0"/>
+      </w:pPr>
+      <w:r>
+        <w:rPr>
+          <w:rFonts w:ascii="Arial" w:hAnsi="Arial"/>
+          <w:b w:val="0"/>
+          <w:color w:val="1B2733"/>
+          <w:sz w:val="20"/>
+        </w:rPr>
+        <w:t>Não realiza login ou autenticação em serviços externos.</w:t>
+      </w:r>
+    </w:p>
+    <w:p>
+      <w:pPr>
+        <w:pStyle w:val="ListBullet"/>
+        <w:spacing w:after="60"/>
+        <w:ind w:left="0"/>
+      </w:pPr>
+      <w:r>
+        <w:rPr>
+          <w:rFonts w:ascii="Arial" w:hAnsi="Arial"/>
+          <w:b w:val="0"/>
+          <w:color w:val="1B2733"/>
+          <w:sz w:val="20"/>
+        </w:rPr>
+        <w:t>Não configura permissões de acesso.</w:t>
+      </w:r>
+    </w:p>
+    <w:p>
+      <w:pPr>
+        <w:pStyle w:val="ListBullet"/>
+        <w:spacing w:after="60"/>
+        <w:ind w:left="0"/>
+      </w:pPr>
+      <w:r>
+        <w:rPr>
+          <w:rFonts w:ascii="Arial" w:hAnsi="Arial"/>
+          <w:b w:val="0"/>
+          <w:color w:val="1B2733"/>
+          <w:sz w:val="20"/>
+        </w:rPr>
+        <w:t>Cópias separadas não se atualizam entre si.</w:t>
+      </w:r>
+    </w:p>
+    <w:p>
+      <w:pPr>
+        <w:pStyle w:val="Heading1"/>
+        <w:keepNext/>
+        <w:spacing w:before="160" w:after="80"/>
+      </w:pPr>
+      <w:r>
+        <w:rPr>
+          <w:rFonts w:ascii="Arial" w:hAnsi="Arial"/>
+          <w:b/>
+          <w:color w:val="101923"/>
+          <w:sz w:val="34"/>
+        </w:rPr>
+        <w:t>10. Atualizando uma tracking existente</w:t>
       </w:r>
     </w:p>
     <w:p>
       <w:r>
         <w:rPr>
+          <w:rFonts w:ascii="Arial" w:hAnsi="Arial"/>
           <w:b w:val="0"/>
+          <w:color w:val="1B2733"/>
+          <w:sz w:val="21"/>
         </w:rPr>
-        <w:t>Para avaliar o ganho real, compare o tempo gasto para distribuir antes e depois, acompanhe a qualidade do preenchimento e observe os cases mais antigos ainda abertos. A ferramenta não traz uma promessa de produtividade nem mede automaticamente o tempo de tratamento.</w:t>
+        <w:t>Programa/Atualizar_Painel.bat cria uma nova cópia .xlsm a partir de uma tracking compatível, preservando os dados preenchidos e substituindo o painel pelo modelo mais recente.</w:t>
+      </w:r>
+    </w:p>
+    <w:p>
+      <w:pPr>
+        <w:pStyle w:val="ListBullet"/>
+        <w:spacing w:after="60"/>
+        <w:ind w:left="0"/>
+      </w:pPr>
+      <w:r>
+        <w:rPr>
+          <w:rFonts w:ascii="Arial" w:hAnsi="Arial"/>
+          <w:b w:val="0"/>
+          <w:color w:val="1B2733"/>
+          <w:sz w:val="20"/>
+        </w:rPr>
+        <w:t>O procedimento não redistribui os cases.</w:t>
+      </w:r>
+    </w:p>
+    <w:p>
+      <w:pPr>
+        <w:pStyle w:val="ListBullet"/>
+        <w:spacing w:after="60"/>
+        <w:ind w:left="0"/>
+      </w:pPr>
+      <w:r>
+        <w:rPr>
+          <w:rFonts w:ascii="Arial" w:hAnsi="Arial"/>
+          <w:b w:val="0"/>
+          <w:color w:val="1B2733"/>
+          <w:sz w:val="20"/>
+        </w:rPr>
+        <w:t>Os status e observações existentes são preservados.</w:t>
+      </w:r>
+    </w:p>
+    <w:p>
+      <w:pPr>
+        <w:pStyle w:val="ListBullet"/>
+        <w:spacing w:after="60"/>
+        <w:ind w:left="0"/>
+      </w:pPr>
+      <w:r>
+        <w:rPr>
+          <w:rFonts w:ascii="Arial" w:hAnsi="Arial"/>
+          <w:b w:val="0"/>
+          <w:color w:val="1B2733"/>
+          <w:sz w:val="20"/>
+        </w:rPr>
+        <w:t>Mantenha o arquivo original até validar a nova cópia.</w:t>
+      </w:r>
+    </w:p>
+    <w:p>
+      <w:pPr>
+        <w:pStyle w:val="Heading1"/>
+        <w:keepNext/>
+        <w:spacing w:before="160" w:after="80"/>
+      </w:pPr>
+      <w:r>
+        <w:rPr>
+          <w:rFonts w:ascii="Arial" w:hAnsi="Arial"/>
+          <w:b/>
+          <w:color w:val="101923"/>
+          <w:sz w:val="34"/>
+        </w:rPr>
+        <w:t>11. Uso pela linha de comando</w:t>
+      </w:r>
+    </w:p>
+    <w:p>
+      <w:r>
+        <w:rPr>
+          <w:rFonts w:ascii="Arial" w:hAnsi="Arial"/>
+          <w:b/>
+          <w:color w:val="101923"/>
+          <w:sz w:val="20"/>
+        </w:rPr>
+        <w:t>Exemplo:</w:t>
+      </w:r>
+    </w:p>
+    <w:tbl>
+      <w:tblPr>
+        <w:tblW w:type="auto" w:w="0"/>
+        <w:tblLook w:firstColumn="1" w:firstRow="1" w:lastColumn="0" w:lastRow="0" w:noHBand="0" w:noVBand="1" w:val="04A0"/>
+      </w:tblPr>
+      <w:tblGrid>
+        <w:gridCol w:w="10080"/>
+      </w:tblGrid>
+      <w:tr>
+        <w:tc>
+          <w:tcPr>
+            <w:tcW w:type="dxa" w:w="10080"/>
+            <w:shd w:fill="F5F7F9"/>
+            <w:tcMar>
+              <w:top w:w="140" w:type="dxa"/>
+              <w:start w:w="160" w:type="dxa"/>
+              <w:bottom w:w="140" w:type="dxa"/>
+              <w:end w:w="160" w:type="dxa"/>
+            </w:tcMar>
+          </w:tcPr>
+          <w:p>
+            <w:r>
+              <w:rPr>
+                <w:rFonts w:ascii="Courier New" w:hAnsi="Courier New"/>
+                <w:b w:val="0"/>
+                <w:color w:val="1B2733"/>
+                <w:sz w:val="17"/>
+              </w:rPr>
+              <w:t>python Programa/distribuir_cases.py "C:\Bases\base_do_dia.xlsx" --analistas "Ana" "Bruno" "Carla" --em-espera "Programa/Cases_em_espera.txt" --sem-pausa</w:t>
+            </w:r>
+          </w:p>
+        </w:tc>
+      </w:tr>
+    </w:tbl>
+    <w:p>
+      <w:r>
+        <w:rPr>
+          <w:rFonts w:ascii="Arial" w:hAnsi="Arial"/>
+          <w:b w:val="0"/>
+          <w:color w:val="6B7C8F"/>
+          <w:sz w:val="19"/>
+        </w:rPr>
+        <w:t>Use python Programa/distribuir_cases.py --help para consultar as opções disponíveis.</w:t>
+      </w:r>
+    </w:p>
+    <w:p>
+      <w:pPr>
+        <w:pStyle w:val="Heading1"/>
+        <w:keepNext/>
+        <w:spacing w:before="160" w:after="80"/>
+      </w:pPr>
+      <w:r>
+        <w:rPr>
+          <w:rFonts w:ascii="Arial" w:hAnsi="Arial"/>
+          <w:b/>
+          <w:color w:val="101923"/>
+          <w:sz w:val="34"/>
+        </w:rPr>
+        <w:t>12. Teste com dados fictícios</w:t>
+      </w:r>
+    </w:p>
+    <w:p>
+      <w:r>
+        <w:rPr>
+          <w:rFonts w:ascii="Arial" w:hAnsi="Arial"/>
+          <w:b w:val="0"/>
+          <w:color w:val="1B2733"/>
+          <w:sz w:val="21"/>
+        </w:rPr>
+        <w:t>Para validar o funcionamento sem utilizar dados reais, mantenha uma base de demonstração em exemplos/Base_Ficticia_Cases.xlsx. O arquivo deve conter apenas identificadores e datas inventados.</w:t>
+      </w:r>
+    </w:p>
+    <w:p>
+      <w:pPr>
+        <w:pStyle w:val="ListBullet"/>
+        <w:spacing w:after="60"/>
+        <w:ind w:left="0"/>
+      </w:pPr>
+      <w:r>
+        <w:rPr>
+          <w:rFonts w:ascii="Arial" w:hAnsi="Arial"/>
+          <w:b w:val="0"/>
+          <w:color w:val="1B2733"/>
+          <w:sz w:val="20"/>
+        </w:rPr>
+        <w:t>Teste a distribuição sem lista de espera.</w:t>
+      </w:r>
+    </w:p>
+    <w:p>
+      <w:pPr>
+        <w:pStyle w:val="ListBullet"/>
+        <w:spacing w:after="60"/>
+        <w:ind w:left="0"/>
+      </w:pPr>
+      <w:r>
+        <w:rPr>
+          <w:rFonts w:ascii="Arial" w:hAnsi="Arial"/>
+          <w:b w:val="0"/>
+          <w:color w:val="1B2733"/>
+          <w:sz w:val="20"/>
+        </w:rPr>
+        <w:t>Teste novamente com exemplos/exclusoes_demo.txt.</w:t>
+      </w:r>
+    </w:p>
+    <w:p>
+      <w:pPr>
+        <w:pStyle w:val="ListBullet"/>
+        <w:spacing w:after="60"/>
+        <w:ind w:left="0"/>
+      </w:pPr>
+      <w:r>
+        <w:rPr>
+          <w:rFonts w:ascii="Arial" w:hAnsi="Arial"/>
+          <w:b w:val="0"/>
+          <w:color w:val="1B2733"/>
+          <w:sz w:val="20"/>
+        </w:rPr>
+        <w:t>Altere alguns status na Tracking e confirme a atualização do painel.</w:t>
+      </w:r>
+    </w:p>
+    <w:p>
+      <w:pPr>
+        <w:pStyle w:val="ListBullet"/>
+        <w:spacing w:after="60"/>
+        <w:ind w:left="0"/>
+      </w:pPr>
+      <w:r>
+        <w:rPr>
+          <w:rFonts w:ascii="Arial" w:hAnsi="Arial"/>
+          <w:b w:val="0"/>
+          <w:color w:val="1B2733"/>
+          <w:sz w:val="20"/>
+        </w:rPr>
+        <w:t>Teste um case Escalado com observação preenchida.</w:t>
+      </w:r>
+    </w:p>
+    <w:p>
+      <w:pPr>
+        <w:pStyle w:val="ListBullet"/>
+        <w:spacing w:after="60"/>
+        <w:ind w:left="0"/>
+      </w:pPr>
+      <w:r>
+        <w:rPr>
+          <w:rFonts w:ascii="Arial" w:hAnsi="Arial"/>
+          <w:b w:val="0"/>
+          <w:color w:val="1B2733"/>
+          <w:sz w:val="20"/>
+        </w:rPr>
+        <w:t>Gere um PDF e confira os indicadores.</w:t>
+      </w:r>
+    </w:p>
+    <w:p>
+      <w:pPr>
+        <w:pStyle w:val="Heading1"/>
+        <w:keepNext/>
+        <w:spacing w:before="160" w:after="80"/>
+      </w:pPr>
+      <w:r>
+        <w:rPr>
+          <w:rFonts w:ascii="Arial" w:hAnsi="Arial"/>
+          <w:b/>
+          <w:color w:val="101923"/>
+          <w:sz w:val="34"/>
+        </w:rPr>
+        <w:t>13. Solução de problemas</w:t>
+      </w:r>
+    </w:p>
+    <w:tbl>
+      <w:tblPr>
+        <w:tblW w:type="auto" w:w="0"/>
+        <w:jc w:val="center"/>
+        <w:tblLayout w:type="autofit"/>
+        <w:tblLook w:firstColumn="1" w:firstRow="1" w:lastColumn="0" w:lastRow="0" w:noHBand="0" w:noVBand="1" w:val="04A0"/>
+      </w:tblPr>
+      <w:tblGrid>
+        <w:gridCol w:w="5040"/>
+        <w:gridCol w:w="5040"/>
+      </w:tblGrid>
+      <w:tr>
+        <w:tc>
+          <w:tcPr>
+            <w:tcW w:type="dxa" w:w="5040"/>
+            <w:shd w:fill="101923"/>
+            <w:tcMar>
+              <w:top w:w="110" w:type="dxa"/>
+              <w:start w:w="120" w:type="dxa"/>
+              <w:bottom w:w="110" w:type="dxa"/>
+              <w:end w:w="120" w:type="dxa"/>
+            </w:tcMar>
+            <w:tcBorders>
+              <w:top w:val="single" w:sz="4" w:color="101923"/>
+              <w:left w:val="single" w:sz="4" w:color="101923"/>
+              <w:bottom w:val="single" w:sz="4" w:color="101923"/>
+              <w:right w:val="single" w:sz="4" w:color="101923"/>
+            </w:tcBorders>
+          </w:tcPr>
+          <w:p>
+            <w:pPr>
+              <w:jc w:val="left"/>
+            </w:pPr>
+            <w:r>
+              <w:rPr>
+                <w:rFonts w:ascii="Arial" w:hAnsi="Arial"/>
+                <w:b/>
+                <w:color w:val="FFFFFF"/>
+                <w:sz w:val="19"/>
+              </w:rPr>
+              <w:t>Situação</w:t>
+            </w:r>
+          </w:p>
+        </w:tc>
+        <w:tc>
+          <w:tcPr>
+            <w:tcW w:type="dxa" w:w="5040"/>
+            <w:shd w:fill="101923"/>
+            <w:tcMar>
+              <w:top w:w="110" w:type="dxa"/>
+              <w:start w:w="120" w:type="dxa"/>
+              <w:bottom w:w="110" w:type="dxa"/>
+              <w:end w:w="120" w:type="dxa"/>
+            </w:tcMar>
+            <w:tcBorders>
+              <w:top w:val="single" w:sz="4" w:color="101923"/>
+              <w:left w:val="single" w:sz="4" w:color="101923"/>
+              <w:bottom w:val="single" w:sz="4" w:color="101923"/>
+              <w:right w:val="single" w:sz="4" w:color="101923"/>
+            </w:tcBorders>
+          </w:tcPr>
+          <w:p>
+            <w:pPr>
+              <w:jc w:val="left"/>
+            </w:pPr>
+            <w:r>
+              <w:rPr>
+                <w:rFonts w:ascii="Arial" w:hAnsi="Arial"/>
+                <w:b/>
+                <w:color w:val="FFFFFF"/>
+                <w:sz w:val="19"/>
+              </w:rPr>
+              <w:t>O que conferir</w:t>
+            </w:r>
+          </w:p>
+        </w:tc>
+      </w:tr>
+      <w:tr>
+        <w:trPr>
+          <w:cantSplit/>
+        </w:trPr>
+        <w:tc>
+          <w:tcPr>
+            <w:tcW w:type="dxa" w:w="5040"/>
+            <w:shd w:fill="F7FAFC"/>
+            <w:tcMar>
+              <w:top w:w="100" w:type="dxa"/>
+              <w:start w:w="120" w:type="dxa"/>
+              <w:bottom w:w="100" w:type="dxa"/>
+              <w:end w:w="120" w:type="dxa"/>
+            </w:tcMar>
+            <w:tcBorders>
+              <w:top w:val="single" w:sz="3" w:color="DCE4EC"/>
+              <w:left w:val="single" w:sz="3" w:color="DCE4EC"/>
+              <w:bottom w:val="single" w:sz="3" w:color="DCE4EC"/>
+              <w:right w:val="single" w:sz="3" w:color="DCE4EC"/>
+            </w:tcBorders>
+            <w:vAlign w:val="center"/>
+          </w:tcPr>
+          <w:p>
+            <w:r>
+              <w:rPr>
+                <w:rFonts w:ascii="Arial" w:hAnsi="Arial"/>
+                <w:b w:val="0"/>
+                <w:color w:val="1B2733"/>
+                <w:sz w:val="18"/>
+              </w:rPr>
+              <w:t>Python não encontrado</w:t>
+            </w:r>
+          </w:p>
+        </w:tc>
+        <w:tc>
+          <w:tcPr>
+            <w:tcW w:type="dxa" w:w="5040"/>
+            <w:shd w:fill="F7FAFC"/>
+            <w:tcMar>
+              <w:top w:w="100" w:type="dxa"/>
+              <w:start w:w="120" w:type="dxa"/>
+              <w:bottom w:w="100" w:type="dxa"/>
+              <w:end w:w="120" w:type="dxa"/>
+            </w:tcMar>
+            <w:tcBorders>
+              <w:top w:val="single" w:sz="3" w:color="DCE4EC"/>
+              <w:left w:val="single" w:sz="3" w:color="DCE4EC"/>
+              <w:bottom w:val="single" w:sz="3" w:color="DCE4EC"/>
+              <w:right w:val="single" w:sz="3" w:color="DCE4EC"/>
+            </w:tcBorders>
+            <w:vAlign w:val="center"/>
+          </w:tcPr>
+          <w:p>
+            <w:r>
+              <w:rPr>
+                <w:rFonts w:ascii="Arial" w:hAnsi="Arial"/>
+                <w:b w:val="0"/>
+                <w:color w:val="1B2733"/>
+                <w:sz w:val="18"/>
+              </w:rPr>
+              <w:t>Python 3.10+ disponível no computador.</w:t>
+            </w:r>
+          </w:p>
+        </w:tc>
+      </w:tr>
+      <w:tr>
+        <w:trPr>
+          <w:cantSplit/>
+        </w:trPr>
+        <w:tc>
+          <w:tcPr>
+            <w:tcW w:type="dxa" w:w="5040"/>
+            <w:shd w:fill="FFFFFF"/>
+            <w:tcMar>
+              <w:top w:w="100" w:type="dxa"/>
+              <w:start w:w="120" w:type="dxa"/>
+              <w:bottom w:w="100" w:type="dxa"/>
+              <w:end w:w="120" w:type="dxa"/>
+            </w:tcMar>
+            <w:tcBorders>
+              <w:top w:val="single" w:sz="3" w:color="DCE4EC"/>
+              <w:left w:val="single" w:sz="3" w:color="DCE4EC"/>
+              <w:bottom w:val="single" w:sz="3" w:color="DCE4EC"/>
+              <w:right w:val="single" w:sz="3" w:color="DCE4EC"/>
+            </w:tcBorders>
+            <w:vAlign w:val="center"/>
+          </w:tcPr>
+          <w:p>
+            <w:r>
+              <w:rPr>
+                <w:rFonts w:ascii="Arial" w:hAnsi="Arial"/>
+                <w:b w:val="0"/>
+                <w:color w:val="1B2733"/>
+                <w:sz w:val="18"/>
+              </w:rPr>
+              <w:t>Base não abre</w:t>
+            </w:r>
+          </w:p>
+        </w:tc>
+        <w:tc>
+          <w:tcPr>
+            <w:tcW w:type="dxa" w:w="5040"/>
+            <w:shd w:fill="FFFFFF"/>
+            <w:tcMar>
+              <w:top w:w="100" w:type="dxa"/>
+              <w:start w:w="120" w:type="dxa"/>
+              <w:bottom w:w="100" w:type="dxa"/>
+              <w:end w:w="120" w:type="dxa"/>
+            </w:tcMar>
+            <w:tcBorders>
+              <w:top w:val="single" w:sz="3" w:color="DCE4EC"/>
+              <w:left w:val="single" w:sz="3" w:color="DCE4EC"/>
+              <w:bottom w:val="single" w:sz="3" w:color="DCE4EC"/>
+              <w:right w:val="single" w:sz="3" w:color="DCE4EC"/>
+            </w:tcBorders>
+            <w:vAlign w:val="center"/>
+          </w:tcPr>
+          <w:p>
+            <w:r>
+              <w:rPr>
+                <w:rFonts w:ascii="Arial" w:hAnsi="Arial"/>
+                <w:b w:val="0"/>
+                <w:color w:val="1B2733"/>
+                <w:sz w:val="18"/>
+              </w:rPr>
+              <w:t>Arquivo .xlsx válido, sem senha e com os campos necessários.</w:t>
+            </w:r>
+          </w:p>
+        </w:tc>
+      </w:tr>
+      <w:tr>
+        <w:trPr>
+          <w:cantSplit/>
+        </w:trPr>
+        <w:tc>
+          <w:tcPr>
+            <w:tcW w:type="dxa" w:w="5040"/>
+            <w:shd w:fill="F7FAFC"/>
+            <w:tcMar>
+              <w:top w:w="100" w:type="dxa"/>
+              <w:start w:w="120" w:type="dxa"/>
+              <w:bottom w:w="100" w:type="dxa"/>
+              <w:end w:w="120" w:type="dxa"/>
+            </w:tcMar>
+            <w:tcBorders>
+              <w:top w:val="single" w:sz="3" w:color="DCE4EC"/>
+              <w:left w:val="single" w:sz="3" w:color="DCE4EC"/>
+              <w:bottom w:val="single" w:sz="3" w:color="DCE4EC"/>
+              <w:right w:val="single" w:sz="3" w:color="DCE4EC"/>
+            </w:tcBorders>
+            <w:vAlign w:val="center"/>
+          </w:tcPr>
+          <w:p>
+            <w:r>
+              <w:rPr>
+                <w:rFonts w:ascii="Arial" w:hAnsi="Arial"/>
+                <w:b w:val="0"/>
+                <w:color w:val="1B2733"/>
+                <w:sz w:val="18"/>
+              </w:rPr>
+              <w:t>Cabeçalhos não reconhecidos</w:t>
+            </w:r>
+          </w:p>
+        </w:tc>
+        <w:tc>
+          <w:tcPr>
+            <w:tcW w:type="dxa" w:w="5040"/>
+            <w:shd w:fill="F7FAFC"/>
+            <w:tcMar>
+              <w:top w:w="100" w:type="dxa"/>
+              <w:start w:w="120" w:type="dxa"/>
+              <w:bottom w:w="100" w:type="dxa"/>
+              <w:end w:w="120" w:type="dxa"/>
+            </w:tcMar>
+            <w:tcBorders>
+              <w:top w:val="single" w:sz="3" w:color="DCE4EC"/>
+              <w:left w:val="single" w:sz="3" w:color="DCE4EC"/>
+              <w:bottom w:val="single" w:sz="3" w:color="DCE4EC"/>
+              <w:right w:val="single" w:sz="3" w:color="DCE4EC"/>
+            </w:tcBorders>
+            <w:vAlign w:val="center"/>
+          </w:tcPr>
+          <w:p>
+            <w:r>
+              <w:rPr>
+                <w:rFonts w:ascii="Arial" w:hAnsi="Arial"/>
+                <w:b w:val="0"/>
+                <w:color w:val="1B2733"/>
+                <w:sz w:val="18"/>
+              </w:rPr>
+              <w:t>Nomes dos três campos de entrada e aba correta.</w:t>
+            </w:r>
+          </w:p>
+        </w:tc>
+      </w:tr>
+      <w:tr>
+        <w:trPr>
+          <w:cantSplit/>
+        </w:trPr>
+        <w:tc>
+          <w:tcPr>
+            <w:tcW w:type="dxa" w:w="5040"/>
+            <w:shd w:fill="FFFFFF"/>
+            <w:tcMar>
+              <w:top w:w="100" w:type="dxa"/>
+              <w:start w:w="120" w:type="dxa"/>
+              <w:bottom w:w="100" w:type="dxa"/>
+              <w:end w:w="120" w:type="dxa"/>
+            </w:tcMar>
+            <w:tcBorders>
+              <w:top w:val="single" w:sz="3" w:color="DCE4EC"/>
+              <w:left w:val="single" w:sz="3" w:color="DCE4EC"/>
+              <w:bottom w:val="single" w:sz="3" w:color="DCE4EC"/>
+              <w:right w:val="single" w:sz="3" w:color="DCE4EC"/>
+            </w:tcBorders>
+            <w:vAlign w:val="center"/>
+          </w:tcPr>
+          <w:p>
+            <w:r>
+              <w:rPr>
+                <w:rFonts w:ascii="Arial" w:hAnsi="Arial"/>
+                <w:b w:val="0"/>
+                <w:color w:val="1B2733"/>
+                <w:sz w:val="18"/>
+              </w:rPr>
+              <w:t>Painel não atualiza</w:t>
+            </w:r>
+          </w:p>
+        </w:tc>
+        <w:tc>
+          <w:tcPr>
+            <w:tcW w:type="dxa" w:w="5040"/>
+            <w:shd w:fill="FFFFFF"/>
+            <w:tcMar>
+              <w:top w:w="100" w:type="dxa"/>
+              <w:start w:w="120" w:type="dxa"/>
+              <w:bottom w:w="100" w:type="dxa"/>
+              <w:end w:w="120" w:type="dxa"/>
+            </w:tcMar>
+            <w:tcBorders>
+              <w:top w:val="single" w:sz="3" w:color="DCE4EC"/>
+              <w:left w:val="single" w:sz="3" w:color="DCE4EC"/>
+              <w:bottom w:val="single" w:sz="3" w:color="DCE4EC"/>
+              <w:right w:val="single" w:sz="3" w:color="DCE4EC"/>
+            </w:tcBorders>
+            <w:vAlign w:val="center"/>
+          </w:tcPr>
+          <w:p>
+            <w:r>
+              <w:rPr>
+                <w:rFonts w:ascii="Arial" w:hAnsi="Arial"/>
+                <w:b w:val="0"/>
+                <w:color w:val="1B2733"/>
+                <w:sz w:val="18"/>
+              </w:rPr>
+              <w:t>Cálculo automático do Excel e valores válidos na Tracking.</w:t>
+            </w:r>
+          </w:p>
+        </w:tc>
+      </w:tr>
+      <w:tr>
+        <w:trPr>
+          <w:cantSplit/>
+        </w:trPr>
+        <w:tc>
+          <w:tcPr>
+            <w:tcW w:type="dxa" w:w="5040"/>
+            <w:shd w:fill="F7FAFC"/>
+            <w:tcMar>
+              <w:top w:w="100" w:type="dxa"/>
+              <w:start w:w="120" w:type="dxa"/>
+              <w:bottom w:w="100" w:type="dxa"/>
+              <w:end w:w="120" w:type="dxa"/>
+            </w:tcMar>
+            <w:tcBorders>
+              <w:top w:val="single" w:sz="3" w:color="DCE4EC"/>
+              <w:left w:val="single" w:sz="3" w:color="DCE4EC"/>
+              <w:bottom w:val="single" w:sz="3" w:color="DCE4EC"/>
+              <w:right w:val="single" w:sz="3" w:color="DCE4EC"/>
+            </w:tcBorders>
+            <w:vAlign w:val="center"/>
+          </w:tcPr>
+          <w:p>
+            <w:r>
+              <w:rPr>
+                <w:rFonts w:ascii="Arial" w:hAnsi="Arial"/>
+                <w:b w:val="0"/>
+                <w:color w:val="1B2733"/>
+                <w:sz w:val="18"/>
+              </w:rPr>
+              <w:t>PDF não sai pelo botão</w:t>
+            </w:r>
+          </w:p>
+        </w:tc>
+        <w:tc>
+          <w:tcPr>
+            <w:tcW w:type="dxa" w:w="5040"/>
+            <w:shd w:fill="F7FAFC"/>
+            <w:tcMar>
+              <w:top w:w="100" w:type="dxa"/>
+              <w:start w:w="120" w:type="dxa"/>
+              <w:bottom w:w="100" w:type="dxa"/>
+              <w:end w:w="120" w:type="dxa"/>
+            </w:tcMar>
+            <w:tcBorders>
+              <w:top w:val="single" w:sz="3" w:color="DCE4EC"/>
+              <w:left w:val="single" w:sz="3" w:color="DCE4EC"/>
+              <w:bottom w:val="single" w:sz="3" w:color="DCE4EC"/>
+              <w:right w:val="single" w:sz="3" w:color="DCE4EC"/>
+            </w:tcBorders>
+            <w:vAlign w:val="center"/>
+          </w:tcPr>
+          <w:p>
+            <w:r>
+              <w:rPr>
+                <w:rFonts w:ascii="Arial" w:hAnsi="Arial"/>
+                <w:b w:val="0"/>
+                <w:color w:val="1B2733"/>
+                <w:sz w:val="18"/>
+              </w:rPr>
+              <w:t>Excel instalado, macros permitidas e pasta com permissão de gravação.</w:t>
+            </w:r>
+          </w:p>
+        </w:tc>
+      </w:tr>
+      <w:tr>
+        <w:trPr>
+          <w:cantSplit/>
+        </w:trPr>
+        <w:tc>
+          <w:tcPr>
+            <w:tcW w:type="dxa" w:w="5040"/>
+            <w:shd w:fill="FFFFFF"/>
+            <w:tcMar>
+              <w:top w:w="100" w:type="dxa"/>
+              <w:start w:w="120" w:type="dxa"/>
+              <w:bottom w:w="100" w:type="dxa"/>
+              <w:end w:w="120" w:type="dxa"/>
+            </w:tcMar>
+            <w:tcBorders>
+              <w:top w:val="single" w:sz="3" w:color="DCE4EC"/>
+              <w:left w:val="single" w:sz="3" w:color="DCE4EC"/>
+              <w:bottom w:val="single" w:sz="3" w:color="DCE4EC"/>
+              <w:right w:val="single" w:sz="3" w:color="DCE4EC"/>
+            </w:tcBorders>
+            <w:vAlign w:val="center"/>
+          </w:tcPr>
+          <w:p>
+            <w:r>
+              <w:rPr>
+                <w:rFonts w:ascii="Arial" w:hAnsi="Arial"/>
+                <w:b w:val="0"/>
+                <w:color w:val="1B2733"/>
+                <w:sz w:val="18"/>
+              </w:rPr>
+              <w:t>Contagem parece incorreta</w:t>
+            </w:r>
+          </w:p>
+        </w:tc>
+        <w:tc>
+          <w:tcPr>
+            <w:tcW w:type="dxa" w:w="5040"/>
+            <w:shd w:fill="FFFFFF"/>
+            <w:tcMar>
+              <w:top w:w="100" w:type="dxa"/>
+              <w:start w:w="120" w:type="dxa"/>
+              <w:bottom w:w="100" w:type="dxa"/>
+              <w:end w:w="120" w:type="dxa"/>
+            </w:tcMar>
+            <w:tcBorders>
+              <w:top w:val="single" w:sz="3" w:color="DCE4EC"/>
+              <w:left w:val="single" w:sz="3" w:color="DCE4EC"/>
+              <w:bottom w:val="single" w:sz="3" w:color="DCE4EC"/>
+              <w:right w:val="single" w:sz="3" w:color="DCE4EC"/>
+            </w:tcBorders>
+            <w:vAlign w:val="center"/>
+          </w:tcPr>
+          <w:p>
+            <w:r>
+              <w:rPr>
+                <w:rFonts w:ascii="Arial" w:hAnsi="Arial"/>
+                <w:b w:val="0"/>
+                <w:color w:val="1B2733"/>
+                <w:sz w:val="18"/>
+              </w:rPr>
+              <w:t>Status fora da lista, filtro do Gestor e responsáveis cadastrados.</w:t>
+            </w:r>
+          </w:p>
+        </w:tc>
+      </w:tr>
+    </w:tbl>
+    <w:p>
+      <w:pPr>
+        <w:pStyle w:val="Heading1"/>
+        <w:keepNext/>
+        <w:spacing w:before="160" w:after="80"/>
+      </w:pPr>
+      <w:r>
+        <w:rPr>
+          <w:rFonts w:ascii="Arial" w:hAnsi="Arial"/>
+          <w:b/>
+          <w:color w:val="101923"/>
+          <w:sz w:val="34"/>
+        </w:rPr>
+        <w:t>14. Segurança dos dados e limites</w:t>
       </w:r>
     </w:p>
     <w:p>
       <w:pPr>
         <w:pStyle w:val="Heading2"/>
+        <w:keepNext/>
+        <w:spacing w:before="100" w:after="80"/>
       </w:pPr>
       <w:r>
-        <w:t>Evoluções com a TI</w:t>
+        <w:rPr>
+          <w:rFonts w:ascii="Arial" w:hAnsi="Arial"/>
+          <w:b/>
+          <w:color w:val="101923"/>
+          <w:sz w:val="26"/>
+        </w:rPr>
+        <w:t>Publicação segura</w:t>
       </w:r>
     </w:p>
     <w:p>
+      <w:pPr>
+        <w:pStyle w:val="ListBullet"/>
+        <w:spacing w:after="60"/>
+        <w:ind w:left="0"/>
+      </w:pPr>
       <w:r>
         <w:rPr>
+          <w:rFonts w:ascii="Arial" w:hAnsi="Arial"/>
           <w:b w:val="0"/>
+          <w:color w:val="1B2733"/>
+          <w:sz w:val="20"/>
         </w:rPr>
-        <w:t>Após validar o uso, a equipe pode avaliar APIs autorizadas para obter a base automaticamente, distribuir às 6h de segunda a sexta e definir equipes para datas mais antigas ou recentes. Essas possibilidades exigem desenho, permissões e testes próprios e ainda não fazem parte da versão 3.</w:t>
+        <w:t>Versione apenas código, documentação, recursos e dados fictícios.</w:t>
+      </w:r>
+    </w:p>
+    <w:p>
+      <w:pPr>
+        <w:pStyle w:val="ListBullet"/>
+        <w:spacing w:after="60"/>
+        <w:ind w:left="0"/>
+      </w:pPr>
+      <w:r>
+        <w:rPr>
+          <w:rFonts w:ascii="Arial" w:hAnsi="Arial"/>
+          <w:b w:val="0"/>
+          <w:color w:val="1B2733"/>
+          <w:sz w:val="20"/>
+        </w:rPr>
+        <w:t>Mantenha bases reais, relatórios e trackings geradas fora do repositório público.</w:t>
+      </w:r>
+    </w:p>
+    <w:p>
+      <w:pPr>
+        <w:pStyle w:val="ListBullet"/>
+        <w:spacing w:after="60"/>
+        <w:ind w:left="0"/>
+      </w:pPr>
+      <w:r>
+        <w:rPr>
+          <w:rFonts w:ascii="Arial" w:hAnsi="Arial"/>
+          <w:b w:val="0"/>
+          <w:color w:val="1B2733"/>
+          <w:sz w:val="20"/>
+        </w:rPr>
+        <w:t>Revise arquivos de exemplo antes de cada publicação.</w:t>
       </w:r>
     </w:p>
     <w:p>
       <w:pPr>
         <w:pStyle w:val="Heading2"/>
+        <w:keepNext/>
+        <w:spacing w:before="100" w:after="80"/>
       </w:pPr>
       <w:r>
-        <w:t>Material para o GitHub</w:t>
+        <w:rPr>
+          <w:rFonts w:ascii="Arial" w:hAnsi="Arial"/>
+          <w:b/>
+          <w:color w:val="101923"/>
+          <w:sz w:val="26"/>
+        </w:rPr>
+        <w:t>Limitações atuais</w:t>
       </w:r>
     </w:p>
     <w:p>
+      <w:pPr>
+        <w:pStyle w:val="ListBullet"/>
+        <w:spacing w:after="60"/>
+        <w:ind w:left="0"/>
+      </w:pPr>
       <w:r>
         <w:rPr>
+          <w:rFonts w:ascii="Arial" w:hAnsi="Arial"/>
           <w:b w:val="0"/>
+          <w:color w:val="1B2733"/>
+          <w:sz w:val="20"/>
         </w:rPr>
-        <w:t>O pacote de publicação inclui código, documentação e base fictícia. As imagens também usam dados fictícios. Mantenha bases da operação, resultados, relatórios e listas reais fora do repositório. O roteiro em exemplos/COMO_TESTAR.md permite demonstrar a ferramenta sem utilizar dados internos.</w:t>
+        <w:t>Não possui autenticação por responsável.</w:t>
+      </w:r>
+    </w:p>
+    <w:p>
+      <w:pPr>
+        <w:pStyle w:val="ListBullet"/>
+        <w:spacing w:after="60"/>
+        <w:ind w:left="0"/>
+      </w:pPr>
+      <w:r>
+        <w:rPr>
+          <w:rFonts w:ascii="Arial" w:hAnsi="Arial"/>
+          <w:b w:val="0"/>
+          <w:color w:val="1B2733"/>
+          <w:sz w:val="20"/>
+        </w:rPr>
+        <w:t>Não controla acesso por linha da planilha.</w:t>
+      </w:r>
+    </w:p>
+    <w:p>
+      <w:pPr>
+        <w:pStyle w:val="ListBullet"/>
+        <w:spacing w:after="60"/>
+        <w:ind w:left="0"/>
+      </w:pPr>
+      <w:r>
+        <w:rPr>
+          <w:rFonts w:ascii="Arial" w:hAnsi="Arial"/>
+          <w:b w:val="0"/>
+          <w:color w:val="1B2733"/>
+          <w:sz w:val="20"/>
+        </w:rPr>
+        <w:t>Não registra automaticamente início e pausa.</w:t>
+      </w:r>
+    </w:p>
+    <w:p>
+      <w:pPr>
+        <w:pStyle w:val="ListBullet"/>
+        <w:spacing w:after="60"/>
+        <w:ind w:left="0"/>
+      </w:pPr>
+      <w:r>
+        <w:rPr>
+          <w:rFonts w:ascii="Arial" w:hAnsi="Arial"/>
+          <w:b w:val="0"/>
+          <w:color w:val="1B2733"/>
+          <w:sz w:val="20"/>
+        </w:rPr>
+        <w:t>Não calcula automaticamente o tempo de tratamento.</w:t>
+      </w:r>
+    </w:p>
+    <w:p>
+      <w:pPr>
+        <w:pStyle w:val="ListBullet"/>
+        <w:spacing w:after="60"/>
+        <w:ind w:left="0"/>
+      </w:pPr>
+      <w:r>
+        <w:rPr>
+          <w:rFonts w:ascii="Arial" w:hAnsi="Arial"/>
+          <w:b w:val="0"/>
+          <w:color w:val="1B2733"/>
+          <w:sz w:val="20"/>
+        </w:rPr>
+        <w:t>Não sincroniza diretamente com sistemas externos.</w:t>
+      </w:r>
+    </w:p>
+    <w:p>
+      <w:pPr>
+        <w:pStyle w:val="ListBullet"/>
+        <w:spacing w:after="60"/>
+        <w:ind w:left="0"/>
+      </w:pPr>
+      <w:r>
+        <w:rPr>
+          <w:rFonts w:ascii="Arial" w:hAnsi="Arial"/>
+          <w:b w:val="0"/>
+          <w:color w:val="1B2733"/>
+          <w:sz w:val="20"/>
+        </w:rPr>
+        <w:t>Não executa distribuição agendada.</w:t>
+      </w:r>
+    </w:p>
+    <w:tbl>
+      <w:tblPr>
+        <w:tblW w:type="auto" w:w="0"/>
+        <w:jc w:val="center"/>
+        <w:tblLayout w:type="autofit"/>
+        <w:tblLook w:firstColumn="1" w:firstRow="1" w:lastColumn="0" w:lastRow="0" w:noHBand="0" w:noVBand="1" w:val="04A0"/>
+      </w:tblPr>
+      <w:tblGrid>
+        <w:gridCol w:w="10080"/>
+      </w:tblGrid>
+      <w:tr>
+        <w:trPr>
+          <w:cantSplit/>
+        </w:trPr>
+        <w:tc>
+          <w:tcPr>
+            <w:tcW w:type="dxa" w:w="10080"/>
+            <w:shd w:fill="EAF9F6"/>
+            <w:tcMar>
+              <w:top w:w="160" w:type="dxa"/>
+              <w:start w:w="180" w:type="dxa"/>
+              <w:bottom w:w="160" w:type="dxa"/>
+              <w:end w:w="180" w:type="dxa"/>
+            </w:tcMar>
+            <w:tcBorders>
+              <w:top w:val="single" w:sz="6" w:color="73DEC9"/>
+              <w:left w:val="single" w:sz="14" w:color="73DEC9"/>
+              <w:bottom w:val="single" w:sz="6" w:color="73DEC9"/>
+              <w:right w:val="single" w:sz="6" w:color="73DEC9"/>
+            </w:tcBorders>
+          </w:tcPr>
+          <w:p>
+            <w:pPr>
+              <w:spacing w:after="40"/>
+            </w:pPr>
+            <w:r>
+              <w:rPr>
+                <w:rFonts w:ascii="Arial" w:hAnsi="Arial"/>
+                <w:b/>
+                <w:color w:val="73DEC9"/>
+                <w:sz w:val="21"/>
+              </w:rPr>
+              <w:t>Princípio da versão atual</w:t>
+            </w:r>
+          </w:p>
+          <w:p>
+            <w:pPr>
+              <w:spacing w:after="0"/>
+            </w:pPr>
+            <w:r>
+              <w:rPr>
+                <w:rFonts w:ascii="Arial" w:hAnsi="Arial"/>
+                <w:b w:val="0"/>
+                <w:color w:val="1B2733"/>
+                <w:sz w:val="19"/>
+              </w:rPr>
+              <w:t>A ferramenta organiza e acompanha o trabalho. As decisões e atualizações operacionais continuam sendo realizadas pela equipe.</w:t>
+            </w:r>
+          </w:p>
+        </w:tc>
+      </w:tr>
+    </w:tbl>
+    <w:p>
+      <w:pPr>
+        <w:spacing w:after="20"/>
+      </w:pPr>
+    </w:p>
+    <w:p>
+      <w:pPr>
+        <w:spacing w:before="400"/>
+        <w:jc w:val="center"/>
+      </w:pPr>
+      <w:r>
+        <w:rPr>
+          <w:rFonts w:ascii="Arial" w:hAnsi="Arial"/>
+          <w:b/>
+          <w:color w:val="101923"/>
+          <w:sz w:val="26"/>
+        </w:rPr>
+        <w:t>Tracking de Cases</w:t>
+      </w:r>
+    </w:p>
+    <w:p>
+      <w:pPr>
+        <w:jc w:val="center"/>
+      </w:pPr>
+      <w:r>
+        <w:rPr>
+          <w:rFonts w:ascii="Arial" w:hAnsi="Arial"/>
+          <w:b w:val="0"/>
+          <w:color w:val="6B7C8F"/>
+          <w:sz w:val="19"/>
+        </w:rPr>
+        <w:t>Python • Excel • Automação operacional</w:t>
       </w:r>
     </w:p>
     <w:sectPr>
-      <w:footerReference w:type="default" r:id="rId9"/>
-      <w:pgSz w:w="11906" w:h="16838"/>
-      <w:pgMar w:top="1020" w:right="1134" w:bottom="1020" w:left="1134" w:header="720" w:footer="454" w:gutter="0"/>
+      <w:headerReference w:type="default" r:id="rId9"/>
+      <w:footerReference w:type="default" r:id="rId10"/>
+      <w:pgSz w:w="12240" w:h="15840"/>
+      <w:pgMar w:top="1008" w:right="1080" w:bottom="936" w:left="1080" w:header="720" w:footer="720" w:gutter="0"/>
       <w:cols w:space="720"/>
       <w:docGrid w:linePitch="360"/>
     </w:sectPr>
@@ -2726,18 +5502,39 @@
   <w:p>
     <w:pPr>
       <w:pStyle w:val="Footer"/>
+      <w:jc w:val="center"/>
+    </w:pPr>
+    <w:r>
+      <w:rPr>
+        <w:rFonts w:ascii="Arial" w:hAnsi="Arial"/>
+        <w:b w:val="0"/>
+        <w:color w:val="6B7C8F"/>
+        <w:sz w:val="16"/>
+      </w:rPr>
+      <w:t>Tracking de Cases • Python + Excel • Guia operacional</w:t>
+    </w:r>
+  </w:p>
+</w:ftr>
+</file>
+
+<file path=word/header1.xml><?xml version="1.0" encoding="utf-8"?>
+<w:hdr xmlns:m="http://schemas.openxmlformats.org/officeDocument/2006/math" xmlns:mc="http://schemas.openxmlformats.org/markup-compatibility/2006" xmlns:mo="http://schemas.microsoft.com/office/mac/office/2008/main" xmlns:mv="urn:schemas-microsoft-com:mac:vml" xmlns:o="urn:schemas-microsoft-com:office:office" xmlns:r="http://schemas.openxmlformats.org/officeDocument/2006/relationships" xmlns:v="urn:schemas-microsoft-com:vml" xmlns:w10="urn:schemas-microsoft-com:office:word" xmlns:w14="http://schemas.microsoft.com/office/word/2010/wordml" xmlns:w="http://schemas.openxmlformats.org/wordprocessingml/2006/main" xmlns:wne="http://schemas.microsoft.com/office/word/2006/wordml" xmlns:wp14="http://schemas.microsoft.com/office/word/2010/wordprocessingDrawing" xmlns:wp="http://schemas.openxmlformats.org/drawingml/2006/wordprocessingDrawing" xmlns:wpc="http://schemas.microsoft.com/office/word/2010/wordprocessingCanvas" xmlns:wpg="http://schemas.microsoft.com/office/word/2010/wordprocessingGroup" xmlns:wpi="http://schemas.microsoft.com/office/word/2010/wordprocessingInk" xmlns:wps="http://schemas.microsoft.com/office/word/2010/wordprocessingShape" mc:Ignorable="w14 wp14">
+  <w:p>
+    <w:pPr>
+      <w:pStyle w:val="Header"/>
       <w:jc w:val="right"/>
     </w:pPr>
     <w:r>
       <w:rPr>
-        <w:color w:val="555555"/>
+        <w:rFonts w:ascii="Arial" w:hAnsi="Arial"/>
+        <w:b/>
+        <w:color w:val="6B7C8F"/>
         <w:sz w:val="16"/>
       </w:rPr>
-      <w:t xml:space="preserve">Tracking de Cases   </w:t>
+      <w:t>TRACKING DE CASES  |  GUIA DE USO</w:t>
     </w:r>
-    <w:fldSimple w:instr="PAGE"/>
   </w:p>
-</w:ftr>
+</w:hdr>
 </file>
 
 <file path=word/numbering.xml><?xml version="1.0" encoding="utf-8"?>
@@ -3104,12 +5901,12 @@
     <w:qFormat/>
     <w:rsid w:val="00FC693F"/>
     <w:pPr>
-      <w:spacing w:after="140" w:line="259" w:lineRule="auto"/>
+      <w:spacing w:after="100" w:line="259" w:lineRule="auto"/>
     </w:pPr>
     <w:rPr>
       <w:rFonts w:ascii="Arial" w:hAnsi="Arial"/>
-      <w:color w:val="000000"/>
-      <w:sz w:val="21"/>
+      <w:color w:val="1B2733"/>
+      <w:sz w:val="20"/>
     </w:rPr>
   </w:style>
   <w:style w:type="paragraph" w:styleId="Header">
@@ -3167,15 +5964,15 @@
     <w:pPr>
       <w:keepNext/>
       <w:keepLines/>
-      <w:spacing w:before="200" w:after="140" w:line="259" w:lineRule="auto"/>
+      <w:spacing w:before="200" w:after="80"/>
       <w:outlineLvl w:val="0"/>
     </w:pPr>
     <w:rPr>
-      <w:rFonts w:cstheme="majorBidi" w:ascii="Arial" w:hAnsi="Arial"/>
+      <w:rFonts w:asciiTheme="majorHAnsi" w:eastAsiaTheme="majorEastAsia" w:hAnsiTheme="majorHAnsi" w:cstheme="majorBidi" w:ascii="Arial" w:hAnsi="Arial"/>
       <w:b/>
       <w:bCs/>
-      <w:color w:val="000000"/>
-      <w:sz w:val="40"/>
+      <w:color w:val="101923"/>
+      <w:sz w:val="34"/>
       <w:szCs w:val="28"/>
     </w:rPr>
   </w:style>
@@ -3191,15 +5988,15 @@
     <w:pPr>
       <w:keepNext/>
       <w:keepLines/>
-      <w:spacing w:before="200" w:after="140" w:line="259" w:lineRule="auto"/>
+      <w:spacing w:before="120" w:after="80"/>
       <w:outlineLvl w:val="1"/>
     </w:pPr>
     <w:rPr>
-      <w:rFonts w:cstheme="majorBidi" w:ascii="Arial" w:hAnsi="Arial"/>
+      <w:rFonts w:asciiTheme="majorHAnsi" w:eastAsiaTheme="majorEastAsia" w:hAnsiTheme="majorHAnsi" w:cstheme="majorBidi" w:ascii="Arial" w:hAnsi="Arial"/>
       <w:b/>
       <w:bCs/>
-      <w:color w:val="000000"/>
-      <w:sz w:val="24"/>
+      <w:color w:val="101923"/>
+      <w:sz w:val="26"/>
       <w:szCs w:val="26"/>
     </w:rPr>
   </w:style>
@@ -3215,14 +6012,15 @@
     <w:pPr>
       <w:keepNext/>
       <w:keepLines/>
-      <w:spacing w:before="200" w:after="0"/>
+      <w:spacing w:before="120" w:after="80"/>
       <w:outlineLvl w:val="2"/>
     </w:pPr>
     <w:rPr>
-      <w:rFonts w:asciiTheme="majorHAnsi" w:eastAsiaTheme="majorEastAsia" w:hAnsiTheme="majorHAnsi" w:cstheme="majorBidi"/>
+      <w:rFonts w:asciiTheme="majorHAnsi" w:eastAsiaTheme="majorEastAsia" w:hAnsiTheme="majorHAnsi" w:cstheme="majorBidi" w:ascii="Arial" w:hAnsi="Arial"/>
       <w:b/>
       <w:bCs/>
-      <w:color w:val="4F81BD" w:themeColor="accent1"/>
+      <w:color w:val="6B7C8F"/>
+      <w:sz w:val="22"/>
     </w:rPr>
   </w:style>
   <w:style w:type="paragraph" w:styleId="Heading4">
@@ -3453,15 +6251,18 @@
     <w:qFormat/>
     <w:rsid w:val="00FC693F"/>
     <w:pPr>
-      <w:spacing w:after="140" w:line="259" w:lineRule="auto"/>
+      <w:pBdr>
+        <w:bottom w:val="single" w:sz="8" w:space="4" w:color="4F81BD" w:themeColor="accent1"/>
+      </w:pBdr>
+      <w:spacing w:after="300" w:line="240" w:lineRule="auto"/>
       <w:contextualSpacing/>
     </w:pPr>
     <w:rPr>
-      <w:rFonts w:cstheme="majorBidi" w:ascii="Arial" w:hAnsi="Arial"/>
-      <w:color w:val="000000"/>
+      <w:rFonts w:asciiTheme="majorHAnsi" w:eastAsiaTheme="majorEastAsia" w:hAnsiTheme="majorHAnsi" w:cstheme="majorBidi"/>
+      <w:color w:val="17365D" w:themeColor="text2" w:themeShade="BF"/>
       <w:spacing w:val="5"/>
       <w:kern w:val="28"/>
-      <w:sz w:val="54"/>
+      <w:sz w:val="52"/>
       <w:szCs w:val="52"/>
     </w:rPr>
   </w:style>
@@ -3492,13 +6293,12 @@
       <w:numPr>
         <w:ilvl w:val="1"/>
       </w:numPr>
-      <w:spacing w:after="140" w:line="259" w:lineRule="auto"/>
     </w:pPr>
     <w:rPr>
-      <w:rFonts w:cstheme="majorBidi" w:ascii="Arial" w:hAnsi="Arial"/>
+      <w:rFonts w:asciiTheme="majorHAnsi" w:eastAsiaTheme="majorEastAsia" w:hAnsiTheme="majorHAnsi" w:cstheme="majorBidi"/>
       <w:i/>
       <w:iCs/>
-      <w:color w:val="000000"/>
+      <w:color w:val="4F81BD" w:themeColor="accent1"/>
       <w:spacing w:val="15"/>
       <w:sz w:val="24"/>
       <w:szCs w:val="24"/>
@@ -3897,13 +6697,12 @@
     <w:qFormat/>
     <w:rsid w:val="00FC693F"/>
     <w:pPr>
-      <w:spacing w:line="259" w:lineRule="auto" w:after="140"/>
+      <w:spacing w:line="240" w:lineRule="auto"/>
     </w:pPr>
     <w:rPr>
-      <w:rFonts w:ascii="Arial" w:hAnsi="Arial"/>
       <w:b/>
       <w:bCs/>
-      <w:color w:val="000000"/>
+      <w:color w:val="4F81BD" w:themeColor="accent1"/>
       <w:sz w:val="18"/>
       <w:szCs w:val="18"/>
     </w:rPr>

--- a/docs/Guia_Tracking_Cases.docx
+++ b/docs/Guia_Tracking_Cases.docx
@@ -4,228 +4,399 @@
   <w:body>
     <w:p>
       <w:pPr>
-        <w:spacing w:before="1360"/>
-        <w:jc w:val="center"/>
+        <w:pStyle w:val="Title"/>
       </w:pPr>
       <w:r>
-        <w:rPr>
-          <w:rFonts w:ascii="Arial" w:hAnsi="Arial"/>
-          <w:b/>
-          <w:color w:val="101923"/>
-          <w:sz w:val="56"/>
-        </w:rPr>
-        <w:t>TRACKING DE CASES</w:t>
+        <w:t>Guia de uso do</w:t>
+        <w:br/>
+        <w:t>Tracking de Cases</w:t>
       </w:r>
     </w:p>
     <w:p>
       <w:pPr>
-        <w:jc w:val="center"/>
+        <w:pStyle w:val="Subtitle"/>
       </w:pPr>
       <w:r>
+        <w:t>Versão 3.1   Outubro de 2026</w:t>
+      </w:r>
+    </w:p>
+    <w:p>
+      <w:r>
         <w:rPr>
-          <w:rFonts w:ascii="Arial" w:hAnsi="Arial"/>
-          <w:b/>
-          <w:color w:val="73DEC9"/>
-          <w:sz w:val="30"/>
+          <w:b w:val="0"/>
         </w:rPr>
-        <w:t>Guia operacional da ferramenta</w:t>
+        <w:t>Este guia orienta a distribuição de uma base de cases e o acompanhamento da equipe em Excel. Você aprenderá a gerar a tracking, atualizar os atendimentos, acompanhar o SLA de quatro dias úteis e emitir o resumo do gestor em PDF.</w:t>
+      </w:r>
+    </w:p>
+    <w:p>
+      <w:r>
+        <w:rPr>
+          <w:b w:val="0"/>
+        </w:rPr>
+        <w:t>A ferramenta organiza o trabalho em uma planilha e acompanha as informações preenchidas pela equipe. A versão 3.1 funciona por arquivos e inclui o SLA dos cases em aberto, sem integração com sistemas externos.</w:t>
       </w:r>
     </w:p>
     <w:p>
       <w:pPr>
-        <w:spacing w:before="200"/>
-        <w:jc w:val="center"/>
+        <w:pStyle w:val="Heading2"/>
       </w:pPr>
       <w:r>
-        <w:rPr>
-          <w:rFonts w:ascii="Arial" w:hAnsi="Arial"/>
-          <w:b w:val="0"/>
-          <w:color w:val="6B7C8F"/>
-          <w:sz w:val="21"/>
-        </w:rPr>
-        <w:t>Distribuição equilibrada • acompanhamento em Excel • dashboard gerencial • relatórios em PDF</w:t>
+        <w:t>Antes de começar</w:t>
       </w:r>
     </w:p>
     <w:tbl>
       <w:tblPr>
         <w:tblW w:type="auto" w:w="0"/>
         <w:jc w:val="center"/>
+        <w:tblLayout w:type="fixed"/>
         <w:tblLook w:firstColumn="1" w:firstRow="1" w:lastColumn="0" w:lastRow="0" w:noHBand="0" w:noVBand="1" w:val="04A0"/>
       </w:tblPr>
       <w:tblGrid>
-        <w:gridCol w:w="10080"/>
+        <w:gridCol w:w="2438"/>
+        <w:gridCol w:w="7200"/>
       </w:tblGrid>
       <w:tr>
+        <w:trPr>
+          <w:cantSplit/>
+          <w:tblHeader/>
+        </w:trPr>
         <w:tc>
           <w:tcPr>
-            <w:tcW w:type="dxa" w:w="10080"/>
-            <w:shd w:fill="101923"/>
+            <w:tcW w:type="dxa" w:w="2438"/>
+            <w:vAlign w:val="center"/>
+            <w:shd w:fill="173448"/>
             <w:tcMar>
-              <w:top w:w="350" w:type="dxa"/>
-              <w:start w:w="320" w:type="dxa"/>
-              <w:bottom w:w="350" w:type="dxa"/>
-              <w:end w:w="320" w:type="dxa"/>
+              <w:top w:w="95" w:type="dxa"/>
+              <w:left w:w="95" w:type="dxa"/>
+              <w:bottom w:w="95" w:type="dxa"/>
+              <w:right w:w="95" w:type="dxa"/>
             </w:tcMar>
+            <w:tcBorders>
+              <w:top w:val="single" w:sz="4" w:color="D9D9D9"/>
+              <w:left w:val="single" w:sz="4" w:color="D9D9D9"/>
+              <w:bottom w:val="single" w:sz="4" w:color="D9D9D9"/>
+              <w:right w:val="single" w:sz="4" w:color="D9D9D9"/>
+            </w:tcBorders>
           </w:tcPr>
           <w:p>
             <w:pPr>
-              <w:jc w:val="center"/>
+              <w:spacing w:after="20" w:line="250" w:lineRule="auto"/>
             </w:pPr>
             <w:r>
               <w:rPr>
-                <w:rFonts w:ascii="Arial" w:hAnsi="Arial"/>
                 <w:b/>
                 <w:color w:val="FFFFFF"/>
-                <w:sz w:val="23"/>
+                <w:sz w:val="19"/>
               </w:rPr>
-              <w:t>Ferramenta local desenvolvida em Python para organizar uma base de cases, distribuir o trabalho entre responsáveis e gerar uma tracking com visão operacional e gerencial.</w:t>
+              <w:t>Para fazer</w:t>
             </w:r>
           </w:p>
+        </w:tc>
+        <w:tc>
+          <w:tcPr>
+            <w:tcW w:type="dxa" w:w="7200"/>
+            <w:vAlign w:val="center"/>
+            <w:shd w:fill="173448"/>
+            <w:tcMar>
+              <w:top w:w="95" w:type="dxa"/>
+              <w:left w:w="95" w:type="dxa"/>
+              <w:bottom w:w="95" w:type="dxa"/>
+              <w:right w:w="95" w:type="dxa"/>
+            </w:tcMar>
+            <w:tcBorders>
+              <w:top w:val="single" w:sz="4" w:color="D9D9D9"/>
+              <w:left w:val="single" w:sz="4" w:color="D9D9D9"/>
+              <w:bottom w:val="single" w:sz="4" w:color="D9D9D9"/>
+              <w:right w:val="single" w:sz="4" w:color="D9D9D9"/>
+            </w:tcBorders>
+          </w:tcPr>
           <w:p>
             <w:pPr>
-              <w:jc w:val="center"/>
+              <w:spacing w:after="20" w:line="250" w:lineRule="auto"/>
             </w:pPr>
             <w:r>
               <w:rPr>
-                <w:rFonts w:ascii="Arial" w:hAnsi="Arial"/>
-                <w:b w:val="0"/>
-                <w:color w:val="73DEC9"/>
-                <w:sz w:val="20"/>
+                <w:b/>
+                <w:color w:val="FFFFFF"/>
+                <w:sz w:val="19"/>
               </w:rPr>
-              <w:t>Sem dependência de integrações externas para realizar a distribuição.</w:t>
+              <w:t>O que é necessário</w:t>
             </w:r>
           </w:p>
         </w:tc>
       </w:tr>
-    </w:tbl>
-    <w:p>
-      <w:pPr>
-        <w:spacing w:before="400"/>
-        <w:jc w:val="center"/>
-      </w:pPr>
-      <w:r>
-        <w:rPr>
-          <w:rFonts w:ascii="Arial" w:hAnsi="Arial"/>
-          <w:b w:val="0"/>
-          <w:color w:val="6B7C8F"/>
-          <w:sz w:val="19"/>
-        </w:rPr>
-        <w:t>Versão 3.0  •  Python 3.10+  •  Excel 2019 / Microsoft 365</w:t>
-      </w:r>
-    </w:p>
-    <w:p>
-      <w:pPr>
-        <w:spacing w:before="1300"/>
-        <w:jc w:val="center"/>
-      </w:pPr>
-      <w:r>
-        <w:rPr>
-          <w:rFonts w:ascii="Arial" w:hAnsi="Arial"/>
-          <w:b/>
-          <w:color w:val="101923"/>
-          <w:sz w:val="20"/>
-        </w:rPr>
-        <w:t>Pablo Santos</w:t>
-      </w:r>
-      <w:r>
-        <w:rPr>
-          <w:rFonts w:ascii="Arial" w:hAnsi="Arial"/>
-          <w:b w:val="0"/>
-          <w:color w:val="6B7C8F"/>
-          <w:sz w:val="20"/>
-        </w:rPr>
-        <w:t xml:space="preserve">  |  Projeto de automação operacional</w:t>
-      </w:r>
-    </w:p>
-    <w:p>
-      <w:r>
-        <w:br w:type="page"/>
-      </w:r>
-    </w:p>
-    <w:p>
-      <w:pPr>
-        <w:pStyle w:val="Heading1"/>
-        <w:keepNext/>
-        <w:spacing w:before="160" w:after="80"/>
-      </w:pPr>
-      <w:r>
-        <w:rPr>
-          <w:rFonts w:ascii="Arial" w:hAnsi="Arial"/>
-          <w:b/>
-          <w:color w:val="101923"/>
-          <w:sz w:val="34"/>
-        </w:rPr>
-        <w:t>1. Visão geral</w:t>
-      </w:r>
-    </w:p>
-    <w:p>
-      <w:r>
-        <w:rPr>
-          <w:rFonts w:ascii="Arial" w:hAnsi="Arial"/>
-          <w:b w:val="0"/>
-          <w:color w:val="1B2733"/>
-          <w:sz w:val="21"/>
-        </w:rPr>
-        <w:t>O Tracking de Cases organiza o fluxo diário de demandas a partir de uma base em Excel. A ferramenta valida os dados, separa cases em espera, ordena os registros pela abertura e distribui o volume entre os responsáveis de forma alternada e equilibrada.</w:t>
-      </w:r>
-    </w:p>
-    <w:tbl>
-      <w:tblPr>
-        <w:tblW w:type="auto" w:w="0"/>
-        <w:jc w:val="center"/>
-        <w:tblLayout w:type="autofit"/>
-        <w:tblLook w:firstColumn="1" w:firstRow="1" w:lastColumn="0" w:lastRow="0" w:noHBand="0" w:noVBand="1" w:val="04A0"/>
-      </w:tblPr>
-      <w:tblGrid>
-        <w:gridCol w:w="10080"/>
-      </w:tblGrid>
       <w:tr>
         <w:trPr>
           <w:cantSplit/>
         </w:trPr>
         <w:tc>
           <w:tcPr>
-            <w:tcW w:type="dxa" w:w="10080"/>
-            <w:shd w:fill="EAF9F6"/>
+            <w:tcW w:type="dxa" w:w="2438"/>
+            <w:vAlign w:val="center"/>
+            <w:shd w:fill="FFFFFF"/>
             <w:tcMar>
-              <w:top w:w="160" w:type="dxa"/>
-              <w:start w:w="180" w:type="dxa"/>
-              <w:bottom w:w="160" w:type="dxa"/>
-              <w:end w:w="180" w:type="dxa"/>
+              <w:top w:w="95" w:type="dxa"/>
+              <w:left w:w="95" w:type="dxa"/>
+              <w:bottom w:w="95" w:type="dxa"/>
+              <w:right w:w="95" w:type="dxa"/>
             </w:tcMar>
             <w:tcBorders>
-              <w:top w:val="single" w:sz="6" w:color="73DEC9"/>
-              <w:left w:val="single" w:sz="14" w:color="73DEC9"/>
-              <w:bottom w:val="single" w:sz="6" w:color="73DEC9"/>
-              <w:right w:val="single" w:sz="6" w:color="73DEC9"/>
+              <w:top w:val="single" w:sz="4" w:color="D9D9D9"/>
+              <w:left w:val="single" w:sz="4" w:color="D9D9D9"/>
+              <w:bottom w:val="single" w:sz="4" w:color="D9D9D9"/>
+              <w:right w:val="single" w:sz="4" w:color="D9D9D9"/>
             </w:tcBorders>
           </w:tcPr>
           <w:p>
             <w:pPr>
-              <w:spacing w:after="40"/>
+              <w:spacing w:after="20" w:line="250" w:lineRule="auto"/>
             </w:pPr>
             <w:r>
               <w:rPr>
-                <w:rFonts w:ascii="Arial" w:hAnsi="Arial"/>
-                <w:b/>
-                <w:color w:val="73DEC9"/>
-                <w:sz w:val="21"/>
+                <w:b w:val="0"/>
+                <w:color w:val="172C3A"/>
+                <w:sz w:val="19"/>
               </w:rPr>
-              <w:t>Objetivo</w:t>
+              <w:t>Gerar uma distribuição</w:t>
             </w:r>
           </w:p>
+        </w:tc>
+        <w:tc>
+          <w:tcPr>
+            <w:tcW w:type="dxa" w:w="7200"/>
+            <w:vAlign w:val="center"/>
+            <w:shd w:fill="FFFFFF"/>
+            <w:tcMar>
+              <w:top w:w="95" w:type="dxa"/>
+              <w:left w:w="95" w:type="dxa"/>
+              <w:bottom w:w="95" w:type="dxa"/>
+              <w:right w:w="95" w:type="dxa"/>
+            </w:tcMar>
+            <w:tcBorders>
+              <w:top w:val="single" w:sz="4" w:color="D9D9D9"/>
+              <w:left w:val="single" w:sz="4" w:color="D9D9D9"/>
+              <w:bottom w:val="single" w:sz="4" w:color="D9D9D9"/>
+              <w:right w:val="single" w:sz="4" w:color="D9D9D9"/>
+            </w:tcBorders>
+          </w:tcPr>
           <w:p>
             <w:pPr>
-              <w:spacing w:after="0"/>
+              <w:spacing w:after="20" w:line="250" w:lineRule="auto"/>
             </w:pPr>
             <w:r>
               <w:rPr>
-                <w:rFonts w:ascii="Arial" w:hAnsi="Arial"/>
                 <w:b w:val="0"/>
-                <w:color w:val="1B2733"/>
+                <w:color w:val="172C3A"/>
                 <w:sz w:val="19"/>
               </w:rPr>
-              <w:t>Reduzir o trabalho manual de organização e distribuição, mantendo uma tracking simples de operar e uma visão gerencial consistente.</w:t>
+              <w:t>Windows, Python 3.10 ou mais recente e a pasta completa do programa.</w:t>
+            </w:r>
+          </w:p>
+        </w:tc>
+      </w:tr>
+      <w:tr>
+        <w:trPr>
+          <w:cantSplit/>
+        </w:trPr>
+        <w:tc>
+          <w:tcPr>
+            <w:tcW w:type="dxa" w:w="2438"/>
+            <w:vAlign w:val="center"/>
+            <w:shd w:fill="EDF3F6"/>
+            <w:tcMar>
+              <w:top w:w="95" w:type="dxa"/>
+              <w:left w:w="95" w:type="dxa"/>
+              <w:bottom w:w="95" w:type="dxa"/>
+              <w:right w:w="95" w:type="dxa"/>
+            </w:tcMar>
+            <w:tcBorders>
+              <w:top w:val="single" w:sz="4" w:color="D9D9D9"/>
+              <w:left w:val="single" w:sz="4" w:color="D9D9D9"/>
+              <w:bottom w:val="single" w:sz="4" w:color="D9D9D9"/>
+              <w:right w:val="single" w:sz="4" w:color="D9D9D9"/>
+            </w:tcBorders>
+          </w:tcPr>
+          <w:p>
+            <w:pPr>
+              <w:spacing w:after="20" w:line="250" w:lineRule="auto"/>
+            </w:pPr>
+            <w:r>
+              <w:rPr>
+                <w:b w:val="0"/>
+                <w:color w:val="172C3A"/>
+                <w:sz w:val="19"/>
+              </w:rPr>
+              <w:t>Usar a planilha</w:t>
+            </w:r>
+          </w:p>
+        </w:tc>
+        <w:tc>
+          <w:tcPr>
+            <w:tcW w:type="dxa" w:w="7200"/>
+            <w:vAlign w:val="center"/>
+            <w:shd w:fill="EDF3F6"/>
+            <w:tcMar>
+              <w:top w:w="95" w:type="dxa"/>
+              <w:left w:w="95" w:type="dxa"/>
+              <w:bottom w:w="95" w:type="dxa"/>
+              <w:right w:w="95" w:type="dxa"/>
+            </w:tcMar>
+            <w:tcBorders>
+              <w:top w:val="single" w:sz="4" w:color="D9D9D9"/>
+              <w:left w:val="single" w:sz="4" w:color="D9D9D9"/>
+              <w:bottom w:val="single" w:sz="4" w:color="D9D9D9"/>
+              <w:right w:val="single" w:sz="4" w:color="D9D9D9"/>
+            </w:tcBorders>
+          </w:tcPr>
+          <w:p>
+            <w:pPr>
+              <w:spacing w:after="20" w:line="250" w:lineRule="auto"/>
+            </w:pPr>
+            <w:r>
+              <w:rPr>
+                <w:b w:val="0"/>
+                <w:color w:val="172C3A"/>
+                <w:sz w:val="19"/>
+              </w:rPr>
+              <w:t>Excel 2019 ou mais recente, ou Microsoft 365 compatível, com cálculo automático.</w:t>
+            </w:r>
+          </w:p>
+        </w:tc>
+      </w:tr>
+      <w:tr>
+        <w:trPr>
+          <w:cantSplit/>
+        </w:trPr>
+        <w:tc>
+          <w:tcPr>
+            <w:tcW w:type="dxa" w:w="2438"/>
+            <w:vAlign w:val="center"/>
+            <w:shd w:fill="FFFFFF"/>
+            <w:tcMar>
+              <w:top w:w="95" w:type="dxa"/>
+              <w:left w:w="95" w:type="dxa"/>
+              <w:bottom w:w="95" w:type="dxa"/>
+              <w:right w:w="95" w:type="dxa"/>
+            </w:tcMar>
+            <w:tcBorders>
+              <w:top w:val="single" w:sz="4" w:color="D9D9D9"/>
+              <w:left w:val="single" w:sz="4" w:color="D9D9D9"/>
+              <w:bottom w:val="single" w:sz="4" w:color="D9D9D9"/>
+              <w:right w:val="single" w:sz="4" w:color="D9D9D9"/>
+            </w:tcBorders>
+          </w:tcPr>
+          <w:p>
+            <w:pPr>
+              <w:spacing w:after="20" w:line="250" w:lineRule="auto"/>
+            </w:pPr>
+            <w:r>
+              <w:rPr>
+                <w:b w:val="0"/>
+                <w:color w:val="172C3A"/>
+                <w:sz w:val="19"/>
+              </w:rPr>
+              <w:t>Gerar PDF pelo botão</w:t>
+            </w:r>
+          </w:p>
+        </w:tc>
+        <w:tc>
+          <w:tcPr>
+            <w:tcW w:type="dxa" w:w="7200"/>
+            <w:vAlign w:val="center"/>
+            <w:shd w:fill="FFFFFF"/>
+            <w:tcMar>
+              <w:top w:w="95" w:type="dxa"/>
+              <w:left w:w="95" w:type="dxa"/>
+              <w:bottom w:w="95" w:type="dxa"/>
+              <w:right w:w="95" w:type="dxa"/>
+            </w:tcMar>
+            <w:tcBorders>
+              <w:top w:val="single" w:sz="4" w:color="D9D9D9"/>
+              <w:left w:val="single" w:sz="4" w:color="D9D9D9"/>
+              <w:bottom w:val="single" w:sz="4" w:color="D9D9D9"/>
+              <w:right w:val="single" w:sz="4" w:color="D9D9D9"/>
+            </w:tcBorders>
+          </w:tcPr>
+          <w:p>
+            <w:pPr>
+              <w:spacing w:after="20" w:line="250" w:lineRule="auto"/>
+            </w:pPr>
+            <w:r>
+              <w:rPr>
+                <w:b w:val="0"/>
+                <w:color w:val="172C3A"/>
+                <w:sz w:val="19"/>
+              </w:rPr>
+              <w:t>Excel instalado e macros permitidas no ambiente da empresa.</w:t>
+            </w:r>
+          </w:p>
+        </w:tc>
+      </w:tr>
+      <w:tr>
+        <w:trPr>
+          <w:cantSplit/>
+        </w:trPr>
+        <w:tc>
+          <w:tcPr>
+            <w:tcW w:type="dxa" w:w="2438"/>
+            <w:vAlign w:val="center"/>
+            <w:shd w:fill="EDF3F6"/>
+            <w:tcMar>
+              <w:top w:w="95" w:type="dxa"/>
+              <w:left w:w="95" w:type="dxa"/>
+              <w:bottom w:w="95" w:type="dxa"/>
+              <w:right w:w="95" w:type="dxa"/>
+            </w:tcMar>
+            <w:tcBorders>
+              <w:top w:val="single" w:sz="4" w:color="D9D9D9"/>
+              <w:left w:val="single" w:sz="4" w:color="D9D9D9"/>
+              <w:bottom w:val="single" w:sz="4" w:color="D9D9D9"/>
+              <w:right w:val="single" w:sz="4" w:color="D9D9D9"/>
+            </w:tcBorders>
+          </w:tcPr>
+          <w:p>
+            <w:pPr>
+              <w:spacing w:after="20" w:line="250" w:lineRule="auto"/>
+            </w:pPr>
+            <w:r>
+              <w:rPr>
+                <w:b w:val="0"/>
+                <w:color w:val="172C3A"/>
+                <w:sz w:val="19"/>
+              </w:rPr>
+              <w:t>Compartilhar o acompanhamento</w:t>
+            </w:r>
+          </w:p>
+        </w:tc>
+        <w:tc>
+          <w:tcPr>
+            <w:tcW w:type="dxa" w:w="7200"/>
+            <w:vAlign w:val="center"/>
+            <w:shd w:fill="EDF3F6"/>
+            <w:tcMar>
+              <w:top w:w="95" w:type="dxa"/>
+              <w:left w:w="95" w:type="dxa"/>
+              <w:bottom w:w="95" w:type="dxa"/>
+              <w:right w:w="95" w:type="dxa"/>
+            </w:tcMar>
+            <w:tcBorders>
+              <w:top w:val="single" w:sz="4" w:color="D9D9D9"/>
+              <w:left w:val="single" w:sz="4" w:color="D9D9D9"/>
+              <w:bottom w:val="single" w:sz="4" w:color="D9D9D9"/>
+              <w:right w:val="single" w:sz="4" w:color="D9D9D9"/>
+            </w:tcBorders>
+          </w:tcPr>
+          <w:p>
+            <w:pPr>
+              <w:spacing w:after="20" w:line="250" w:lineRule="auto"/>
+            </w:pPr>
+            <w:r>
+              <w:rPr>
+                <w:b w:val="0"/>
+                <w:color w:val="172C3A"/>
+                <w:sz w:val="19"/>
+              </w:rPr>
+              <w:t>Mesmo arquivo no SharePoint Online ou OneDrive, com edição e coautoria disponíveis.</w:t>
             </w:r>
           </w:p>
         </w:tc>
@@ -237,882 +408,98 @@
       </w:pPr>
     </w:p>
     <w:p>
-      <w:pPr>
-        <w:pStyle w:val="Heading2"/>
-        <w:keepNext/>
-        <w:spacing w:before="100" w:after="80"/>
-      </w:pPr>
       <w:r>
         <w:rPr>
-          <w:rFonts w:ascii="Arial" w:hAnsi="Arial"/>
-          <w:b/>
-          <w:color w:val="101923"/>
-          <w:sz w:val="26"/>
+          <w:b w:val="0"/>
         </w:rPr>
-        <w:t>O que a ferramenta entrega</w:t>
-      </w:r>
-    </w:p>
-    <w:p>
-      <w:pPr>
-        <w:pStyle w:val="ListBullet"/>
-        <w:spacing w:after="60"/>
-        <w:ind w:left="0"/>
-      </w:pPr>
-      <w:r>
-        <w:rPr>
-          <w:rFonts w:ascii="Arial" w:hAnsi="Arial"/>
-          <w:b w:val="0"/>
-          <w:color w:val="1B2733"/>
-          <w:sz w:val="20"/>
-        </w:rPr>
-        <w:t>Distribuição automática por ordem de abertura.</w:t>
-      </w:r>
-    </w:p>
-    <w:p>
-      <w:pPr>
-        <w:pStyle w:val="ListBullet"/>
-        <w:spacing w:after="60"/>
-        <w:ind w:left="0"/>
-      </w:pPr>
-      <w:r>
-        <w:rPr>
-          <w:rFonts w:ascii="Arial" w:hAnsi="Arial"/>
-          <w:b w:val="0"/>
-          <w:color w:val="1B2733"/>
-          <w:sz w:val="20"/>
-        </w:rPr>
-        <w:t>Tracking com responsável, status, motivo e observação.</w:t>
-      </w:r>
-    </w:p>
-    <w:p>
-      <w:pPr>
-        <w:pStyle w:val="ListBullet"/>
-        <w:spacing w:after="60"/>
-        <w:ind w:left="0"/>
-      </w:pPr>
-      <w:r>
-        <w:rPr>
-          <w:rFonts w:ascii="Arial" w:hAnsi="Arial"/>
-          <w:b w:val="0"/>
-          <w:color w:val="1B2733"/>
-          <w:sz w:val="20"/>
-        </w:rPr>
-        <w:t>Painel do Gestor com indicadores e alertas.</w:t>
-      </w:r>
-    </w:p>
-    <w:p>
-      <w:pPr>
-        <w:pStyle w:val="ListBullet"/>
-        <w:spacing w:after="60"/>
-        <w:ind w:left="0"/>
-      </w:pPr>
-      <w:r>
-        <w:rPr>
-          <w:rFonts w:ascii="Arial" w:hAnsi="Arial"/>
-          <w:b w:val="0"/>
-          <w:color w:val="1B2733"/>
-          <w:sz w:val="20"/>
-        </w:rPr>
-        <w:t>Resumo da distribuição inicial e dos cases em espera.</w:t>
-      </w:r>
-    </w:p>
-    <w:p>
-      <w:pPr>
-        <w:pStyle w:val="ListBullet"/>
-        <w:spacing w:after="60"/>
-        <w:ind w:left="0"/>
-      </w:pPr>
-      <w:r>
-        <w:rPr>
-          <w:rFonts w:ascii="Arial" w:hAnsi="Arial"/>
-          <w:b w:val="0"/>
-          <w:color w:val="1B2733"/>
-          <w:sz w:val="20"/>
-        </w:rPr>
-        <w:t>Geração de PDF pelo Excel ou por alternativa em Python.</w:t>
-      </w:r>
-    </w:p>
-    <w:p>
-      <w:pPr>
-        <w:pStyle w:val="ListBullet"/>
-        <w:spacing w:after="60"/>
-        <w:ind w:left="0"/>
-      </w:pPr>
-      <w:r>
-        <w:rPr>
-          <w:rFonts w:ascii="Arial" w:hAnsi="Arial"/>
-          <w:b w:val="0"/>
-          <w:color w:val="1B2733"/>
-          <w:sz w:val="20"/>
-        </w:rPr>
-        <w:t>Atualização de uma tracking compatível sem redistribuir os cases.</w:t>
+        <w:t>A execução não instala pacotes nem solicita administrador. As bibliotecas e os recursos do botão já acompanham o programa. Python e Excel precisam estar disponíveis no computador.</w:t>
       </w:r>
     </w:p>
     <w:p>
       <w:pPr>
         <w:pStyle w:val="Heading2"/>
-        <w:keepNext/>
-        <w:spacing w:before="100" w:after="80"/>
       </w:pPr>
       <w:r>
-        <w:rPr>
-          <w:rFonts w:ascii="Arial" w:hAnsi="Arial"/>
-          <w:b/>
-          <w:color w:val="101923"/>
-          <w:sz w:val="26"/>
-        </w:rPr>
-        <w:t>Fluxo resumido</w:t>
+        <w:t>As quatro abas</w:t>
       </w:r>
     </w:p>
     <w:tbl>
       <w:tblPr>
         <w:tblW w:type="auto" w:w="0"/>
         <w:jc w:val="center"/>
+        <w:tblLayout w:type="fixed"/>
         <w:tblLook w:firstColumn="1" w:firstRow="1" w:lastColumn="0" w:lastRow="0" w:noHBand="0" w:noVBand="1" w:val="04A0"/>
       </w:tblPr>
       <w:tblGrid>
-        <w:gridCol w:w="3360"/>
-        <w:gridCol w:w="3360"/>
-        <w:gridCol w:w="3360"/>
+        <w:gridCol w:w="1757"/>
+        <w:gridCol w:w="7880"/>
       </w:tblGrid>
       <w:tr>
+        <w:trPr>
+          <w:cantSplit/>
+          <w:tblHeader/>
+        </w:trPr>
         <w:tc>
           <w:tcPr>
-            <w:tcW w:type="dxa" w:w="3360"/>
+            <w:tcW w:type="dxa" w:w="1757"/>
+            <w:vAlign w:val="center"/>
+            <w:shd w:fill="173448"/>
             <w:tcMar>
-              <w:top w:w="100" w:type="dxa"/>
-              <w:start w:w="120" w:type="dxa"/>
-              <w:bottom w:w="100" w:type="dxa"/>
-              <w:end w:w="120" w:type="dxa"/>
+              <w:top w:w="95" w:type="dxa"/>
+              <w:left w:w="95" w:type="dxa"/>
+              <w:bottom w:w="95" w:type="dxa"/>
+              <w:right w:w="95" w:type="dxa"/>
             </w:tcMar>
             <w:tcBorders>
-              <w:bottom w:val="single" w:sz="3" w:color="DCE4EC"/>
+              <w:top w:val="single" w:sz="4" w:color="D9D9D9"/>
+              <w:left w:val="single" w:sz="4" w:color="D9D9D9"/>
+              <w:bottom w:val="single" w:sz="4" w:color="D9D9D9"/>
+              <w:right w:val="single" w:sz="4" w:color="D9D9D9"/>
             </w:tcBorders>
-            <w:shd w:fill="73DEC9"/>
           </w:tcPr>
           <w:p>
             <w:pPr>
-              <w:jc w:val="center"/>
+              <w:spacing w:after="20" w:line="250" w:lineRule="auto"/>
             </w:pPr>
             <w:r>
               <w:rPr>
-                <w:rFonts w:ascii="Arial" w:hAnsi="Arial"/>
                 <w:b/>
-                <w:color w:val="101923"/>
-                <w:sz w:val="20"/>
+                <w:color w:val="FFFFFF"/>
+                <w:sz w:val="19"/>
               </w:rPr>
-              <w:t>1</w:t>
+              <w:t>Aba</w:t>
             </w:r>
           </w:p>
         </w:tc>
         <w:tc>
           <w:tcPr>
-            <w:tcW w:type="dxa" w:w="3360"/>
+            <w:tcW w:type="dxa" w:w="7880"/>
+            <w:vAlign w:val="center"/>
+            <w:shd w:fill="173448"/>
             <w:tcMar>
-              <w:top w:w="100" w:type="dxa"/>
-              <w:start w:w="120" w:type="dxa"/>
-              <w:bottom w:w="100" w:type="dxa"/>
-              <w:end w:w="120" w:type="dxa"/>
+              <w:top w:w="95" w:type="dxa"/>
+              <w:left w:w="95" w:type="dxa"/>
+              <w:bottom w:w="95" w:type="dxa"/>
+              <w:right w:w="95" w:type="dxa"/>
             </w:tcMar>
             <w:tcBorders>
-              <w:bottom w:val="single" w:sz="3" w:color="DCE4EC"/>
-            </w:tcBorders>
-          </w:tcPr>
-          <w:p>
-            <w:r>
-              <w:rPr>
-                <w:rFonts w:ascii="Arial" w:hAnsi="Arial"/>
-                <w:b/>
-                <w:color w:val="101923"/>
-                <w:sz w:val="19"/>
-              </w:rPr>
-              <w:t>Base .xlsx</w:t>
-            </w:r>
-          </w:p>
-        </w:tc>
-        <w:tc>
-          <w:tcPr>
-            <w:tcW w:type="dxa" w:w="3360"/>
-            <w:tcMar>
-              <w:top w:w="100" w:type="dxa"/>
-              <w:start w:w="120" w:type="dxa"/>
-              <w:bottom w:w="100" w:type="dxa"/>
-              <w:end w:w="120" w:type="dxa"/>
-            </w:tcMar>
-            <w:tcBorders>
-              <w:bottom w:val="single" w:sz="3" w:color="DCE4EC"/>
-            </w:tcBorders>
-          </w:tcPr>
-          <w:p>
-            <w:r>
-              <w:rPr>
-                <w:rFonts w:ascii="Arial" w:hAnsi="Arial"/>
-                <w:b w:val="0"/>
-                <w:color w:val="1B2733"/>
-                <w:sz w:val="18"/>
-              </w:rPr>
-              <w:t>Arquivo de entrada com case e datas.</w:t>
-            </w:r>
-          </w:p>
-        </w:tc>
-      </w:tr>
-      <w:tr>
-        <w:tc>
-          <w:tcPr>
-            <w:tcW w:type="dxa" w:w="3360"/>
-            <w:tcMar>
-              <w:top w:w="100" w:type="dxa"/>
-              <w:start w:w="120" w:type="dxa"/>
-              <w:bottom w:w="100" w:type="dxa"/>
-              <w:end w:w="120" w:type="dxa"/>
-            </w:tcMar>
-            <w:tcBorders>
-              <w:bottom w:val="single" w:sz="3" w:color="DCE4EC"/>
-            </w:tcBorders>
-            <w:shd w:fill="73DEC9"/>
-          </w:tcPr>
-          <w:p>
-            <w:pPr>
-              <w:jc w:val="center"/>
-            </w:pPr>
-            <w:r>
-              <w:rPr>
-                <w:rFonts w:ascii="Arial" w:hAnsi="Arial"/>
-                <w:b/>
-                <w:color w:val="101923"/>
-                <w:sz w:val="20"/>
-              </w:rPr>
-              <w:t>2</w:t>
-            </w:r>
-          </w:p>
-        </w:tc>
-        <w:tc>
-          <w:tcPr>
-            <w:tcW w:type="dxa" w:w="3360"/>
-            <w:tcMar>
-              <w:top w:w="100" w:type="dxa"/>
-              <w:start w:w="120" w:type="dxa"/>
-              <w:bottom w:w="100" w:type="dxa"/>
-              <w:end w:w="120" w:type="dxa"/>
-            </w:tcMar>
-            <w:tcBorders>
-              <w:bottom w:val="single" w:sz="3" w:color="DCE4EC"/>
-            </w:tcBorders>
-          </w:tcPr>
-          <w:p>
-            <w:r>
-              <w:rPr>
-                <w:rFonts w:ascii="Arial" w:hAnsi="Arial"/>
-                <w:b/>
-                <w:color w:val="101923"/>
-                <w:sz w:val="19"/>
-              </w:rPr>
-              <w:t>Validação</w:t>
-            </w:r>
-          </w:p>
-        </w:tc>
-        <w:tc>
-          <w:tcPr>
-            <w:tcW w:type="dxa" w:w="3360"/>
-            <w:tcMar>
-              <w:top w:w="100" w:type="dxa"/>
-              <w:start w:w="120" w:type="dxa"/>
-              <w:bottom w:w="100" w:type="dxa"/>
-              <w:end w:w="120" w:type="dxa"/>
-            </w:tcMar>
-            <w:tcBorders>
-              <w:bottom w:val="single" w:sz="3" w:color="DCE4EC"/>
-            </w:tcBorders>
-          </w:tcPr>
-          <w:p>
-            <w:r>
-              <w:rPr>
-                <w:rFonts w:ascii="Arial" w:hAnsi="Arial"/>
-                <w:b w:val="0"/>
-                <w:color w:val="1B2733"/>
-                <w:sz w:val="18"/>
-              </w:rPr>
-              <w:t>Confere cabeçalhos, identificadores e datas.</w:t>
-            </w:r>
-          </w:p>
-        </w:tc>
-      </w:tr>
-      <w:tr>
-        <w:tc>
-          <w:tcPr>
-            <w:tcW w:type="dxa" w:w="3360"/>
-            <w:tcMar>
-              <w:top w:w="100" w:type="dxa"/>
-              <w:start w:w="120" w:type="dxa"/>
-              <w:bottom w:w="100" w:type="dxa"/>
-              <w:end w:w="120" w:type="dxa"/>
-            </w:tcMar>
-            <w:tcBorders>
-              <w:bottom w:val="single" w:sz="3" w:color="DCE4EC"/>
-            </w:tcBorders>
-            <w:shd w:fill="73DEC9"/>
-          </w:tcPr>
-          <w:p>
-            <w:pPr>
-              <w:jc w:val="center"/>
-            </w:pPr>
-            <w:r>
-              <w:rPr>
-                <w:rFonts w:ascii="Arial" w:hAnsi="Arial"/>
-                <w:b/>
-                <w:color w:val="101923"/>
-                <w:sz w:val="20"/>
-              </w:rPr>
-              <w:t>3</w:t>
-            </w:r>
-          </w:p>
-        </w:tc>
-        <w:tc>
-          <w:tcPr>
-            <w:tcW w:type="dxa" w:w="3360"/>
-            <w:tcMar>
-              <w:top w:w="100" w:type="dxa"/>
-              <w:start w:w="120" w:type="dxa"/>
-              <w:bottom w:w="100" w:type="dxa"/>
-              <w:end w:w="120" w:type="dxa"/>
-            </w:tcMar>
-            <w:tcBorders>
-              <w:bottom w:val="single" w:sz="3" w:color="DCE4EC"/>
-            </w:tcBorders>
-          </w:tcPr>
-          <w:p>
-            <w:r>
-              <w:rPr>
-                <w:rFonts w:ascii="Arial" w:hAnsi="Arial"/>
-                <w:b/>
-                <w:color w:val="101923"/>
-                <w:sz w:val="19"/>
-              </w:rPr>
-              <w:t>Cases em espera</w:t>
-            </w:r>
-          </w:p>
-        </w:tc>
-        <w:tc>
-          <w:tcPr>
-            <w:tcW w:type="dxa" w:w="3360"/>
-            <w:tcMar>
-              <w:top w:w="100" w:type="dxa"/>
-              <w:start w:w="120" w:type="dxa"/>
-              <w:bottom w:w="100" w:type="dxa"/>
-              <w:end w:w="120" w:type="dxa"/>
-            </w:tcMar>
-            <w:tcBorders>
-              <w:bottom w:val="single" w:sz="3" w:color="DCE4EC"/>
-            </w:tcBorders>
-          </w:tcPr>
-          <w:p>
-            <w:r>
-              <w:rPr>
-                <w:rFonts w:ascii="Arial" w:hAnsi="Arial"/>
-                <w:b w:val="0"/>
-                <w:color w:val="1B2733"/>
-                <w:sz w:val="18"/>
-              </w:rPr>
-              <w:t>Remove temporariamente os cases configurados.</w:t>
-            </w:r>
-          </w:p>
-        </w:tc>
-      </w:tr>
-      <w:tr>
-        <w:tc>
-          <w:tcPr>
-            <w:tcW w:type="dxa" w:w="3360"/>
-            <w:tcMar>
-              <w:top w:w="100" w:type="dxa"/>
-              <w:start w:w="120" w:type="dxa"/>
-              <w:bottom w:w="100" w:type="dxa"/>
-              <w:end w:w="120" w:type="dxa"/>
-            </w:tcMar>
-            <w:tcBorders>
-              <w:bottom w:val="single" w:sz="3" w:color="DCE4EC"/>
-            </w:tcBorders>
-            <w:shd w:fill="73DEC9"/>
-          </w:tcPr>
-          <w:p>
-            <w:pPr>
-              <w:jc w:val="center"/>
-            </w:pPr>
-            <w:r>
-              <w:rPr>
-                <w:rFonts w:ascii="Arial" w:hAnsi="Arial"/>
-                <w:b/>
-                <w:color w:val="101923"/>
-                <w:sz w:val="20"/>
-              </w:rPr>
-              <w:t>4</w:t>
-            </w:r>
-          </w:p>
-        </w:tc>
-        <w:tc>
-          <w:tcPr>
-            <w:tcW w:type="dxa" w:w="3360"/>
-            <w:tcMar>
-              <w:top w:w="100" w:type="dxa"/>
-              <w:start w:w="120" w:type="dxa"/>
-              <w:bottom w:w="100" w:type="dxa"/>
-              <w:end w:w="120" w:type="dxa"/>
-            </w:tcMar>
-            <w:tcBorders>
-              <w:bottom w:val="single" w:sz="3" w:color="DCE4EC"/>
-            </w:tcBorders>
-          </w:tcPr>
-          <w:p>
-            <w:r>
-              <w:rPr>
-                <w:rFonts w:ascii="Arial" w:hAnsi="Arial"/>
-                <w:b/>
-                <w:color w:val="101923"/>
-                <w:sz w:val="19"/>
-              </w:rPr>
-              <w:t>Ordenação</w:t>
-            </w:r>
-          </w:p>
-        </w:tc>
-        <w:tc>
-          <w:tcPr>
-            <w:tcW w:type="dxa" w:w="3360"/>
-            <w:tcMar>
-              <w:top w:w="100" w:type="dxa"/>
-              <w:start w:w="120" w:type="dxa"/>
-              <w:bottom w:w="100" w:type="dxa"/>
-              <w:end w:w="120" w:type="dxa"/>
-            </w:tcMar>
-            <w:tcBorders>
-              <w:bottom w:val="single" w:sz="3" w:color="DCE4EC"/>
-            </w:tcBorders>
-          </w:tcPr>
-          <w:p>
-            <w:r>
-              <w:rPr>
-                <w:rFonts w:ascii="Arial" w:hAnsi="Arial"/>
-                <w:b w:val="0"/>
-                <w:color w:val="1B2733"/>
-                <w:sz w:val="18"/>
-              </w:rPr>
-              <w:t>Mais antigos primeiro; empates preservam a ordem da base.</w:t>
-            </w:r>
-          </w:p>
-        </w:tc>
-      </w:tr>
-      <w:tr>
-        <w:tc>
-          <w:tcPr>
-            <w:tcW w:type="dxa" w:w="3360"/>
-            <w:tcMar>
-              <w:top w:w="100" w:type="dxa"/>
-              <w:start w:w="120" w:type="dxa"/>
-              <w:bottom w:w="100" w:type="dxa"/>
-              <w:end w:w="120" w:type="dxa"/>
-            </w:tcMar>
-            <w:tcBorders>
-              <w:bottom w:val="single" w:sz="3" w:color="DCE4EC"/>
-            </w:tcBorders>
-            <w:shd w:fill="73DEC9"/>
-          </w:tcPr>
-          <w:p>
-            <w:pPr>
-              <w:jc w:val="center"/>
-            </w:pPr>
-            <w:r>
-              <w:rPr>
-                <w:rFonts w:ascii="Arial" w:hAnsi="Arial"/>
-                <w:b/>
-                <w:color w:val="101923"/>
-                <w:sz w:val="20"/>
-              </w:rPr>
-              <w:t>5</w:t>
-            </w:r>
-          </w:p>
-        </w:tc>
-        <w:tc>
-          <w:tcPr>
-            <w:tcW w:type="dxa" w:w="3360"/>
-            <w:tcMar>
-              <w:top w:w="100" w:type="dxa"/>
-              <w:start w:w="120" w:type="dxa"/>
-              <w:bottom w:w="100" w:type="dxa"/>
-              <w:end w:w="120" w:type="dxa"/>
-            </w:tcMar>
-            <w:tcBorders>
-              <w:bottom w:val="single" w:sz="3" w:color="DCE4EC"/>
-            </w:tcBorders>
-          </w:tcPr>
-          <w:p>
-            <w:r>
-              <w:rPr>
-                <w:rFonts w:ascii="Arial" w:hAnsi="Arial"/>
-                <w:b/>
-                <w:color w:val="101923"/>
-                <w:sz w:val="19"/>
-              </w:rPr>
-              <w:t>Distribuição</w:t>
-            </w:r>
-          </w:p>
-        </w:tc>
-        <w:tc>
-          <w:tcPr>
-            <w:tcW w:type="dxa" w:w="3360"/>
-            <w:tcMar>
-              <w:top w:w="100" w:type="dxa"/>
-              <w:start w:w="120" w:type="dxa"/>
-              <w:bottom w:w="100" w:type="dxa"/>
-              <w:end w:w="120" w:type="dxa"/>
-            </w:tcMar>
-            <w:tcBorders>
-              <w:bottom w:val="single" w:sz="3" w:color="DCE4EC"/>
-            </w:tcBorders>
-          </w:tcPr>
-          <w:p>
-            <w:r>
-              <w:rPr>
-                <w:rFonts w:ascii="Arial" w:hAnsi="Arial"/>
-                <w:b w:val="0"/>
-                <w:color w:val="1B2733"/>
-                <w:sz w:val="18"/>
-              </w:rPr>
-              <w:t>Alternância contínua entre os responsáveis.</w:t>
-            </w:r>
-          </w:p>
-        </w:tc>
-      </w:tr>
-      <w:tr>
-        <w:tc>
-          <w:tcPr>
-            <w:tcW w:type="dxa" w:w="3360"/>
-            <w:tcMar>
-              <w:top w:w="100" w:type="dxa"/>
-              <w:start w:w="120" w:type="dxa"/>
-              <w:bottom w:w="100" w:type="dxa"/>
-              <w:end w:w="120" w:type="dxa"/>
-            </w:tcMar>
-            <w:tcBorders>
-              <w:bottom w:val="single" w:sz="3" w:color="DCE4EC"/>
-            </w:tcBorders>
-            <w:shd w:fill="73DEC9"/>
-          </w:tcPr>
-          <w:p>
-            <w:pPr>
-              <w:jc w:val="center"/>
-            </w:pPr>
-            <w:r>
-              <w:rPr>
-                <w:rFonts w:ascii="Arial" w:hAnsi="Arial"/>
-                <w:b/>
-                <w:color w:val="101923"/>
-                <w:sz w:val="20"/>
-              </w:rPr>
-              <w:t>6</w:t>
-            </w:r>
-          </w:p>
-        </w:tc>
-        <w:tc>
-          <w:tcPr>
-            <w:tcW w:type="dxa" w:w="3360"/>
-            <w:tcMar>
-              <w:top w:w="100" w:type="dxa"/>
-              <w:start w:w="120" w:type="dxa"/>
-              <w:bottom w:w="100" w:type="dxa"/>
-              <w:end w:w="120" w:type="dxa"/>
-            </w:tcMar>
-            <w:tcBorders>
-              <w:bottom w:val="single" w:sz="3" w:color="DCE4EC"/>
-            </w:tcBorders>
-          </w:tcPr>
-          <w:p>
-            <w:r>
-              <w:rPr>
-                <w:rFonts w:ascii="Arial" w:hAnsi="Arial"/>
-                <w:b/>
-                <w:color w:val="101923"/>
-                <w:sz w:val="19"/>
-              </w:rPr>
-              <w:t>Tracking .xlsm</w:t>
-            </w:r>
-          </w:p>
-        </w:tc>
-        <w:tc>
-          <w:tcPr>
-            <w:tcW w:type="dxa" w:w="3360"/>
-            <w:tcMar>
-              <w:top w:w="100" w:type="dxa"/>
-              <w:start w:w="120" w:type="dxa"/>
-              <w:bottom w:w="100" w:type="dxa"/>
-              <w:end w:w="120" w:type="dxa"/>
-            </w:tcMar>
-            <w:tcBorders>
-              <w:bottom w:val="single" w:sz="3" w:color="DCE4EC"/>
-            </w:tcBorders>
-          </w:tcPr>
-          <w:p>
-            <w:r>
-              <w:rPr>
-                <w:rFonts w:ascii="Arial" w:hAnsi="Arial"/>
-                <w:b w:val="0"/>
-                <w:color w:val="1B2733"/>
-                <w:sz w:val="18"/>
-              </w:rPr>
-              <w:t>Gera Tracking, Resumo e painel do Gestor.</w:t>
-            </w:r>
-          </w:p>
-        </w:tc>
-      </w:tr>
-      <w:tr>
-        <w:tc>
-          <w:tcPr>
-            <w:tcW w:type="dxa" w:w="3360"/>
-            <w:tcMar>
-              <w:top w:w="100" w:type="dxa"/>
-              <w:start w:w="120" w:type="dxa"/>
-              <w:bottom w:w="100" w:type="dxa"/>
-              <w:end w:w="120" w:type="dxa"/>
-            </w:tcMar>
-            <w:tcBorders>
-              <w:bottom w:val="single" w:sz="3" w:color="DCE4EC"/>
-            </w:tcBorders>
-            <w:shd w:fill="73DEC9"/>
-          </w:tcPr>
-          <w:p>
-            <w:pPr>
-              <w:jc w:val="center"/>
-            </w:pPr>
-            <w:r>
-              <w:rPr>
-                <w:rFonts w:ascii="Arial" w:hAnsi="Arial"/>
-                <w:b/>
-                <w:color w:val="101923"/>
-                <w:sz w:val="20"/>
-              </w:rPr>
-              <w:t>7</w:t>
-            </w:r>
-          </w:p>
-        </w:tc>
-        <w:tc>
-          <w:tcPr>
-            <w:tcW w:type="dxa" w:w="3360"/>
-            <w:tcMar>
-              <w:top w:w="100" w:type="dxa"/>
-              <w:start w:w="120" w:type="dxa"/>
-              <w:bottom w:w="100" w:type="dxa"/>
-              <w:end w:w="120" w:type="dxa"/>
-            </w:tcMar>
-            <w:tcBorders>
-              <w:bottom w:val="single" w:sz="3" w:color="DCE4EC"/>
-            </w:tcBorders>
-          </w:tcPr>
-          <w:p>
-            <w:r>
-              <w:rPr>
-                <w:rFonts w:ascii="Arial" w:hAnsi="Arial"/>
-                <w:b/>
-                <w:color w:val="101923"/>
-                <w:sz w:val="19"/>
-              </w:rPr>
-              <w:t>Acompanhamento</w:t>
-            </w:r>
-          </w:p>
-        </w:tc>
-        <w:tc>
-          <w:tcPr>
-            <w:tcW w:type="dxa" w:w="3360"/>
-            <w:tcMar>
-              <w:top w:w="100" w:type="dxa"/>
-              <w:start w:w="120" w:type="dxa"/>
-              <w:bottom w:w="100" w:type="dxa"/>
-              <w:end w:w="120" w:type="dxa"/>
-            </w:tcMar>
-            <w:tcBorders>
-              <w:bottom w:val="single" w:sz="3" w:color="DCE4EC"/>
-            </w:tcBorders>
-          </w:tcPr>
-          <w:p>
-            <w:r>
-              <w:rPr>
-                <w:rFonts w:ascii="Arial" w:hAnsi="Arial"/>
-                <w:b w:val="0"/>
-                <w:color w:val="1B2733"/>
-                <w:sz w:val="18"/>
-              </w:rPr>
-              <w:t>Status, motivo, observação e indicadores.</w:t>
-            </w:r>
-          </w:p>
-        </w:tc>
-      </w:tr>
-      <w:tr>
-        <w:tc>
-          <w:tcPr>
-            <w:tcW w:type="dxa" w:w="3360"/>
-            <w:tcMar>
-              <w:top w:w="100" w:type="dxa"/>
-              <w:start w:w="120" w:type="dxa"/>
-              <w:bottom w:w="100" w:type="dxa"/>
-              <w:end w:w="120" w:type="dxa"/>
-            </w:tcMar>
-            <w:tcBorders>
-              <w:bottom w:val="single" w:sz="3" w:color="DCE4EC"/>
-            </w:tcBorders>
-            <w:shd w:fill="73DEC9"/>
-          </w:tcPr>
-          <w:p>
-            <w:pPr>
-              <w:jc w:val="center"/>
-            </w:pPr>
-            <w:r>
-              <w:rPr>
-                <w:rFonts w:ascii="Arial" w:hAnsi="Arial"/>
-                <w:b/>
-                <w:color w:val="101923"/>
-                <w:sz w:val="20"/>
-              </w:rPr>
-              <w:t>8</w:t>
-            </w:r>
-          </w:p>
-        </w:tc>
-        <w:tc>
-          <w:tcPr>
-            <w:tcW w:type="dxa" w:w="3360"/>
-            <w:tcMar>
-              <w:top w:w="100" w:type="dxa"/>
-              <w:start w:w="120" w:type="dxa"/>
-              <w:bottom w:w="100" w:type="dxa"/>
-              <w:end w:w="120" w:type="dxa"/>
-            </w:tcMar>
-            <w:tcBorders>
-              <w:bottom w:val="single" w:sz="3" w:color="DCE4EC"/>
-            </w:tcBorders>
-          </w:tcPr>
-          <w:p>
-            <w:r>
-              <w:rPr>
-                <w:rFonts w:ascii="Arial" w:hAnsi="Arial"/>
-                <w:b/>
-                <w:color w:val="101923"/>
-                <w:sz w:val="19"/>
-              </w:rPr>
-              <w:t>PDF</w:t>
-            </w:r>
-          </w:p>
-        </w:tc>
-        <w:tc>
-          <w:tcPr>
-            <w:tcW w:type="dxa" w:w="3360"/>
-            <w:tcMar>
-              <w:top w:w="100" w:type="dxa"/>
-              <w:start w:w="120" w:type="dxa"/>
-              <w:bottom w:w="100" w:type="dxa"/>
-              <w:end w:w="120" w:type="dxa"/>
-            </w:tcMar>
-            <w:tcBorders>
-              <w:bottom w:val="single" w:sz="3" w:color="DCE4EC"/>
-            </w:tcBorders>
-          </w:tcPr>
-          <w:p>
-            <w:r>
-              <w:rPr>
-                <w:rFonts w:ascii="Arial" w:hAnsi="Arial"/>
-                <w:b w:val="0"/>
-                <w:color w:val="1B2733"/>
-                <w:sz w:val="18"/>
-              </w:rPr>
-              <w:t>Resumo gerencial sob demanda.</w:t>
-            </w:r>
-          </w:p>
-        </w:tc>
-      </w:tr>
-    </w:tbl>
-    <w:p>
-      <w:pPr>
-        <w:pStyle w:val="Heading1"/>
-        <w:keepNext/>
-        <w:spacing w:before="160" w:after="80"/>
-      </w:pPr>
-      <w:r>
-        <w:rPr>
-          <w:rFonts w:ascii="Arial" w:hAnsi="Arial"/>
-          <w:b/>
-          <w:color w:val="101923"/>
-          <w:sz w:val="34"/>
-        </w:rPr>
-        <w:t>2. Requisitos e estrutura</w:t>
-      </w:r>
-    </w:p>
-    <w:tbl>
-      <w:tblPr>
-        <w:tblW w:type="auto" w:w="0"/>
-        <w:jc w:val="center"/>
-        <w:tblLayout w:type="autofit"/>
-        <w:tblLook w:firstColumn="1" w:firstRow="1" w:lastColumn="0" w:lastRow="0" w:noHBand="0" w:noVBand="1" w:val="04A0"/>
-      </w:tblPr>
-      <w:tblGrid>
-        <w:gridCol w:w="5040"/>
-        <w:gridCol w:w="5040"/>
-      </w:tblGrid>
-      <w:tr>
-        <w:tc>
-          <w:tcPr>
-            <w:tcW w:type="dxa" w:w="5040"/>
-            <w:shd w:fill="101923"/>
-            <w:tcMar>
-              <w:top w:w="110" w:type="dxa"/>
-              <w:start w:w="120" w:type="dxa"/>
-              <w:bottom w:w="110" w:type="dxa"/>
-              <w:end w:w="120" w:type="dxa"/>
-            </w:tcMar>
-            <w:tcBorders>
-              <w:top w:val="single" w:sz="4" w:color="101923"/>
-              <w:left w:val="single" w:sz="4" w:color="101923"/>
-              <w:bottom w:val="single" w:sz="4" w:color="101923"/>
-              <w:right w:val="single" w:sz="4" w:color="101923"/>
+              <w:top w:val="single" w:sz="4" w:color="D9D9D9"/>
+              <w:left w:val="single" w:sz="4" w:color="D9D9D9"/>
+              <w:bottom w:val="single" w:sz="4" w:color="D9D9D9"/>
+              <w:right w:val="single" w:sz="4" w:color="D9D9D9"/>
             </w:tcBorders>
           </w:tcPr>
           <w:p>
             <w:pPr>
-              <w:jc w:val="left"/>
+              <w:spacing w:after="20" w:line="250" w:lineRule="auto"/>
             </w:pPr>
             <w:r>
               <w:rPr>
-                <w:rFonts w:ascii="Arial" w:hAnsi="Arial"/>
                 <w:b/>
                 <w:color w:val="FFFFFF"/>
                 <w:sz w:val="19"/>
               </w:rPr>
-              <w:t>Item</w:t>
-            </w:r>
-          </w:p>
-        </w:tc>
-        <w:tc>
-          <w:tcPr>
-            <w:tcW w:type="dxa" w:w="5040"/>
-            <w:shd w:fill="101923"/>
-            <w:tcMar>
-              <w:top w:w="110" w:type="dxa"/>
-              <w:start w:w="120" w:type="dxa"/>
-              <w:bottom w:w="110" w:type="dxa"/>
-              <w:end w:w="120" w:type="dxa"/>
-            </w:tcMar>
-            <w:tcBorders>
-              <w:top w:val="single" w:sz="4" w:color="101923"/>
-              <w:left w:val="single" w:sz="4" w:color="101923"/>
-              <w:bottom w:val="single" w:sz="4" w:color="101923"/>
-              <w:right w:val="single" w:sz="4" w:color="101923"/>
-            </w:tcBorders>
-          </w:tcPr>
-          <w:p>
-            <w:pPr>
-              <w:jc w:val="left"/>
-            </w:pPr>
-            <w:r>
-              <w:rPr>
-                <w:rFonts w:ascii="Arial" w:hAnsi="Arial"/>
-                <w:b/>
-                <w:color w:val="FFFFFF"/>
-                <w:sz w:val="19"/>
-              </w:rPr>
-              <w:t>Requisito</w:t>
+              <w:t>Como usar</w:t>
             </w:r>
           </w:p>
         </w:tc>
@@ -1123,61 +510,65 @@
         </w:trPr>
         <w:tc>
           <w:tcPr>
-            <w:tcW w:type="dxa" w:w="5040"/>
-            <w:shd w:fill="F7FAFC"/>
+            <w:tcW w:type="dxa" w:w="1757"/>
+            <w:vAlign w:val="center"/>
+            <w:shd w:fill="FFFFFF"/>
             <w:tcMar>
-              <w:top w:w="100" w:type="dxa"/>
-              <w:start w:w="120" w:type="dxa"/>
-              <w:bottom w:w="100" w:type="dxa"/>
-              <w:end w:w="120" w:type="dxa"/>
+              <w:top w:w="95" w:type="dxa"/>
+              <w:left w:w="95" w:type="dxa"/>
+              <w:bottom w:w="95" w:type="dxa"/>
+              <w:right w:w="95" w:type="dxa"/>
             </w:tcMar>
             <w:tcBorders>
-              <w:top w:val="single" w:sz="3" w:color="DCE4EC"/>
-              <w:left w:val="single" w:sz="3" w:color="DCE4EC"/>
-              <w:bottom w:val="single" w:sz="3" w:color="DCE4EC"/>
-              <w:right w:val="single" w:sz="3" w:color="DCE4EC"/>
+              <w:top w:val="single" w:sz="4" w:color="D9D9D9"/>
+              <w:left w:val="single" w:sz="4" w:color="D9D9D9"/>
+              <w:bottom w:val="single" w:sz="4" w:color="D9D9D9"/>
+              <w:right w:val="single" w:sz="4" w:color="D9D9D9"/>
             </w:tcBorders>
-            <w:vAlign w:val="center"/>
           </w:tcPr>
           <w:p>
+            <w:pPr>
+              <w:spacing w:after="20" w:line="250" w:lineRule="auto"/>
+            </w:pPr>
             <w:r>
               <w:rPr>
-                <w:rFonts w:ascii="Arial" w:hAnsi="Arial"/>
                 <w:b w:val="0"/>
-                <w:color w:val="1B2733"/>
-                <w:sz w:val="18"/>
+                <w:color w:val="172C3A"/>
+                <w:sz w:val="19"/>
               </w:rPr>
-              <w:t>Sistema operacional</w:t>
+              <w:t>Tracking</w:t>
             </w:r>
           </w:p>
         </w:tc>
         <w:tc>
           <w:tcPr>
-            <w:tcW w:type="dxa" w:w="5040"/>
-            <w:shd w:fill="F7FAFC"/>
+            <w:tcW w:type="dxa" w:w="7880"/>
+            <w:vAlign w:val="center"/>
+            <w:shd w:fill="FFFFFF"/>
             <w:tcMar>
-              <w:top w:w="100" w:type="dxa"/>
-              <w:start w:w="120" w:type="dxa"/>
-              <w:bottom w:w="100" w:type="dxa"/>
-              <w:end w:w="120" w:type="dxa"/>
+              <w:top w:w="95" w:type="dxa"/>
+              <w:left w:w="95" w:type="dxa"/>
+              <w:bottom w:w="95" w:type="dxa"/>
+              <w:right w:w="95" w:type="dxa"/>
             </w:tcMar>
             <w:tcBorders>
-              <w:top w:val="single" w:sz="3" w:color="DCE4EC"/>
-              <w:left w:val="single" w:sz="3" w:color="DCE4EC"/>
-              <w:bottom w:val="single" w:sz="3" w:color="DCE4EC"/>
-              <w:right w:val="single" w:sz="3" w:color="DCE4EC"/>
+              <w:top w:val="single" w:sz="4" w:color="D9D9D9"/>
+              <w:left w:val="single" w:sz="4" w:color="D9D9D9"/>
+              <w:bottom w:val="single" w:sz="4" w:color="D9D9D9"/>
+              <w:right w:val="single" w:sz="4" w:color="D9D9D9"/>
             </w:tcBorders>
-            <w:vAlign w:val="center"/>
           </w:tcPr>
           <w:p>
+            <w:pPr>
+              <w:spacing w:after="20" w:line="250" w:lineRule="auto"/>
+            </w:pPr>
             <w:r>
               <w:rPr>
-                <w:rFonts w:ascii="Arial" w:hAnsi="Arial"/>
                 <w:b w:val="0"/>
-                <w:color w:val="1B2733"/>
-                <w:sz w:val="18"/>
+                <w:color w:val="172C3A"/>
+                <w:sz w:val="19"/>
               </w:rPr>
-              <w:t>Windows</w:t>
+              <w:t>Responsáveis preenchem STATUS, MOTIVO e OBSERVAÇÃO e filtram pelo RESPONSÁVEL.</w:t>
             </w:r>
           </w:p>
         </w:tc>
@@ -1188,61 +579,65 @@
         </w:trPr>
         <w:tc>
           <w:tcPr>
-            <w:tcW w:type="dxa" w:w="5040"/>
-            <w:shd w:fill="FFFFFF"/>
+            <w:tcW w:type="dxa" w:w="1757"/>
+            <w:vAlign w:val="center"/>
+            <w:shd w:fill="EDF3F6"/>
             <w:tcMar>
-              <w:top w:w="100" w:type="dxa"/>
-              <w:start w:w="120" w:type="dxa"/>
-              <w:bottom w:w="100" w:type="dxa"/>
-              <w:end w:w="120" w:type="dxa"/>
+              <w:top w:w="95" w:type="dxa"/>
+              <w:left w:w="95" w:type="dxa"/>
+              <w:bottom w:w="95" w:type="dxa"/>
+              <w:right w:w="95" w:type="dxa"/>
             </w:tcMar>
             <w:tcBorders>
-              <w:top w:val="single" w:sz="3" w:color="DCE4EC"/>
-              <w:left w:val="single" w:sz="3" w:color="DCE4EC"/>
-              <w:bottom w:val="single" w:sz="3" w:color="DCE4EC"/>
-              <w:right w:val="single" w:sz="3" w:color="DCE4EC"/>
+              <w:top w:val="single" w:sz="4" w:color="D9D9D9"/>
+              <w:left w:val="single" w:sz="4" w:color="D9D9D9"/>
+              <w:bottom w:val="single" w:sz="4" w:color="D9D9D9"/>
+              <w:right w:val="single" w:sz="4" w:color="D9D9D9"/>
             </w:tcBorders>
-            <w:vAlign w:val="center"/>
           </w:tcPr>
           <w:p>
+            <w:pPr>
+              <w:spacing w:after="20" w:line="250" w:lineRule="auto"/>
+            </w:pPr>
             <w:r>
               <w:rPr>
-                <w:rFonts w:ascii="Arial" w:hAnsi="Arial"/>
                 <w:b w:val="0"/>
-                <w:color w:val="1B2733"/>
-                <w:sz w:val="18"/>
+                <w:color w:val="172C3A"/>
+                <w:sz w:val="19"/>
               </w:rPr>
-              <w:t>Python</w:t>
+              <w:t>Gestor</w:t>
             </w:r>
           </w:p>
         </w:tc>
         <w:tc>
           <w:tcPr>
-            <w:tcW w:type="dxa" w:w="5040"/>
-            <w:shd w:fill="FFFFFF"/>
+            <w:tcW w:type="dxa" w:w="7880"/>
+            <w:vAlign w:val="center"/>
+            <w:shd w:fill="EDF3F6"/>
             <w:tcMar>
-              <w:top w:w="100" w:type="dxa"/>
-              <w:start w:w="120" w:type="dxa"/>
-              <w:bottom w:w="100" w:type="dxa"/>
-              <w:end w:w="120" w:type="dxa"/>
+              <w:top w:w="95" w:type="dxa"/>
+              <w:left w:w="95" w:type="dxa"/>
+              <w:bottom w:w="95" w:type="dxa"/>
+              <w:right w:w="95" w:type="dxa"/>
             </w:tcMar>
             <w:tcBorders>
-              <w:top w:val="single" w:sz="3" w:color="DCE4EC"/>
-              <w:left w:val="single" w:sz="3" w:color="DCE4EC"/>
-              <w:bottom w:val="single" w:sz="3" w:color="DCE4EC"/>
-              <w:right w:val="single" w:sz="3" w:color="DCE4EC"/>
+              <w:top w:val="single" w:sz="4" w:color="D9D9D9"/>
+              <w:left w:val="single" w:sz="4" w:color="D9D9D9"/>
+              <w:bottom w:val="single" w:sz="4" w:color="D9D9D9"/>
+              <w:right w:val="single" w:sz="4" w:color="D9D9D9"/>
             </w:tcBorders>
-            <w:vAlign w:val="center"/>
           </w:tcPr>
           <w:p>
+            <w:pPr>
+              <w:spacing w:after="20" w:line="250" w:lineRule="auto"/>
+            </w:pPr>
             <w:r>
               <w:rPr>
-                <w:rFonts w:ascii="Arial" w:hAnsi="Arial"/>
                 <w:b w:val="0"/>
-                <w:color w:val="1B2733"/>
-                <w:sz w:val="18"/>
+                <w:color w:val="172C3A"/>
+                <w:sz w:val="19"/>
               </w:rPr>
-              <w:t>3.10 ou superior</w:t>
+              <w:t>O gestor consulta indicadores e alertas por fórmulas e gera o PDF da visão atual.</w:t>
             </w:r>
           </w:p>
         </w:tc>
@@ -1253,61 +648,65 @@
         </w:trPr>
         <w:tc>
           <w:tcPr>
-            <w:tcW w:type="dxa" w:w="5040"/>
-            <w:shd w:fill="F7FAFC"/>
+            <w:tcW w:type="dxa" w:w="1757"/>
+            <w:vAlign w:val="center"/>
+            <w:shd w:fill="FFFFFF"/>
             <w:tcMar>
-              <w:top w:w="100" w:type="dxa"/>
-              <w:start w:w="120" w:type="dxa"/>
-              <w:bottom w:w="100" w:type="dxa"/>
-              <w:end w:w="120" w:type="dxa"/>
+              <w:top w:w="95" w:type="dxa"/>
+              <w:left w:w="95" w:type="dxa"/>
+              <w:bottom w:w="95" w:type="dxa"/>
+              <w:right w:w="95" w:type="dxa"/>
             </w:tcMar>
             <w:tcBorders>
-              <w:top w:val="single" w:sz="3" w:color="DCE4EC"/>
-              <w:left w:val="single" w:sz="3" w:color="DCE4EC"/>
-              <w:bottom w:val="single" w:sz="3" w:color="DCE4EC"/>
-              <w:right w:val="single" w:sz="3" w:color="DCE4EC"/>
+              <w:top w:val="single" w:sz="4" w:color="D9D9D9"/>
+              <w:left w:val="single" w:sz="4" w:color="D9D9D9"/>
+              <w:bottom w:val="single" w:sz="4" w:color="D9D9D9"/>
+              <w:right w:val="single" w:sz="4" w:color="D9D9D9"/>
             </w:tcBorders>
-            <w:vAlign w:val="center"/>
           </w:tcPr>
           <w:p>
+            <w:pPr>
+              <w:spacing w:after="20" w:line="250" w:lineRule="auto"/>
+            </w:pPr>
             <w:r>
               <w:rPr>
-                <w:rFonts w:ascii="Arial" w:hAnsi="Arial"/>
                 <w:b w:val="0"/>
-                <w:color w:val="1B2733"/>
-                <w:sz w:val="18"/>
+                <w:color w:val="172C3A"/>
+                <w:sz w:val="19"/>
               </w:rPr>
-              <w:t>Excel</w:t>
+              <w:t>Resumo</w:t>
             </w:r>
           </w:p>
         </w:tc>
         <w:tc>
           <w:tcPr>
-            <w:tcW w:type="dxa" w:w="5040"/>
-            <w:shd w:fill="F7FAFC"/>
+            <w:tcW w:type="dxa" w:w="7880"/>
+            <w:vAlign w:val="center"/>
+            <w:shd w:fill="FFFFFF"/>
             <w:tcMar>
-              <w:top w:w="100" w:type="dxa"/>
-              <w:start w:w="120" w:type="dxa"/>
-              <w:bottom w:w="100" w:type="dxa"/>
-              <w:end w:w="120" w:type="dxa"/>
+              <w:top w:w="95" w:type="dxa"/>
+              <w:left w:w="95" w:type="dxa"/>
+              <w:bottom w:w="95" w:type="dxa"/>
+              <w:right w:w="95" w:type="dxa"/>
             </w:tcMar>
             <w:tcBorders>
-              <w:top w:val="single" w:sz="3" w:color="DCE4EC"/>
-              <w:left w:val="single" w:sz="3" w:color="DCE4EC"/>
-              <w:bottom w:val="single" w:sz="3" w:color="DCE4EC"/>
-              <w:right w:val="single" w:sz="3" w:color="DCE4EC"/>
+              <w:top w:val="single" w:sz="4" w:color="D9D9D9"/>
+              <w:left w:val="single" w:sz="4" w:color="D9D9D9"/>
+              <w:bottom w:val="single" w:sz="4" w:color="D9D9D9"/>
+              <w:right w:val="single" w:sz="4" w:color="D9D9D9"/>
             </w:tcBorders>
-            <w:vAlign w:val="center"/>
           </w:tcPr>
           <w:p>
+            <w:pPr>
+              <w:spacing w:after="20" w:line="250" w:lineRule="auto"/>
+            </w:pPr>
             <w:r>
               <w:rPr>
-                <w:rFonts w:ascii="Arial" w:hAnsi="Arial"/>
                 <w:b w:val="0"/>
-                <w:color w:val="1B2733"/>
-                <w:sz w:val="18"/>
+                <w:color w:val="172C3A"/>
+                <w:sz w:val="19"/>
               </w:rPr>
-              <w:t>2019 ou Microsoft 365 para o botão de PDF</w:t>
+              <w:t>Quem distribui confere a divisão inicial, as exclusões e a origem da importação.</w:t>
             </w:r>
           </w:p>
         </w:tc>
@@ -1318,316 +717,65 @@
         </w:trPr>
         <w:tc>
           <w:tcPr>
-            <w:tcW w:type="dxa" w:w="5040"/>
-            <w:shd w:fill="FFFFFF"/>
+            <w:tcW w:type="dxa" w:w="1757"/>
+            <w:vAlign w:val="center"/>
+            <w:shd w:fill="EDF3F6"/>
             <w:tcMar>
-              <w:top w:w="100" w:type="dxa"/>
-              <w:start w:w="120" w:type="dxa"/>
-              <w:bottom w:w="100" w:type="dxa"/>
-              <w:end w:w="120" w:type="dxa"/>
+              <w:top w:w="95" w:type="dxa"/>
+              <w:left w:w="95" w:type="dxa"/>
+              <w:bottom w:w="95" w:type="dxa"/>
+              <w:right w:w="95" w:type="dxa"/>
             </w:tcMar>
             <w:tcBorders>
-              <w:top w:val="single" w:sz="3" w:color="DCE4EC"/>
-              <w:left w:val="single" w:sz="3" w:color="DCE4EC"/>
-              <w:bottom w:val="single" w:sz="3" w:color="DCE4EC"/>
-              <w:right w:val="single" w:sz="3" w:color="DCE4EC"/>
+              <w:top w:val="single" w:sz="4" w:color="D9D9D9"/>
+              <w:left w:val="single" w:sz="4" w:color="D9D9D9"/>
+              <w:bottom w:val="single" w:sz="4" w:color="D9D9D9"/>
+              <w:right w:val="single" w:sz="4" w:color="D9D9D9"/>
             </w:tcBorders>
-            <w:vAlign w:val="center"/>
           </w:tcPr>
           <w:p>
+            <w:pPr>
+              <w:spacing w:after="20" w:line="250" w:lineRule="auto"/>
+            </w:pPr>
             <w:r>
               <w:rPr>
-                <w:rFonts w:ascii="Arial" w:hAnsi="Arial"/>
                 <w:b w:val="0"/>
-                <w:color w:val="1B2733"/>
-                <w:sz w:val="18"/>
+                <w:color w:val="172C3A"/>
+                <w:sz w:val="19"/>
               </w:rPr>
-              <w:t>Entrada</w:t>
+              <w:t>SLA</w:t>
             </w:r>
           </w:p>
         </w:tc>
         <w:tc>
           <w:tcPr>
-            <w:tcW w:type="dxa" w:w="5040"/>
-            <w:shd w:fill="FFFFFF"/>
+            <w:tcW w:type="dxa" w:w="7880"/>
+            <w:vAlign w:val="center"/>
+            <w:shd w:fill="EDF3F6"/>
             <w:tcMar>
-              <w:top w:w="100" w:type="dxa"/>
-              <w:start w:w="120" w:type="dxa"/>
-              <w:bottom w:w="100" w:type="dxa"/>
-              <w:end w:w="120" w:type="dxa"/>
+              <w:top w:w="95" w:type="dxa"/>
+              <w:left w:w="95" w:type="dxa"/>
+              <w:bottom w:w="95" w:type="dxa"/>
+              <w:right w:w="95" w:type="dxa"/>
             </w:tcMar>
             <w:tcBorders>
-              <w:top w:val="single" w:sz="3" w:color="DCE4EC"/>
-              <w:left w:val="single" w:sz="3" w:color="DCE4EC"/>
-              <w:bottom w:val="single" w:sz="3" w:color="DCE4EC"/>
-              <w:right w:val="single" w:sz="3" w:color="DCE4EC"/>
-            </w:tcBorders>
-            <w:vAlign w:val="center"/>
-          </w:tcPr>
-          <w:p>
-            <w:r>
-              <w:rPr>
-                <w:rFonts w:ascii="Arial" w:hAnsi="Arial"/>
-                <w:b w:val="0"/>
-                <w:color w:val="1B2733"/>
-                <w:sz w:val="18"/>
-              </w:rPr>
-              <w:t>Arquivo .xlsx</w:t>
-            </w:r>
-          </w:p>
-        </w:tc>
-      </w:tr>
-      <w:tr>
-        <w:trPr>
-          <w:cantSplit/>
-        </w:trPr>
-        <w:tc>
-          <w:tcPr>
-            <w:tcW w:type="dxa" w:w="5040"/>
-            <w:shd w:fill="F7FAFC"/>
-            <w:tcMar>
-              <w:top w:w="100" w:type="dxa"/>
-              <w:start w:w="120" w:type="dxa"/>
-              <w:bottom w:w="100" w:type="dxa"/>
-              <w:end w:w="120" w:type="dxa"/>
-            </w:tcMar>
-            <w:tcBorders>
-              <w:top w:val="single" w:sz="3" w:color="DCE4EC"/>
-              <w:left w:val="single" w:sz="3" w:color="DCE4EC"/>
-              <w:bottom w:val="single" w:sz="3" w:color="DCE4EC"/>
-              <w:right w:val="single" w:sz="3" w:color="DCE4EC"/>
-            </w:tcBorders>
-            <w:vAlign w:val="center"/>
-          </w:tcPr>
-          <w:p>
-            <w:r>
-              <w:rPr>
-                <w:rFonts w:ascii="Arial" w:hAnsi="Arial"/>
-                <w:b w:val="0"/>
-                <w:color w:val="1B2733"/>
-                <w:sz w:val="18"/>
-              </w:rPr>
-              <w:t>Saída principal</w:t>
-            </w:r>
-          </w:p>
-        </w:tc>
-        <w:tc>
-          <w:tcPr>
-            <w:tcW w:type="dxa" w:w="5040"/>
-            <w:shd w:fill="F7FAFC"/>
-            <w:tcMar>
-              <w:top w:w="100" w:type="dxa"/>
-              <w:start w:w="120" w:type="dxa"/>
-              <w:bottom w:w="100" w:type="dxa"/>
-              <w:end w:w="120" w:type="dxa"/>
-            </w:tcMar>
-            <w:tcBorders>
-              <w:top w:val="single" w:sz="3" w:color="DCE4EC"/>
-              <w:left w:val="single" w:sz="3" w:color="DCE4EC"/>
-              <w:bottom w:val="single" w:sz="3" w:color="DCE4EC"/>
-              <w:right w:val="single" w:sz="3" w:color="DCE4EC"/>
-            </w:tcBorders>
-            <w:vAlign w:val="center"/>
-          </w:tcPr>
-          <w:p>
-            <w:r>
-              <w:rPr>
-                <w:rFonts w:ascii="Arial" w:hAnsi="Arial"/>
-                <w:b w:val="0"/>
-                <w:color w:val="1B2733"/>
-                <w:sz w:val="18"/>
-              </w:rPr>
-              <w:t>Arquivo .xlsm</w:t>
-            </w:r>
-          </w:p>
-        </w:tc>
-      </w:tr>
-    </w:tbl>
-    <w:p>
-      <w:pPr>
-        <w:pStyle w:val="Heading2"/>
-        <w:keepNext/>
-        <w:spacing w:before="100" w:after="80"/>
-      </w:pPr>
-      <w:r>
-        <w:rPr>
-          <w:rFonts w:ascii="Arial" w:hAnsi="Arial"/>
-          <w:b/>
-          <w:color w:val="101923"/>
-          <w:sz w:val="26"/>
-        </w:rPr>
-        <w:t>Estrutura principal do projeto</w:t>
-      </w:r>
-    </w:p>
-    <w:p>
-      <w:pPr>
-        <w:pStyle w:val="ListBullet"/>
-        <w:spacing w:after="60"/>
-        <w:ind w:left="0"/>
-      </w:pPr>
-      <w:r>
-        <w:rPr>
-          <w:rFonts w:ascii="Arial" w:hAnsi="Arial"/>
-          <w:b w:val="0"/>
-          <w:color w:val="1B2733"/>
-          <w:sz w:val="20"/>
-        </w:rPr>
-        <w:t>Programa/Iniciar.bat — inicia a distribuição em modo interativo.</w:t>
-      </w:r>
-    </w:p>
-    <w:p>
-      <w:pPr>
-        <w:pStyle w:val="ListBullet"/>
-        <w:spacing w:after="60"/>
-        <w:ind w:left="0"/>
-      </w:pPr>
-      <w:r>
-        <w:rPr>
-          <w:rFonts w:ascii="Arial" w:hAnsi="Arial"/>
-          <w:b w:val="0"/>
-          <w:color w:val="1B2733"/>
-          <w:sz w:val="20"/>
-        </w:rPr>
-        <w:t>Programa/distribuir_cases.py — valida, ordena e distribui os cases.</w:t>
-      </w:r>
-    </w:p>
-    <w:p>
-      <w:pPr>
-        <w:pStyle w:val="ListBullet"/>
-        <w:spacing w:after="60"/>
-        <w:ind w:left="0"/>
-      </w:pPr>
-      <w:r>
-        <w:rPr>
-          <w:rFonts w:ascii="Arial" w:hAnsi="Arial"/>
-          <w:b w:val="0"/>
-          <w:color w:val="1B2733"/>
-          <w:sz w:val="20"/>
-        </w:rPr>
-        <w:t>Programa/Cases_em_espera.txt — lista opcional de cases fora da distribuição atual.</w:t>
-      </w:r>
-    </w:p>
-    <w:p>
-      <w:pPr>
-        <w:pStyle w:val="ListBullet"/>
-        <w:spacing w:after="60"/>
-        <w:ind w:left="0"/>
-      </w:pPr>
-      <w:r>
-        <w:rPr>
-          <w:rFonts w:ascii="Arial" w:hAnsi="Arial"/>
-          <w:b w:val="0"/>
-          <w:color w:val="1B2733"/>
-          <w:sz w:val="20"/>
-        </w:rPr>
-        <w:t>Programa/Gerar_PDF.bat — alternativa em Python para geração do relatório.</w:t>
-      </w:r>
-    </w:p>
-    <w:p>
-      <w:pPr>
-        <w:pStyle w:val="ListBullet"/>
-        <w:spacing w:after="60"/>
-        <w:ind w:left="0"/>
-      </w:pPr>
-      <w:r>
-        <w:rPr>
-          <w:rFonts w:ascii="Arial" w:hAnsi="Arial"/>
-          <w:b w:val="0"/>
-          <w:color w:val="1B2733"/>
-          <w:sz w:val="20"/>
-        </w:rPr>
-        <w:t>Programa/Atualizar_Painel.bat — atualiza uma tracking compatível para o painel mais recente.</w:t>
-      </w:r>
-    </w:p>
-    <w:p>
-      <w:pPr>
-        <w:pStyle w:val="ListBullet"/>
-        <w:spacing w:after="60"/>
-        <w:ind w:left="0"/>
-      </w:pPr>
-      <w:r>
-        <w:rPr>
-          <w:rFonts w:ascii="Arial" w:hAnsi="Arial"/>
-          <w:b w:val="0"/>
-          <w:color w:val="1B2733"/>
-          <w:sz w:val="20"/>
-        </w:rPr>
-        <w:t>Programa/bibliotecas/ — dependências empacotadas com o projeto.</w:t>
-      </w:r>
-    </w:p>
-    <w:p>
-      <w:pPr>
-        <w:pStyle w:val="ListBullet"/>
-        <w:spacing w:after="60"/>
-        <w:ind w:left="0"/>
-      </w:pPr>
-      <w:r>
-        <w:rPr>
-          <w:rFonts w:ascii="Arial" w:hAnsi="Arial"/>
-          <w:b w:val="0"/>
-          <w:color w:val="1B2733"/>
-          <w:sz w:val="20"/>
-        </w:rPr>
-        <w:t>Programa/recursos/ — recursos usados para gerar o XLSM e o botão de PDF.</w:t>
-      </w:r>
-    </w:p>
-    <w:tbl>
-      <w:tblPr>
-        <w:tblW w:type="auto" w:w="0"/>
-        <w:jc w:val="center"/>
-        <w:tblLayout w:type="autofit"/>
-        <w:tblLook w:firstColumn="1" w:firstRow="1" w:lastColumn="0" w:lastRow="0" w:noHBand="0" w:noVBand="1" w:val="04A0"/>
-      </w:tblPr>
-      <w:tblGrid>
-        <w:gridCol w:w="10080"/>
-      </w:tblGrid>
-      <w:tr>
-        <w:trPr>
-          <w:cantSplit/>
-        </w:trPr>
-        <w:tc>
-          <w:tcPr>
-            <w:tcW w:type="dxa" w:w="10080"/>
-            <w:shd w:fill="EEF4FF"/>
-            <w:tcMar>
-              <w:top w:w="160" w:type="dxa"/>
-              <w:start w:w="180" w:type="dxa"/>
-              <w:bottom w:w="160" w:type="dxa"/>
-              <w:end w:w="180" w:type="dxa"/>
-            </w:tcMar>
-            <w:tcBorders>
-              <w:top w:val="single" w:sz="6" w:color="8AAFFF"/>
-              <w:left w:val="single" w:sz="14" w:color="8AAFFF"/>
-              <w:bottom w:val="single" w:sz="6" w:color="8AAFFF"/>
-              <w:right w:val="single" w:sz="6" w:color="8AAFFF"/>
+              <w:top w:val="single" w:sz="4" w:color="D9D9D9"/>
+              <w:left w:val="single" w:sz="4" w:color="D9D9D9"/>
+              <w:bottom w:val="single" w:sz="4" w:color="D9D9D9"/>
+              <w:right w:val="single" w:sz="4" w:color="D9D9D9"/>
             </w:tcBorders>
           </w:tcPr>
           <w:p>
             <w:pPr>
-              <w:spacing w:after="40"/>
+              <w:spacing w:after="20" w:line="250" w:lineRule="auto"/>
             </w:pPr>
             <w:r>
               <w:rPr>
-                <w:rFonts w:ascii="Arial" w:hAnsi="Arial"/>
-                <w:b/>
-                <w:color w:val="8AAFFF"/>
-                <w:sz w:val="21"/>
-              </w:rPr>
-              <w:t>Execução local</w:t>
-            </w:r>
-          </w:p>
-          <w:p>
-            <w:pPr>
-              <w:spacing w:after="0"/>
-            </w:pPr>
-            <w:r>
-              <w:rPr>
-                <w:rFonts w:ascii="Arial" w:hAnsi="Arial"/>
                 <w:b w:val="0"/>
-                <w:color w:val="1B2733"/>
+                <w:color w:val="172C3A"/>
                 <w:sz w:val="19"/>
               </w:rPr>
-              <w:t>A ferramenta não instala pacotes, não exige acesso de administrador e não precisa de rede para distribuir os cases.</w:t>
+              <w:t>O gestor consulta prazos por case e cadastra os feriados da operação.</w:t>
             </w:r>
           </w:p>
         </w:tc>
@@ -1639,68 +787,88 @@
       </w:pPr>
     </w:p>
     <w:p>
+      <w:r>
+        <w:rPr>
+          <w:b w:val="0"/>
+        </w:rPr>
+        <w:t>Na rotina, uma pessoa prepara o lote. A equipe atualiza a Tracking desse mesmo lote ao longo do dia. Uma nova execução do distribuidor cria outra planilha e inicia os status como Pendente.</w:t>
+      </w:r>
+    </w:p>
+    <w:p>
+      <w:r>
+        <w:br w:type="page"/>
+      </w:r>
+    </w:p>
+    <w:p>
       <w:pPr>
         <w:pStyle w:val="Heading1"/>
-        <w:keepNext/>
-        <w:spacing w:before="160" w:after="80"/>
       </w:pPr>
       <w:r>
-        <w:rPr>
-          <w:rFonts w:ascii="Arial" w:hAnsi="Arial"/>
-          <w:b/>
-          <w:color w:val="101923"/>
-          <w:sz w:val="34"/>
-        </w:rPr>
-        <w:t>3. Preparando a base de entrada</w:t>
+        <w:t>Preparação e distribuição</w:t>
       </w:r>
     </w:p>
     <w:p>
       <w:r>
         <w:rPr>
-          <w:rFonts w:ascii="Arial" w:hAnsi="Arial"/>
-          <w:b w:val="0"/>
-          <w:color w:val="1B2733"/>
-          <w:sz w:val="21"/>
+          <w:b/>
         </w:rPr>
-        <w:t>A base precisa estar em formato .xlsx. Colunas adicionais podem permanecer no arquivo; a ferramenta utiliza apenas os campos necessários para a distribuição.</w:t>
+        <w:t xml:space="preserve">1  Extraia o projeto. </w:t>
+      </w:r>
+      <w:r>
+        <w:t>Mantenha os scripts e as pastas bibliotecas e recursos dentro de Programa. Execute a partir da pasta extraída, não de dentro do ZIP.</w:t>
+      </w:r>
+    </w:p>
+    <w:p>
+      <w:r>
+        <w:rPr>
+          <w:b/>
+        </w:rPr>
+        <w:t xml:space="preserve">2  Exporte a base. </w:t>
+      </w:r>
+      <w:r>
+        <w:t>Salve a base de entrada em formato .xlsx. A base pode conter outros campos: o programa aproveita somente o número do case e as datas.</w:t>
       </w:r>
     </w:p>
     <w:tbl>
       <w:tblPr>
         <w:tblW w:type="auto" w:w="0"/>
         <w:jc w:val="center"/>
-        <w:tblLayout w:type="autofit"/>
+        <w:tblLayout w:type="fixed"/>
         <w:tblLook w:firstColumn="1" w:firstRow="1" w:lastColumn="0" w:lastRow="0" w:noHBand="0" w:noVBand="1" w:val="04A0"/>
       </w:tblPr>
       <w:tblGrid>
-        <w:gridCol w:w="5040"/>
-        <w:gridCol w:w="5040"/>
+        <w:gridCol w:w="1984"/>
+        <w:gridCol w:w="7654"/>
       </w:tblGrid>
       <w:tr>
+        <w:trPr>
+          <w:cantSplit/>
+          <w:tblHeader/>
+        </w:trPr>
         <w:tc>
           <w:tcPr>
-            <w:tcW w:type="dxa" w:w="5040"/>
-            <w:shd w:fill="101923"/>
+            <w:tcW w:type="dxa" w:w="1984"/>
+            <w:vAlign w:val="center"/>
+            <w:shd w:fill="173448"/>
             <w:tcMar>
-              <w:top w:w="110" w:type="dxa"/>
-              <w:start w:w="120" w:type="dxa"/>
-              <w:bottom w:w="110" w:type="dxa"/>
-              <w:end w:w="120" w:type="dxa"/>
+              <w:top w:w="95" w:type="dxa"/>
+              <w:left w:w="95" w:type="dxa"/>
+              <w:bottom w:w="95" w:type="dxa"/>
+              <w:right w:w="95" w:type="dxa"/>
             </w:tcMar>
             <w:tcBorders>
-              <w:top w:val="single" w:sz="4" w:color="101923"/>
-              <w:left w:val="single" w:sz="4" w:color="101923"/>
-              <w:bottom w:val="single" w:sz="4" w:color="101923"/>
-              <w:right w:val="single" w:sz="4" w:color="101923"/>
+              <w:top w:val="single" w:sz="4" w:color="D9D9D9"/>
+              <w:left w:val="single" w:sz="4" w:color="D9D9D9"/>
+              <w:bottom w:val="single" w:sz="4" w:color="D9D9D9"/>
+              <w:right w:val="single" w:sz="4" w:color="D9D9D9"/>
             </w:tcBorders>
           </w:tcPr>
           <w:p>
             <w:pPr>
-              <w:jc w:val="left"/>
+              <w:spacing w:after="20" w:line="250" w:lineRule="auto"/>
             </w:pPr>
             <w:r>
               <w:rPr>
-                <w:rFonts w:ascii="Arial" w:hAnsi="Arial"/>
                 <w:b/>
                 <w:color w:val="FFFFFF"/>
                 <w:sz w:val="19"/>
@@ -1711,28 +879,28 @@
         </w:tc>
         <w:tc>
           <w:tcPr>
-            <w:tcW w:type="dxa" w:w="5040"/>
-            <w:shd w:fill="101923"/>
+            <w:tcW w:type="dxa" w:w="7654"/>
+            <w:vAlign w:val="center"/>
+            <w:shd w:fill="173448"/>
             <w:tcMar>
-              <w:top w:w="110" w:type="dxa"/>
-              <w:start w:w="120" w:type="dxa"/>
-              <w:bottom w:w="110" w:type="dxa"/>
-              <w:end w:w="120" w:type="dxa"/>
+              <w:top w:w="95" w:type="dxa"/>
+              <w:left w:w="95" w:type="dxa"/>
+              <w:bottom w:w="95" w:type="dxa"/>
+              <w:right w:w="95" w:type="dxa"/>
             </w:tcMar>
             <w:tcBorders>
-              <w:top w:val="single" w:sz="4" w:color="101923"/>
-              <w:left w:val="single" w:sz="4" w:color="101923"/>
-              <w:bottom w:val="single" w:sz="4" w:color="101923"/>
-              <w:right w:val="single" w:sz="4" w:color="101923"/>
+              <w:top w:val="single" w:sz="4" w:color="D9D9D9"/>
+              <w:left w:val="single" w:sz="4" w:color="D9D9D9"/>
+              <w:bottom w:val="single" w:sz="4" w:color="D9D9D9"/>
+              <w:right w:val="single" w:sz="4" w:color="D9D9D9"/>
             </w:tcBorders>
           </w:tcPr>
           <w:p>
             <w:pPr>
-              <w:jc w:val="left"/>
+              <w:spacing w:after="20" w:line="250" w:lineRule="auto"/>
             </w:pPr>
             <w:r>
               <w:rPr>
-                <w:rFonts w:ascii="Arial" w:hAnsi="Arial"/>
                 <w:b/>
                 <w:color w:val="FFFFFF"/>
                 <w:sz w:val="19"/>
@@ -1748,59 +916,63 @@
         </w:trPr>
         <w:tc>
           <w:tcPr>
-            <w:tcW w:type="dxa" w:w="5040"/>
-            <w:shd w:fill="F7FAFC"/>
+            <w:tcW w:type="dxa" w:w="1984"/>
+            <w:vAlign w:val="center"/>
+            <w:shd w:fill="FFFFFF"/>
             <w:tcMar>
-              <w:top w:w="100" w:type="dxa"/>
-              <w:start w:w="120" w:type="dxa"/>
-              <w:bottom w:w="100" w:type="dxa"/>
-              <w:end w:w="120" w:type="dxa"/>
+              <w:top w:w="95" w:type="dxa"/>
+              <w:left w:w="95" w:type="dxa"/>
+              <w:bottom w:w="95" w:type="dxa"/>
+              <w:right w:w="95" w:type="dxa"/>
             </w:tcMar>
             <w:tcBorders>
-              <w:top w:val="single" w:sz="3" w:color="DCE4EC"/>
-              <w:left w:val="single" w:sz="3" w:color="DCE4EC"/>
-              <w:bottom w:val="single" w:sz="3" w:color="DCE4EC"/>
-              <w:right w:val="single" w:sz="3" w:color="DCE4EC"/>
+              <w:top w:val="single" w:sz="4" w:color="D9D9D9"/>
+              <w:left w:val="single" w:sz="4" w:color="D9D9D9"/>
+              <w:bottom w:val="single" w:sz="4" w:color="D9D9D9"/>
+              <w:right w:val="single" w:sz="4" w:color="D9D9D9"/>
             </w:tcBorders>
-            <w:vAlign w:val="center"/>
           </w:tcPr>
           <w:p>
+            <w:pPr>
+              <w:spacing w:after="20" w:line="250" w:lineRule="auto"/>
+            </w:pPr>
             <w:r>
               <w:rPr>
-                <w:rFonts w:ascii="Arial" w:hAnsi="Arial"/>
                 <w:b w:val="0"/>
-                <w:color w:val="1B2733"/>
-                <w:sz w:val="18"/>
+                <w:color w:val="172C3A"/>
+                <w:sz w:val="19"/>
               </w:rPr>
-              <w:t>Número do case</w:t>
+              <w:t>Número</w:t>
             </w:r>
           </w:p>
         </w:tc>
         <w:tc>
           <w:tcPr>
-            <w:tcW w:type="dxa" w:w="5040"/>
-            <w:shd w:fill="F7FAFC"/>
+            <w:tcW w:type="dxa" w:w="7654"/>
+            <w:vAlign w:val="center"/>
+            <w:shd w:fill="FFFFFF"/>
             <w:tcMar>
-              <w:top w:w="100" w:type="dxa"/>
-              <w:start w:w="120" w:type="dxa"/>
-              <w:bottom w:w="100" w:type="dxa"/>
-              <w:end w:w="120" w:type="dxa"/>
+              <w:top w:w="95" w:type="dxa"/>
+              <w:left w:w="95" w:type="dxa"/>
+              <w:bottom w:w="95" w:type="dxa"/>
+              <w:right w:w="95" w:type="dxa"/>
             </w:tcMar>
             <w:tcBorders>
-              <w:top w:val="single" w:sz="3" w:color="DCE4EC"/>
-              <w:left w:val="single" w:sz="3" w:color="DCE4EC"/>
-              <w:bottom w:val="single" w:sz="3" w:color="DCE4EC"/>
-              <w:right w:val="single" w:sz="3" w:color="DCE4EC"/>
+              <w:top w:val="single" w:sz="4" w:color="D9D9D9"/>
+              <w:left w:val="single" w:sz="4" w:color="D9D9D9"/>
+              <w:bottom w:val="single" w:sz="4" w:color="D9D9D9"/>
+              <w:right w:val="single" w:sz="4" w:color="D9D9D9"/>
             </w:tcBorders>
-            <w:vAlign w:val="center"/>
           </w:tcPr>
           <w:p>
+            <w:pPr>
+              <w:spacing w:after="20" w:line="250" w:lineRule="auto"/>
+            </w:pPr>
             <w:r>
               <w:rPr>
-                <w:rFonts w:ascii="Arial" w:hAnsi="Arial"/>
                 <w:b w:val="0"/>
-                <w:color w:val="1B2733"/>
-                <w:sz w:val="18"/>
+                <w:color w:val="172C3A"/>
+                <w:sz w:val="19"/>
               </w:rPr>
               <w:t>CASE ou Número do caso</w:t>
             </w:r>
@@ -1813,59 +985,63 @@
         </w:trPr>
         <w:tc>
           <w:tcPr>
-            <w:tcW w:type="dxa" w:w="5040"/>
-            <w:shd w:fill="FFFFFF"/>
+            <w:tcW w:type="dxa" w:w="1984"/>
+            <w:vAlign w:val="center"/>
+            <w:shd w:fill="EDF3F6"/>
             <w:tcMar>
-              <w:top w:w="100" w:type="dxa"/>
-              <w:start w:w="120" w:type="dxa"/>
-              <w:bottom w:w="100" w:type="dxa"/>
-              <w:end w:w="120" w:type="dxa"/>
+              <w:top w:w="95" w:type="dxa"/>
+              <w:left w:w="95" w:type="dxa"/>
+              <w:bottom w:w="95" w:type="dxa"/>
+              <w:right w:w="95" w:type="dxa"/>
             </w:tcMar>
             <w:tcBorders>
-              <w:top w:val="single" w:sz="3" w:color="DCE4EC"/>
-              <w:left w:val="single" w:sz="3" w:color="DCE4EC"/>
-              <w:bottom w:val="single" w:sz="3" w:color="DCE4EC"/>
-              <w:right w:val="single" w:sz="3" w:color="DCE4EC"/>
+              <w:top w:val="single" w:sz="4" w:color="D9D9D9"/>
+              <w:left w:val="single" w:sz="4" w:color="D9D9D9"/>
+              <w:bottom w:val="single" w:sz="4" w:color="D9D9D9"/>
+              <w:right w:val="single" w:sz="4" w:color="D9D9D9"/>
             </w:tcBorders>
-            <w:vAlign w:val="center"/>
           </w:tcPr>
           <w:p>
+            <w:pPr>
+              <w:spacing w:after="20" w:line="250" w:lineRule="auto"/>
+            </w:pPr>
             <w:r>
               <w:rPr>
-                <w:rFonts w:ascii="Arial" w:hAnsi="Arial"/>
                 <w:b w:val="0"/>
-                <w:color w:val="1B2733"/>
-                <w:sz w:val="18"/>
+                <w:color w:val="172C3A"/>
+                <w:sz w:val="19"/>
               </w:rPr>
-              <w:t>Data de abertura</w:t>
+              <w:t>Abertura</w:t>
             </w:r>
           </w:p>
         </w:tc>
         <w:tc>
           <w:tcPr>
-            <w:tcW w:type="dxa" w:w="5040"/>
-            <w:shd w:fill="FFFFFF"/>
+            <w:tcW w:type="dxa" w:w="7654"/>
+            <w:vAlign w:val="center"/>
+            <w:shd w:fill="EDF3F6"/>
             <w:tcMar>
-              <w:top w:w="100" w:type="dxa"/>
-              <w:start w:w="120" w:type="dxa"/>
-              <w:bottom w:w="100" w:type="dxa"/>
-              <w:end w:w="120" w:type="dxa"/>
+              <w:top w:w="95" w:type="dxa"/>
+              <w:left w:w="95" w:type="dxa"/>
+              <w:bottom w:w="95" w:type="dxa"/>
+              <w:right w:w="95" w:type="dxa"/>
             </w:tcMar>
             <w:tcBorders>
-              <w:top w:val="single" w:sz="3" w:color="DCE4EC"/>
-              <w:left w:val="single" w:sz="3" w:color="DCE4EC"/>
-              <w:bottom w:val="single" w:sz="3" w:color="DCE4EC"/>
-              <w:right w:val="single" w:sz="3" w:color="DCE4EC"/>
+              <w:top w:val="single" w:sz="4" w:color="D9D9D9"/>
+              <w:left w:val="single" w:sz="4" w:color="D9D9D9"/>
+              <w:bottom w:val="single" w:sz="4" w:color="D9D9D9"/>
+              <w:right w:val="single" w:sz="4" w:color="D9D9D9"/>
             </w:tcBorders>
-            <w:vAlign w:val="center"/>
           </w:tcPr>
           <w:p>
+            <w:pPr>
+              <w:spacing w:after="20" w:line="250" w:lineRule="auto"/>
+            </w:pPr>
             <w:r>
               <w:rPr>
-                <w:rFonts w:ascii="Arial" w:hAnsi="Arial"/>
                 <w:b w:val="0"/>
-                <w:color w:val="1B2733"/>
-                <w:sz w:val="18"/>
+                <w:color w:val="172C3A"/>
+                <w:sz w:val="19"/>
               </w:rPr>
               <w:t>DATA DE ABERTURA</w:t>
             </w:r>
@@ -1878,246 +1054,65 @@
         </w:trPr>
         <w:tc>
           <w:tcPr>
-            <w:tcW w:type="dxa" w:w="5040"/>
-            <w:shd w:fill="F7FAFC"/>
+            <w:tcW w:type="dxa" w:w="1984"/>
+            <w:vAlign w:val="center"/>
+            <w:shd w:fill="FFFFFF"/>
             <w:tcMar>
-              <w:top w:w="100" w:type="dxa"/>
-              <w:start w:w="120" w:type="dxa"/>
-              <w:bottom w:w="100" w:type="dxa"/>
-              <w:end w:w="120" w:type="dxa"/>
+              <w:top w:w="95" w:type="dxa"/>
+              <w:left w:w="95" w:type="dxa"/>
+              <w:bottom w:w="95" w:type="dxa"/>
+              <w:right w:w="95" w:type="dxa"/>
             </w:tcMar>
             <w:tcBorders>
-              <w:top w:val="single" w:sz="3" w:color="DCE4EC"/>
-              <w:left w:val="single" w:sz="3" w:color="DCE4EC"/>
-              <w:bottom w:val="single" w:sz="3" w:color="DCE4EC"/>
-              <w:right w:val="single" w:sz="3" w:color="DCE4EC"/>
+              <w:top w:val="single" w:sz="4" w:color="D9D9D9"/>
+              <w:left w:val="single" w:sz="4" w:color="D9D9D9"/>
+              <w:bottom w:val="single" w:sz="4" w:color="D9D9D9"/>
+              <w:right w:val="single" w:sz="4" w:color="D9D9D9"/>
             </w:tcBorders>
-            <w:vAlign w:val="center"/>
           </w:tcPr>
           <w:p>
+            <w:pPr>
+              <w:spacing w:after="20" w:line="250" w:lineRule="auto"/>
+            </w:pPr>
             <w:r>
               <w:rPr>
-                <w:rFonts w:ascii="Arial" w:hAnsi="Arial"/>
                 <w:b w:val="0"/>
-                <w:color w:val="1B2733"/>
-                <w:sz w:val="18"/>
+                <w:color w:val="172C3A"/>
+                <w:sz w:val="19"/>
               </w:rPr>
-              <w:t>Data de modificação</w:t>
+              <w:t>Modificação</w:t>
             </w:r>
           </w:p>
         </w:tc>
         <w:tc>
           <w:tcPr>
-            <w:tcW w:type="dxa" w:w="5040"/>
-            <w:shd w:fill="F7FAFC"/>
+            <w:tcW w:type="dxa" w:w="7654"/>
+            <w:vAlign w:val="center"/>
+            <w:shd w:fill="FFFFFF"/>
             <w:tcMar>
-              <w:top w:w="100" w:type="dxa"/>
-              <w:start w:w="120" w:type="dxa"/>
-              <w:bottom w:w="100" w:type="dxa"/>
-              <w:end w:w="120" w:type="dxa"/>
+              <w:top w:w="95" w:type="dxa"/>
+              <w:left w:w="95" w:type="dxa"/>
+              <w:bottom w:w="95" w:type="dxa"/>
+              <w:right w:w="95" w:type="dxa"/>
             </w:tcMar>
             <w:tcBorders>
-              <w:top w:val="single" w:sz="3" w:color="DCE4EC"/>
-              <w:left w:val="single" w:sz="3" w:color="DCE4EC"/>
-              <w:bottom w:val="single" w:sz="3" w:color="DCE4EC"/>
-              <w:right w:val="single" w:sz="3" w:color="DCE4EC"/>
-            </w:tcBorders>
-            <w:vAlign w:val="center"/>
-          </w:tcPr>
-          <w:p>
-            <w:r>
-              <w:rPr>
-                <w:rFonts w:ascii="Arial" w:hAnsi="Arial"/>
-                <w:b w:val="0"/>
-                <w:color w:val="1B2733"/>
-                <w:sz w:val="18"/>
-              </w:rPr>
-              <w:t>DATA DE MODIFICAÇÃO ou Modificado em</w:t>
-            </w:r>
-          </w:p>
-        </w:tc>
-      </w:tr>
-    </w:tbl>
-    <w:p>
-      <w:pPr>
-        <w:pStyle w:val="Heading2"/>
-        <w:keepNext/>
-        <w:spacing w:before="100" w:after="80"/>
-      </w:pPr>
-      <w:r>
-        <w:rPr>
-          <w:rFonts w:ascii="Arial" w:hAnsi="Arial"/>
-          <w:b/>
-          <w:color w:val="101923"/>
-          <w:sz w:val="26"/>
-        </w:rPr>
-        <w:t>Boas práticas para a base</w:t>
-      </w:r>
-    </w:p>
-    <w:p>
-      <w:pPr>
-        <w:pStyle w:val="ListBullet"/>
-        <w:spacing w:after="60"/>
-        <w:ind w:left="0"/>
-      </w:pPr>
-      <w:r>
-        <w:rPr>
-          <w:rFonts w:ascii="Arial" w:hAnsi="Arial"/>
-          <w:b w:val="0"/>
-          <w:color w:val="1B2733"/>
-          <w:sz w:val="20"/>
-        </w:rPr>
-        <w:t>Mantenha os identificadores numéricos como texto quando houver zeros à esquerda.</w:t>
-      </w:r>
-    </w:p>
-    <w:p>
-      <w:pPr>
-        <w:pStyle w:val="ListBullet"/>
-        <w:spacing w:after="60"/>
-        <w:ind w:left="0"/>
-      </w:pPr>
-      <w:r>
-        <w:rPr>
-          <w:rFonts w:ascii="Arial" w:hAnsi="Arial"/>
-          <w:b w:val="0"/>
-          <w:color w:val="1B2733"/>
-          <w:sz w:val="20"/>
-        </w:rPr>
-        <w:t>Evite fórmulas nos três campos utilizados pela ferramenta.</w:t>
-      </w:r>
-    </w:p>
-    <w:p>
-      <w:pPr>
-        <w:pStyle w:val="ListBullet"/>
-        <w:spacing w:after="60"/>
-        <w:ind w:left="0"/>
-      </w:pPr>
-      <w:r>
-        <w:rPr>
-          <w:rFonts w:ascii="Arial" w:hAnsi="Arial"/>
-          <w:b w:val="0"/>
-          <w:color w:val="1B2733"/>
-          <w:sz w:val="20"/>
-        </w:rPr>
-        <w:t>Garanta que cada case apareça apenas uma vez.</w:t>
-      </w:r>
-    </w:p>
-    <w:p>
-      <w:pPr>
-        <w:pStyle w:val="ListBullet"/>
-        <w:spacing w:after="60"/>
-        <w:ind w:left="0"/>
-      </w:pPr>
-      <w:r>
-        <w:rPr>
-          <w:rFonts w:ascii="Arial" w:hAnsi="Arial"/>
-          <w:b w:val="0"/>
-          <w:color w:val="1B2733"/>
-          <w:sz w:val="20"/>
-        </w:rPr>
-        <w:t>Mantenha datas válidas e completas.</w:t>
-      </w:r>
-    </w:p>
-    <w:p>
-      <w:pPr>
-        <w:pStyle w:val="ListBullet"/>
-        <w:spacing w:after="60"/>
-        <w:ind w:left="0"/>
-      </w:pPr>
-      <w:r>
-        <w:rPr>
-          <w:rFonts w:ascii="Arial" w:hAnsi="Arial"/>
-          <w:b w:val="0"/>
-          <w:color w:val="1B2733"/>
-          <w:sz w:val="20"/>
-        </w:rPr>
-        <w:t>Se houver mais de uma aba compatível, selecione a aba correta quando solicitado.</w:t>
-      </w:r>
-    </w:p>
-    <w:p>
-      <w:pPr>
-        <w:pStyle w:val="Heading1"/>
-        <w:keepNext/>
-        <w:spacing w:before="160" w:after="80"/>
-      </w:pPr>
-      <w:r>
-        <w:rPr>
-          <w:rFonts w:ascii="Arial" w:hAnsi="Arial"/>
-          <w:b/>
-          <w:color w:val="101923"/>
-          <w:sz w:val="34"/>
-        </w:rPr>
-        <w:t>4. Cases em espera</w:t>
-      </w:r>
-    </w:p>
-    <w:p>
-      <w:r>
-        <w:rPr>
-          <w:rFonts w:ascii="Arial" w:hAnsi="Arial"/>
-          <w:b w:val="0"/>
-          <w:color w:val="1B2733"/>
-          <w:sz w:val="21"/>
-        </w:rPr>
-        <w:t>Quando algum case não deve entrar na distribuição atual, informe seu número em Programa/Cases_em_espera.txt. Use um número por linha.</w:t>
-      </w:r>
-    </w:p>
-    <w:tbl>
-      <w:tblPr>
-        <w:tblW w:type="auto" w:w="0"/>
-        <w:jc w:val="center"/>
-        <w:tblLayout w:type="autofit"/>
-        <w:tblLook w:firstColumn="1" w:firstRow="1" w:lastColumn="0" w:lastRow="0" w:noHBand="0" w:noVBand="1" w:val="04A0"/>
-      </w:tblPr>
-      <w:tblGrid>
-        <w:gridCol w:w="10080"/>
-      </w:tblGrid>
-      <w:tr>
-        <w:trPr>
-          <w:cantSplit/>
-        </w:trPr>
-        <w:tc>
-          <w:tcPr>
-            <w:tcW w:type="dxa" w:w="10080"/>
-            <w:shd w:fill="FFF7E8"/>
-            <w:tcMar>
-              <w:top w:w="160" w:type="dxa"/>
-              <w:start w:w="180" w:type="dxa"/>
-              <w:bottom w:w="160" w:type="dxa"/>
-              <w:end w:w="180" w:type="dxa"/>
-            </w:tcMar>
-            <w:tcBorders>
-              <w:top w:val="single" w:sz="6" w:color="F5CB83"/>
-              <w:left w:val="single" w:sz="14" w:color="F5CB83"/>
-              <w:bottom w:val="single" w:sz="6" w:color="F5CB83"/>
-              <w:right w:val="single" w:sz="6" w:color="F5CB83"/>
+              <w:top w:val="single" w:sz="4" w:color="D9D9D9"/>
+              <w:left w:val="single" w:sz="4" w:color="D9D9D9"/>
+              <w:bottom w:val="single" w:sz="4" w:color="D9D9D9"/>
+              <w:right w:val="single" w:sz="4" w:color="D9D9D9"/>
             </w:tcBorders>
           </w:tcPr>
           <w:p>
             <w:pPr>
-              <w:spacing w:after="40"/>
+              <w:spacing w:after="20" w:line="250" w:lineRule="auto"/>
             </w:pPr>
             <w:r>
               <w:rPr>
-                <w:rFonts w:ascii="Arial" w:hAnsi="Arial"/>
-                <w:b/>
-                <w:color w:val="F5CB83"/>
-                <w:sz w:val="21"/>
-              </w:rPr>
-              <w:t>Importante</w:t>
-            </w:r>
-          </w:p>
-          <w:p>
-            <w:pPr>
-              <w:spacing w:after="0"/>
-            </w:pPr>
-            <w:r>
-              <w:rPr>
-                <w:rFonts w:ascii="Arial" w:hAnsi="Arial"/>
                 <w:b w:val="0"/>
-                <w:color w:val="1B2733"/>
+                <w:color w:val="172C3A"/>
                 <w:sz w:val="19"/>
               </w:rPr>
-              <w:t>A identificação dos cases em espera não é automática. A lista deve ser revisada antes de cada nova distribuição.</w:t>
+              <w:t>DATA DE MODIFICAÇÃO ou Modificado em</w:t>
             </w:r>
           </w:p>
         </w:tc>
@@ -2131,337 +1126,240 @@
     <w:p>
       <w:r>
         <w:rPr>
-          <w:rFonts w:ascii="Arial" w:hAnsi="Arial"/>
+          <w:b w:val="0"/>
+        </w:rPr>
+        <w:t>Os três cabeçalhos precisam estar juntos nas primeiras 50 linhas. O cabeçalho de modificação é obrigatório, mas seus valores podem ficar vazios. Preserve zeros iniciais e use datas válidas. Se várias abas forem compatíveis, escolha a aba de entrada.</w:t>
+      </w:r>
+    </w:p>
+    <w:p>
+      <w:r>
+        <w:rPr>
           <w:b/>
-          <w:color w:val="101923"/>
-          <w:sz w:val="20"/>
         </w:rPr>
-        <w:t>Exemplo do arquivo:</w:t>
+        <w:t xml:space="preserve">3  Revise as exclusões. </w:t>
+      </w:r>
+      <w:r>
+        <w:t>Em Programa/Cases_em_espera.txt, registre um número por linha para os cases em espera. A identificação depende dessa lista. A cópia preparada para o GitHub vem vazia.</w:t>
+      </w:r>
+    </w:p>
+    <w:p>
+      <w:r>
+        <w:rPr>
+          <w:b/>
+        </w:rPr>
+        <w:t xml:space="preserve">4  Inicie. </w:t>
+      </w:r>
+      <w:r>
+        <w:t>Abra Programa/Iniciar.bat e cole o caminho completo da base. Exemplo fictício: C:\Bases\casos_do_dia.xlsx.</w:t>
+      </w:r>
+    </w:p>
+    <w:p>
+      <w:r>
+        <w:rPr>
+          <w:b/>
+        </w:rPr>
+        <w:t xml:space="preserve">5  Informe a equipe. </w:t>
+      </w:r>
+      <w:r>
+        <w:t>Digite a quantidade de pessoas e o nome de cada uma. A ordem dos nomes define por quem a distribuição começa.</w:t>
+      </w:r>
+    </w:p>
+    <w:p>
+      <w:r>
+        <w:rPr>
+          <w:b/>
+        </w:rPr>
+        <w:t xml:space="preserve">6  Confira a saída. </w:t>
+      </w:r>
+      <w:r>
+        <w:t>Abra Programa/Saidas/&lt;execucao&gt;/Tracking_DD-MM.xlsm no caminho mostrado pelo programa. Na aba Resumo, confira recebidos, exclusões, números ausentes da lista e quantidades por pessoa.</w:t>
+      </w:r>
+    </w:p>
+    <w:p>
+      <w:pPr>
+        <w:pStyle w:val="Heading2"/>
+      </w:pPr>
+      <w:r>
+        <w:t>Como a divisão funciona</w:t>
+      </w:r>
+    </w:p>
+    <w:p>
+      <w:r>
+        <w:rPr>
+          <w:b w:val="0"/>
+        </w:rPr>
+        <w:t>A ferramenta remove as exclusões, ordena os cases pela data e hora de abertura e alterna os responsáveis continuamente. Quando chega ao último nome, volta ao primeiro, mesmo que a data tenha mudado. Empates preservam a ordem da exportação. A diferença inicial de quantidade é de no máximo um case.</w:t>
+      </w:r>
+    </w:p>
+    <w:p>
+      <w:r>
+        <w:rPr>
+          <w:b w:val="0"/>
+        </w:rPr>
+        <w:t>Essa regra equilibra quantidade. A complexidade e o tempo de tratamento podem variar. A versão atual não separa equipes por faixas de datas.</w:t>
+      </w:r>
+    </w:p>
+    <w:p>
+      <w:pPr>
+        <w:pStyle w:val="Heading2"/>
+      </w:pPr>
+      <w:r>
+        <w:t>Primeiro teste com dados fictícios</w:t>
+      </w:r>
+    </w:p>
+    <w:p>
+      <w:r>
+        <w:rPr>
+          <w:b w:val="0"/>
+        </w:rPr>
+        <w:t>Use exemplos/Base_Ficticia_Cases.xlsx e siga exemplos/COMO_TESTAR.md. Com cinco pessoas e a lista exclusoes_demo.txt, o resultado esperado é 42 recebidos, 2 em espera e 40 distribuídos, 8 para cada pessoa. Todos começam como Pendente.</w:t>
+      </w:r>
+    </w:p>
+    <w:p>
+      <w:r>
+        <w:br w:type="page"/>
+      </w:r>
+    </w:p>
+    <w:p>
+      <w:pPr>
+        <w:pStyle w:val="Heading1"/>
+      </w:pPr>
+      <w:r>
+        <w:t>Rotina do responsável</w:t>
+      </w:r>
+    </w:p>
+    <w:p>
+      <w:r>
+        <w:rPr>
+          <w:b/>
+        </w:rPr>
+        <w:t xml:space="preserve">1  Abra a Tracking. </w:t>
+      </w:r>
+      <w:r>
+        <w:t>Use o arquivo adotado pela equipe. Filtre a coluna RESPONSÁVEL pelo seu nome e mantenha os cases em ordem de abertura.</w:t>
+      </w:r>
+    </w:p>
+    <w:p>
+      <w:r>
+        <w:rPr>
+          <w:b/>
+        </w:rPr>
+        <w:t xml:space="preserve">2  Atualize o atendimento. </w:t>
+      </w:r>
+      <w:r>
+        <w:t>Escolha o STATUS na lista e preencha MOTIVO e OBSERVAÇÃO quando necessário. Mantenha os números dos cases, as datas e os cabeçalhos originais.</w:t>
       </w:r>
     </w:p>
     <w:tbl>
       <w:tblPr>
         <w:tblW w:type="auto" w:w="0"/>
         <w:jc w:val="center"/>
+        <w:tblLayout w:type="fixed"/>
         <w:tblLook w:firstColumn="1" w:firstRow="1" w:lastColumn="0" w:lastRow="0" w:noHBand="0" w:noVBand="1" w:val="04A0"/>
       </w:tblPr>
       <w:tblGrid>
-        <w:gridCol w:w="10080"/>
+        <w:gridCol w:w="2041"/>
+        <w:gridCol w:w="6009"/>
+        <w:gridCol w:w="1587"/>
       </w:tblGrid>
       <w:tr>
+        <w:trPr>
+          <w:cantSplit/>
+          <w:tblHeader/>
+        </w:trPr>
         <w:tc>
           <w:tcPr>
-            <w:tcW w:type="dxa" w:w="10080"/>
-            <w:shd w:fill="F5F7F9"/>
+            <w:tcW w:type="dxa" w:w="2041"/>
+            <w:vAlign w:val="center"/>
+            <w:shd w:fill="173448"/>
             <w:tcMar>
-              <w:top w:w="140" w:type="dxa"/>
-              <w:start w:w="180" w:type="dxa"/>
-              <w:bottom w:w="140" w:type="dxa"/>
-              <w:end w:w="180" w:type="dxa"/>
-            </w:tcMar>
-          </w:tcPr>
-          <w:p>
-            <w:r>
-              <w:rPr>
-                <w:rFonts w:ascii="Courier New" w:hAnsi="Courier New"/>
-                <w:b w:val="0"/>
-                <w:color w:val="334455"/>
-                <w:sz w:val="19"/>
-              </w:rPr>
-              <w:t># Cases que não devem entrar na distribuição atual.</w:t>
-              <w:br/>
-              <w:t>00090041</w:t>
-              <w:br/>
-              <w:t>00090042</w:t>
-            </w:r>
-          </w:p>
-        </w:tc>
-      </w:tr>
-    </w:tbl>
-    <w:p>
-      <w:pPr>
-        <w:pStyle w:val="Heading1"/>
-        <w:keepNext/>
-        <w:spacing w:before="160" w:after="80"/>
-      </w:pPr>
-      <w:r>
-        <w:rPr>
-          <w:rFonts w:ascii="Arial" w:hAnsi="Arial"/>
-          <w:b/>
-          <w:color w:val="101923"/>
-          <w:sz w:val="34"/>
-        </w:rPr>
-        <w:t>5. Executando a distribuição</w:t>
-      </w:r>
-    </w:p>
-    <w:p>
-      <w:pPr>
-        <w:spacing w:after="80"/>
-        <w:ind w:left="0"/>
-      </w:pPr>
-      <w:r>
-        <w:rPr>
-          <w:rFonts w:ascii="Arial" w:hAnsi="Arial"/>
-          <w:b/>
-          <w:color w:val="101923"/>
-          <w:sz w:val="20"/>
-        </w:rPr>
-        <w:t xml:space="preserve">1.  </w:t>
-      </w:r>
-      <w:r>
-        <w:rPr>
-          <w:rFonts w:ascii="Arial" w:hAnsi="Arial"/>
-          <w:b w:val="0"/>
-          <w:color w:val="1B2733"/>
-          <w:sz w:val="20"/>
-        </w:rPr>
-        <w:t>Abra Programa/Iniciar.bat.</w:t>
-      </w:r>
-    </w:p>
-    <w:p>
-      <w:pPr>
-        <w:spacing w:after="80"/>
-        <w:ind w:left="0"/>
-      </w:pPr>
-      <w:r>
-        <w:rPr>
-          <w:rFonts w:ascii="Arial" w:hAnsi="Arial"/>
-          <w:b/>
-          <w:color w:val="101923"/>
-          <w:sz w:val="20"/>
-        </w:rPr>
-        <w:t xml:space="preserve">2.  </w:t>
-      </w:r>
-      <w:r>
-        <w:rPr>
-          <w:rFonts w:ascii="Arial" w:hAnsi="Arial"/>
-          <w:b w:val="0"/>
-          <w:color w:val="1B2733"/>
-          <w:sz w:val="20"/>
-        </w:rPr>
-        <w:t>Cole o caminho completo da base .xlsx.</w:t>
-      </w:r>
-    </w:p>
-    <w:p>
-      <w:pPr>
-        <w:spacing w:after="80"/>
-        <w:ind w:left="0"/>
-      </w:pPr>
-      <w:r>
-        <w:rPr>
-          <w:rFonts w:ascii="Arial" w:hAnsi="Arial"/>
-          <w:b/>
-          <w:color w:val="101923"/>
-          <w:sz w:val="20"/>
-        </w:rPr>
-        <w:t xml:space="preserve">3.  </w:t>
-      </w:r>
-      <w:r>
-        <w:rPr>
-          <w:rFonts w:ascii="Arial" w:hAnsi="Arial"/>
-          <w:b w:val="0"/>
-          <w:color w:val="1B2733"/>
-          <w:sz w:val="20"/>
-        </w:rPr>
-        <w:t>Informe a quantidade de responsáveis.</w:t>
-      </w:r>
-    </w:p>
-    <w:p>
-      <w:pPr>
-        <w:spacing w:after="80"/>
-        <w:ind w:left="0"/>
-      </w:pPr>
-      <w:r>
-        <w:rPr>
-          <w:rFonts w:ascii="Arial" w:hAnsi="Arial"/>
-          <w:b/>
-          <w:color w:val="101923"/>
-          <w:sz w:val="20"/>
-        </w:rPr>
-        <w:t xml:space="preserve">4.  </w:t>
-      </w:r>
-      <w:r>
-        <w:rPr>
-          <w:rFonts w:ascii="Arial" w:hAnsi="Arial"/>
-          <w:b w:val="0"/>
-          <w:color w:val="1B2733"/>
-          <w:sz w:val="20"/>
-        </w:rPr>
-        <w:t>Digite o nome de cada responsável na ordem desejada.</w:t>
-      </w:r>
-    </w:p>
-    <w:p>
-      <w:pPr>
-        <w:spacing w:after="80"/>
-        <w:ind w:left="0"/>
-      </w:pPr>
-      <w:r>
-        <w:rPr>
-          <w:rFonts w:ascii="Arial" w:hAnsi="Arial"/>
-          <w:b/>
-          <w:color w:val="101923"/>
-          <w:sz w:val="20"/>
-        </w:rPr>
-        <w:t xml:space="preserve">5.  </w:t>
-      </w:r>
-      <w:r>
-        <w:rPr>
-          <w:rFonts w:ascii="Arial" w:hAnsi="Arial"/>
-          <w:b w:val="0"/>
-          <w:color w:val="1B2733"/>
-          <w:sz w:val="20"/>
-        </w:rPr>
-        <w:t>Confira a quantidade de cases recebidos e os cases mantidos em espera.</w:t>
-      </w:r>
-    </w:p>
-    <w:p>
-      <w:pPr>
-        <w:spacing w:after="80"/>
-        <w:ind w:left="0"/>
-      </w:pPr>
-      <w:r>
-        <w:rPr>
-          <w:rFonts w:ascii="Arial" w:hAnsi="Arial"/>
-          <w:b/>
-          <w:color w:val="101923"/>
-          <w:sz w:val="20"/>
-        </w:rPr>
-        <w:t xml:space="preserve">6.  </w:t>
-      </w:r>
-      <w:r>
-        <w:rPr>
-          <w:rFonts w:ascii="Arial" w:hAnsi="Arial"/>
-          <w:b w:val="0"/>
-          <w:color w:val="1B2733"/>
-          <w:sz w:val="20"/>
-        </w:rPr>
-        <w:t>Aguarde a geração do arquivo.</w:t>
-      </w:r>
-    </w:p>
-    <w:p>
-      <w:pPr>
-        <w:spacing w:after="80"/>
-        <w:ind w:left="0"/>
-      </w:pPr>
-      <w:r>
-        <w:rPr>
-          <w:rFonts w:ascii="Arial" w:hAnsi="Arial"/>
-          <w:b/>
-          <w:color w:val="101923"/>
-          <w:sz w:val="20"/>
-        </w:rPr>
-        <w:t xml:space="preserve">7.  </w:t>
-      </w:r>
-      <w:r>
-        <w:rPr>
-          <w:rFonts w:ascii="Arial" w:hAnsi="Arial"/>
-          <w:b w:val="0"/>
-          <w:color w:val="1B2733"/>
-          <w:sz w:val="20"/>
-        </w:rPr>
-        <w:t>Abra o arquivo Tracking_DD-MM.xlsm dentro da nova pasta criada em Programa/Saidas/.</w:t>
-      </w:r>
-    </w:p>
-    <w:p>
-      <w:pPr>
-        <w:pStyle w:val="Heading2"/>
-        <w:keepNext/>
-        <w:spacing w:before="100" w:after="80"/>
-      </w:pPr>
-      <w:r>
-        <w:rPr>
-          <w:rFonts w:ascii="Arial" w:hAnsi="Arial"/>
-          <w:b/>
-          <w:color w:val="101923"/>
-          <w:sz w:val="26"/>
-        </w:rPr>
-        <w:t>Regra de distribuição</w:t>
-      </w:r>
-    </w:p>
-    <w:p>
-      <w:r>
-        <w:rPr>
-          <w:rFonts w:ascii="Arial" w:hAnsi="Arial"/>
-          <w:b w:val="0"/>
-          <w:color w:val="1B2733"/>
-          <w:sz w:val="21"/>
-        </w:rPr>
-        <w:t>Os cases são ordenados do mais antigo para o mais recente. A atribuição alterna continuamente entre os nomes informados. Ao chegar ao último responsável, a sequência recomeça.</w:t>
-      </w:r>
-    </w:p>
-    <w:tbl>
-      <w:tblPr>
-        <w:tblW w:type="auto" w:w="0"/>
-        <w:jc w:val="center"/>
-        <w:tblLayout w:type="autofit"/>
-        <w:tblLook w:firstColumn="1" w:firstRow="1" w:lastColumn="0" w:lastRow="0" w:noHBand="0" w:noVBand="1" w:val="04A0"/>
-      </w:tblPr>
-      <w:tblGrid>
-        <w:gridCol w:w="5040"/>
-        <w:gridCol w:w="5040"/>
-      </w:tblGrid>
-      <w:tr>
-        <w:tc>
-          <w:tcPr>
-            <w:tcW w:type="dxa" w:w="5040"/>
-            <w:shd w:fill="101923"/>
-            <w:tcMar>
-              <w:top w:w="110" w:type="dxa"/>
-              <w:start w:w="120" w:type="dxa"/>
-              <w:bottom w:w="110" w:type="dxa"/>
-              <w:end w:w="120" w:type="dxa"/>
+              <w:top w:w="95" w:type="dxa"/>
+              <w:left w:w="95" w:type="dxa"/>
+              <w:bottom w:w="95" w:type="dxa"/>
+              <w:right w:w="95" w:type="dxa"/>
             </w:tcMar>
             <w:tcBorders>
-              <w:top w:val="single" w:sz="4" w:color="101923"/>
-              <w:left w:val="single" w:sz="4" w:color="101923"/>
-              <w:bottom w:val="single" w:sz="4" w:color="101923"/>
-              <w:right w:val="single" w:sz="4" w:color="101923"/>
+              <w:top w:val="single" w:sz="4" w:color="D9D9D9"/>
+              <w:left w:val="single" w:sz="4" w:color="D9D9D9"/>
+              <w:bottom w:val="single" w:sz="4" w:color="D9D9D9"/>
+              <w:right w:val="single" w:sz="4" w:color="D9D9D9"/>
             </w:tcBorders>
           </w:tcPr>
           <w:p>
             <w:pPr>
-              <w:jc w:val="left"/>
+              <w:spacing w:after="20" w:line="250" w:lineRule="auto"/>
             </w:pPr>
             <w:r>
               <w:rPr>
-                <w:rFonts w:ascii="Arial" w:hAnsi="Arial"/>
                 <w:b/>
                 <w:color w:val="FFFFFF"/>
                 <w:sz w:val="19"/>
               </w:rPr>
-              <w:t>Case</w:t>
+              <w:t>Status</w:t>
             </w:r>
           </w:p>
         </w:tc>
         <w:tc>
           <w:tcPr>
-            <w:tcW w:type="dxa" w:w="5040"/>
-            <w:shd w:fill="101923"/>
+            <w:tcW w:type="dxa" w:w="6009"/>
+            <w:vAlign w:val="center"/>
+            <w:shd w:fill="173448"/>
             <w:tcMar>
-              <w:top w:w="110" w:type="dxa"/>
-              <w:start w:w="120" w:type="dxa"/>
-              <w:bottom w:w="110" w:type="dxa"/>
-              <w:end w:w="120" w:type="dxa"/>
+              <w:top w:w="95" w:type="dxa"/>
+              <w:left w:w="95" w:type="dxa"/>
+              <w:bottom w:w="95" w:type="dxa"/>
+              <w:right w:w="95" w:type="dxa"/>
             </w:tcMar>
             <w:tcBorders>
-              <w:top w:val="single" w:sz="4" w:color="101923"/>
-              <w:left w:val="single" w:sz="4" w:color="101923"/>
-              <w:bottom w:val="single" w:sz="4" w:color="101923"/>
-              <w:right w:val="single" w:sz="4" w:color="101923"/>
+              <w:top w:val="single" w:sz="4" w:color="D9D9D9"/>
+              <w:left w:val="single" w:sz="4" w:color="D9D9D9"/>
+              <w:bottom w:val="single" w:sz="4" w:color="D9D9D9"/>
+              <w:right w:val="single" w:sz="4" w:color="D9D9D9"/>
             </w:tcBorders>
           </w:tcPr>
           <w:p>
             <w:pPr>
-              <w:jc w:val="left"/>
+              <w:spacing w:after="20" w:line="250" w:lineRule="auto"/>
             </w:pPr>
             <w:r>
               <w:rPr>
-                <w:rFonts w:ascii="Arial" w:hAnsi="Arial"/>
                 <w:b/>
                 <w:color w:val="FFFFFF"/>
                 <w:sz w:val="19"/>
               </w:rPr>
-              <w:t>Responsável</w:t>
+              <w:t>Uso no dia a dia</w:t>
+            </w:r>
+          </w:p>
+        </w:tc>
+        <w:tc>
+          <w:tcPr>
+            <w:tcW w:type="dxa" w:w="1587"/>
+            <w:vAlign w:val="center"/>
+            <w:shd w:fill="173448"/>
+            <w:tcMar>
+              <w:top w:w="95" w:type="dxa"/>
+              <w:left w:w="95" w:type="dxa"/>
+              <w:bottom w:w="95" w:type="dxa"/>
+              <w:right w:w="95" w:type="dxa"/>
+            </w:tcMar>
+            <w:tcBorders>
+              <w:top w:val="single" w:sz="4" w:color="D9D9D9"/>
+              <w:left w:val="single" w:sz="4" w:color="D9D9D9"/>
+              <w:bottom w:val="single" w:sz="4" w:color="D9D9D9"/>
+              <w:right w:val="single" w:sz="4" w:color="D9D9D9"/>
+            </w:tcBorders>
+          </w:tcPr>
+          <w:p>
+            <w:pPr>
+              <w:spacing w:after="20" w:line="250" w:lineRule="auto"/>
+            </w:pPr>
+            <w:r>
+              <w:rPr>
+                <w:b/>
+                <w:color w:val="FFFFFF"/>
+                <w:sz w:val="19"/>
+              </w:rPr>
+              <w:t>Entra nos abertos</w:t>
             </w:r>
           </w:p>
         </w:tc>
@@ -2472,61 +1370,97 @@
         </w:trPr>
         <w:tc>
           <w:tcPr>
-            <w:tcW w:type="dxa" w:w="5040"/>
-            <w:shd w:fill="F7FAFC"/>
+            <w:tcW w:type="dxa" w:w="2041"/>
+            <w:vAlign w:val="center"/>
+            <w:shd w:fill="FFFFFF"/>
             <w:tcMar>
-              <w:top w:w="100" w:type="dxa"/>
-              <w:start w:w="120" w:type="dxa"/>
-              <w:bottom w:w="100" w:type="dxa"/>
-              <w:end w:w="120" w:type="dxa"/>
+              <w:top w:w="95" w:type="dxa"/>
+              <w:left w:w="95" w:type="dxa"/>
+              <w:bottom w:w="95" w:type="dxa"/>
+              <w:right w:w="95" w:type="dxa"/>
             </w:tcMar>
             <w:tcBorders>
-              <w:top w:val="single" w:sz="3" w:color="DCE4EC"/>
-              <w:left w:val="single" w:sz="3" w:color="DCE4EC"/>
-              <w:bottom w:val="single" w:sz="3" w:color="DCE4EC"/>
-              <w:right w:val="single" w:sz="3" w:color="DCE4EC"/>
+              <w:top w:val="single" w:sz="4" w:color="D9D9D9"/>
+              <w:left w:val="single" w:sz="4" w:color="D9D9D9"/>
+              <w:bottom w:val="single" w:sz="4" w:color="D9D9D9"/>
+              <w:right w:val="single" w:sz="4" w:color="D9D9D9"/>
             </w:tcBorders>
-            <w:vAlign w:val="center"/>
           </w:tcPr>
           <w:p>
+            <w:pPr>
+              <w:spacing w:after="20" w:line="250" w:lineRule="auto"/>
+            </w:pPr>
             <w:r>
               <w:rPr>
-                <w:rFonts w:ascii="Arial" w:hAnsi="Arial"/>
                 <w:b w:val="0"/>
-                <w:color w:val="1B2733"/>
-                <w:sz w:val="18"/>
+                <w:color w:val="172C3A"/>
+                <w:sz w:val="19"/>
               </w:rPr>
-              <w:t>Case 01</w:t>
+              <w:t>Pendente</w:t>
             </w:r>
           </w:p>
         </w:tc>
         <w:tc>
           <w:tcPr>
-            <w:tcW w:type="dxa" w:w="5040"/>
-            <w:shd w:fill="F7FAFC"/>
+            <w:tcW w:type="dxa" w:w="6009"/>
+            <w:vAlign w:val="center"/>
+            <w:shd w:fill="FFFFFF"/>
             <w:tcMar>
-              <w:top w:w="100" w:type="dxa"/>
-              <w:start w:w="120" w:type="dxa"/>
-              <w:bottom w:w="100" w:type="dxa"/>
-              <w:end w:w="120" w:type="dxa"/>
+              <w:top w:w="95" w:type="dxa"/>
+              <w:left w:w="95" w:type="dxa"/>
+              <w:bottom w:w="95" w:type="dxa"/>
+              <w:right w:w="95" w:type="dxa"/>
             </w:tcMar>
             <w:tcBorders>
-              <w:top w:val="single" w:sz="3" w:color="DCE4EC"/>
-              <w:left w:val="single" w:sz="3" w:color="DCE4EC"/>
-              <w:bottom w:val="single" w:sz="3" w:color="DCE4EC"/>
-              <w:right w:val="single" w:sz="3" w:color="DCE4EC"/>
+              <w:top w:val="single" w:sz="4" w:color="D9D9D9"/>
+              <w:left w:val="single" w:sz="4" w:color="D9D9D9"/>
+              <w:bottom w:val="single" w:sz="4" w:color="D9D9D9"/>
+              <w:right w:val="single" w:sz="4" w:color="D9D9D9"/>
             </w:tcBorders>
-            <w:vAlign w:val="center"/>
           </w:tcPr>
           <w:p>
+            <w:pPr>
+              <w:spacing w:after="20" w:line="250" w:lineRule="auto"/>
+            </w:pPr>
             <w:r>
               <w:rPr>
-                <w:rFonts w:ascii="Arial" w:hAnsi="Arial"/>
                 <w:b w:val="0"/>
-                <w:color w:val="1B2733"/>
-                <w:sz w:val="18"/>
+                <w:color w:val="172C3A"/>
+                <w:sz w:val="19"/>
               </w:rPr>
-              <w:t>Ana</w:t>
+              <w:t>Ainda não iniciado.</w:t>
+            </w:r>
+          </w:p>
+        </w:tc>
+        <w:tc>
+          <w:tcPr>
+            <w:tcW w:type="dxa" w:w="1587"/>
+            <w:vAlign w:val="center"/>
+            <w:shd w:fill="FFFFFF"/>
+            <w:tcMar>
+              <w:top w:w="95" w:type="dxa"/>
+              <w:left w:w="95" w:type="dxa"/>
+              <w:bottom w:w="95" w:type="dxa"/>
+              <w:right w:w="95" w:type="dxa"/>
+            </w:tcMar>
+            <w:tcBorders>
+              <w:top w:val="single" w:sz="4" w:color="D9D9D9"/>
+              <w:left w:val="single" w:sz="4" w:color="D9D9D9"/>
+              <w:bottom w:val="single" w:sz="4" w:color="D9D9D9"/>
+              <w:right w:val="single" w:sz="4" w:color="D9D9D9"/>
+            </w:tcBorders>
+          </w:tcPr>
+          <w:p>
+            <w:pPr>
+              <w:spacing w:after="20" w:line="250" w:lineRule="auto"/>
+            </w:pPr>
+            <w:r>
+              <w:rPr>
+                <w:b w:val="0"/>
+                <w:color w:val="172C3A"/>
+                <w:sz w:val="19"/>
+              </w:rPr>
+              <w:t>Sim</w:t>
             </w:r>
           </w:p>
         </w:tc>
@@ -2537,61 +1471,97 @@
         </w:trPr>
         <w:tc>
           <w:tcPr>
-            <w:tcW w:type="dxa" w:w="5040"/>
-            <w:shd w:fill="FFFFFF"/>
+            <w:tcW w:type="dxa" w:w="2041"/>
+            <w:vAlign w:val="center"/>
+            <w:shd w:fill="EDF3F6"/>
             <w:tcMar>
-              <w:top w:w="100" w:type="dxa"/>
-              <w:start w:w="120" w:type="dxa"/>
-              <w:bottom w:w="100" w:type="dxa"/>
-              <w:end w:w="120" w:type="dxa"/>
+              <w:top w:w="95" w:type="dxa"/>
+              <w:left w:w="95" w:type="dxa"/>
+              <w:bottom w:w="95" w:type="dxa"/>
+              <w:right w:w="95" w:type="dxa"/>
             </w:tcMar>
             <w:tcBorders>
-              <w:top w:val="single" w:sz="3" w:color="DCE4EC"/>
-              <w:left w:val="single" w:sz="3" w:color="DCE4EC"/>
-              <w:bottom w:val="single" w:sz="3" w:color="DCE4EC"/>
-              <w:right w:val="single" w:sz="3" w:color="DCE4EC"/>
+              <w:top w:val="single" w:sz="4" w:color="D9D9D9"/>
+              <w:left w:val="single" w:sz="4" w:color="D9D9D9"/>
+              <w:bottom w:val="single" w:sz="4" w:color="D9D9D9"/>
+              <w:right w:val="single" w:sz="4" w:color="D9D9D9"/>
             </w:tcBorders>
-            <w:vAlign w:val="center"/>
           </w:tcPr>
           <w:p>
+            <w:pPr>
+              <w:spacing w:after="20" w:line="250" w:lineRule="auto"/>
+            </w:pPr>
             <w:r>
               <w:rPr>
-                <w:rFonts w:ascii="Arial" w:hAnsi="Arial"/>
                 <w:b w:val="0"/>
-                <w:color w:val="1B2733"/>
-                <w:sz w:val="18"/>
+                <w:color w:val="172C3A"/>
+                <w:sz w:val="19"/>
               </w:rPr>
-              <w:t>Case 02</w:t>
+              <w:t>Em andamento</w:t>
             </w:r>
           </w:p>
         </w:tc>
         <w:tc>
           <w:tcPr>
-            <w:tcW w:type="dxa" w:w="5040"/>
-            <w:shd w:fill="FFFFFF"/>
+            <w:tcW w:type="dxa" w:w="6009"/>
+            <w:vAlign w:val="center"/>
+            <w:shd w:fill="EDF3F6"/>
             <w:tcMar>
-              <w:top w:w="100" w:type="dxa"/>
-              <w:start w:w="120" w:type="dxa"/>
-              <w:bottom w:w="100" w:type="dxa"/>
-              <w:end w:w="120" w:type="dxa"/>
+              <w:top w:w="95" w:type="dxa"/>
+              <w:left w:w="95" w:type="dxa"/>
+              <w:bottom w:w="95" w:type="dxa"/>
+              <w:right w:w="95" w:type="dxa"/>
             </w:tcMar>
             <w:tcBorders>
-              <w:top w:val="single" w:sz="3" w:color="DCE4EC"/>
-              <w:left w:val="single" w:sz="3" w:color="DCE4EC"/>
-              <w:bottom w:val="single" w:sz="3" w:color="DCE4EC"/>
-              <w:right w:val="single" w:sz="3" w:color="DCE4EC"/>
+              <w:top w:val="single" w:sz="4" w:color="D9D9D9"/>
+              <w:left w:val="single" w:sz="4" w:color="D9D9D9"/>
+              <w:bottom w:val="single" w:sz="4" w:color="D9D9D9"/>
+              <w:right w:val="single" w:sz="4" w:color="D9D9D9"/>
             </w:tcBorders>
-            <w:vAlign w:val="center"/>
           </w:tcPr>
           <w:p>
+            <w:pPr>
+              <w:spacing w:after="20" w:line="250" w:lineRule="auto"/>
+            </w:pPr>
             <w:r>
               <w:rPr>
-                <w:rFonts w:ascii="Arial" w:hAnsi="Arial"/>
                 <w:b w:val="0"/>
-                <w:color w:val="1B2733"/>
-                <w:sz w:val="18"/>
+                <w:color w:val="172C3A"/>
+                <w:sz w:val="19"/>
               </w:rPr>
-              <w:t>Bruno</w:t>
+              <w:t>Case em tratamento.</w:t>
+            </w:r>
+          </w:p>
+        </w:tc>
+        <w:tc>
+          <w:tcPr>
+            <w:tcW w:type="dxa" w:w="1587"/>
+            <w:vAlign w:val="center"/>
+            <w:shd w:fill="EDF3F6"/>
+            <w:tcMar>
+              <w:top w:w="95" w:type="dxa"/>
+              <w:left w:w="95" w:type="dxa"/>
+              <w:bottom w:w="95" w:type="dxa"/>
+              <w:right w:w="95" w:type="dxa"/>
+            </w:tcMar>
+            <w:tcBorders>
+              <w:top w:val="single" w:sz="4" w:color="D9D9D9"/>
+              <w:left w:val="single" w:sz="4" w:color="D9D9D9"/>
+              <w:bottom w:val="single" w:sz="4" w:color="D9D9D9"/>
+              <w:right w:val="single" w:sz="4" w:color="D9D9D9"/>
+            </w:tcBorders>
+          </w:tcPr>
+          <w:p>
+            <w:pPr>
+              <w:spacing w:after="20" w:line="250" w:lineRule="auto"/>
+            </w:pPr>
+            <w:r>
+              <w:rPr>
+                <w:b w:val="0"/>
+                <w:color w:val="172C3A"/>
+                <w:sz w:val="19"/>
+              </w:rPr>
+              <w:t>Sim</w:t>
             </w:r>
           </w:p>
         </w:tc>
@@ -2602,61 +1572,97 @@
         </w:trPr>
         <w:tc>
           <w:tcPr>
-            <w:tcW w:type="dxa" w:w="5040"/>
-            <w:shd w:fill="F7FAFC"/>
+            <w:tcW w:type="dxa" w:w="2041"/>
+            <w:vAlign w:val="center"/>
+            <w:shd w:fill="FFFFFF"/>
             <w:tcMar>
-              <w:top w:w="100" w:type="dxa"/>
-              <w:start w:w="120" w:type="dxa"/>
-              <w:bottom w:w="100" w:type="dxa"/>
-              <w:end w:w="120" w:type="dxa"/>
+              <w:top w:w="95" w:type="dxa"/>
+              <w:left w:w="95" w:type="dxa"/>
+              <w:bottom w:w="95" w:type="dxa"/>
+              <w:right w:w="95" w:type="dxa"/>
             </w:tcMar>
             <w:tcBorders>
-              <w:top w:val="single" w:sz="3" w:color="DCE4EC"/>
-              <w:left w:val="single" w:sz="3" w:color="DCE4EC"/>
-              <w:bottom w:val="single" w:sz="3" w:color="DCE4EC"/>
-              <w:right w:val="single" w:sz="3" w:color="DCE4EC"/>
+              <w:top w:val="single" w:sz="4" w:color="D9D9D9"/>
+              <w:left w:val="single" w:sz="4" w:color="D9D9D9"/>
+              <w:bottom w:val="single" w:sz="4" w:color="D9D9D9"/>
+              <w:right w:val="single" w:sz="4" w:color="D9D9D9"/>
             </w:tcBorders>
-            <w:vAlign w:val="center"/>
           </w:tcPr>
           <w:p>
+            <w:pPr>
+              <w:spacing w:after="20" w:line="250" w:lineRule="auto"/>
+            </w:pPr>
             <w:r>
               <w:rPr>
-                <w:rFonts w:ascii="Arial" w:hAnsi="Arial"/>
                 <w:b w:val="0"/>
-                <w:color w:val="1B2733"/>
-                <w:sz w:val="18"/>
+                <w:color w:val="172C3A"/>
+                <w:sz w:val="19"/>
               </w:rPr>
-              <w:t>Case 03</w:t>
+              <w:t>Concluído</w:t>
             </w:r>
           </w:p>
         </w:tc>
         <w:tc>
           <w:tcPr>
-            <w:tcW w:type="dxa" w:w="5040"/>
-            <w:shd w:fill="F7FAFC"/>
+            <w:tcW w:type="dxa" w:w="6009"/>
+            <w:vAlign w:val="center"/>
+            <w:shd w:fill="FFFFFF"/>
             <w:tcMar>
-              <w:top w:w="100" w:type="dxa"/>
-              <w:start w:w="120" w:type="dxa"/>
-              <w:bottom w:w="100" w:type="dxa"/>
-              <w:end w:w="120" w:type="dxa"/>
+              <w:top w:w="95" w:type="dxa"/>
+              <w:left w:w="95" w:type="dxa"/>
+              <w:bottom w:w="95" w:type="dxa"/>
+              <w:right w:w="95" w:type="dxa"/>
             </w:tcMar>
             <w:tcBorders>
-              <w:top w:val="single" w:sz="3" w:color="DCE4EC"/>
-              <w:left w:val="single" w:sz="3" w:color="DCE4EC"/>
-              <w:bottom w:val="single" w:sz="3" w:color="DCE4EC"/>
-              <w:right w:val="single" w:sz="3" w:color="DCE4EC"/>
+              <w:top w:val="single" w:sz="4" w:color="D9D9D9"/>
+              <w:left w:val="single" w:sz="4" w:color="D9D9D9"/>
+              <w:bottom w:val="single" w:sz="4" w:color="D9D9D9"/>
+              <w:right w:val="single" w:sz="4" w:color="D9D9D9"/>
             </w:tcBorders>
-            <w:vAlign w:val="center"/>
           </w:tcPr>
           <w:p>
+            <w:pPr>
+              <w:spacing w:after="20" w:line="250" w:lineRule="auto"/>
+            </w:pPr>
             <w:r>
               <w:rPr>
-                <w:rFonts w:ascii="Arial" w:hAnsi="Arial"/>
                 <w:b w:val="0"/>
-                <w:color w:val="1B2733"/>
-                <w:sz w:val="18"/>
+                <w:color w:val="172C3A"/>
+                <w:sz w:val="19"/>
               </w:rPr>
-              <w:t>Carla</w:t>
+              <w:t>Tratamento finalizado.</w:t>
+            </w:r>
+          </w:p>
+        </w:tc>
+        <w:tc>
+          <w:tcPr>
+            <w:tcW w:type="dxa" w:w="1587"/>
+            <w:vAlign w:val="center"/>
+            <w:shd w:fill="FFFFFF"/>
+            <w:tcMar>
+              <w:top w:w="95" w:type="dxa"/>
+              <w:left w:w="95" w:type="dxa"/>
+              <w:bottom w:w="95" w:type="dxa"/>
+              <w:right w:w="95" w:type="dxa"/>
+            </w:tcMar>
+            <w:tcBorders>
+              <w:top w:val="single" w:sz="4" w:color="D9D9D9"/>
+              <w:left w:val="single" w:sz="4" w:color="D9D9D9"/>
+              <w:bottom w:val="single" w:sz="4" w:color="D9D9D9"/>
+              <w:right w:val="single" w:sz="4" w:color="D9D9D9"/>
+            </w:tcBorders>
+          </w:tcPr>
+          <w:p>
+            <w:pPr>
+              <w:spacing w:after="20" w:line="250" w:lineRule="auto"/>
+            </w:pPr>
+            <w:r>
+              <w:rPr>
+                <w:b w:val="0"/>
+                <w:color w:val="172C3A"/>
+                <w:sz w:val="19"/>
+              </w:rPr>
+              <w:t>Não</w:t>
             </w:r>
           </w:p>
         </w:tc>
@@ -2667,61 +1673,97 @@
         </w:trPr>
         <w:tc>
           <w:tcPr>
-            <w:tcW w:type="dxa" w:w="5040"/>
-            <w:shd w:fill="FFFFFF"/>
+            <w:tcW w:type="dxa" w:w="2041"/>
+            <w:vAlign w:val="center"/>
+            <w:shd w:fill="EDF3F6"/>
             <w:tcMar>
-              <w:top w:w="100" w:type="dxa"/>
-              <w:start w:w="120" w:type="dxa"/>
-              <w:bottom w:w="100" w:type="dxa"/>
-              <w:end w:w="120" w:type="dxa"/>
+              <w:top w:w="95" w:type="dxa"/>
+              <w:left w:w="95" w:type="dxa"/>
+              <w:bottom w:w="95" w:type="dxa"/>
+              <w:right w:w="95" w:type="dxa"/>
             </w:tcMar>
             <w:tcBorders>
-              <w:top w:val="single" w:sz="3" w:color="DCE4EC"/>
-              <w:left w:val="single" w:sz="3" w:color="DCE4EC"/>
-              <w:bottom w:val="single" w:sz="3" w:color="DCE4EC"/>
-              <w:right w:val="single" w:sz="3" w:color="DCE4EC"/>
+              <w:top w:val="single" w:sz="4" w:color="D9D9D9"/>
+              <w:left w:val="single" w:sz="4" w:color="D9D9D9"/>
+              <w:bottom w:val="single" w:sz="4" w:color="D9D9D9"/>
+              <w:right w:val="single" w:sz="4" w:color="D9D9D9"/>
             </w:tcBorders>
-            <w:vAlign w:val="center"/>
           </w:tcPr>
           <w:p>
+            <w:pPr>
+              <w:spacing w:after="20" w:line="250" w:lineRule="auto"/>
+            </w:pPr>
             <w:r>
               <w:rPr>
-                <w:rFonts w:ascii="Arial" w:hAnsi="Arial"/>
                 <w:b w:val="0"/>
-                <w:color w:val="1B2733"/>
-                <w:sz w:val="18"/>
+                <w:color w:val="172C3A"/>
+                <w:sz w:val="19"/>
               </w:rPr>
-              <w:t>Case 04</w:t>
+              <w:t>Revisar depois</w:t>
             </w:r>
           </w:p>
         </w:tc>
         <w:tc>
           <w:tcPr>
-            <w:tcW w:type="dxa" w:w="5040"/>
-            <w:shd w:fill="FFFFFF"/>
+            <w:tcW w:type="dxa" w:w="6009"/>
+            <w:vAlign w:val="center"/>
+            <w:shd w:fill="EDF3F6"/>
             <w:tcMar>
-              <w:top w:w="100" w:type="dxa"/>
-              <w:start w:w="120" w:type="dxa"/>
-              <w:bottom w:w="100" w:type="dxa"/>
-              <w:end w:w="120" w:type="dxa"/>
+              <w:top w:w="95" w:type="dxa"/>
+              <w:left w:w="95" w:type="dxa"/>
+              <w:bottom w:w="95" w:type="dxa"/>
+              <w:right w:w="95" w:type="dxa"/>
             </w:tcMar>
             <w:tcBorders>
-              <w:top w:val="single" w:sz="3" w:color="DCE4EC"/>
-              <w:left w:val="single" w:sz="3" w:color="DCE4EC"/>
-              <w:bottom w:val="single" w:sz="3" w:color="DCE4EC"/>
-              <w:right w:val="single" w:sz="3" w:color="DCE4EC"/>
+              <w:top w:val="single" w:sz="4" w:color="D9D9D9"/>
+              <w:left w:val="single" w:sz="4" w:color="D9D9D9"/>
+              <w:bottom w:val="single" w:sz="4" w:color="D9D9D9"/>
+              <w:right w:val="single" w:sz="4" w:color="D9D9D9"/>
             </w:tcBorders>
-            <w:vAlign w:val="center"/>
           </w:tcPr>
           <w:p>
+            <w:pPr>
+              <w:spacing w:after="20" w:line="250" w:lineRule="auto"/>
+            </w:pPr>
             <w:r>
               <w:rPr>
-                <w:rFonts w:ascii="Arial" w:hAnsi="Arial"/>
                 <w:b w:val="0"/>
-                <w:color w:val="1B2733"/>
-                <w:sz w:val="18"/>
+                <w:color w:val="172C3A"/>
+                <w:sz w:val="19"/>
               </w:rPr>
-              <w:t>Ana</w:t>
+              <w:t>Retomar mais tarde com o mesmo responsável.</w:t>
+            </w:r>
+          </w:p>
+        </w:tc>
+        <w:tc>
+          <w:tcPr>
+            <w:tcW w:type="dxa" w:w="1587"/>
+            <w:vAlign w:val="center"/>
+            <w:shd w:fill="EDF3F6"/>
+            <w:tcMar>
+              <w:top w:w="95" w:type="dxa"/>
+              <w:left w:w="95" w:type="dxa"/>
+              <w:bottom w:w="95" w:type="dxa"/>
+              <w:right w:w="95" w:type="dxa"/>
+            </w:tcMar>
+            <w:tcBorders>
+              <w:top w:val="single" w:sz="4" w:color="D9D9D9"/>
+              <w:left w:val="single" w:sz="4" w:color="D9D9D9"/>
+              <w:bottom w:val="single" w:sz="4" w:color="D9D9D9"/>
+              <w:right w:val="single" w:sz="4" w:color="D9D9D9"/>
+            </w:tcBorders>
+          </w:tcPr>
+          <w:p>
+            <w:pPr>
+              <w:spacing w:after="20" w:line="250" w:lineRule="auto"/>
+            </w:pPr>
+            <w:r>
+              <w:rPr>
+                <w:b w:val="0"/>
+                <w:color w:val="172C3A"/>
+                <w:sz w:val="19"/>
+              </w:rPr>
+              <w:t>Sim</w:t>
             </w:r>
           </w:p>
         </w:tc>
@@ -2732,188 +1774,97 @@
         </w:trPr>
         <w:tc>
           <w:tcPr>
-            <w:tcW w:type="dxa" w:w="5040"/>
-            <w:shd w:fill="F7FAFC"/>
+            <w:tcW w:type="dxa" w:w="2041"/>
+            <w:vAlign w:val="center"/>
+            <w:shd w:fill="FFFFFF"/>
             <w:tcMar>
-              <w:top w:w="100" w:type="dxa"/>
-              <w:start w:w="120" w:type="dxa"/>
-              <w:bottom w:w="100" w:type="dxa"/>
-              <w:end w:w="120" w:type="dxa"/>
+              <w:top w:w="95" w:type="dxa"/>
+              <w:left w:w="95" w:type="dxa"/>
+              <w:bottom w:w="95" w:type="dxa"/>
+              <w:right w:w="95" w:type="dxa"/>
             </w:tcMar>
             <w:tcBorders>
-              <w:top w:val="single" w:sz="3" w:color="DCE4EC"/>
-              <w:left w:val="single" w:sz="3" w:color="DCE4EC"/>
-              <w:bottom w:val="single" w:sz="3" w:color="DCE4EC"/>
-              <w:right w:val="single" w:sz="3" w:color="DCE4EC"/>
+              <w:top w:val="single" w:sz="4" w:color="D9D9D9"/>
+              <w:left w:val="single" w:sz="4" w:color="D9D9D9"/>
+              <w:bottom w:val="single" w:sz="4" w:color="D9D9D9"/>
+              <w:right w:val="single" w:sz="4" w:color="D9D9D9"/>
             </w:tcBorders>
-            <w:vAlign w:val="center"/>
           </w:tcPr>
           <w:p>
+            <w:pPr>
+              <w:spacing w:after="20" w:line="250" w:lineRule="auto"/>
+            </w:pPr>
             <w:r>
               <w:rPr>
-                <w:rFonts w:ascii="Arial" w:hAnsi="Arial"/>
                 <w:b w:val="0"/>
-                <w:color w:val="1B2733"/>
-                <w:sz w:val="18"/>
+                <w:color w:val="172C3A"/>
+                <w:sz w:val="19"/>
               </w:rPr>
-              <w:t>Case 05</w:t>
+              <w:t>Escalado</w:t>
             </w:r>
           </w:p>
         </w:tc>
         <w:tc>
           <w:tcPr>
-            <w:tcW w:type="dxa" w:w="5040"/>
-            <w:shd w:fill="F7FAFC"/>
+            <w:tcW w:type="dxa" w:w="6009"/>
+            <w:vAlign w:val="center"/>
+            <w:shd w:fill="FFFFFF"/>
             <w:tcMar>
-              <w:top w:w="100" w:type="dxa"/>
-              <w:start w:w="120" w:type="dxa"/>
-              <w:bottom w:w="100" w:type="dxa"/>
-              <w:end w:w="120" w:type="dxa"/>
+              <w:top w:w="95" w:type="dxa"/>
+              <w:left w:w="95" w:type="dxa"/>
+              <w:bottom w:w="95" w:type="dxa"/>
+              <w:right w:w="95" w:type="dxa"/>
             </w:tcMar>
             <w:tcBorders>
-              <w:top w:val="single" w:sz="3" w:color="DCE4EC"/>
-              <w:left w:val="single" w:sz="3" w:color="DCE4EC"/>
-              <w:bottom w:val="single" w:sz="3" w:color="DCE4EC"/>
-              <w:right w:val="single" w:sz="3" w:color="DCE4EC"/>
+              <w:top w:val="single" w:sz="4" w:color="D9D9D9"/>
+              <w:left w:val="single" w:sz="4" w:color="D9D9D9"/>
+              <w:bottom w:val="single" w:sz="4" w:color="D9D9D9"/>
+              <w:right w:val="single" w:sz="4" w:color="D9D9D9"/>
             </w:tcBorders>
-            <w:vAlign w:val="center"/>
           </w:tcPr>
           <w:p>
+            <w:pPr>
+              <w:spacing w:after="20" w:line="250" w:lineRule="auto"/>
+            </w:pPr>
             <w:r>
               <w:rPr>
-                <w:rFonts w:ascii="Arial" w:hAnsi="Arial"/>
                 <w:b w:val="0"/>
-                <w:color w:val="1B2733"/>
-                <w:sz w:val="18"/>
+                <w:color w:val="172C3A"/>
+                <w:sz w:val="19"/>
               </w:rPr>
-              <w:t>Bruno</w:t>
-            </w:r>
-          </w:p>
-        </w:tc>
-      </w:tr>
-      <w:tr>
-        <w:trPr>
-          <w:cantSplit/>
-        </w:trPr>
-        <w:tc>
-          <w:tcPr>
-            <w:tcW w:type="dxa" w:w="5040"/>
-            <w:shd w:fill="FFFFFF"/>
-            <w:tcMar>
-              <w:top w:w="100" w:type="dxa"/>
-              <w:start w:w="120" w:type="dxa"/>
-              <w:bottom w:w="100" w:type="dxa"/>
-              <w:end w:w="120" w:type="dxa"/>
-            </w:tcMar>
-            <w:tcBorders>
-              <w:top w:val="single" w:sz="3" w:color="DCE4EC"/>
-              <w:left w:val="single" w:sz="3" w:color="DCE4EC"/>
-              <w:bottom w:val="single" w:sz="3" w:color="DCE4EC"/>
-              <w:right w:val="single" w:sz="3" w:color="DCE4EC"/>
-            </w:tcBorders>
-            <w:vAlign w:val="center"/>
-          </w:tcPr>
-          <w:p>
-            <w:r>
-              <w:rPr>
-                <w:rFonts w:ascii="Arial" w:hAnsi="Arial"/>
-                <w:b w:val="0"/>
-                <w:color w:val="1B2733"/>
-                <w:sz w:val="18"/>
-              </w:rPr>
-              <w:t>Case 06</w:t>
+              <w:t>Aguardar apoio ou retorno da equipe ou pessoa de destino.</w:t>
             </w:r>
           </w:p>
         </w:tc>
         <w:tc>
           <w:tcPr>
-            <w:tcW w:type="dxa" w:w="5040"/>
+            <w:tcW w:type="dxa" w:w="1587"/>
+            <w:vAlign w:val="center"/>
             <w:shd w:fill="FFFFFF"/>
             <w:tcMar>
-              <w:top w:w="100" w:type="dxa"/>
-              <w:start w:w="120" w:type="dxa"/>
-              <w:bottom w:w="100" w:type="dxa"/>
-              <w:end w:w="120" w:type="dxa"/>
+              <w:top w:w="95" w:type="dxa"/>
+              <w:left w:w="95" w:type="dxa"/>
+              <w:bottom w:w="95" w:type="dxa"/>
+              <w:right w:w="95" w:type="dxa"/>
             </w:tcMar>
             <w:tcBorders>
-              <w:top w:val="single" w:sz="3" w:color="DCE4EC"/>
-              <w:left w:val="single" w:sz="3" w:color="DCE4EC"/>
-              <w:bottom w:val="single" w:sz="3" w:color="DCE4EC"/>
-              <w:right w:val="single" w:sz="3" w:color="DCE4EC"/>
-            </w:tcBorders>
-            <w:vAlign w:val="center"/>
-          </w:tcPr>
-          <w:p>
-            <w:r>
-              <w:rPr>
-                <w:rFonts w:ascii="Arial" w:hAnsi="Arial"/>
-                <w:b w:val="0"/>
-                <w:color w:val="1B2733"/>
-                <w:sz w:val="18"/>
-              </w:rPr>
-              <w:t>Carla</w:t>
-            </w:r>
-          </w:p>
-        </w:tc>
-      </w:tr>
-    </w:tbl>
-    <w:tbl>
-      <w:tblPr>
-        <w:tblW w:type="auto" w:w="0"/>
-        <w:jc w:val="center"/>
-        <w:tblLayout w:type="autofit"/>
-        <w:tblLook w:firstColumn="1" w:firstRow="1" w:lastColumn="0" w:lastRow="0" w:noHBand="0" w:noVBand="1" w:val="04A0"/>
-      </w:tblPr>
-      <w:tblGrid>
-        <w:gridCol w:w="10080"/>
-      </w:tblGrid>
-      <w:tr>
-        <w:trPr>
-          <w:cantSplit/>
-        </w:trPr>
-        <w:tc>
-          <w:tcPr>
-            <w:tcW w:type="dxa" w:w="10080"/>
-            <w:shd w:fill="EEF4FF"/>
-            <w:tcMar>
-              <w:top w:w="160" w:type="dxa"/>
-              <w:start w:w="180" w:type="dxa"/>
-              <w:bottom w:w="160" w:type="dxa"/>
-              <w:end w:w="180" w:type="dxa"/>
-            </w:tcMar>
-            <w:tcBorders>
-              <w:top w:val="single" w:sz="6" w:color="8AAFFF"/>
-              <w:left w:val="single" w:sz="14" w:color="8AAFFF"/>
-              <w:bottom w:val="single" w:sz="6" w:color="8AAFFF"/>
-              <w:right w:val="single" w:sz="6" w:color="8AAFFF"/>
+              <w:top w:val="single" w:sz="4" w:color="D9D9D9"/>
+              <w:left w:val="single" w:sz="4" w:color="D9D9D9"/>
+              <w:bottom w:val="single" w:sz="4" w:color="D9D9D9"/>
+              <w:right w:val="single" w:sz="4" w:color="D9D9D9"/>
             </w:tcBorders>
           </w:tcPr>
           <w:p>
             <w:pPr>
-              <w:spacing w:after="40"/>
+              <w:spacing w:after="20" w:line="250" w:lineRule="auto"/>
             </w:pPr>
             <w:r>
               <w:rPr>
-                <w:rFonts w:ascii="Arial" w:hAnsi="Arial"/>
-                <w:b/>
-                <w:color w:val="8AAFFF"/>
-                <w:sz w:val="21"/>
-              </w:rPr>
-              <w:t>Critério de equilíbrio</w:t>
-            </w:r>
-          </w:p>
-          <w:p>
-            <w:pPr>
-              <w:spacing w:after="0"/>
-            </w:pPr>
-            <w:r>
-              <w:rPr>
-                <w:rFonts w:ascii="Arial" w:hAnsi="Arial"/>
                 <w:b w:val="0"/>
-                <w:color w:val="1B2733"/>
+                <w:color w:val="172C3A"/>
                 <w:sz w:val="19"/>
               </w:rPr>
-              <w:t>A distribuição equilibra quantidade. Ela não tenta estimar complexidade, duração ou prioridade de cada case.</w:t>
+              <w:t>Sim</w:t>
             </w:r>
           </w:p>
         </w:tc>
@@ -2926,189 +1877,577 @@
     </w:p>
     <w:p>
       <w:pPr>
-        <w:pStyle w:val="Heading1"/>
-        <w:keepNext/>
-        <w:spacing w:before="160" w:after="80"/>
+        <w:pStyle w:val="Heading2"/>
       </w:pPr>
       <w:r>
+        <w:t>Revisão e escalonamento</w:t>
+      </w:r>
+    </w:p>
+    <w:p>
+      <w:r>
         <w:rPr>
-          <w:rFonts w:ascii="Arial" w:hAnsi="Arial"/>
-          <w:b/>
-          <w:color w:val="101923"/>
-          <w:sz w:val="34"/>
+          <w:b w:val="0"/>
         </w:rPr>
-        <w:t>6. Entendendo a planilha gerada</w:t>
+        <w:t>Ao revisar depois, mantenha o responsável e explique o que falta conferir. Para encontrar a fila de retorno, filtre também STATUS por Revisar depois.</w:t>
+      </w:r>
+    </w:p>
+    <w:p>
+      <w:r>
+        <w:rPr>
+          <w:b w:val="0"/>
+        </w:rPr>
+        <w:t>Ao escalar, selecione Escalado e informe destino e contexto em OBSERVAÇÃO. Exemplo fictício: Escalado para: Equipe Financeira - aguardando retorno. O case permanece visível e aberto no tracking.</w:t>
+      </w:r>
+    </w:p>
+    <w:p>
+      <w:r>
+        <w:rPr>
+          <w:b w:val="0"/>
+        </w:rPr>
+        <w:t>O status registra a situação na planilha. Ele não envia mensagens nem executa ações em sistemas externos. Registre destino e contexto para facilitar o acompanhamento do retorno.</w:t>
       </w:r>
     </w:p>
     <w:p>
       <w:pPr>
         <w:pStyle w:val="Heading2"/>
-        <w:keepNext/>
-        <w:spacing w:before="100" w:after="80"/>
       </w:pPr>
       <w:r>
+        <w:t>Cuidados no preenchimento</w:t>
+      </w:r>
+    </w:p>
+    <w:p>
+      <w:r>
         <w:rPr>
-          <w:rFonts w:ascii="Arial" w:hAnsi="Arial"/>
-          <w:b/>
-          <w:color w:val="101923"/>
-          <w:sz w:val="26"/>
+          <w:b w:val="0"/>
         </w:rPr>
-        <w:t>Aba Gestor</w:t>
+        <w:t>O filtro pelo nome organiza a tela, mas não impede a visualização de outras pessoas. Esta versão não tem login por analista nem controle de acesso por linha. Em uso compartilhado, combine a edição de cada responsável com a equipe.</w:t>
+      </w:r>
+    </w:p>
+    <w:p>
+      <w:r>
+        <w:rPr>
+          <w:b w:val="0"/>
+        </w:rPr>
+        <w:t>Use os status da lista. Colagens podem contornar a validação do Excel e produzir valores fora do padrão. O gestor sinaliza status vazios ou desconhecidos para correção.</w:t>
+      </w:r>
+    </w:p>
+    <w:p>
+      <w:r>
+        <w:rPr>
+          <w:b w:val="0"/>
+        </w:rPr>
+        <w:t>DATA DE MODIFICAÇÃO mantém o valor informado na base de entrada. Ela não registra a última edição da Tracking. Esta versão ainda não mede automaticamente início, pausa, retomada ou tempo de tratamento.</w:t>
+      </w:r>
+    </w:p>
+    <w:p>
+      <w:r>
+        <w:br w:type="page"/>
       </w:r>
     </w:p>
     <w:p>
       <w:pPr>
-        <w:pStyle w:val="ListBullet"/>
-        <w:spacing w:after="60"/>
-        <w:ind w:left="0"/>
+        <w:pStyle w:val="Heading1"/>
       </w:pPr>
       <w:r>
+        <w:t>Acompanhamento do gestor</w:t>
+      </w:r>
+    </w:p>
+    <w:p>
+      <w:r>
         <w:rPr>
-          <w:rFonts w:ascii="Arial" w:hAnsi="Arial"/>
           <w:b w:val="0"/>
-          <w:color w:val="1B2733"/>
-          <w:sz w:val="20"/>
         </w:rPr>
-        <w:t>Permite visualizar toda a equipe ou um responsável específico.</w:t>
+        <w:t>Na aba Gestor, escolha Toda a equipe ou um responsável no campo Visualizar. As fórmulas atualizam os cartões a partir da Tracking. A tabela de distribuição continua mostrando a equipe inteira.</w:t>
+      </w:r>
+    </w:p>
+    <w:p>
+      <w:r>
+        <w:drawing>
+          <wp:inline xmlns:a="http://schemas.openxmlformats.org/drawingml/2006/main" xmlns:pic="http://schemas.openxmlformats.org/drawingml/2006/picture">
+            <wp:extent cx="6120000" cy="3213569"/>
+            <wp:docPr id="1" name="Picture 1"/>
+            <wp:cNvGraphicFramePr>
+              <a:graphicFrameLocks noChangeAspect="1"/>
+            </wp:cNvGraphicFramePr>
+            <a:graphic>
+              <a:graphicData uri="http://schemas.openxmlformats.org/drawingml/2006/picture">
+                <pic:pic>
+                  <pic:nvPicPr>
+                    <pic:cNvPr id="0" name="painel_gestor.png"/>
+                    <pic:cNvPicPr/>
+                  </pic:nvPicPr>
+                  <pic:blipFill>
+                    <a:blip r:embed="rId10"/>
+                    <a:stretch>
+                      <a:fillRect/>
+                    </a:stretch>
+                  </pic:blipFill>
+                  <pic:spPr>
+                    <a:xfrm>
+                      <a:off x="0" y="0"/>
+                      <a:ext cx="6120000" cy="3213569"/>
+                    </a:xfrm>
+                    <a:prstGeom prst="rect"/>
+                  </pic:spPr>
+                </pic:pic>
+              </a:graphicData>
+            </a:graphic>
+          </wp:inline>
+        </w:drawing>
       </w:r>
     </w:p>
     <w:p>
       <w:pPr>
-        <w:pStyle w:val="ListBullet"/>
-        <w:spacing w:after="60"/>
-        <w:ind w:left="0"/>
+        <w:pStyle w:val="Caption"/>
       </w:pPr>
       <w:r>
-        <w:rPr>
-          <w:rFonts w:ascii="Arial" w:hAnsi="Arial"/>
-          <w:b w:val="0"/>
-          <w:color w:val="1B2733"/>
-          <w:sz w:val="20"/>
-        </w:rPr>
-        <w:t>Exibe distribuídos, concluídos, ainda abertos, pendentes, em andamento, revisão e escalados.</w:t>
-      </w:r>
-    </w:p>
-    <w:p>
-      <w:pPr>
-        <w:pStyle w:val="ListBullet"/>
-        <w:spacing w:after="60"/>
-        <w:ind w:left="0"/>
-      </w:pPr>
-      <w:r>
-        <w:rPr>
-          <w:rFonts w:ascii="Arial" w:hAnsi="Arial"/>
-          <w:b w:val="0"/>
-          <w:color w:val="1B2733"/>
-          <w:sz w:val="20"/>
-        </w:rPr>
-        <w:t>Mostra percentual de conclusão e a abertura mais antiga ainda em aberto.</w:t>
-      </w:r>
-    </w:p>
-    <w:p>
-      <w:pPr>
-        <w:pStyle w:val="ListBullet"/>
-        <w:spacing w:after="60"/>
-        <w:ind w:left="0"/>
-      </w:pPr>
-      <w:r>
-        <w:rPr>
-          <w:rFonts w:ascii="Arial" w:hAnsi="Arial"/>
-          <w:b w:val="0"/>
-          <w:color w:val="1B2733"/>
-          <w:sz w:val="20"/>
-        </w:rPr>
-        <w:t>Sinaliza status inválidos, escalados sem observação e responsáveis não cadastrados.</w:t>
+        <w:t>Demonstração com dados fictícios e status preenchidos para ilustrar o uso durante o dia.</w:t>
       </w:r>
     </w:p>
     <w:p>
       <w:pPr>
         <w:pStyle w:val="Heading2"/>
-        <w:keepNext/>
-        <w:spacing w:before="100" w:after="80"/>
       </w:pPr>
       <w:r>
+        <w:t>Leitura dos indicadores</w:t>
+      </w:r>
+    </w:p>
+    <w:p>
+      <w:r>
         <w:rPr>
-          <w:rFonts w:ascii="Arial" w:hAnsi="Arial"/>
+          <w:b w:val="0"/>
+        </w:rPr>
+        <w:t>Distribuídos mostra o total no filtro atual. Concluídos conta os finalizados. Ainda abertos é a diferença entre esses dois valores e já inclui pendentes, em andamento, para revisão e escalados. Não some esses grupos novamente ao total de abertos.</w:t>
+      </w:r>
+    </w:p>
+    <w:p>
+      <w:r>
+        <w:rPr>
+          <w:b w:val="0"/>
+        </w:rPr>
+        <w:t>O percentual de conclusão relaciona concluídos e distribuídos. A tabela por pessoa permite comparar as quantidades atuais. A data mais antiga em aberto ajuda a localizar os cases que merecem prioridade.</w:t>
+      </w:r>
+    </w:p>
+    <w:p>
+      <w:pPr>
+        <w:pStyle w:val="Heading2"/>
+      </w:pPr>
+      <w:r>
+        <w:t>Alertas para conferir</w:t>
+      </w:r>
+    </w:p>
+    <w:p>
+      <w:r>
+        <w:rPr>
+          <w:b w:val="0"/>
+        </w:rPr>
+        <w:t>Status vazio ou fora da lista: corrija o STATUS na Tracking. Escalados sem observação: registre destino e contexto. Sem responsável cadastrado: confira se o nome corresponde à equipe informada na distribuição. Esse último alerta sempre considera toda a equipe.</w:t>
+      </w:r>
+    </w:p>
+    <w:p>
+      <w:r>
+        <w:rPr>
+          <w:b w:val="0"/>
+        </w:rPr>
+        <w:t>A aba Resumo mantém o retrato da distribuição inicial. Consulte a aba Gestor para o andamento atual. Se os valores não mudarem, confira Fórmulas &gt; Opções de Cálculo &gt; Automático.</w:t>
+      </w:r>
+    </w:p>
+    <w:p>
+      <w:r>
+        <w:br w:type="page"/>
+      </w:r>
+    </w:p>
+    <w:p>
+      <w:pPr>
+        <w:pStyle w:val="Heading1"/>
+      </w:pPr>
+      <w:r>
+        <w:t>SLA de quatro dias úteis</w:t>
+      </w:r>
+    </w:p>
+    <w:p>
+      <w:r>
+        <w:rPr>
+          <w:b w:val="0"/>
+        </w:rPr>
+        <w:t>O prazo termina às 23h59min59s do quarto dia útil após a abertura. O dia de abertura não entra na contagem. Sábados, domingos e os feriados cadastrados ficam de fora. Sem feriados, um case aberto em 25/09/2026 vence ao fim de 01/10/2026.</w:t>
+      </w:r>
+    </w:p>
+    <w:p>
+      <w:r>
+        <w:drawing>
+          <wp:inline xmlns:a="http://schemas.openxmlformats.org/drawingml/2006/main" xmlns:pic="http://schemas.openxmlformats.org/drawingml/2006/picture">
+            <wp:extent cx="6120000" cy="1222862"/>
+            <wp:docPr id="2" name="Picture 2"/>
+            <wp:cNvGraphicFramePr>
+              <a:graphicFrameLocks noChangeAspect="1"/>
+            </wp:cNvGraphicFramePr>
+            <a:graphic>
+              <a:graphicData uri="http://schemas.openxmlformats.org/drawingml/2006/picture">
+                <pic:pic>
+                  <pic:nvPicPr>
+                    <pic:cNvPr id="0" name="sla_gestor.png"/>
+                    <pic:cNvPicPr/>
+                  </pic:nvPicPr>
+                  <pic:blipFill>
+                    <a:blip r:embed="rId11"/>
+                    <a:stretch>
+                      <a:fillRect/>
+                    </a:stretch>
+                  </pic:blipFill>
+                  <pic:spPr>
+                    <a:xfrm>
+                      <a:off x="0" y="0"/>
+                      <a:ext cx="6120000" cy="1222862"/>
+                    </a:xfrm>
+                    <a:prstGeom prst="rect"/>
+                  </pic:spPr>
+                </pic:pic>
+              </a:graphicData>
+            </a:graphic>
+          </wp:inline>
+        </w:drawing>
+      </w:r>
+    </w:p>
+    <w:p>
+      <w:pPr>
+        <w:pStyle w:val="Caption"/>
+      </w:pPr>
+      <w:r>
+        <w:t>Simulação fictícia em 01/10/2026 às 12h com dez cases abertos. Uma abertura futura aparece no alerta de datas.</w:t>
+      </w:r>
+    </w:p>
+    <w:p>
+      <w:pPr>
+        <w:pStyle w:val="Heading2"/>
+      </w:pPr>
+      <w:r>
+        <w:t>Como consultar o prazo</w:t>
+      </w:r>
+    </w:p>
+    <w:p>
+      <w:r>
+        <w:rPr>
           <w:b/>
-          <w:color w:val="101923"/>
-          <w:sz w:val="26"/>
         </w:rPr>
-        <w:t>Aba Tracking</w:t>
+        <w:t xml:space="preserve">1  Escolha o responsável. </w:t>
+      </w:r>
+      <w:r>
+        <w:t>Na aba Gestor, selecione Toda a equipe ou um responsável e clique em VER SLA DE 4 DIAS ÚTEIS. A seção fica abaixo da distribuição por pessoa.</w:t>
+      </w:r>
+    </w:p>
+    <w:p>
+      <w:r>
+        <w:rPr>
+          <w:b/>
+        </w:rPr>
+        <w:t xml:space="preserve">2  Leia os indicadores. </w:t>
+      </w:r>
+      <w:r>
+        <w:t>Prazo após hoje mostra vencimentos futuros. Vencem hoje mostra o último dia do prazo. SLA vencido mostra os prazos encerrados. Os grupos não se sobrepõem.</w:t>
+      </w:r>
+    </w:p>
+    <w:p>
+      <w:r>
+        <w:rPr>
+          <w:b/>
+        </w:rPr>
+        <w:t xml:space="preserve">3  Abra os detalhes. </w:t>
+      </w:r>
+      <w:r>
+        <w:t>Clique em VER PRAZO E FAIXA SLA DE CADA CASE. A aba SLA mostra o lote completo e tem filtros próprios. Consulte prazo final, dias úteis decorridos e faixa D0 a D4 ou Vencido. D0 indica que nenhum dia útil entrou na contagem. DIAS ÚTEIS inclui os dias úteis do calendário desde o dia seguinte à abertura, incluindo o dia atual quando útil.</w:t>
+      </w:r>
+    </w:p>
+    <w:p>
+      <w:r>
+        <w:rPr>
+          <w:b/>
+        </w:rPr>
+        <w:t xml:space="preserve">4  Cadastre os feriados. </w:t>
+      </w:r>
+      <w:r>
+        <w:t>Use SLA!K10:K109 para até 100 feriados, um por linha, como data do Excel. A lista vem vazia em cada novo lote. Uma atualização de tracking existente preserva os feriados já cadastrados.</w:t>
+      </w:r>
+    </w:p>
+    <w:p>
+      <w:pPr>
+        <w:pStyle w:val="Heading2"/>
+      </w:pPr>
+      <w:r>
+        <w:t>Atualização e cuidados</w:t>
+      </w:r>
+    </w:p>
+    <w:p>
+      <w:r>
+        <w:rPr>
+          <w:b w:val="0"/>
+        </w:rPr>
+        <w:t>Com cálculo automático ativo, as fórmulas atualizam ao abrir, editar ou pressionar F9. O relógio não muda continuamente enquanto o arquivo fica parado. Confira a data e a hora do cálculo no painel.</w:t>
+      </w:r>
+    </w:p>
+    <w:p>
+      <w:r>
+        <w:rPr>
+          <w:b w:val="0"/>
+        </w:rPr>
+        <w:t>Escalados e cases para revisão continuam no SLA enquanto estiverem abertos. Concluídos saem dessa contagem. Sem data de conclusão, esta versão não informa se um case finalizado cumpriu o SLA.</w:t>
+      </w:r>
+    </w:p>
+    <w:p>
+      <w:r>
+        <w:rPr>
+          <w:b w:val="0"/>
+        </w:rPr>
+        <w:t>Aberturas vazias, inválidas ou futuras ficam no alerta e não entram nos três grupos de prazo. Corrija a data na Tracking. Os três grupos mais o alerta devem corresponder ao total ainda aberto do filtro.</w:t>
+      </w:r>
+    </w:p>
+    <w:p>
+      <w:r>
+        <w:br w:type="page"/>
+      </w:r>
+    </w:p>
+    <w:p>
+      <w:pPr>
+        <w:pStyle w:val="Heading1"/>
+      </w:pPr>
+      <w:r>
+        <w:t>PDF e uso compartilhado</w:t>
+      </w:r>
+    </w:p>
+    <w:p>
+      <w:pPr>
+        <w:pStyle w:val="Heading2"/>
+      </w:pPr>
+      <w:r>
+        <w:t>Emissão do resumo em PDF</w:t>
+      </w:r>
+    </w:p>
+    <w:p>
+      <w:r>
+        <w:rPr>
+          <w:b/>
+        </w:rPr>
+        <w:t xml:space="preserve">1  Abra no Excel instalado. </w:t>
+      </w:r>
+      <w:r>
+        <w:t>Use o arquivo .xlsm e a política de macros aprovada pela empresa. O Excel no navegador não executa o botão VBA.</w:t>
+      </w:r>
+    </w:p>
+    <w:p>
+      <w:r>
+        <w:rPr>
+          <w:b/>
+        </w:rPr>
+        <w:t xml:space="preserve">2  Escolha a visão. </w:t>
+      </w:r>
+      <w:r>
+        <w:t>Na aba Gestor, selecione Toda a equipe ou o responsável que deseja acompanhar.</w:t>
+      </w:r>
+    </w:p>
+    <w:p>
+      <w:r>
+        <w:rPr>
+          <w:b/>
+        </w:rPr>
+        <w:t xml:space="preserve">3  Gere o relatório. </w:t>
+      </w:r>
+      <w:r>
+        <w:t>Clique em GERAR RESUMO PDF. O Excel recalcula a aba, salva o PDF e abre o arquivo.</w:t>
+      </w:r>
+    </w:p>
+    <w:p>
+      <w:r>
+        <w:rPr>
+          <w:b/>
+        </w:rPr>
+        <w:t xml:space="preserve">4  Localize o arquivo. </w:t>
+      </w:r>
+      <w:r>
+        <w:t>Os PDFs ficam em Relatorios_PDF, ao lado da planilha. O nome inclui data e hora. Se a planilha foi aberta por um endereço web do SharePoint, o botão usa Documents/Relatorios_PDF dentro da pasta do usuário do Windows.</w:t>
+      </w:r>
+    </w:p>
+    <w:p>
+      <w:r>
+        <w:rPr>
+          <w:b w:val="0"/>
+        </w:rPr>
+        <w:t>O relatório representa a visão atual, com o filtro escolhido e inclusive edições ainda não salvas. A seção de SLA começa em outra página para evitar cortes. Salve a Tracking e confira a sincronização antes de usar o PDF como registro da equipe. O PDF não muda depois de emitido.</w:t>
+      </w:r>
+    </w:p>
+    <w:p>
+      <w:r>
+        <w:rPr>
+          <w:b w:val="0"/>
+        </w:rPr>
+        <w:t>Mantenha o formato .xlsm. Se a empresa bloquear macros, siga a orientação da TI. Gerar_PDF.bat mantém a alternativa de relatório operacional de todos os registros salvos, sem o filtro do gestor e sem o novo bloco de SLA.</w:t>
+      </w:r>
+    </w:p>
+    <w:p>
+      <w:pPr>
+        <w:pStyle w:val="Heading2"/>
+      </w:pPr>
+      <w:r>
+        <w:t>Uma base para toda a equipe</w:t>
+      </w:r>
+    </w:p>
+    <w:p>
+      <w:r>
+        <w:rPr>
+          <w:b w:val="0"/>
+        </w:rPr>
+        <w:t>O distribuidor cria o arquivo localmente. Para trabalhar em conjunto, uma pessoa coloca a planilha em uma biblioteca autorizada do SharePoint Online ou OneDrive e compartilha o mesmo arquivo com permissão de edição. A coautoria precisa estar disponível no ambiente da empresa.</w:t>
+      </w:r>
+    </w:p>
+    <w:p>
+      <w:r>
+        <w:rPr>
+          <w:b w:val="0"/>
+        </w:rPr>
+        <w:t>As atualizações aparecem conforme os dados são sincronizados e as fórmulas recalculadas. Cópias locais e anexos enviados separadamente não formam uma base central. O programa não faz login, não configura permissões e não publica no SharePoint automaticamente.</w:t>
+      </w:r>
+    </w:p>
+    <w:p>
+      <w:pPr>
+        <w:pStyle w:val="Heading2"/>
+      </w:pPr>
+      <w:r>
+        <w:t>Referências para o ambiente Microsoft</w:t>
+      </w:r>
+    </w:p>
+    <w:p>
+      <w:r>
+        <w:rPr>
+          <w:b w:val="0"/>
+        </w:rPr>
+        <w:t>Microsoft Support — Work with VBA macros in Excel for the web.</w:t>
+        <w:br/>
+        <w:t>https://support.microsoft.com/en-us/excel/work-with-vba-macros-in-excel-for-the-web</w:t>
+      </w:r>
+    </w:p>
+    <w:p>
+      <w:r>
+        <w:rPr>
+          <w:b w:val="0"/>
+        </w:rPr>
+        <w:t>Microsoft Support — Colaborar em pastas de trabalho do Excel simultaneamente com a coautoria.</w:t>
+        <w:br/>
+        <w:t>https://support.microsoft.com/en-us/excel/get-started/collaborate-on-excel-workbooks-at-the-same-time-with-co-authoring</w:t>
+      </w:r>
+    </w:p>
+    <w:p>
+      <w:r>
+        <w:br w:type="page"/>
+      </w:r>
+    </w:p>
+    <w:p>
+      <w:pPr>
+        <w:pStyle w:val="Heading1"/>
+      </w:pPr>
+      <w:r>
+        <w:t>Manutenção e solução de problemas</w:t>
+      </w:r>
+    </w:p>
+    <w:p>
+      <w:pPr>
+        <w:pStyle w:val="Heading2"/>
+      </w:pPr>
+      <w:r>
+        <w:t>Atualizar uma tracking existente</w:t>
+      </w:r>
+    </w:p>
+    <w:p>
+      <w:r>
+        <w:rPr>
+          <w:b w:val="0"/>
+        </w:rPr>
+        <w:t>Abra Programa/Atualizar_Painel.bat e informe o caminho do .xlsx ou .xlsm em uso. A ferramenta exige Tracking e Resumo, os sete cabeçalhos originais e a equipe registrada no Resumo. Cria outra cópia .xlsm em uma pasta Painel_SLA_&lt;execucao&gt;, preservando os valores, status, responsáveis, motivos e observações da Tracking, a equipe, o Resumo e os feriados já cadastrados. Confira a cópia antes de adotá-la. O procedimento mantém a distribuição e os status preenchidos.</w:t>
+      </w:r>
+    </w:p>
+    <w:p>
+      <w:pPr>
+        <w:pStyle w:val="Heading2"/>
+      </w:pPr>
+      <w:r>
+        <w:t>Solução de problemas</w:t>
       </w:r>
     </w:p>
     <w:tbl>
       <w:tblPr>
         <w:tblW w:type="auto" w:w="0"/>
         <w:jc w:val="center"/>
-        <w:tblLayout w:type="autofit"/>
+        <w:tblLayout w:type="fixed"/>
         <w:tblLook w:firstColumn="1" w:firstRow="1" w:lastColumn="0" w:lastRow="0" w:noHBand="0" w:noVBand="1" w:val="04A0"/>
       </w:tblPr>
       <w:tblGrid>
-        <w:gridCol w:w="5040"/>
-        <w:gridCol w:w="5040"/>
+        <w:gridCol w:w="2835"/>
+        <w:gridCol w:w="6803"/>
       </w:tblGrid>
       <w:tr>
+        <w:trPr>
+          <w:cantSplit/>
+          <w:tblHeader/>
+        </w:trPr>
         <w:tc>
           <w:tcPr>
-            <w:tcW w:type="dxa" w:w="5040"/>
-            <w:shd w:fill="101923"/>
+            <w:tcW w:type="dxa" w:w="2835"/>
+            <w:vAlign w:val="center"/>
+            <w:shd w:fill="173448"/>
             <w:tcMar>
-              <w:top w:w="110" w:type="dxa"/>
-              <w:start w:w="120" w:type="dxa"/>
-              <w:bottom w:w="110" w:type="dxa"/>
-              <w:end w:w="120" w:type="dxa"/>
+              <w:top w:w="95" w:type="dxa"/>
+              <w:left w:w="95" w:type="dxa"/>
+              <w:bottom w:w="95" w:type="dxa"/>
+              <w:right w:w="95" w:type="dxa"/>
             </w:tcMar>
             <w:tcBorders>
-              <w:top w:val="single" w:sz="4" w:color="101923"/>
-              <w:left w:val="single" w:sz="4" w:color="101923"/>
-              <w:bottom w:val="single" w:sz="4" w:color="101923"/>
-              <w:right w:val="single" w:sz="4" w:color="101923"/>
+              <w:top w:val="single" w:sz="4" w:color="D9D9D9"/>
+              <w:left w:val="single" w:sz="4" w:color="D9D9D9"/>
+              <w:bottom w:val="single" w:sz="4" w:color="D9D9D9"/>
+              <w:right w:val="single" w:sz="4" w:color="D9D9D9"/>
             </w:tcBorders>
           </w:tcPr>
           <w:p>
             <w:pPr>
-              <w:jc w:val="left"/>
+              <w:spacing w:after="20" w:line="250" w:lineRule="auto"/>
             </w:pPr>
             <w:r>
               <w:rPr>
-                <w:rFonts w:ascii="Arial" w:hAnsi="Arial"/>
                 <w:b/>
                 <w:color w:val="FFFFFF"/>
                 <w:sz w:val="19"/>
               </w:rPr>
-              <w:t>Coluna</w:t>
+              <w:t>Situação</w:t>
             </w:r>
           </w:p>
         </w:tc>
         <w:tc>
           <w:tcPr>
-            <w:tcW w:type="dxa" w:w="5040"/>
-            <w:shd w:fill="101923"/>
+            <w:tcW w:type="dxa" w:w="6803"/>
+            <w:vAlign w:val="center"/>
+            <w:shd w:fill="173448"/>
             <w:tcMar>
-              <w:top w:w="110" w:type="dxa"/>
-              <w:start w:w="120" w:type="dxa"/>
-              <w:bottom w:w="110" w:type="dxa"/>
-              <w:end w:w="120" w:type="dxa"/>
+              <w:top w:w="95" w:type="dxa"/>
+              <w:left w:w="95" w:type="dxa"/>
+              <w:bottom w:w="95" w:type="dxa"/>
+              <w:right w:w="95" w:type="dxa"/>
             </w:tcMar>
             <w:tcBorders>
-              <w:top w:val="single" w:sz="4" w:color="101923"/>
-              <w:left w:val="single" w:sz="4" w:color="101923"/>
-              <w:bottom w:val="single" w:sz="4" w:color="101923"/>
-              <w:right w:val="single" w:sz="4" w:color="101923"/>
+              <w:top w:val="single" w:sz="4" w:color="D9D9D9"/>
+              <w:left w:val="single" w:sz="4" w:color="D9D9D9"/>
+              <w:bottom w:val="single" w:sz="4" w:color="D9D9D9"/>
+              <w:right w:val="single" w:sz="4" w:color="D9D9D9"/>
             </w:tcBorders>
           </w:tcPr>
           <w:p>
             <w:pPr>
-              <w:jc w:val="left"/>
+              <w:spacing w:after="20" w:line="250" w:lineRule="auto"/>
             </w:pPr>
             <w:r>
               <w:rPr>
-                <w:rFonts w:ascii="Arial" w:hAnsi="Arial"/>
                 <w:b/>
                 <w:color w:val="FFFFFF"/>
                 <w:sz w:val="19"/>
               </w:rPr>
-              <w:t>Uso</w:t>
+              <w:t>Conferência recomendada</w:t>
             </w:r>
           </w:p>
         </w:tc>
@@ -3119,61 +2458,65 @@
         </w:trPr>
         <w:tc>
           <w:tcPr>
-            <w:tcW w:type="dxa" w:w="5040"/>
-            <w:shd w:fill="F7FAFC"/>
+            <w:tcW w:type="dxa" w:w="2835"/>
+            <w:vAlign w:val="center"/>
+            <w:shd w:fill="FFFFFF"/>
             <w:tcMar>
-              <w:top w:w="100" w:type="dxa"/>
-              <w:start w:w="120" w:type="dxa"/>
-              <w:bottom w:w="100" w:type="dxa"/>
-              <w:end w:w="120" w:type="dxa"/>
+              <w:top w:w="95" w:type="dxa"/>
+              <w:left w:w="95" w:type="dxa"/>
+              <w:bottom w:w="95" w:type="dxa"/>
+              <w:right w:w="95" w:type="dxa"/>
             </w:tcMar>
             <w:tcBorders>
-              <w:top w:val="single" w:sz="3" w:color="DCE4EC"/>
-              <w:left w:val="single" w:sz="3" w:color="DCE4EC"/>
-              <w:bottom w:val="single" w:sz="3" w:color="DCE4EC"/>
-              <w:right w:val="single" w:sz="3" w:color="DCE4EC"/>
+              <w:top w:val="single" w:sz="4" w:color="D9D9D9"/>
+              <w:left w:val="single" w:sz="4" w:color="D9D9D9"/>
+              <w:bottom w:val="single" w:sz="4" w:color="D9D9D9"/>
+              <w:right w:val="single" w:sz="4" w:color="D9D9D9"/>
             </w:tcBorders>
-            <w:vAlign w:val="center"/>
           </w:tcPr>
           <w:p>
+            <w:pPr>
+              <w:spacing w:after="20" w:line="250" w:lineRule="auto"/>
+            </w:pPr>
             <w:r>
               <w:rPr>
-                <w:rFonts w:ascii="Arial" w:hAnsi="Arial"/>
                 <w:b w:val="0"/>
-                <w:color w:val="1B2733"/>
-                <w:sz w:val="18"/>
+                <w:color w:val="172C3A"/>
+                <w:sz w:val="19"/>
               </w:rPr>
-              <w:t>CASE</w:t>
+              <w:t>Python não encontrado</w:t>
             </w:r>
           </w:p>
         </w:tc>
         <w:tc>
           <w:tcPr>
-            <w:tcW w:type="dxa" w:w="5040"/>
-            <w:shd w:fill="F7FAFC"/>
+            <w:tcW w:type="dxa" w:w="6803"/>
+            <w:vAlign w:val="center"/>
+            <w:shd w:fill="FFFFFF"/>
             <w:tcMar>
-              <w:top w:w="100" w:type="dxa"/>
-              <w:start w:w="120" w:type="dxa"/>
-              <w:bottom w:w="100" w:type="dxa"/>
-              <w:end w:w="120" w:type="dxa"/>
+              <w:top w:w="95" w:type="dxa"/>
+              <w:left w:w="95" w:type="dxa"/>
+              <w:bottom w:w="95" w:type="dxa"/>
+              <w:right w:w="95" w:type="dxa"/>
             </w:tcMar>
             <w:tcBorders>
-              <w:top w:val="single" w:sz="3" w:color="DCE4EC"/>
-              <w:left w:val="single" w:sz="3" w:color="DCE4EC"/>
-              <w:bottom w:val="single" w:sz="3" w:color="DCE4EC"/>
-              <w:right w:val="single" w:sz="3" w:color="DCE4EC"/>
+              <w:top w:val="single" w:sz="4" w:color="D9D9D9"/>
+              <w:left w:val="single" w:sz="4" w:color="D9D9D9"/>
+              <w:bottom w:val="single" w:sz="4" w:color="D9D9D9"/>
+              <w:right w:val="single" w:sz="4" w:color="D9D9D9"/>
             </w:tcBorders>
-            <w:vAlign w:val="center"/>
           </w:tcPr>
           <w:p>
+            <w:pPr>
+              <w:spacing w:after="20" w:line="250" w:lineRule="auto"/>
+            </w:pPr>
             <w:r>
               <w:rPr>
-                <w:rFonts w:ascii="Arial" w:hAnsi="Arial"/>
                 <w:b w:val="0"/>
-                <w:color w:val="1B2733"/>
-                <w:sz w:val="18"/>
+                <w:color w:val="172C3A"/>
+                <w:sz w:val="19"/>
               </w:rPr>
-              <w:t>Identificador do case.</w:t>
+              <w:t>Verifique se Python 3.10+ está disponível no computador.</w:t>
             </w:r>
           </w:p>
         </w:tc>
@@ -3184,61 +2527,65 @@
         </w:trPr>
         <w:tc>
           <w:tcPr>
-            <w:tcW w:type="dxa" w:w="5040"/>
-            <w:shd w:fill="FFFFFF"/>
+            <w:tcW w:type="dxa" w:w="2835"/>
+            <w:vAlign w:val="center"/>
+            <w:shd w:fill="EDF3F6"/>
             <w:tcMar>
-              <w:top w:w="100" w:type="dxa"/>
-              <w:start w:w="120" w:type="dxa"/>
-              <w:bottom w:w="100" w:type="dxa"/>
-              <w:end w:w="120" w:type="dxa"/>
+              <w:top w:w="95" w:type="dxa"/>
+              <w:left w:w="95" w:type="dxa"/>
+              <w:bottom w:w="95" w:type="dxa"/>
+              <w:right w:w="95" w:type="dxa"/>
             </w:tcMar>
             <w:tcBorders>
-              <w:top w:val="single" w:sz="3" w:color="DCE4EC"/>
-              <w:left w:val="single" w:sz="3" w:color="DCE4EC"/>
-              <w:bottom w:val="single" w:sz="3" w:color="DCE4EC"/>
-              <w:right w:val="single" w:sz="3" w:color="DCE4EC"/>
+              <w:top w:val="single" w:sz="4" w:color="D9D9D9"/>
+              <w:left w:val="single" w:sz="4" w:color="D9D9D9"/>
+              <w:bottom w:val="single" w:sz="4" w:color="D9D9D9"/>
+              <w:right w:val="single" w:sz="4" w:color="D9D9D9"/>
             </w:tcBorders>
-            <w:vAlign w:val="center"/>
           </w:tcPr>
           <w:p>
+            <w:pPr>
+              <w:spacing w:after="20" w:line="250" w:lineRule="auto"/>
+            </w:pPr>
             <w:r>
               <w:rPr>
-                <w:rFonts w:ascii="Arial" w:hAnsi="Arial"/>
                 <w:b w:val="0"/>
-                <w:color w:val="1B2733"/>
-                <w:sz w:val="18"/>
+                <w:color w:val="172C3A"/>
+                <w:sz w:val="19"/>
               </w:rPr>
-              <w:t>DATA DE ABERTURA</w:t>
+              <w:t>Bibliotecas ausentes</w:t>
             </w:r>
           </w:p>
         </w:tc>
         <w:tc>
           <w:tcPr>
-            <w:tcW w:type="dxa" w:w="5040"/>
-            <w:shd w:fill="FFFFFF"/>
+            <w:tcW w:type="dxa" w:w="6803"/>
+            <w:vAlign w:val="center"/>
+            <w:shd w:fill="EDF3F6"/>
             <w:tcMar>
-              <w:top w:w="100" w:type="dxa"/>
-              <w:start w:w="120" w:type="dxa"/>
-              <w:bottom w:w="100" w:type="dxa"/>
-              <w:end w:w="120" w:type="dxa"/>
+              <w:top w:w="95" w:type="dxa"/>
+              <w:left w:w="95" w:type="dxa"/>
+              <w:bottom w:w="95" w:type="dxa"/>
+              <w:right w:w="95" w:type="dxa"/>
             </w:tcMar>
             <w:tcBorders>
-              <w:top w:val="single" w:sz="3" w:color="DCE4EC"/>
-              <w:left w:val="single" w:sz="3" w:color="DCE4EC"/>
-              <w:bottom w:val="single" w:sz="3" w:color="DCE4EC"/>
-              <w:right w:val="single" w:sz="3" w:color="DCE4EC"/>
+              <w:top w:val="single" w:sz="4" w:color="D9D9D9"/>
+              <w:left w:val="single" w:sz="4" w:color="D9D9D9"/>
+              <w:bottom w:val="single" w:sz="4" w:color="D9D9D9"/>
+              <w:right w:val="single" w:sz="4" w:color="D9D9D9"/>
             </w:tcBorders>
-            <w:vAlign w:val="center"/>
           </w:tcPr>
           <w:p>
+            <w:pPr>
+              <w:spacing w:after="20" w:line="250" w:lineRule="auto"/>
+            </w:pPr>
             <w:r>
               <w:rPr>
-                <w:rFonts w:ascii="Arial" w:hAnsi="Arial"/>
                 <w:b w:val="0"/>
-                <w:color w:val="1B2733"/>
-                <w:sz w:val="18"/>
+                <w:color w:val="172C3A"/>
+                <w:sz w:val="19"/>
               </w:rPr>
-              <w:t>Data usada na ordenação.</w:t>
+              <w:t>Extraia novamente o pacote completo, com bibliotecas e recursos.</w:t>
             </w:r>
           </w:p>
         </w:tc>
@@ -3249,61 +2596,65 @@
         </w:trPr>
         <w:tc>
           <w:tcPr>
-            <w:tcW w:type="dxa" w:w="5040"/>
-            <w:shd w:fill="F7FAFC"/>
+            <w:tcW w:type="dxa" w:w="2835"/>
+            <w:vAlign w:val="center"/>
+            <w:shd w:fill="FFFFFF"/>
             <w:tcMar>
-              <w:top w:w="100" w:type="dxa"/>
-              <w:start w:w="120" w:type="dxa"/>
-              <w:bottom w:w="100" w:type="dxa"/>
-              <w:end w:w="120" w:type="dxa"/>
+              <w:top w:w="95" w:type="dxa"/>
+              <w:left w:w="95" w:type="dxa"/>
+              <w:bottom w:w="95" w:type="dxa"/>
+              <w:right w:w="95" w:type="dxa"/>
             </w:tcMar>
             <w:tcBorders>
-              <w:top w:val="single" w:sz="3" w:color="DCE4EC"/>
-              <w:left w:val="single" w:sz="3" w:color="DCE4EC"/>
-              <w:bottom w:val="single" w:sz="3" w:color="DCE4EC"/>
-              <w:right w:val="single" w:sz="3" w:color="DCE4EC"/>
+              <w:top w:val="single" w:sz="4" w:color="D9D9D9"/>
+              <w:left w:val="single" w:sz="4" w:color="D9D9D9"/>
+              <w:bottom w:val="single" w:sz="4" w:color="D9D9D9"/>
+              <w:right w:val="single" w:sz="4" w:color="D9D9D9"/>
             </w:tcBorders>
-            <w:vAlign w:val="center"/>
           </w:tcPr>
           <w:p>
+            <w:pPr>
+              <w:spacing w:after="20" w:line="250" w:lineRule="auto"/>
+            </w:pPr>
             <w:r>
               <w:rPr>
-                <w:rFonts w:ascii="Arial" w:hAnsi="Arial"/>
                 <w:b w:val="0"/>
-                <w:color w:val="1B2733"/>
-                <w:sz w:val="18"/>
+                <w:color w:val="172C3A"/>
+                <w:sz w:val="19"/>
               </w:rPr>
-              <w:t>DATA DE MODIFICAÇÃO</w:t>
+              <w:t>Base não reconhecida</w:t>
             </w:r>
           </w:p>
         </w:tc>
         <w:tc>
           <w:tcPr>
-            <w:tcW w:type="dxa" w:w="5040"/>
-            <w:shd w:fill="F7FAFC"/>
+            <w:tcW w:type="dxa" w:w="6803"/>
+            <w:vAlign w:val="center"/>
+            <w:shd w:fill="FFFFFF"/>
             <w:tcMar>
-              <w:top w:w="100" w:type="dxa"/>
-              <w:start w:w="120" w:type="dxa"/>
-              <w:bottom w:w="100" w:type="dxa"/>
-              <w:end w:w="120" w:type="dxa"/>
+              <w:top w:w="95" w:type="dxa"/>
+              <w:left w:w="95" w:type="dxa"/>
+              <w:bottom w:w="95" w:type="dxa"/>
+              <w:right w:w="95" w:type="dxa"/>
             </w:tcMar>
             <w:tcBorders>
-              <w:top w:val="single" w:sz="3" w:color="DCE4EC"/>
-              <w:left w:val="single" w:sz="3" w:color="DCE4EC"/>
-              <w:bottom w:val="single" w:sz="3" w:color="DCE4EC"/>
-              <w:right w:val="single" w:sz="3" w:color="DCE4EC"/>
+              <w:top w:val="single" w:sz="4" w:color="D9D9D9"/>
+              <w:left w:val="single" w:sz="4" w:color="D9D9D9"/>
+              <w:bottom w:val="single" w:sz="4" w:color="D9D9D9"/>
+              <w:right w:val="single" w:sz="4" w:color="D9D9D9"/>
             </w:tcBorders>
-            <w:vAlign w:val="center"/>
           </w:tcPr>
           <w:p>
+            <w:pPr>
+              <w:spacing w:after="20" w:line="250" w:lineRule="auto"/>
+            </w:pPr>
             <w:r>
               <w:rPr>
-                <w:rFonts w:ascii="Arial" w:hAnsi="Arial"/>
                 <w:b w:val="0"/>
-                <w:color w:val="1B2733"/>
-                <w:sz w:val="18"/>
+                <w:color w:val="172C3A"/>
+                <w:sz w:val="19"/>
               </w:rPr>
-              <w:t>Valor recebido na base de entrada.</w:t>
+              <w:t>Confira o formato .xlsx, a aba e os três cabeçalhos de entrada.</w:t>
             </w:r>
           </w:p>
         </w:tc>
@@ -3314,61 +2665,65 @@
         </w:trPr>
         <w:tc>
           <w:tcPr>
-            <w:tcW w:type="dxa" w:w="5040"/>
-            <w:shd w:fill="FFFFFF"/>
+            <w:tcW w:type="dxa" w:w="2835"/>
+            <w:vAlign w:val="center"/>
+            <w:shd w:fill="EDF3F6"/>
             <w:tcMar>
-              <w:top w:w="100" w:type="dxa"/>
-              <w:start w:w="120" w:type="dxa"/>
-              <w:bottom w:w="100" w:type="dxa"/>
-              <w:end w:w="120" w:type="dxa"/>
+              <w:top w:w="95" w:type="dxa"/>
+              <w:left w:w="95" w:type="dxa"/>
+              <w:bottom w:w="95" w:type="dxa"/>
+              <w:right w:w="95" w:type="dxa"/>
             </w:tcMar>
             <w:tcBorders>
-              <w:top w:val="single" w:sz="3" w:color="DCE4EC"/>
-              <w:left w:val="single" w:sz="3" w:color="DCE4EC"/>
-              <w:bottom w:val="single" w:sz="3" w:color="DCE4EC"/>
-              <w:right w:val="single" w:sz="3" w:color="DCE4EC"/>
+              <w:top w:val="single" w:sz="4" w:color="D9D9D9"/>
+              <w:left w:val="single" w:sz="4" w:color="D9D9D9"/>
+              <w:bottom w:val="single" w:sz="4" w:color="D9D9D9"/>
+              <w:right w:val="single" w:sz="4" w:color="D9D9D9"/>
             </w:tcBorders>
-            <w:vAlign w:val="center"/>
           </w:tcPr>
           <w:p>
+            <w:pPr>
+              <w:spacing w:after="20" w:line="250" w:lineRule="auto"/>
+            </w:pPr>
             <w:r>
               <w:rPr>
-                <w:rFonts w:ascii="Arial" w:hAnsi="Arial"/>
                 <w:b w:val="0"/>
-                <w:color w:val="1B2733"/>
-                <w:sz w:val="18"/>
+                <w:color w:val="172C3A"/>
+                <w:sz w:val="19"/>
               </w:rPr>
-              <w:t>STATUS</w:t>
+              <w:t>Indicadores sem mudança</w:t>
             </w:r>
           </w:p>
         </w:tc>
         <w:tc>
           <w:tcPr>
-            <w:tcW w:type="dxa" w:w="5040"/>
-            <w:shd w:fill="FFFFFF"/>
+            <w:tcW w:type="dxa" w:w="6803"/>
+            <w:vAlign w:val="center"/>
+            <w:shd w:fill="EDF3F6"/>
             <w:tcMar>
-              <w:top w:w="100" w:type="dxa"/>
-              <w:start w:w="120" w:type="dxa"/>
-              <w:bottom w:w="100" w:type="dxa"/>
-              <w:end w:w="120" w:type="dxa"/>
+              <w:top w:w="95" w:type="dxa"/>
+              <w:left w:w="95" w:type="dxa"/>
+              <w:bottom w:w="95" w:type="dxa"/>
+              <w:right w:w="95" w:type="dxa"/>
             </w:tcMar>
             <w:tcBorders>
-              <w:top w:val="single" w:sz="3" w:color="DCE4EC"/>
-              <w:left w:val="single" w:sz="3" w:color="DCE4EC"/>
-              <w:bottom w:val="single" w:sz="3" w:color="DCE4EC"/>
-              <w:right w:val="single" w:sz="3" w:color="DCE4EC"/>
+              <w:top w:val="single" w:sz="4" w:color="D9D9D9"/>
+              <w:left w:val="single" w:sz="4" w:color="D9D9D9"/>
+              <w:bottom w:val="single" w:sz="4" w:color="D9D9D9"/>
+              <w:right w:val="single" w:sz="4" w:color="D9D9D9"/>
             </w:tcBorders>
-            <w:vAlign w:val="center"/>
           </w:tcPr>
           <w:p>
+            <w:pPr>
+              <w:spacing w:after="20" w:line="250" w:lineRule="auto"/>
+            </w:pPr>
             <w:r>
               <w:rPr>
-                <w:rFonts w:ascii="Arial" w:hAnsi="Arial"/>
                 <w:b w:val="0"/>
-                <w:color w:val="1B2733"/>
-                <w:sz w:val="18"/>
+                <w:color w:val="172C3A"/>
+                <w:sz w:val="19"/>
               </w:rPr>
-              <w:t>Situação atual do case.</w:t>
+              <w:t>Confira o cálculo automático, o filtro e a sincronização do arquivo compartilhado.</w:t>
             </w:r>
           </w:p>
         </w:tc>
@@ -3379,61 +2734,65 @@
         </w:trPr>
         <w:tc>
           <w:tcPr>
-            <w:tcW w:type="dxa" w:w="5040"/>
-            <w:shd w:fill="F7FAFC"/>
+            <w:tcW w:type="dxa" w:w="2835"/>
+            <w:vAlign w:val="center"/>
+            <w:shd w:fill="FFFFFF"/>
             <w:tcMar>
-              <w:top w:w="100" w:type="dxa"/>
-              <w:start w:w="120" w:type="dxa"/>
-              <w:bottom w:w="100" w:type="dxa"/>
-              <w:end w:w="120" w:type="dxa"/>
+              <w:top w:w="95" w:type="dxa"/>
+              <w:left w:w="95" w:type="dxa"/>
+              <w:bottom w:w="95" w:type="dxa"/>
+              <w:right w:w="95" w:type="dxa"/>
             </w:tcMar>
             <w:tcBorders>
-              <w:top w:val="single" w:sz="3" w:color="DCE4EC"/>
-              <w:left w:val="single" w:sz="3" w:color="DCE4EC"/>
-              <w:bottom w:val="single" w:sz="3" w:color="DCE4EC"/>
-              <w:right w:val="single" w:sz="3" w:color="DCE4EC"/>
+              <w:top w:val="single" w:sz="4" w:color="D9D9D9"/>
+              <w:left w:val="single" w:sz="4" w:color="D9D9D9"/>
+              <w:bottom w:val="single" w:sz="4" w:color="D9D9D9"/>
+              <w:right w:val="single" w:sz="4" w:color="D9D9D9"/>
             </w:tcBorders>
-            <w:vAlign w:val="center"/>
           </w:tcPr>
           <w:p>
+            <w:pPr>
+              <w:spacing w:after="20" w:line="250" w:lineRule="auto"/>
+            </w:pPr>
             <w:r>
               <w:rPr>
-                <w:rFonts w:ascii="Arial" w:hAnsi="Arial"/>
                 <w:b w:val="0"/>
-                <w:color w:val="1B2733"/>
-                <w:sz w:val="18"/>
+                <w:color w:val="172C3A"/>
+                <w:sz w:val="19"/>
               </w:rPr>
-              <w:t>MOTIVO</w:t>
+              <w:t>PDF não é gerado</w:t>
             </w:r>
           </w:p>
         </w:tc>
         <w:tc>
           <w:tcPr>
-            <w:tcW w:type="dxa" w:w="5040"/>
-            <w:shd w:fill="F7FAFC"/>
+            <w:tcW w:type="dxa" w:w="6803"/>
+            <w:vAlign w:val="center"/>
+            <w:shd w:fill="FFFFFF"/>
             <w:tcMar>
-              <w:top w:w="100" w:type="dxa"/>
-              <w:start w:w="120" w:type="dxa"/>
-              <w:bottom w:w="100" w:type="dxa"/>
-              <w:end w:w="120" w:type="dxa"/>
+              <w:top w:w="95" w:type="dxa"/>
+              <w:left w:w="95" w:type="dxa"/>
+              <w:bottom w:w="95" w:type="dxa"/>
+              <w:right w:w="95" w:type="dxa"/>
             </w:tcMar>
             <w:tcBorders>
-              <w:top w:val="single" w:sz="3" w:color="DCE4EC"/>
-              <w:left w:val="single" w:sz="3" w:color="DCE4EC"/>
-              <w:bottom w:val="single" w:sz="3" w:color="DCE4EC"/>
-              <w:right w:val="single" w:sz="3" w:color="DCE4EC"/>
+              <w:top w:val="single" w:sz="4" w:color="D9D9D9"/>
+              <w:left w:val="single" w:sz="4" w:color="D9D9D9"/>
+              <w:bottom w:val="single" w:sz="4" w:color="D9D9D9"/>
+              <w:right w:val="single" w:sz="4" w:color="D9D9D9"/>
             </w:tcBorders>
-            <w:vAlign w:val="center"/>
           </w:tcPr>
           <w:p>
+            <w:pPr>
+              <w:spacing w:after="20" w:line="250" w:lineRule="auto"/>
+            </w:pPr>
             <w:r>
               <w:rPr>
-                <w:rFonts w:ascii="Arial" w:hAnsi="Arial"/>
                 <w:b w:val="0"/>
-                <w:color w:val="1B2733"/>
-                <w:sz w:val="18"/>
+                <w:color w:val="172C3A"/>
+                <w:sz w:val="19"/>
               </w:rPr>
-              <w:t>Complemento opcional do status.</w:t>
+              <w:t>Confira Excel instalado, macros permitidas e escrita na pasta de destino.</w:t>
             </w:r>
           </w:p>
         </w:tc>
@@ -3444,920 +2803,65 @@
         </w:trPr>
         <w:tc>
           <w:tcPr>
-            <w:tcW w:type="dxa" w:w="5040"/>
-            <w:shd w:fill="FFFFFF"/>
+            <w:tcW w:type="dxa" w:w="2835"/>
+            <w:vAlign w:val="center"/>
+            <w:shd w:fill="EDF3F6"/>
             <w:tcMar>
-              <w:top w:w="100" w:type="dxa"/>
-              <w:start w:w="120" w:type="dxa"/>
-              <w:bottom w:w="100" w:type="dxa"/>
-              <w:end w:w="120" w:type="dxa"/>
+              <w:top w:w="95" w:type="dxa"/>
+              <w:left w:w="95" w:type="dxa"/>
+              <w:bottom w:w="95" w:type="dxa"/>
+              <w:right w:w="95" w:type="dxa"/>
             </w:tcMar>
             <w:tcBorders>
-              <w:top w:val="single" w:sz="3" w:color="DCE4EC"/>
-              <w:left w:val="single" w:sz="3" w:color="DCE4EC"/>
-              <w:bottom w:val="single" w:sz="3" w:color="DCE4EC"/>
-              <w:right w:val="single" w:sz="3" w:color="DCE4EC"/>
+              <w:top w:val="single" w:sz="4" w:color="D9D9D9"/>
+              <w:left w:val="single" w:sz="4" w:color="D9D9D9"/>
+              <w:bottom w:val="single" w:sz="4" w:color="D9D9D9"/>
+              <w:right w:val="single" w:sz="4" w:color="D9D9D9"/>
             </w:tcBorders>
-            <w:vAlign w:val="center"/>
           </w:tcPr>
           <w:p>
+            <w:pPr>
+              <w:spacing w:after="20" w:line="250" w:lineRule="auto"/>
+            </w:pPr>
             <w:r>
               <w:rPr>
-                <w:rFonts w:ascii="Arial" w:hAnsi="Arial"/>
                 <w:b w:val="0"/>
-                <w:color w:val="1B2733"/>
-                <w:sz w:val="18"/>
+                <w:color w:val="172C3A"/>
+                <w:sz w:val="19"/>
               </w:rPr>
-              <w:t>OBSERVAÇÃO</w:t>
+              <w:t>Quantidade inesperada</w:t>
             </w:r>
           </w:p>
         </w:tc>
         <w:tc>
           <w:tcPr>
-            <w:tcW w:type="dxa" w:w="5040"/>
-            <w:shd w:fill="FFFFFF"/>
+            <w:tcW w:type="dxa" w:w="6803"/>
+            <w:vAlign w:val="center"/>
+            <w:shd w:fill="EDF3F6"/>
             <w:tcMar>
-              <w:top w:w="100" w:type="dxa"/>
-              <w:start w:w="120" w:type="dxa"/>
-              <w:bottom w:w="100" w:type="dxa"/>
-              <w:end w:w="120" w:type="dxa"/>
+              <w:top w:w="95" w:type="dxa"/>
+              <w:left w:w="95" w:type="dxa"/>
+              <w:bottom w:w="95" w:type="dxa"/>
+              <w:right w:w="95" w:type="dxa"/>
             </w:tcMar>
             <w:tcBorders>
-              <w:top w:val="single" w:sz="3" w:color="DCE4EC"/>
-              <w:left w:val="single" w:sz="3" w:color="DCE4EC"/>
-              <w:bottom w:val="single" w:sz="3" w:color="DCE4EC"/>
-              <w:right w:val="single" w:sz="3" w:color="DCE4EC"/>
-            </w:tcBorders>
-            <w:vAlign w:val="center"/>
-          </w:tcPr>
-          <w:p>
-            <w:r>
-              <w:rPr>
-                <w:rFonts w:ascii="Arial" w:hAnsi="Arial"/>
-                <w:b w:val="0"/>
-                <w:color w:val="1B2733"/>
-                <w:sz w:val="18"/>
-              </w:rPr>
-              <w:t>Contexto, pendências e destino de escalonamento.</w:t>
-            </w:r>
-          </w:p>
-        </w:tc>
-      </w:tr>
-      <w:tr>
-        <w:trPr>
-          <w:cantSplit/>
-        </w:trPr>
-        <w:tc>
-          <w:tcPr>
-            <w:tcW w:type="dxa" w:w="5040"/>
-            <w:shd w:fill="F7FAFC"/>
-            <w:tcMar>
-              <w:top w:w="100" w:type="dxa"/>
-              <w:start w:w="120" w:type="dxa"/>
-              <w:bottom w:w="100" w:type="dxa"/>
-              <w:end w:w="120" w:type="dxa"/>
-            </w:tcMar>
-            <w:tcBorders>
-              <w:top w:val="single" w:sz="3" w:color="DCE4EC"/>
-              <w:left w:val="single" w:sz="3" w:color="DCE4EC"/>
-              <w:bottom w:val="single" w:sz="3" w:color="DCE4EC"/>
-              <w:right w:val="single" w:sz="3" w:color="DCE4EC"/>
-            </w:tcBorders>
-            <w:vAlign w:val="center"/>
-          </w:tcPr>
-          <w:p>
-            <w:r>
-              <w:rPr>
-                <w:rFonts w:ascii="Arial" w:hAnsi="Arial"/>
-                <w:b w:val="0"/>
-                <w:color w:val="1B2733"/>
-                <w:sz w:val="18"/>
-              </w:rPr>
-              <w:t>RESPONSÁVEL</w:t>
-            </w:r>
-          </w:p>
-        </w:tc>
-        <w:tc>
-          <w:tcPr>
-            <w:tcW w:type="dxa" w:w="5040"/>
-            <w:shd w:fill="F7FAFC"/>
-            <w:tcMar>
-              <w:top w:w="100" w:type="dxa"/>
-              <w:start w:w="120" w:type="dxa"/>
-              <w:bottom w:w="100" w:type="dxa"/>
-              <w:end w:w="120" w:type="dxa"/>
-            </w:tcMar>
-            <w:tcBorders>
-              <w:top w:val="single" w:sz="3" w:color="DCE4EC"/>
-              <w:left w:val="single" w:sz="3" w:color="DCE4EC"/>
-              <w:bottom w:val="single" w:sz="3" w:color="DCE4EC"/>
-              <w:right w:val="single" w:sz="3" w:color="DCE4EC"/>
-            </w:tcBorders>
-            <w:vAlign w:val="center"/>
-          </w:tcPr>
-          <w:p>
-            <w:r>
-              <w:rPr>
-                <w:rFonts w:ascii="Arial" w:hAnsi="Arial"/>
-                <w:b w:val="0"/>
-                <w:color w:val="1B2733"/>
-                <w:sz w:val="18"/>
-              </w:rPr>
-              <w:t>Pessoa atribuída ao case.</w:t>
-            </w:r>
-          </w:p>
-        </w:tc>
-      </w:tr>
-    </w:tbl>
-    <w:p>
-      <w:pPr>
-        <w:pStyle w:val="Heading2"/>
-        <w:keepNext/>
-        <w:spacing w:before="100" w:after="80"/>
-      </w:pPr>
-      <w:r>
-        <w:rPr>
-          <w:rFonts w:ascii="Arial" w:hAnsi="Arial"/>
-          <w:b/>
-          <w:color w:val="101923"/>
-          <w:sz w:val="26"/>
-        </w:rPr>
-        <w:t>Aba Resumo</w:t>
-      </w:r>
-    </w:p>
-    <w:p>
-      <w:pPr>
-        <w:pStyle w:val="ListBullet"/>
-        <w:spacing w:after="60"/>
-        <w:ind w:left="0"/>
-      </w:pPr>
-      <w:r>
-        <w:rPr>
-          <w:rFonts w:ascii="Arial" w:hAnsi="Arial"/>
-          <w:b w:val="0"/>
-          <w:color w:val="1B2733"/>
-          <w:sz w:val="20"/>
-        </w:rPr>
-        <w:t>Registra a base de entrada e a aba utilizada.</w:t>
-      </w:r>
-    </w:p>
-    <w:p>
-      <w:pPr>
-        <w:pStyle w:val="ListBullet"/>
-        <w:spacing w:after="60"/>
-        <w:ind w:left="0"/>
-      </w:pPr>
-      <w:r>
-        <w:rPr>
-          <w:rFonts w:ascii="Arial" w:hAnsi="Arial"/>
-          <w:b w:val="0"/>
-          <w:color w:val="1B2733"/>
-          <w:sz w:val="20"/>
-        </w:rPr>
-        <w:t>Preserva a fotografia da distribuição inicial.</w:t>
-      </w:r>
-    </w:p>
-    <w:p>
-      <w:pPr>
-        <w:pStyle w:val="ListBullet"/>
-        <w:spacing w:after="60"/>
-        <w:ind w:left="0"/>
-      </w:pPr>
-      <w:r>
-        <w:rPr>
-          <w:rFonts w:ascii="Arial" w:hAnsi="Arial"/>
-          <w:b w:val="0"/>
-          <w:color w:val="1B2733"/>
-          <w:sz w:val="20"/>
-        </w:rPr>
-        <w:t>Mostra quantidade por responsável e por data de abertura.</w:t>
-      </w:r>
-    </w:p>
-    <w:p>
-      <w:pPr>
-        <w:pStyle w:val="ListBullet"/>
-        <w:spacing w:after="60"/>
-        <w:ind w:left="0"/>
-      </w:pPr>
-      <w:r>
-        <w:rPr>
-          <w:rFonts w:ascii="Arial" w:hAnsi="Arial"/>
-          <w:b w:val="0"/>
-          <w:color w:val="1B2733"/>
-          <w:sz w:val="20"/>
-        </w:rPr>
-        <w:t>Lista os cases mantidos em espera e exclusões não encontradas na base.</w:t>
-      </w:r>
-    </w:p>
-    <w:p>
-      <w:pPr>
-        <w:pStyle w:val="Heading1"/>
-        <w:keepNext/>
-        <w:spacing w:before="160" w:after="80"/>
-      </w:pPr>
-      <w:r>
-        <w:rPr>
-          <w:rFonts w:ascii="Arial" w:hAnsi="Arial"/>
-          <w:b/>
-          <w:color w:val="101923"/>
-          <w:sz w:val="34"/>
-        </w:rPr>
-        <w:t>7. Status e rotina de acompanhamento</w:t>
-      </w:r>
-    </w:p>
-    <w:tbl>
-      <w:tblPr>
-        <w:tblW w:type="auto" w:w="0"/>
-        <w:jc w:val="center"/>
-        <w:tblLayout w:type="autofit"/>
-        <w:tblLook w:firstColumn="1" w:firstRow="1" w:lastColumn="0" w:lastRow="0" w:noHBand="0" w:noVBand="1" w:val="04A0"/>
-      </w:tblPr>
-      <w:tblGrid>
-        <w:gridCol w:w="5040"/>
-        <w:gridCol w:w="5040"/>
-      </w:tblGrid>
-      <w:tr>
-        <w:tc>
-          <w:tcPr>
-            <w:tcW w:type="dxa" w:w="5040"/>
-            <w:shd w:fill="101923"/>
-            <w:tcMar>
-              <w:top w:w="110" w:type="dxa"/>
-              <w:start w:w="120" w:type="dxa"/>
-              <w:bottom w:w="110" w:type="dxa"/>
-              <w:end w:w="120" w:type="dxa"/>
-            </w:tcMar>
-            <w:tcBorders>
-              <w:top w:val="single" w:sz="4" w:color="101923"/>
-              <w:left w:val="single" w:sz="4" w:color="101923"/>
-              <w:bottom w:val="single" w:sz="4" w:color="101923"/>
-              <w:right w:val="single" w:sz="4" w:color="101923"/>
+              <w:top w:val="single" w:sz="4" w:color="D9D9D9"/>
+              <w:left w:val="single" w:sz="4" w:color="D9D9D9"/>
+              <w:bottom w:val="single" w:sz="4" w:color="D9D9D9"/>
+              <w:right w:val="single" w:sz="4" w:color="D9D9D9"/>
             </w:tcBorders>
           </w:tcPr>
           <w:p>
             <w:pPr>
-              <w:jc w:val="left"/>
+              <w:spacing w:after="20" w:line="250" w:lineRule="auto"/>
             </w:pPr>
             <w:r>
               <w:rPr>
-                <w:rFonts w:ascii="Arial" w:hAnsi="Arial"/>
-                <w:b/>
-                <w:color w:val="FFFFFF"/>
+                <w:b w:val="0"/>
+                <w:color w:val="172C3A"/>
                 <w:sz w:val="19"/>
               </w:rPr>
-              <w:t>Status</w:t>
-            </w:r>
-          </w:p>
-        </w:tc>
-        <w:tc>
-          <w:tcPr>
-            <w:tcW w:type="dxa" w:w="5040"/>
-            <w:shd w:fill="101923"/>
-            <w:tcMar>
-              <w:top w:w="110" w:type="dxa"/>
-              <w:start w:w="120" w:type="dxa"/>
-              <w:bottom w:w="110" w:type="dxa"/>
-              <w:end w:w="120" w:type="dxa"/>
-            </w:tcMar>
-            <w:tcBorders>
-              <w:top w:val="single" w:sz="4" w:color="101923"/>
-              <w:left w:val="single" w:sz="4" w:color="101923"/>
-              <w:bottom w:val="single" w:sz="4" w:color="101923"/>
-              <w:right w:val="single" w:sz="4" w:color="101923"/>
-            </w:tcBorders>
-          </w:tcPr>
-          <w:p>
-            <w:pPr>
-              <w:jc w:val="left"/>
-            </w:pPr>
-            <w:r>
-              <w:rPr>
-                <w:rFonts w:ascii="Arial" w:hAnsi="Arial"/>
-                <w:b/>
-                <w:color w:val="FFFFFF"/>
-                <w:sz w:val="19"/>
-              </w:rPr>
-              <w:t>Quando usar</w:t>
-            </w:r>
-          </w:p>
-        </w:tc>
-      </w:tr>
-      <w:tr>
-        <w:trPr>
-          <w:cantSplit/>
-        </w:trPr>
-        <w:tc>
-          <w:tcPr>
-            <w:tcW w:type="dxa" w:w="5040"/>
-            <w:shd w:fill="F7FAFC"/>
-            <w:tcMar>
-              <w:top w:w="100" w:type="dxa"/>
-              <w:start w:w="120" w:type="dxa"/>
-              <w:bottom w:w="100" w:type="dxa"/>
-              <w:end w:w="120" w:type="dxa"/>
-            </w:tcMar>
-            <w:tcBorders>
-              <w:top w:val="single" w:sz="3" w:color="DCE4EC"/>
-              <w:left w:val="single" w:sz="3" w:color="DCE4EC"/>
-              <w:bottom w:val="single" w:sz="3" w:color="DCE4EC"/>
-              <w:right w:val="single" w:sz="3" w:color="DCE4EC"/>
-            </w:tcBorders>
-            <w:vAlign w:val="center"/>
-          </w:tcPr>
-          <w:p>
-            <w:r>
-              <w:rPr>
-                <w:rFonts w:ascii="Arial" w:hAnsi="Arial"/>
-                <w:b w:val="0"/>
-                <w:color w:val="1B2733"/>
-                <w:sz w:val="18"/>
-              </w:rPr>
-              <w:t>Pendente</w:t>
-            </w:r>
-          </w:p>
-        </w:tc>
-        <w:tc>
-          <w:tcPr>
-            <w:tcW w:type="dxa" w:w="5040"/>
-            <w:shd w:fill="F7FAFC"/>
-            <w:tcMar>
-              <w:top w:w="100" w:type="dxa"/>
-              <w:start w:w="120" w:type="dxa"/>
-              <w:bottom w:w="100" w:type="dxa"/>
-              <w:end w:w="120" w:type="dxa"/>
-            </w:tcMar>
-            <w:tcBorders>
-              <w:top w:val="single" w:sz="3" w:color="DCE4EC"/>
-              <w:left w:val="single" w:sz="3" w:color="DCE4EC"/>
-              <w:bottom w:val="single" w:sz="3" w:color="DCE4EC"/>
-              <w:right w:val="single" w:sz="3" w:color="DCE4EC"/>
-            </w:tcBorders>
-            <w:vAlign w:val="center"/>
-          </w:tcPr>
-          <w:p>
-            <w:r>
-              <w:rPr>
-                <w:rFonts w:ascii="Arial" w:hAnsi="Arial"/>
-                <w:b w:val="0"/>
-                <w:color w:val="1B2733"/>
-                <w:sz w:val="18"/>
-              </w:rPr>
-              <w:t>Ainda não iniciado.</w:t>
-            </w:r>
-          </w:p>
-        </w:tc>
-      </w:tr>
-      <w:tr>
-        <w:trPr>
-          <w:cantSplit/>
-        </w:trPr>
-        <w:tc>
-          <w:tcPr>
-            <w:tcW w:type="dxa" w:w="5040"/>
-            <w:shd w:fill="FFFFFF"/>
-            <w:tcMar>
-              <w:top w:w="100" w:type="dxa"/>
-              <w:start w:w="120" w:type="dxa"/>
-              <w:bottom w:w="100" w:type="dxa"/>
-              <w:end w:w="120" w:type="dxa"/>
-            </w:tcMar>
-            <w:tcBorders>
-              <w:top w:val="single" w:sz="3" w:color="DCE4EC"/>
-              <w:left w:val="single" w:sz="3" w:color="DCE4EC"/>
-              <w:bottom w:val="single" w:sz="3" w:color="DCE4EC"/>
-              <w:right w:val="single" w:sz="3" w:color="DCE4EC"/>
-            </w:tcBorders>
-            <w:vAlign w:val="center"/>
-          </w:tcPr>
-          <w:p>
-            <w:r>
-              <w:rPr>
-                <w:rFonts w:ascii="Arial" w:hAnsi="Arial"/>
-                <w:b w:val="0"/>
-                <w:color w:val="1B2733"/>
-                <w:sz w:val="18"/>
-              </w:rPr>
-              <w:t>Em andamento</w:t>
-            </w:r>
-          </w:p>
-        </w:tc>
-        <w:tc>
-          <w:tcPr>
-            <w:tcW w:type="dxa" w:w="5040"/>
-            <w:shd w:fill="FFFFFF"/>
-            <w:tcMar>
-              <w:top w:w="100" w:type="dxa"/>
-              <w:start w:w="120" w:type="dxa"/>
-              <w:bottom w:w="100" w:type="dxa"/>
-              <w:end w:w="120" w:type="dxa"/>
-            </w:tcMar>
-            <w:tcBorders>
-              <w:top w:val="single" w:sz="3" w:color="DCE4EC"/>
-              <w:left w:val="single" w:sz="3" w:color="DCE4EC"/>
-              <w:bottom w:val="single" w:sz="3" w:color="DCE4EC"/>
-              <w:right w:val="single" w:sz="3" w:color="DCE4EC"/>
-            </w:tcBorders>
-            <w:vAlign w:val="center"/>
-          </w:tcPr>
-          <w:p>
-            <w:r>
-              <w:rPr>
-                <w:rFonts w:ascii="Arial" w:hAnsi="Arial"/>
-                <w:b w:val="0"/>
-                <w:color w:val="1B2733"/>
-                <w:sz w:val="18"/>
-              </w:rPr>
-              <w:t>Case em tratamento.</w:t>
-            </w:r>
-          </w:p>
-        </w:tc>
-      </w:tr>
-      <w:tr>
-        <w:trPr>
-          <w:cantSplit/>
-        </w:trPr>
-        <w:tc>
-          <w:tcPr>
-            <w:tcW w:type="dxa" w:w="5040"/>
-            <w:shd w:fill="F7FAFC"/>
-            <w:tcMar>
-              <w:top w:w="100" w:type="dxa"/>
-              <w:start w:w="120" w:type="dxa"/>
-              <w:bottom w:w="100" w:type="dxa"/>
-              <w:end w:w="120" w:type="dxa"/>
-            </w:tcMar>
-            <w:tcBorders>
-              <w:top w:val="single" w:sz="3" w:color="DCE4EC"/>
-              <w:left w:val="single" w:sz="3" w:color="DCE4EC"/>
-              <w:bottom w:val="single" w:sz="3" w:color="DCE4EC"/>
-              <w:right w:val="single" w:sz="3" w:color="DCE4EC"/>
-            </w:tcBorders>
-            <w:vAlign w:val="center"/>
-          </w:tcPr>
-          <w:p>
-            <w:r>
-              <w:rPr>
-                <w:rFonts w:ascii="Arial" w:hAnsi="Arial"/>
-                <w:b w:val="0"/>
-                <w:color w:val="1B2733"/>
-                <w:sz w:val="18"/>
-              </w:rPr>
-              <w:t>Concluído</w:t>
-            </w:r>
-          </w:p>
-        </w:tc>
-        <w:tc>
-          <w:tcPr>
-            <w:tcW w:type="dxa" w:w="5040"/>
-            <w:shd w:fill="F7FAFC"/>
-            <w:tcMar>
-              <w:top w:w="100" w:type="dxa"/>
-              <w:start w:w="120" w:type="dxa"/>
-              <w:bottom w:w="100" w:type="dxa"/>
-              <w:end w:w="120" w:type="dxa"/>
-            </w:tcMar>
-            <w:tcBorders>
-              <w:top w:val="single" w:sz="3" w:color="DCE4EC"/>
-              <w:left w:val="single" w:sz="3" w:color="DCE4EC"/>
-              <w:bottom w:val="single" w:sz="3" w:color="DCE4EC"/>
-              <w:right w:val="single" w:sz="3" w:color="DCE4EC"/>
-            </w:tcBorders>
-            <w:vAlign w:val="center"/>
-          </w:tcPr>
-          <w:p>
-            <w:r>
-              <w:rPr>
-                <w:rFonts w:ascii="Arial" w:hAnsi="Arial"/>
-                <w:b w:val="0"/>
-                <w:color w:val="1B2733"/>
-                <w:sz w:val="18"/>
-              </w:rPr>
-              <w:t>Tratamento finalizado.</w:t>
-            </w:r>
-          </w:p>
-        </w:tc>
-      </w:tr>
-      <w:tr>
-        <w:trPr>
-          <w:cantSplit/>
-        </w:trPr>
-        <w:tc>
-          <w:tcPr>
-            <w:tcW w:type="dxa" w:w="5040"/>
-            <w:shd w:fill="FFFFFF"/>
-            <w:tcMar>
-              <w:top w:w="100" w:type="dxa"/>
-              <w:start w:w="120" w:type="dxa"/>
-              <w:bottom w:w="100" w:type="dxa"/>
-              <w:end w:w="120" w:type="dxa"/>
-            </w:tcMar>
-            <w:tcBorders>
-              <w:top w:val="single" w:sz="3" w:color="DCE4EC"/>
-              <w:left w:val="single" w:sz="3" w:color="DCE4EC"/>
-              <w:bottom w:val="single" w:sz="3" w:color="DCE4EC"/>
-              <w:right w:val="single" w:sz="3" w:color="DCE4EC"/>
-            </w:tcBorders>
-            <w:vAlign w:val="center"/>
-          </w:tcPr>
-          <w:p>
-            <w:r>
-              <w:rPr>
-                <w:rFonts w:ascii="Arial" w:hAnsi="Arial"/>
-                <w:b w:val="0"/>
-                <w:color w:val="1B2733"/>
-                <w:sz w:val="18"/>
-              </w:rPr>
-              <w:t>Revisar depois</w:t>
-            </w:r>
-          </w:p>
-        </w:tc>
-        <w:tc>
-          <w:tcPr>
-            <w:tcW w:type="dxa" w:w="5040"/>
-            <w:shd w:fill="FFFFFF"/>
-            <w:tcMar>
-              <w:top w:w="100" w:type="dxa"/>
-              <w:start w:w="120" w:type="dxa"/>
-              <w:bottom w:w="100" w:type="dxa"/>
-              <w:end w:w="120" w:type="dxa"/>
-            </w:tcMar>
-            <w:tcBorders>
-              <w:top w:val="single" w:sz="3" w:color="DCE4EC"/>
-              <w:left w:val="single" w:sz="3" w:color="DCE4EC"/>
-              <w:bottom w:val="single" w:sz="3" w:color="DCE4EC"/>
-              <w:right w:val="single" w:sz="3" w:color="DCE4EC"/>
-            </w:tcBorders>
-            <w:vAlign w:val="center"/>
-          </w:tcPr>
-          <w:p>
-            <w:r>
-              <w:rPr>
-                <w:rFonts w:ascii="Arial" w:hAnsi="Arial"/>
-                <w:b w:val="0"/>
-                <w:color w:val="1B2733"/>
-                <w:sz w:val="18"/>
-              </w:rPr>
-              <w:t>Deve ser retomado posteriormente pelo mesmo responsável.</w:t>
-            </w:r>
-          </w:p>
-        </w:tc>
-      </w:tr>
-      <w:tr>
-        <w:trPr>
-          <w:cantSplit/>
-        </w:trPr>
-        <w:tc>
-          <w:tcPr>
-            <w:tcW w:type="dxa" w:w="5040"/>
-            <w:shd w:fill="F7FAFC"/>
-            <w:tcMar>
-              <w:top w:w="100" w:type="dxa"/>
-              <w:start w:w="120" w:type="dxa"/>
-              <w:bottom w:w="100" w:type="dxa"/>
-              <w:end w:w="120" w:type="dxa"/>
-            </w:tcMar>
-            <w:tcBorders>
-              <w:top w:val="single" w:sz="3" w:color="DCE4EC"/>
-              <w:left w:val="single" w:sz="3" w:color="DCE4EC"/>
-              <w:bottom w:val="single" w:sz="3" w:color="DCE4EC"/>
-              <w:right w:val="single" w:sz="3" w:color="DCE4EC"/>
-            </w:tcBorders>
-            <w:vAlign w:val="center"/>
-          </w:tcPr>
-          <w:p>
-            <w:r>
-              <w:rPr>
-                <w:rFonts w:ascii="Arial" w:hAnsi="Arial"/>
-                <w:b w:val="0"/>
-                <w:color w:val="1B2733"/>
-                <w:sz w:val="18"/>
-              </w:rPr>
-              <w:t>Escalado</w:t>
-            </w:r>
-          </w:p>
-        </w:tc>
-        <w:tc>
-          <w:tcPr>
-            <w:tcW w:type="dxa" w:w="5040"/>
-            <w:shd w:fill="F7FAFC"/>
-            <w:tcMar>
-              <w:top w:w="100" w:type="dxa"/>
-              <w:start w:w="120" w:type="dxa"/>
-              <w:bottom w:w="100" w:type="dxa"/>
-              <w:end w:w="120" w:type="dxa"/>
-            </w:tcMar>
-            <w:tcBorders>
-              <w:top w:val="single" w:sz="3" w:color="DCE4EC"/>
-              <w:left w:val="single" w:sz="3" w:color="DCE4EC"/>
-              <w:bottom w:val="single" w:sz="3" w:color="DCE4EC"/>
-              <w:right w:val="single" w:sz="3" w:color="DCE4EC"/>
-            </w:tcBorders>
-            <w:vAlign w:val="center"/>
-          </w:tcPr>
-          <w:p>
-            <w:r>
-              <w:rPr>
-                <w:rFonts w:ascii="Arial" w:hAnsi="Arial"/>
-                <w:b w:val="0"/>
-                <w:color w:val="1B2733"/>
-                <w:sz w:val="18"/>
-              </w:rPr>
-              <w:t>Aguarda apoio, validação ou retorno.</w:t>
-            </w:r>
-          </w:p>
-        </w:tc>
-      </w:tr>
-    </w:tbl>
-    <w:tbl>
-      <w:tblPr>
-        <w:tblW w:type="auto" w:w="0"/>
-        <w:jc w:val="center"/>
-        <w:tblLayout w:type="autofit"/>
-        <w:tblLook w:firstColumn="1" w:firstRow="1" w:lastColumn="0" w:lastRow="0" w:noHBand="0" w:noVBand="1" w:val="04A0"/>
-      </w:tblPr>
-      <w:tblGrid>
-        <w:gridCol w:w="10080"/>
-      </w:tblGrid>
-      <w:tr>
-        <w:trPr>
-          <w:cantSplit/>
-        </w:trPr>
-        <w:tc>
-          <w:tcPr>
-            <w:tcW w:type="dxa" w:w="10080"/>
-            <w:shd w:fill="F4EEFF"/>
-            <w:tcMar>
-              <w:top w:w="160" w:type="dxa"/>
-              <w:start w:w="180" w:type="dxa"/>
-              <w:bottom w:w="160" w:type="dxa"/>
-              <w:end w:w="180" w:type="dxa"/>
-            </w:tcMar>
-            <w:tcBorders>
-              <w:top w:val="single" w:sz="6" w:color="9B7BD4"/>
-              <w:left w:val="single" w:sz="14" w:color="9B7BD4"/>
-              <w:bottom w:val="single" w:sz="6" w:color="9B7BD4"/>
-              <w:right w:val="single" w:sz="6" w:color="9B7BD4"/>
-            </w:tcBorders>
-          </w:tcPr>
-          <w:p>
-            <w:pPr>
-              <w:spacing w:after="40"/>
-            </w:pPr>
-            <w:r>
-              <w:rPr>
-                <w:rFonts w:ascii="Arial" w:hAnsi="Arial"/>
-                <w:b/>
-                <w:color w:val="9B7BD4"/>
-                <w:sz w:val="21"/>
-              </w:rPr>
-              <w:t>Escalonamento</w:t>
-            </w:r>
-          </w:p>
-          <w:p>
-            <w:pPr>
-              <w:spacing w:after="0"/>
-            </w:pPr>
-            <w:r>
-              <w:rPr>
-                <w:rFonts w:ascii="Arial" w:hAnsi="Arial"/>
-                <w:b w:val="0"/>
-                <w:color w:val="1B2733"/>
-                <w:sz w:val="19"/>
-              </w:rPr>
-              <w:t>Quando usar o status Escalado, registre em OBSERVAÇÃO para quem o case foi direcionado e o contexto necessário. Exemplo: “Escalado para: Equipe Financeira - aguardando retorno.”</w:t>
-            </w:r>
-          </w:p>
-        </w:tc>
-      </w:tr>
-    </w:tbl>
-    <w:p>
-      <w:pPr>
-        <w:spacing w:after="20"/>
-      </w:pPr>
-    </w:p>
-    <w:p>
-      <w:r>
-        <w:rPr>
-          <w:rFonts w:ascii="Arial" w:hAnsi="Arial"/>
-          <w:b w:val="0"/>
-          <w:color w:val="1B2733"/>
-          <w:sz w:val="21"/>
-        </w:rPr>
-        <w:t>Ainda abertos = distribuídos - concluídos. Cases em revisão e escalados já fazem parte dos abertos.</w:t>
-      </w:r>
-    </w:p>
-    <w:p>
-      <w:pPr>
-        <w:pStyle w:val="Heading1"/>
-        <w:keepNext/>
-        <w:spacing w:before="160" w:after="80"/>
-      </w:pPr>
-      <w:r>
-        <w:rPr>
-          <w:rFonts w:ascii="Arial" w:hAnsi="Arial"/>
-          <w:b/>
-          <w:color w:val="101923"/>
-          <w:sz w:val="34"/>
-        </w:rPr>
-        <w:t>8. Relatórios em PDF</w:t>
-      </w:r>
-    </w:p>
-    <w:p>
-      <w:pPr>
-        <w:pStyle w:val="Heading2"/>
-        <w:keepNext/>
-        <w:spacing w:before="100" w:after="80"/>
-      </w:pPr>
-      <w:r>
-        <w:rPr>
-          <w:rFonts w:ascii="Arial" w:hAnsi="Arial"/>
-          <w:b/>
-          <w:color w:val="101923"/>
-          <w:sz w:val="26"/>
-        </w:rPr>
-        <w:t>Pelo Excel</w:t>
-      </w:r>
-    </w:p>
-    <w:p>
-      <w:pPr>
-        <w:spacing w:after="80"/>
-        <w:ind w:left="0"/>
-      </w:pPr>
-      <w:r>
-        <w:rPr>
-          <w:rFonts w:ascii="Arial" w:hAnsi="Arial"/>
-          <w:b/>
-          <w:color w:val="101923"/>
-          <w:sz w:val="20"/>
-        </w:rPr>
-        <w:t xml:space="preserve">1.  </w:t>
-      </w:r>
-      <w:r>
-        <w:rPr>
-          <w:rFonts w:ascii="Arial" w:hAnsi="Arial"/>
-          <w:b w:val="0"/>
-          <w:color w:val="1B2733"/>
-          <w:sz w:val="20"/>
-        </w:rPr>
-        <w:t>Abra o arquivo .xlsm no Excel instalado.</w:t>
-      </w:r>
-    </w:p>
-    <w:p>
-      <w:pPr>
-        <w:spacing w:after="80"/>
-        <w:ind w:left="0"/>
-      </w:pPr>
-      <w:r>
-        <w:rPr>
-          <w:rFonts w:ascii="Arial" w:hAnsi="Arial"/>
-          <w:b/>
-          <w:color w:val="101923"/>
-          <w:sz w:val="20"/>
-        </w:rPr>
-        <w:t xml:space="preserve">2.  </w:t>
-      </w:r>
-      <w:r>
-        <w:rPr>
-          <w:rFonts w:ascii="Arial" w:hAnsi="Arial"/>
-          <w:b w:val="0"/>
-          <w:color w:val="1B2733"/>
-          <w:sz w:val="20"/>
-        </w:rPr>
-        <w:t>Na aba Gestor, selecione a visão desejada.</w:t>
-      </w:r>
-    </w:p>
-    <w:p>
-      <w:pPr>
-        <w:spacing w:after="80"/>
-        <w:ind w:left="0"/>
-      </w:pPr>
-      <w:r>
-        <w:rPr>
-          <w:rFonts w:ascii="Arial" w:hAnsi="Arial"/>
-          <w:b/>
-          <w:color w:val="101923"/>
-          <w:sz w:val="20"/>
-        </w:rPr>
-        <w:t xml:space="preserve">3.  </w:t>
-      </w:r>
-      <w:r>
-        <w:rPr>
-          <w:rFonts w:ascii="Arial" w:hAnsi="Arial"/>
-          <w:b w:val="0"/>
-          <w:color w:val="1B2733"/>
-          <w:sz w:val="20"/>
-        </w:rPr>
-        <w:t>Clique em GERAR RESUMO PDF.</w:t>
-      </w:r>
-    </w:p>
-    <w:p>
-      <w:pPr>
-        <w:spacing w:after="80"/>
-        <w:ind w:left="0"/>
-      </w:pPr>
-      <w:r>
-        <w:rPr>
-          <w:rFonts w:ascii="Arial" w:hAnsi="Arial"/>
-          <w:b/>
-          <w:color w:val="101923"/>
-          <w:sz w:val="20"/>
-        </w:rPr>
-        <w:t xml:space="preserve">4.  </w:t>
-      </w:r>
-      <w:r>
-        <w:rPr>
-          <w:rFonts w:ascii="Arial" w:hAnsi="Arial"/>
-          <w:b w:val="0"/>
-          <w:color w:val="1B2733"/>
-          <w:sz w:val="20"/>
-        </w:rPr>
-        <w:t>O relatório será criado na pasta Relatorios_PDF.</w:t>
-      </w:r>
-    </w:p>
-    <w:p>
-      <w:pPr>
-        <w:pStyle w:val="Heading2"/>
-        <w:keepNext/>
-        <w:spacing w:before="100" w:after="80"/>
-      </w:pPr>
-      <w:r>
-        <w:rPr>
-          <w:rFonts w:ascii="Arial" w:hAnsi="Arial"/>
-          <w:b/>
-          <w:color w:val="101923"/>
-          <w:sz w:val="26"/>
-        </w:rPr>
-        <w:t>Alternativa em Python</w:t>
-      </w:r>
-    </w:p>
-    <w:p>
-      <w:r>
-        <w:rPr>
-          <w:rFonts w:ascii="Arial" w:hAnsi="Arial"/>
-          <w:b w:val="0"/>
-          <w:color w:val="1B2733"/>
-          <w:sz w:val="21"/>
-        </w:rPr>
-        <w:t>Programa/Gerar_PDF.bat lê uma tracking salva e gera um relatório consolidado. Essa opção usa os valores já gravados no arquivo e não depende do botão VBA.</w:t>
-      </w:r>
-    </w:p>
-    <w:tbl>
-      <w:tblPr>
-        <w:tblW w:type="auto" w:w="0"/>
-        <w:jc w:val="center"/>
-        <w:tblLayout w:type="autofit"/>
-        <w:tblLook w:firstColumn="1" w:firstRow="1" w:lastColumn="0" w:lastRow="0" w:noHBand="0" w:noVBand="1" w:val="04A0"/>
-      </w:tblPr>
-      <w:tblGrid>
-        <w:gridCol w:w="10080"/>
-      </w:tblGrid>
-      <w:tr>
-        <w:trPr>
-          <w:cantSplit/>
-        </w:trPr>
-        <w:tc>
-          <w:tcPr>
-            <w:tcW w:type="dxa" w:w="10080"/>
-            <w:shd w:fill="FFF7E8"/>
-            <w:tcMar>
-              <w:top w:w="160" w:type="dxa"/>
-              <w:start w:w="180" w:type="dxa"/>
-              <w:bottom w:w="160" w:type="dxa"/>
-              <w:end w:w="180" w:type="dxa"/>
-            </w:tcMar>
-            <w:tcBorders>
-              <w:top w:val="single" w:sz="6" w:color="F5CB83"/>
-              <w:left w:val="single" w:sz="14" w:color="F5CB83"/>
-              <w:bottom w:val="single" w:sz="6" w:color="F5CB83"/>
-              <w:right w:val="single" w:sz="6" w:color="F5CB83"/>
-            </w:tcBorders>
-          </w:tcPr>
-          <w:p>
-            <w:pPr>
-              <w:spacing w:after="40"/>
-            </w:pPr>
-            <w:r>
-              <w:rPr>
-                <w:rFonts w:ascii="Arial" w:hAnsi="Arial"/>
-                <w:b/>
-                <w:color w:val="F5CB83"/>
-                <w:sz w:val="21"/>
-              </w:rPr>
-              <w:t>Macros</w:t>
-            </w:r>
-          </w:p>
-          <w:p>
-            <w:pPr>
-              <w:spacing w:after="0"/>
-            </w:pPr>
-            <w:r>
-              <w:rPr>
-                <w:rFonts w:ascii="Arial" w:hAnsi="Arial"/>
-                <w:b w:val="0"/>
-                <w:color w:val="1B2733"/>
-                <w:sz w:val="19"/>
-              </w:rPr>
-              <w:t>O botão do Excel utiliza VBA. Em ambientes onde macros estejam bloqueadas, use a alternativa em Python ou exporte a aba Gestor manualmente pelo Excel.</w:t>
+              <w:t>Consulte exclusões no Resumo e status e responsáveis nos alertas do Gestor.</w:t>
             </w:r>
           </w:p>
         </w:tc>
@@ -4370,1126 +2874,229 @@
     </w:p>
     <w:p>
       <w:pPr>
-        <w:pStyle w:val="Heading1"/>
-        <w:keepNext/>
-        <w:spacing w:before="160" w:after="80"/>
+        <w:pStyle w:val="Heading2"/>
       </w:pPr>
       <w:r>
-        <w:rPr>
-          <w:rFonts w:ascii="Arial" w:hAnsi="Arial"/>
-          <w:b/>
-          <w:color w:val="101923"/>
-          <w:sz w:val="34"/>
-        </w:rPr>
-        <w:t>9. Uso compartilhado</w:t>
+        <w:t>Benefícios para acompanhar no piloto</w:t>
       </w:r>
     </w:p>
     <w:p>
       <w:r>
         <w:rPr>
-          <w:rFonts w:ascii="Arial" w:hAnsi="Arial"/>
           <w:b w:val="0"/>
-          <w:color w:val="1B2733"/>
-          <w:sz w:val="21"/>
         </w:rPr>
-        <w:t>O arquivo final pode ser armazenado em uma solução compatível com edição colaborativa. Para evitar divergências, a equipe deve trabalhar sobre o mesmo arquivo e aguardar a sincronização antes de gerar relatórios.</w:t>
+        <w:t>A distribuição deixa de depender da separação manual de cada responsável. A regra de abertura fica consistente e o gestor passa a consultar uma visão comum de pendências. O PDF facilita o registro do andamento em diferentes horários.</w:t>
+      </w:r>
+    </w:p>
+    <w:p>
+      <w:r>
+        <w:rPr>
+          <w:b w:val="0"/>
+        </w:rPr>
+        <w:t>Para avaliar o ganho real, compare o tempo gasto para distribuir antes e depois, acompanhe a qualidade do preenchimento e observe os cases mais antigos ainda abertos. A ferramenta não traz uma promessa de produtividade nem mede automaticamente o tempo de tratamento.</w:t>
       </w:r>
     </w:p>
     <w:p>
       <w:pPr>
-        <w:pStyle w:val="ListBullet"/>
-        <w:spacing w:after="60"/>
-        <w:ind w:left="0"/>
+        <w:pStyle w:val="Heading2"/>
       </w:pPr>
       <w:r>
+        <w:t>Limitações da versão</w:t>
+      </w:r>
+    </w:p>
+    <w:p>
+      <w:r>
         <w:rPr>
-          <w:rFonts w:ascii="Arial" w:hAnsi="Arial"/>
           <w:b w:val="0"/>
-          <w:color w:val="1B2733"/>
-          <w:sz w:val="20"/>
         </w:rPr>
-        <w:t>A ferramenta não publica o arquivo automaticamente.</w:t>
+        <w:t>A versão 3.1 não possui autenticação, controle de acesso por linha, integração com sistemas externos, execução agendada ou medição automática de início, pausa e tempo de tratamento. Evoluções exigem definição das regras e validação próprias.</w:t>
       </w:r>
     </w:p>
     <w:p>
       <w:pPr>
-        <w:pStyle w:val="ListBullet"/>
-        <w:spacing w:after="60"/>
-        <w:ind w:left="0"/>
+        <w:pStyle w:val="Heading2"/>
       </w:pPr>
       <w:r>
-        <w:rPr>
-          <w:rFonts w:ascii="Arial" w:hAnsi="Arial"/>
-          <w:b w:val="0"/>
-          <w:color w:val="1B2733"/>
-          <w:sz w:val="20"/>
-        </w:rPr>
-        <w:t>Não realiza login ou autenticação em serviços externos.</w:t>
+        <w:t>Material para o GitHub</w:t>
       </w:r>
     </w:p>
     <w:p>
-      <w:pPr>
-        <w:pStyle w:val="ListBullet"/>
-        <w:spacing w:after="60"/>
-        <w:ind w:left="0"/>
-      </w:pPr>
       <w:r>
         <w:rPr>
-          <w:rFonts w:ascii="Arial" w:hAnsi="Arial"/>
           <w:b w:val="0"/>
-          <w:color w:val="1B2733"/>
-          <w:sz w:val="20"/>
         </w:rPr>
-        <w:t>Não configura permissões de acesso.</w:t>
+        <w:t>O pacote de publicação inclui código, documentação e base fictícia. As imagens também usam dados fictícios. Mantenha bases da operação, resultados, relatórios e listas reais fora do repositório. O roteiro em exemplos/COMO_TESTAR.md permite demonstrar a ferramenta sem utilizar dados internos.</w:t>
       </w:r>
     </w:p>
     <w:p>
-      <w:pPr>
-        <w:pStyle w:val="ListBullet"/>
-        <w:spacing w:after="60"/>
-        <w:ind w:left="0"/>
-      </w:pPr>
       <w:r>
-        <w:rPr>
-          <w:rFonts w:ascii="Arial" w:hAnsi="Arial"/>
-          <w:b w:val="0"/>
-          <w:color w:val="1B2733"/>
-          <w:sz w:val="20"/>
-        </w:rPr>
-        <w:t>Cópias separadas não se atualizam entre si.</w:t>
+        <w:br w:type="page"/>
       </w:r>
     </w:p>
     <w:p>
       <w:pPr>
         <w:pStyle w:val="Heading1"/>
-        <w:keepNext/>
-        <w:spacing w:before="160" w:after="80"/>
       </w:pPr>
       <w:r>
-        <w:rPr>
-          <w:rFonts w:ascii="Arial" w:hAnsi="Arial"/>
-          <w:b/>
-          <w:color w:val="101923"/>
-          <w:sz w:val="34"/>
-        </w:rPr>
-        <w:t>10. Atualizando uma tracking existente</w:t>
+        <w:t>Testes e comandos de uso</w:t>
+      </w:r>
+    </w:p>
+    <w:p>
+      <w:pPr>
+        <w:pStyle w:val="Heading2"/>
+      </w:pPr>
+      <w:r>
+        <w:t>Conferência do SLA com dados fictícios</w:t>
       </w:r>
     </w:p>
     <w:p>
       <w:r>
         <w:rPr>
-          <w:rFonts w:ascii="Arial" w:hAnsi="Arial"/>
           <w:b w:val="0"/>
-          <w:color w:val="1B2733"/>
-          <w:sz w:val="21"/>
         </w:rPr>
-        <w:t>Programa/Atualizar_Painel.bat cria uma nova cópia .xlsm a partir de uma tracking compatível, preservando os dados preenchidos e substituindo o painel pelo modelo mais recente.</w:t>
-      </w:r>
-    </w:p>
-    <w:p>
-      <w:pPr>
-        <w:pStyle w:val="ListBullet"/>
-        <w:spacing w:after="60"/>
-        <w:ind w:left="0"/>
-      </w:pPr>
-      <w:r>
-        <w:rPr>
-          <w:rFonts w:ascii="Arial" w:hAnsi="Arial"/>
-          <w:b w:val="0"/>
-          <w:color w:val="1B2733"/>
-          <w:sz w:val="20"/>
-        </w:rPr>
-        <w:t>O procedimento não redistribui os cases.</w:t>
-      </w:r>
-    </w:p>
-    <w:p>
-      <w:pPr>
-        <w:pStyle w:val="ListBullet"/>
-        <w:spacing w:after="60"/>
-        <w:ind w:left="0"/>
-      </w:pPr>
-      <w:r>
-        <w:rPr>
-          <w:rFonts w:ascii="Arial" w:hAnsi="Arial"/>
-          <w:b w:val="0"/>
-          <w:color w:val="1B2733"/>
-          <w:sz w:val="20"/>
-        </w:rPr>
-        <w:t>Os status e observações existentes são preservados.</w:t>
-      </w:r>
-    </w:p>
-    <w:p>
-      <w:pPr>
-        <w:pStyle w:val="ListBullet"/>
-        <w:spacing w:after="60"/>
-        <w:ind w:left="0"/>
-      </w:pPr>
-      <w:r>
-        <w:rPr>
-          <w:rFonts w:ascii="Arial" w:hAnsi="Arial"/>
-          <w:b w:val="0"/>
-          <w:color w:val="1B2733"/>
-          <w:sz w:val="20"/>
-        </w:rPr>
-        <w:t>Mantenha o arquivo original até validar a nova cópia.</w:t>
-      </w:r>
-    </w:p>
-    <w:p>
-      <w:pPr>
-        <w:pStyle w:val="Heading1"/>
-        <w:keepNext/>
-        <w:spacing w:before="160" w:after="80"/>
-      </w:pPr>
-      <w:r>
-        <w:rPr>
-          <w:rFonts w:ascii="Arial" w:hAnsi="Arial"/>
-          <w:b/>
-          <w:color w:val="101923"/>
-          <w:sz w:val="34"/>
-        </w:rPr>
-        <w:t>11. Uso pela linha de comando</w:t>
+        <w:t>Em uma cópia de teste, informe abertura em 25/09/2026 08:00:00. Sem feriados, o prazo deve ser 01/10/2026 23:59:59. Ao cadastrar 28/09/2026 como feriado fictício em SLA!K10, o prazo deve mudar para 02/10/2026 23:59:59.</w:t>
       </w:r>
     </w:p>
     <w:p>
       <w:r>
         <w:rPr>
-          <w:rFonts w:ascii="Arial" w:hAnsi="Arial"/>
-          <w:b/>
-          <w:color w:val="101923"/>
-          <w:sz w:val="20"/>
+          <w:b w:val="0"/>
         </w:rPr>
-        <w:t>Exemplo:</w:t>
-      </w:r>
-    </w:p>
-    <w:tbl>
-      <w:tblPr>
-        <w:tblW w:type="auto" w:w="0"/>
-        <w:tblLook w:firstColumn="1" w:firstRow="1" w:lastColumn="0" w:lastRow="0" w:noHBand="0" w:noVBand="1" w:val="04A0"/>
-      </w:tblPr>
-      <w:tblGrid>
-        <w:gridCol w:w="10080"/>
-      </w:tblGrid>
-      <w:tr>
-        <w:tc>
-          <w:tcPr>
-            <w:tcW w:type="dxa" w:w="10080"/>
-            <w:shd w:fill="F5F7F9"/>
-            <w:tcMar>
-              <w:top w:w="140" w:type="dxa"/>
-              <w:start w:w="160" w:type="dxa"/>
-              <w:bottom w:w="140" w:type="dxa"/>
-              <w:end w:w="160" w:type="dxa"/>
-            </w:tcMar>
-          </w:tcPr>
-          <w:p>
-            <w:r>
-              <w:rPr>
-                <w:rFonts w:ascii="Courier New" w:hAnsi="Courier New"/>
-                <w:b w:val="0"/>
-                <w:color w:val="1B2733"/>
-                <w:sz w:val="17"/>
-              </w:rPr>
-              <w:t>python Programa/distribuir_cases.py "C:\Bases\base_do_dia.xlsx" --analistas "Ana" "Bruno" "Carla" --em-espera "Programa/Cases_em_espera.txt" --sem-pausa</w:t>
-            </w:r>
-          </w:p>
-        </w:tc>
-      </w:tr>
-    </w:tbl>
-    <w:p>
-      <w:r>
-        <w:rPr>
-          <w:rFonts w:ascii="Arial" w:hAnsi="Arial"/>
-          <w:b w:val="0"/>
-          <w:color w:val="6B7C8F"/>
-          <w:sz w:val="19"/>
-        </w:rPr>
-        <w:t>Use python Programa/distribuir_cases.py --help para consultar as opções disponíveis.</w:t>
+        <w:t>A situação do SLA depende da data atual do computador. Pressione F9 e confira o instante do cálculo. Prazo após hoje, vencem hoje, vencidos e alerta de datas devem somar os cases em aberto no filtro selecionado.</w:t>
       </w:r>
     </w:p>
     <w:p>
       <w:pPr>
-        <w:pStyle w:val="Heading1"/>
-        <w:keepNext/>
-        <w:spacing w:before="160" w:after="80"/>
+        <w:pStyle w:val="Heading2"/>
       </w:pPr>
       <w:r>
-        <w:rPr>
-          <w:rFonts w:ascii="Arial" w:hAnsi="Arial"/>
-          <w:b/>
-          <w:color w:val="101923"/>
-          <w:sz w:val="34"/>
-        </w:rPr>
-        <w:t>12. Teste com dados fictícios</w:t>
+        <w:t>Conferência da atualização</w:t>
       </w:r>
     </w:p>
     <w:p>
       <w:r>
         <w:rPr>
-          <w:rFonts w:ascii="Arial" w:hAnsi="Arial"/>
           <w:b w:val="0"/>
-          <w:color w:val="1B2733"/>
-          <w:sz w:val="21"/>
         </w:rPr>
-        <w:t>Para validar o funcionamento sem utilizar dados reais, mantenha uma base de demonstração em exemplos/Base_Ficticia_Cases.xlsx. O arquivo deve conter apenas identificadores e datas inventados.</w:t>
-      </w:r>
-    </w:p>
-    <w:p>
-      <w:pPr>
-        <w:pStyle w:val="ListBullet"/>
-        <w:spacing w:after="60"/>
-        <w:ind w:left="0"/>
-      </w:pPr>
-      <w:r>
-        <w:rPr>
-          <w:rFonts w:ascii="Arial" w:hAnsi="Arial"/>
-          <w:b w:val="0"/>
-          <w:color w:val="1B2733"/>
-          <w:sz w:val="20"/>
-        </w:rPr>
-        <w:t>Teste a distribuição sem lista de espera.</w:t>
-      </w:r>
-    </w:p>
-    <w:p>
-      <w:pPr>
-        <w:pStyle w:val="ListBullet"/>
-        <w:spacing w:after="60"/>
-        <w:ind w:left="0"/>
-      </w:pPr>
-      <w:r>
-        <w:rPr>
-          <w:rFonts w:ascii="Arial" w:hAnsi="Arial"/>
-          <w:b w:val="0"/>
-          <w:color w:val="1B2733"/>
-          <w:sz w:val="20"/>
-        </w:rPr>
-        <w:t>Teste novamente com exemplos/exclusoes_demo.txt.</w:t>
-      </w:r>
-    </w:p>
-    <w:p>
-      <w:pPr>
-        <w:pStyle w:val="ListBullet"/>
-        <w:spacing w:after="60"/>
-        <w:ind w:left="0"/>
-      </w:pPr>
-      <w:r>
-        <w:rPr>
-          <w:rFonts w:ascii="Arial" w:hAnsi="Arial"/>
-          <w:b w:val="0"/>
-          <w:color w:val="1B2733"/>
-          <w:sz w:val="20"/>
-        </w:rPr>
-        <w:t>Altere alguns status na Tracking e confirme a atualização do painel.</w:t>
-      </w:r>
-    </w:p>
-    <w:p>
-      <w:pPr>
-        <w:pStyle w:val="ListBullet"/>
-        <w:spacing w:after="60"/>
-        <w:ind w:left="0"/>
-      </w:pPr>
-      <w:r>
-        <w:rPr>
-          <w:rFonts w:ascii="Arial" w:hAnsi="Arial"/>
-          <w:b w:val="0"/>
-          <w:color w:val="1B2733"/>
-          <w:sz w:val="20"/>
-        </w:rPr>
-        <w:t>Teste um case Escalado com observação preenchida.</w:t>
-      </w:r>
-    </w:p>
-    <w:p>
-      <w:pPr>
-        <w:pStyle w:val="ListBullet"/>
-        <w:spacing w:after="60"/>
-        <w:ind w:left="0"/>
-      </w:pPr>
-      <w:r>
-        <w:rPr>
-          <w:rFonts w:ascii="Arial" w:hAnsi="Arial"/>
-          <w:b w:val="0"/>
-          <w:color w:val="1B2733"/>
-          <w:sz w:val="20"/>
-        </w:rPr>
-        <w:t>Gere um PDF e confira os indicadores.</w:t>
-      </w:r>
-    </w:p>
-    <w:p>
-      <w:pPr>
-        <w:pStyle w:val="Heading1"/>
-        <w:keepNext/>
-        <w:spacing w:before="160" w:after="80"/>
-      </w:pPr>
-      <w:r>
-        <w:rPr>
-          <w:rFonts w:ascii="Arial" w:hAnsi="Arial"/>
-          <w:b/>
-          <w:color w:val="101923"/>
-          <w:sz w:val="34"/>
-        </w:rPr>
-        <w:t>13. Solução de problemas</w:t>
-      </w:r>
-    </w:p>
-    <w:tbl>
-      <w:tblPr>
-        <w:tblW w:type="auto" w:w="0"/>
-        <w:jc w:val="center"/>
-        <w:tblLayout w:type="autofit"/>
-        <w:tblLook w:firstColumn="1" w:firstRow="1" w:lastColumn="0" w:lastRow="0" w:noHBand="0" w:noVBand="1" w:val="04A0"/>
-      </w:tblPr>
-      <w:tblGrid>
-        <w:gridCol w:w="5040"/>
-        <w:gridCol w:w="5040"/>
-      </w:tblGrid>
-      <w:tr>
-        <w:tc>
-          <w:tcPr>
-            <w:tcW w:type="dxa" w:w="5040"/>
-            <w:shd w:fill="101923"/>
-            <w:tcMar>
-              <w:top w:w="110" w:type="dxa"/>
-              <w:start w:w="120" w:type="dxa"/>
-              <w:bottom w:w="110" w:type="dxa"/>
-              <w:end w:w="120" w:type="dxa"/>
-            </w:tcMar>
-            <w:tcBorders>
-              <w:top w:val="single" w:sz="4" w:color="101923"/>
-              <w:left w:val="single" w:sz="4" w:color="101923"/>
-              <w:bottom w:val="single" w:sz="4" w:color="101923"/>
-              <w:right w:val="single" w:sz="4" w:color="101923"/>
-            </w:tcBorders>
-          </w:tcPr>
-          <w:p>
-            <w:pPr>
-              <w:jc w:val="left"/>
-            </w:pPr>
-            <w:r>
-              <w:rPr>
-                <w:rFonts w:ascii="Arial" w:hAnsi="Arial"/>
-                <w:b/>
-                <w:color w:val="FFFFFF"/>
-                <w:sz w:val="19"/>
-              </w:rPr>
-              <w:t>Situação</w:t>
-            </w:r>
-          </w:p>
-        </w:tc>
-        <w:tc>
-          <w:tcPr>
-            <w:tcW w:type="dxa" w:w="5040"/>
-            <w:shd w:fill="101923"/>
-            <w:tcMar>
-              <w:top w:w="110" w:type="dxa"/>
-              <w:start w:w="120" w:type="dxa"/>
-              <w:bottom w:w="110" w:type="dxa"/>
-              <w:end w:w="120" w:type="dxa"/>
-            </w:tcMar>
-            <w:tcBorders>
-              <w:top w:val="single" w:sz="4" w:color="101923"/>
-              <w:left w:val="single" w:sz="4" w:color="101923"/>
-              <w:bottom w:val="single" w:sz="4" w:color="101923"/>
-              <w:right w:val="single" w:sz="4" w:color="101923"/>
-            </w:tcBorders>
-          </w:tcPr>
-          <w:p>
-            <w:pPr>
-              <w:jc w:val="left"/>
-            </w:pPr>
-            <w:r>
-              <w:rPr>
-                <w:rFonts w:ascii="Arial" w:hAnsi="Arial"/>
-                <w:b/>
-                <w:color w:val="FFFFFF"/>
-                <w:sz w:val="19"/>
-              </w:rPr>
-              <w:t>O que conferir</w:t>
-            </w:r>
-          </w:p>
-        </w:tc>
-      </w:tr>
-      <w:tr>
-        <w:trPr>
-          <w:cantSplit/>
-        </w:trPr>
-        <w:tc>
-          <w:tcPr>
-            <w:tcW w:type="dxa" w:w="5040"/>
-            <w:shd w:fill="F7FAFC"/>
-            <w:tcMar>
-              <w:top w:w="100" w:type="dxa"/>
-              <w:start w:w="120" w:type="dxa"/>
-              <w:bottom w:w="100" w:type="dxa"/>
-              <w:end w:w="120" w:type="dxa"/>
-            </w:tcMar>
-            <w:tcBorders>
-              <w:top w:val="single" w:sz="3" w:color="DCE4EC"/>
-              <w:left w:val="single" w:sz="3" w:color="DCE4EC"/>
-              <w:bottom w:val="single" w:sz="3" w:color="DCE4EC"/>
-              <w:right w:val="single" w:sz="3" w:color="DCE4EC"/>
-            </w:tcBorders>
-            <w:vAlign w:val="center"/>
-          </w:tcPr>
-          <w:p>
-            <w:r>
-              <w:rPr>
-                <w:rFonts w:ascii="Arial" w:hAnsi="Arial"/>
-                <w:b w:val="0"/>
-                <w:color w:val="1B2733"/>
-                <w:sz w:val="18"/>
-              </w:rPr>
-              <w:t>Python não encontrado</w:t>
-            </w:r>
-          </w:p>
-        </w:tc>
-        <w:tc>
-          <w:tcPr>
-            <w:tcW w:type="dxa" w:w="5040"/>
-            <w:shd w:fill="F7FAFC"/>
-            <w:tcMar>
-              <w:top w:w="100" w:type="dxa"/>
-              <w:start w:w="120" w:type="dxa"/>
-              <w:bottom w:w="100" w:type="dxa"/>
-              <w:end w:w="120" w:type="dxa"/>
-            </w:tcMar>
-            <w:tcBorders>
-              <w:top w:val="single" w:sz="3" w:color="DCE4EC"/>
-              <w:left w:val="single" w:sz="3" w:color="DCE4EC"/>
-              <w:bottom w:val="single" w:sz="3" w:color="DCE4EC"/>
-              <w:right w:val="single" w:sz="3" w:color="DCE4EC"/>
-            </w:tcBorders>
-            <w:vAlign w:val="center"/>
-          </w:tcPr>
-          <w:p>
-            <w:r>
-              <w:rPr>
-                <w:rFonts w:ascii="Arial" w:hAnsi="Arial"/>
-                <w:b w:val="0"/>
-                <w:color w:val="1B2733"/>
-                <w:sz w:val="18"/>
-              </w:rPr>
-              <w:t>Python 3.10+ disponível no computador.</w:t>
-            </w:r>
-          </w:p>
-        </w:tc>
-      </w:tr>
-      <w:tr>
-        <w:trPr>
-          <w:cantSplit/>
-        </w:trPr>
-        <w:tc>
-          <w:tcPr>
-            <w:tcW w:type="dxa" w:w="5040"/>
-            <w:shd w:fill="FFFFFF"/>
-            <w:tcMar>
-              <w:top w:w="100" w:type="dxa"/>
-              <w:start w:w="120" w:type="dxa"/>
-              <w:bottom w:w="100" w:type="dxa"/>
-              <w:end w:w="120" w:type="dxa"/>
-            </w:tcMar>
-            <w:tcBorders>
-              <w:top w:val="single" w:sz="3" w:color="DCE4EC"/>
-              <w:left w:val="single" w:sz="3" w:color="DCE4EC"/>
-              <w:bottom w:val="single" w:sz="3" w:color="DCE4EC"/>
-              <w:right w:val="single" w:sz="3" w:color="DCE4EC"/>
-            </w:tcBorders>
-            <w:vAlign w:val="center"/>
-          </w:tcPr>
-          <w:p>
-            <w:r>
-              <w:rPr>
-                <w:rFonts w:ascii="Arial" w:hAnsi="Arial"/>
-                <w:b w:val="0"/>
-                <w:color w:val="1B2733"/>
-                <w:sz w:val="18"/>
-              </w:rPr>
-              <w:t>Base não abre</w:t>
-            </w:r>
-          </w:p>
-        </w:tc>
-        <w:tc>
-          <w:tcPr>
-            <w:tcW w:type="dxa" w:w="5040"/>
-            <w:shd w:fill="FFFFFF"/>
-            <w:tcMar>
-              <w:top w:w="100" w:type="dxa"/>
-              <w:start w:w="120" w:type="dxa"/>
-              <w:bottom w:w="100" w:type="dxa"/>
-              <w:end w:w="120" w:type="dxa"/>
-            </w:tcMar>
-            <w:tcBorders>
-              <w:top w:val="single" w:sz="3" w:color="DCE4EC"/>
-              <w:left w:val="single" w:sz="3" w:color="DCE4EC"/>
-              <w:bottom w:val="single" w:sz="3" w:color="DCE4EC"/>
-              <w:right w:val="single" w:sz="3" w:color="DCE4EC"/>
-            </w:tcBorders>
-            <w:vAlign w:val="center"/>
-          </w:tcPr>
-          <w:p>
-            <w:r>
-              <w:rPr>
-                <w:rFonts w:ascii="Arial" w:hAnsi="Arial"/>
-                <w:b w:val="0"/>
-                <w:color w:val="1B2733"/>
-                <w:sz w:val="18"/>
-              </w:rPr>
-              <w:t>Arquivo .xlsx válido, sem senha e com os campos necessários.</w:t>
-            </w:r>
-          </w:p>
-        </w:tc>
-      </w:tr>
-      <w:tr>
-        <w:trPr>
-          <w:cantSplit/>
-        </w:trPr>
-        <w:tc>
-          <w:tcPr>
-            <w:tcW w:type="dxa" w:w="5040"/>
-            <w:shd w:fill="F7FAFC"/>
-            <w:tcMar>
-              <w:top w:w="100" w:type="dxa"/>
-              <w:start w:w="120" w:type="dxa"/>
-              <w:bottom w:w="100" w:type="dxa"/>
-              <w:end w:w="120" w:type="dxa"/>
-            </w:tcMar>
-            <w:tcBorders>
-              <w:top w:val="single" w:sz="3" w:color="DCE4EC"/>
-              <w:left w:val="single" w:sz="3" w:color="DCE4EC"/>
-              <w:bottom w:val="single" w:sz="3" w:color="DCE4EC"/>
-              <w:right w:val="single" w:sz="3" w:color="DCE4EC"/>
-            </w:tcBorders>
-            <w:vAlign w:val="center"/>
-          </w:tcPr>
-          <w:p>
-            <w:r>
-              <w:rPr>
-                <w:rFonts w:ascii="Arial" w:hAnsi="Arial"/>
-                <w:b w:val="0"/>
-                <w:color w:val="1B2733"/>
-                <w:sz w:val="18"/>
-              </w:rPr>
-              <w:t>Cabeçalhos não reconhecidos</w:t>
-            </w:r>
-          </w:p>
-        </w:tc>
-        <w:tc>
-          <w:tcPr>
-            <w:tcW w:type="dxa" w:w="5040"/>
-            <w:shd w:fill="F7FAFC"/>
-            <w:tcMar>
-              <w:top w:w="100" w:type="dxa"/>
-              <w:start w:w="120" w:type="dxa"/>
-              <w:bottom w:w="100" w:type="dxa"/>
-              <w:end w:w="120" w:type="dxa"/>
-            </w:tcMar>
-            <w:tcBorders>
-              <w:top w:val="single" w:sz="3" w:color="DCE4EC"/>
-              <w:left w:val="single" w:sz="3" w:color="DCE4EC"/>
-              <w:bottom w:val="single" w:sz="3" w:color="DCE4EC"/>
-              <w:right w:val="single" w:sz="3" w:color="DCE4EC"/>
-            </w:tcBorders>
-            <w:vAlign w:val="center"/>
-          </w:tcPr>
-          <w:p>
-            <w:r>
-              <w:rPr>
-                <w:rFonts w:ascii="Arial" w:hAnsi="Arial"/>
-                <w:b w:val="0"/>
-                <w:color w:val="1B2733"/>
-                <w:sz w:val="18"/>
-              </w:rPr>
-              <w:t>Nomes dos três campos de entrada e aba correta.</w:t>
-            </w:r>
-          </w:p>
-        </w:tc>
-      </w:tr>
-      <w:tr>
-        <w:trPr>
-          <w:cantSplit/>
-        </w:trPr>
-        <w:tc>
-          <w:tcPr>
-            <w:tcW w:type="dxa" w:w="5040"/>
-            <w:shd w:fill="FFFFFF"/>
-            <w:tcMar>
-              <w:top w:w="100" w:type="dxa"/>
-              <w:start w:w="120" w:type="dxa"/>
-              <w:bottom w:w="100" w:type="dxa"/>
-              <w:end w:w="120" w:type="dxa"/>
-            </w:tcMar>
-            <w:tcBorders>
-              <w:top w:val="single" w:sz="3" w:color="DCE4EC"/>
-              <w:left w:val="single" w:sz="3" w:color="DCE4EC"/>
-              <w:bottom w:val="single" w:sz="3" w:color="DCE4EC"/>
-              <w:right w:val="single" w:sz="3" w:color="DCE4EC"/>
-            </w:tcBorders>
-            <w:vAlign w:val="center"/>
-          </w:tcPr>
-          <w:p>
-            <w:r>
-              <w:rPr>
-                <w:rFonts w:ascii="Arial" w:hAnsi="Arial"/>
-                <w:b w:val="0"/>
-                <w:color w:val="1B2733"/>
-                <w:sz w:val="18"/>
-              </w:rPr>
-              <w:t>Painel não atualiza</w:t>
-            </w:r>
-          </w:p>
-        </w:tc>
-        <w:tc>
-          <w:tcPr>
-            <w:tcW w:type="dxa" w:w="5040"/>
-            <w:shd w:fill="FFFFFF"/>
-            <w:tcMar>
-              <w:top w:w="100" w:type="dxa"/>
-              <w:start w:w="120" w:type="dxa"/>
-              <w:bottom w:w="100" w:type="dxa"/>
-              <w:end w:w="120" w:type="dxa"/>
-            </w:tcMar>
-            <w:tcBorders>
-              <w:top w:val="single" w:sz="3" w:color="DCE4EC"/>
-              <w:left w:val="single" w:sz="3" w:color="DCE4EC"/>
-              <w:bottom w:val="single" w:sz="3" w:color="DCE4EC"/>
-              <w:right w:val="single" w:sz="3" w:color="DCE4EC"/>
-            </w:tcBorders>
-            <w:vAlign w:val="center"/>
-          </w:tcPr>
-          <w:p>
-            <w:r>
-              <w:rPr>
-                <w:rFonts w:ascii="Arial" w:hAnsi="Arial"/>
-                <w:b w:val="0"/>
-                <w:color w:val="1B2733"/>
-                <w:sz w:val="18"/>
-              </w:rPr>
-              <w:t>Cálculo automático do Excel e valores válidos na Tracking.</w:t>
-            </w:r>
-          </w:p>
-        </w:tc>
-      </w:tr>
-      <w:tr>
-        <w:trPr>
-          <w:cantSplit/>
-        </w:trPr>
-        <w:tc>
-          <w:tcPr>
-            <w:tcW w:type="dxa" w:w="5040"/>
-            <w:shd w:fill="F7FAFC"/>
-            <w:tcMar>
-              <w:top w:w="100" w:type="dxa"/>
-              <w:start w:w="120" w:type="dxa"/>
-              <w:bottom w:w="100" w:type="dxa"/>
-              <w:end w:w="120" w:type="dxa"/>
-            </w:tcMar>
-            <w:tcBorders>
-              <w:top w:val="single" w:sz="3" w:color="DCE4EC"/>
-              <w:left w:val="single" w:sz="3" w:color="DCE4EC"/>
-              <w:bottom w:val="single" w:sz="3" w:color="DCE4EC"/>
-              <w:right w:val="single" w:sz="3" w:color="DCE4EC"/>
-            </w:tcBorders>
-            <w:vAlign w:val="center"/>
-          </w:tcPr>
-          <w:p>
-            <w:r>
-              <w:rPr>
-                <w:rFonts w:ascii="Arial" w:hAnsi="Arial"/>
-                <w:b w:val="0"/>
-                <w:color w:val="1B2733"/>
-                <w:sz w:val="18"/>
-              </w:rPr>
-              <w:t>PDF não sai pelo botão</w:t>
-            </w:r>
-          </w:p>
-        </w:tc>
-        <w:tc>
-          <w:tcPr>
-            <w:tcW w:type="dxa" w:w="5040"/>
-            <w:shd w:fill="F7FAFC"/>
-            <w:tcMar>
-              <w:top w:w="100" w:type="dxa"/>
-              <w:start w:w="120" w:type="dxa"/>
-              <w:bottom w:w="100" w:type="dxa"/>
-              <w:end w:w="120" w:type="dxa"/>
-            </w:tcMar>
-            <w:tcBorders>
-              <w:top w:val="single" w:sz="3" w:color="DCE4EC"/>
-              <w:left w:val="single" w:sz="3" w:color="DCE4EC"/>
-              <w:bottom w:val="single" w:sz="3" w:color="DCE4EC"/>
-              <w:right w:val="single" w:sz="3" w:color="DCE4EC"/>
-            </w:tcBorders>
-            <w:vAlign w:val="center"/>
-          </w:tcPr>
-          <w:p>
-            <w:r>
-              <w:rPr>
-                <w:rFonts w:ascii="Arial" w:hAnsi="Arial"/>
-                <w:b w:val="0"/>
-                <w:color w:val="1B2733"/>
-                <w:sz w:val="18"/>
-              </w:rPr>
-              <w:t>Excel instalado, macros permitidas e pasta com permissão de gravação.</w:t>
-            </w:r>
-          </w:p>
-        </w:tc>
-      </w:tr>
-      <w:tr>
-        <w:trPr>
-          <w:cantSplit/>
-        </w:trPr>
-        <w:tc>
-          <w:tcPr>
-            <w:tcW w:type="dxa" w:w="5040"/>
-            <w:shd w:fill="FFFFFF"/>
-            <w:tcMar>
-              <w:top w:w="100" w:type="dxa"/>
-              <w:start w:w="120" w:type="dxa"/>
-              <w:bottom w:w="100" w:type="dxa"/>
-              <w:end w:w="120" w:type="dxa"/>
-            </w:tcMar>
-            <w:tcBorders>
-              <w:top w:val="single" w:sz="3" w:color="DCE4EC"/>
-              <w:left w:val="single" w:sz="3" w:color="DCE4EC"/>
-              <w:bottom w:val="single" w:sz="3" w:color="DCE4EC"/>
-              <w:right w:val="single" w:sz="3" w:color="DCE4EC"/>
-            </w:tcBorders>
-            <w:vAlign w:val="center"/>
-          </w:tcPr>
-          <w:p>
-            <w:r>
-              <w:rPr>
-                <w:rFonts w:ascii="Arial" w:hAnsi="Arial"/>
-                <w:b w:val="0"/>
-                <w:color w:val="1B2733"/>
-                <w:sz w:val="18"/>
-              </w:rPr>
-              <w:t>Contagem parece incorreta</w:t>
-            </w:r>
-          </w:p>
-        </w:tc>
-        <w:tc>
-          <w:tcPr>
-            <w:tcW w:type="dxa" w:w="5040"/>
-            <w:shd w:fill="FFFFFF"/>
-            <w:tcMar>
-              <w:top w:w="100" w:type="dxa"/>
-              <w:start w:w="120" w:type="dxa"/>
-              <w:bottom w:w="100" w:type="dxa"/>
-              <w:end w:w="120" w:type="dxa"/>
-            </w:tcMar>
-            <w:tcBorders>
-              <w:top w:val="single" w:sz="3" w:color="DCE4EC"/>
-              <w:left w:val="single" w:sz="3" w:color="DCE4EC"/>
-              <w:bottom w:val="single" w:sz="3" w:color="DCE4EC"/>
-              <w:right w:val="single" w:sz="3" w:color="DCE4EC"/>
-            </w:tcBorders>
-            <w:vAlign w:val="center"/>
-          </w:tcPr>
-          <w:p>
-            <w:r>
-              <w:rPr>
-                <w:rFonts w:ascii="Arial" w:hAnsi="Arial"/>
-                <w:b w:val="0"/>
-                <w:color w:val="1B2733"/>
-                <w:sz w:val="18"/>
-              </w:rPr>
-              <w:t>Status fora da lista, filtro do Gestor e responsáveis cadastrados.</w:t>
-            </w:r>
-          </w:p>
-        </w:tc>
-      </w:tr>
-    </w:tbl>
-    <w:p>
-      <w:pPr>
-        <w:pStyle w:val="Heading1"/>
-        <w:keepNext/>
-        <w:spacing w:before="160" w:after="80"/>
-      </w:pPr>
-      <w:r>
-        <w:rPr>
-          <w:rFonts w:ascii="Arial" w:hAnsi="Arial"/>
-          <w:b/>
-          <w:color w:val="101923"/>
-          <w:sz w:val="34"/>
-        </w:rPr>
-        <w:t>14. Segurança dos dados e limites</w:t>
+        <w:t>Salve uma cópia com status, motivos, observações e um feriado de teste. Atualize o painel e compare a nova cópia com a entrada. As informações preenchidas, o Resumo e os feriados devem permanecer preservados. O arquivo de entrada deve continuar intacto.</w:t>
       </w:r>
     </w:p>
     <w:p>
       <w:pPr>
         <w:pStyle w:val="Heading2"/>
-        <w:keepNext/>
-        <w:spacing w:before="100" w:after="80"/>
       </w:pPr>
       <w:r>
+        <w:t>Linha de comando</w:t>
+      </w:r>
+    </w:p>
+    <w:p>
+      <w:r>
         <w:rPr>
-          <w:rFonts w:ascii="Arial" w:hAnsi="Arial"/>
-          <w:b/>
-          <w:color w:val="101923"/>
-          <w:sz w:val="26"/>
+          <w:b w:val="0"/>
         </w:rPr>
-        <w:t>Publicação segura</w:t>
+        <w:t>Execute os comandos na raiz do projeto. Os caminhos abaixo são exemplos fictícios.</w:t>
       </w:r>
     </w:p>
     <w:p>
       <w:pPr>
-        <w:pStyle w:val="ListBullet"/>
-        <w:spacing w:after="60"/>
-        <w:ind w:left="0"/>
+        <w:spacing w:after="40"/>
       </w:pPr>
       <w:r>
         <w:rPr>
-          <w:rFonts w:ascii="Arial" w:hAnsi="Arial"/>
-          <w:b w:val="0"/>
-          <w:color w:val="1B2733"/>
-          <w:sz w:val="20"/>
+          <w:rFonts w:ascii="Consolas" w:hAnsi="Consolas"/>
+          <w:sz w:val="18"/>
         </w:rPr>
-        <w:t>Versione apenas código, documentação, recursos e dados fictícios.</w:t>
+        <w:t>python Programa/distribuir_cases.py ^</w:t>
       </w:r>
     </w:p>
     <w:p>
       <w:pPr>
-        <w:pStyle w:val="ListBullet"/>
-        <w:spacing w:after="60"/>
-        <w:ind w:left="0"/>
+        <w:spacing w:after="40"/>
       </w:pPr>
       <w:r>
         <w:rPr>
-          <w:rFonts w:ascii="Arial" w:hAnsi="Arial"/>
-          <w:b w:val="0"/>
-          <w:color w:val="1B2733"/>
-          <w:sz w:val="20"/>
+          <w:rFonts w:ascii="Consolas" w:hAnsi="Consolas"/>
+          <w:sz w:val="18"/>
         </w:rPr>
-        <w:t>Mantenha bases reais, relatórios e trackings geradas fora do repositório público.</w:t>
+        <w:t xml:space="preserve">  "exemplos/Base_Ficticia_Cases.xlsx" ^</w:t>
       </w:r>
     </w:p>
     <w:p>
       <w:pPr>
-        <w:pStyle w:val="ListBullet"/>
-        <w:spacing w:after="60"/>
-        <w:ind w:left="0"/>
+        <w:spacing w:after="40"/>
       </w:pPr>
       <w:r>
         <w:rPr>
-          <w:rFonts w:ascii="Arial" w:hAnsi="Arial"/>
+          <w:rFonts w:ascii="Consolas" w:hAnsi="Consolas"/>
+          <w:sz w:val="18"/>
+        </w:rPr>
+        <w:t xml:space="preserve">  --analistas "Ana" "Bruno" "Carla" "Diego" "Elisa" ^</w:t>
+      </w:r>
+    </w:p>
+    <w:p>
+      <w:pPr>
+        <w:spacing w:after="40"/>
+      </w:pPr>
+      <w:r>
+        <w:rPr>
+          <w:rFonts w:ascii="Consolas" w:hAnsi="Consolas"/>
+          <w:sz w:val="18"/>
+        </w:rPr>
+        <w:t xml:space="preserve">  --em-espera "exemplos/exclusoes_demo.txt" --sem-pausa</w:t>
+      </w:r>
+    </w:p>
+    <w:p>
+      <w:r>
+        <w:rPr>
           <w:b w:val="0"/>
-          <w:color w:val="1B2733"/>
-          <w:sz w:val="20"/>
         </w:rPr>
-        <w:t>Revise arquivos de exemplo antes de cada publicação.</w:t>
+        <w:t>A continuação com ^ vale para o Prompt de Comando do Windows. No PowerShell, digite o comando em uma linha. --exclusoes continua disponível como alias de --em-espera. Use --aba quando precisar escolher uma aba específica.</w:t>
+      </w:r>
+    </w:p>
+    <w:p>
+      <w:pPr>
+        <w:spacing w:after="40"/>
+      </w:pPr>
+      <w:r>
+        <w:rPr>
+          <w:rFonts w:ascii="Consolas" w:hAnsi="Consolas"/>
+          <w:sz w:val="18"/>
+        </w:rPr>
+        <w:t>python Programa/atualizar_painel.py "C:/Bases/Tracking.xlsm"</w:t>
+      </w:r>
+    </w:p>
+    <w:p>
+      <w:pPr>
+        <w:spacing w:after="40"/>
+      </w:pPr>
+      <w:r>
+        <w:rPr>
+          <w:rFonts w:ascii="Consolas" w:hAnsi="Consolas"/>
+          <w:sz w:val="18"/>
+        </w:rPr>
+        <w:t>python Programa/gerar_relatorio.py "C:/Bases/Tracking.xlsm"</w:t>
       </w:r>
     </w:p>
     <w:p>
       <w:pPr>
         <w:pStyle w:val="Heading2"/>
-        <w:keepNext/>
-        <w:spacing w:before="100" w:after="80"/>
       </w:pPr>
       <w:r>
-        <w:rPr>
-          <w:rFonts w:ascii="Arial" w:hAnsi="Arial"/>
-          <w:b/>
-          <w:color w:val="101923"/>
-          <w:sz w:val="26"/>
-        </w:rPr>
-        <w:t>Limitações atuais</w:t>
+        <w:t>Roteiro completo e testes automatizados</w:t>
       </w:r>
     </w:p>
     <w:p>
-      <w:pPr>
-        <w:pStyle w:val="ListBullet"/>
-        <w:spacing w:after="60"/>
-        <w:ind w:left="0"/>
-      </w:pPr>
       <w:r>
         <w:rPr>
-          <w:rFonts w:ascii="Arial" w:hAnsi="Arial"/>
           <w:b w:val="0"/>
-          <w:color w:val="1B2733"/>
-          <w:sz w:val="20"/>
         </w:rPr>
-        <w:t>Não possui autenticação por responsável.</w:t>
-      </w:r>
-    </w:p>
-    <w:p>
-      <w:pPr>
-        <w:pStyle w:val="ListBullet"/>
-        <w:spacing w:after="60"/>
-        <w:ind w:left="0"/>
-      </w:pPr>
-      <w:r>
-        <w:rPr>
-          <w:rFonts w:ascii="Arial" w:hAnsi="Arial"/>
-          <w:b w:val="0"/>
-          <w:color w:val="1B2733"/>
-          <w:sz w:val="20"/>
-        </w:rPr>
-        <w:t>Não controla acesso por linha da planilha.</w:t>
-      </w:r>
-    </w:p>
-    <w:p>
-      <w:pPr>
-        <w:pStyle w:val="ListBullet"/>
-        <w:spacing w:after="60"/>
-        <w:ind w:left="0"/>
-      </w:pPr>
-      <w:r>
-        <w:rPr>
-          <w:rFonts w:ascii="Arial" w:hAnsi="Arial"/>
-          <w:b w:val="0"/>
-          <w:color w:val="1B2733"/>
-          <w:sz w:val="20"/>
-        </w:rPr>
-        <w:t>Não registra automaticamente início e pausa.</w:t>
-      </w:r>
-    </w:p>
-    <w:p>
-      <w:pPr>
-        <w:pStyle w:val="ListBullet"/>
-        <w:spacing w:after="60"/>
-        <w:ind w:left="0"/>
-      </w:pPr>
-      <w:r>
-        <w:rPr>
-          <w:rFonts w:ascii="Arial" w:hAnsi="Arial"/>
-          <w:b w:val="0"/>
-          <w:color w:val="1B2733"/>
-          <w:sz w:val="20"/>
-        </w:rPr>
-        <w:t>Não calcula automaticamente o tempo de tratamento.</w:t>
-      </w:r>
-    </w:p>
-    <w:p>
-      <w:pPr>
-        <w:pStyle w:val="ListBullet"/>
-        <w:spacing w:after="60"/>
-        <w:ind w:left="0"/>
-      </w:pPr>
-      <w:r>
-        <w:rPr>
-          <w:rFonts w:ascii="Arial" w:hAnsi="Arial"/>
-          <w:b w:val="0"/>
-          <w:color w:val="1B2733"/>
-          <w:sz w:val="20"/>
-        </w:rPr>
-        <w:t>Não sincroniza diretamente com sistemas externos.</w:t>
-      </w:r>
-    </w:p>
-    <w:p>
-      <w:pPr>
-        <w:pStyle w:val="ListBullet"/>
-        <w:spacing w:after="60"/>
-        <w:ind w:left="0"/>
-      </w:pPr>
-      <w:r>
-        <w:rPr>
-          <w:rFonts w:ascii="Arial" w:hAnsi="Arial"/>
-          <w:b w:val="0"/>
-          <w:color w:val="1B2733"/>
-          <w:sz w:val="20"/>
-        </w:rPr>
-        <w:t>Não executa distribuição agendada.</w:t>
-      </w:r>
-    </w:p>
-    <w:tbl>
-      <w:tblPr>
-        <w:tblW w:type="auto" w:w="0"/>
-        <w:jc w:val="center"/>
-        <w:tblLayout w:type="autofit"/>
-        <w:tblLook w:firstColumn="1" w:firstRow="1" w:lastColumn="0" w:lastRow="0" w:noHBand="0" w:noVBand="1" w:val="04A0"/>
-      </w:tblPr>
-      <w:tblGrid>
-        <w:gridCol w:w="10080"/>
-      </w:tblGrid>
-      <w:tr>
-        <w:trPr>
-          <w:cantSplit/>
-        </w:trPr>
-        <w:tc>
-          <w:tcPr>
-            <w:tcW w:type="dxa" w:w="10080"/>
-            <w:shd w:fill="EAF9F6"/>
-            <w:tcMar>
-              <w:top w:w="160" w:type="dxa"/>
-              <w:start w:w="180" w:type="dxa"/>
-              <w:bottom w:w="160" w:type="dxa"/>
-              <w:end w:w="180" w:type="dxa"/>
-            </w:tcMar>
-            <w:tcBorders>
-              <w:top w:val="single" w:sz="6" w:color="73DEC9"/>
-              <w:left w:val="single" w:sz="14" w:color="73DEC9"/>
-              <w:bottom w:val="single" w:sz="6" w:color="73DEC9"/>
-              <w:right w:val="single" w:sz="6" w:color="73DEC9"/>
-            </w:tcBorders>
-          </w:tcPr>
-          <w:p>
-            <w:pPr>
-              <w:spacing w:after="40"/>
-            </w:pPr>
-            <w:r>
-              <w:rPr>
-                <w:rFonts w:ascii="Arial" w:hAnsi="Arial"/>
-                <w:b/>
-                <w:color w:val="73DEC9"/>
-                <w:sz w:val="21"/>
-              </w:rPr>
-              <w:t>Princípio da versão atual</w:t>
-            </w:r>
-          </w:p>
-          <w:p>
-            <w:pPr>
-              <w:spacing w:after="0"/>
-            </w:pPr>
-            <w:r>
-              <w:rPr>
-                <w:rFonts w:ascii="Arial" w:hAnsi="Arial"/>
-                <w:b w:val="0"/>
-                <w:color w:val="1B2733"/>
-                <w:sz w:val="19"/>
-              </w:rPr>
-              <w:t>A ferramenta organiza e acompanha o trabalho. As decisões e atualizações operacionais continuam sendo realizadas pela equipe.</w:t>
-            </w:r>
-          </w:p>
-        </w:tc>
-      </w:tr>
-    </w:tbl>
-    <w:p>
-      <w:pPr>
-        <w:spacing w:after="20"/>
-      </w:pPr>
-    </w:p>
-    <w:p>
-      <w:pPr>
-        <w:spacing w:before="400"/>
-        <w:jc w:val="center"/>
-      </w:pPr>
-      <w:r>
-        <w:rPr>
-          <w:rFonts w:ascii="Arial" w:hAnsi="Arial"/>
-          <w:b/>
-          <w:color w:val="101923"/>
-          <w:sz w:val="26"/>
-        </w:rPr>
-        <w:t>Tracking de Cases</w:t>
-      </w:r>
-    </w:p>
-    <w:p>
-      <w:pPr>
-        <w:jc w:val="center"/>
-      </w:pPr>
-      <w:r>
-        <w:rPr>
-          <w:rFonts w:ascii="Arial" w:hAnsi="Arial"/>
-          <w:b w:val="0"/>
-          <w:color w:val="6B7C8F"/>
-          <w:sz w:val="19"/>
-        </w:rPr>
-        <w:t>Python • Excel • Automação operacional</w:t>
+        <w:t>Consulte exemplos/COMO_TESTAR.md para distribuição, feriados, atualização e as duas opções de PDF. Para executar as regressões incluídas no repositório, use python -m unittest discover -s tests -v. Os testes usam somente dados fictícios e não executam macros.</w:t>
       </w:r>
     </w:p>
     <w:sectPr>
-      <w:headerReference w:type="default" r:id="rId9"/>
-      <w:footerReference w:type="default" r:id="rId10"/>
-      <w:pgSz w:w="12240" w:h="15840"/>
-      <w:pgMar w:top="1008" w:right="1080" w:bottom="936" w:left="1080" w:header="720" w:footer="720" w:gutter="0"/>
+      <w:footerReference w:type="default" r:id="rId9"/>
+      <w:pgSz w:w="11906" w:h="16838"/>
+      <w:pgMar w:top="1020" w:right="1134" w:bottom="1020" w:left="1134" w:header="720" w:footer="454" w:gutter="0"/>
       <w:cols w:space="720"/>
       <w:docGrid w:linePitch="360"/>
     </w:sectPr>
@@ -5502,39 +3109,18 @@
   <w:p>
     <w:pPr>
       <w:pStyle w:val="Footer"/>
-      <w:jc w:val="center"/>
-    </w:pPr>
-    <w:r>
-      <w:rPr>
-        <w:rFonts w:ascii="Arial" w:hAnsi="Arial"/>
-        <w:b w:val="0"/>
-        <w:color w:val="6B7C8F"/>
-        <w:sz w:val="16"/>
-      </w:rPr>
-      <w:t>Tracking de Cases • Python + Excel • Guia operacional</w:t>
-    </w:r>
-  </w:p>
-</w:ftr>
-</file>
-
-<file path=word/header1.xml><?xml version="1.0" encoding="utf-8"?>
-<w:hdr xmlns:m="http://schemas.openxmlformats.org/officeDocument/2006/math" xmlns:mc="http://schemas.openxmlformats.org/markup-compatibility/2006" xmlns:mo="http://schemas.microsoft.com/office/mac/office/2008/main" xmlns:mv="urn:schemas-microsoft-com:mac:vml" xmlns:o="urn:schemas-microsoft-com:office:office" xmlns:r="http://schemas.openxmlformats.org/officeDocument/2006/relationships" xmlns:v="urn:schemas-microsoft-com:vml" xmlns:w10="urn:schemas-microsoft-com:office:word" xmlns:w14="http://schemas.microsoft.com/office/word/2010/wordml" xmlns:w="http://schemas.openxmlformats.org/wordprocessingml/2006/main" xmlns:wne="http://schemas.microsoft.com/office/word/2006/wordml" xmlns:wp14="http://schemas.microsoft.com/office/word/2010/wordprocessingDrawing" xmlns:wp="http://schemas.openxmlformats.org/drawingml/2006/wordprocessingDrawing" xmlns:wpc="http://schemas.microsoft.com/office/word/2010/wordprocessingCanvas" xmlns:wpg="http://schemas.microsoft.com/office/word/2010/wordprocessingGroup" xmlns:wpi="http://schemas.microsoft.com/office/word/2010/wordprocessingInk" xmlns:wps="http://schemas.microsoft.com/office/word/2010/wordprocessingShape" mc:Ignorable="w14 wp14">
-  <w:p>
-    <w:pPr>
-      <w:pStyle w:val="Header"/>
       <w:jc w:val="right"/>
     </w:pPr>
     <w:r>
       <w:rPr>
-        <w:rFonts w:ascii="Arial" w:hAnsi="Arial"/>
-        <w:b/>
-        <w:color w:val="6B7C8F"/>
+        <w:color w:val="555555"/>
         <w:sz w:val="16"/>
       </w:rPr>
-      <w:t>TRACKING DE CASES  |  GUIA DE USO</w:t>
+      <w:t xml:space="preserve">Tracking de Cases   </w:t>
     </w:r>
+    <w:fldSimple w:instr="PAGE"/>
   </w:p>
-</w:hdr>
+</w:ftr>
 </file>
 
 <file path=word/numbering.xml><?xml version="1.0" encoding="utf-8"?>
@@ -5901,12 +3487,12 @@
     <w:qFormat/>
     <w:rsid w:val="00FC693F"/>
     <w:pPr>
-      <w:spacing w:after="100" w:line="259" w:lineRule="auto"/>
+      <w:spacing w:after="140" w:line="259" w:lineRule="auto"/>
     </w:pPr>
     <w:rPr>
       <w:rFonts w:ascii="Arial" w:hAnsi="Arial"/>
-      <w:color w:val="1B2733"/>
-      <w:sz w:val="20"/>
+      <w:color w:val="000000"/>
+      <w:sz w:val="21"/>
     </w:rPr>
   </w:style>
   <w:style w:type="paragraph" w:styleId="Header">
@@ -5964,15 +3550,15 @@
     <w:pPr>
       <w:keepNext/>
       <w:keepLines/>
-      <w:spacing w:before="200" w:after="80"/>
+      <w:spacing w:before="200" w:after="140" w:line="259" w:lineRule="auto"/>
       <w:outlineLvl w:val="0"/>
     </w:pPr>
     <w:rPr>
-      <w:rFonts w:asciiTheme="majorHAnsi" w:eastAsiaTheme="majorEastAsia" w:hAnsiTheme="majorHAnsi" w:cstheme="majorBidi" w:ascii="Arial" w:hAnsi="Arial"/>
+      <w:rFonts w:cstheme="majorBidi" w:ascii="Arial" w:hAnsi="Arial"/>
       <w:b/>
       <w:bCs/>
-      <w:color w:val="101923"/>
-      <w:sz w:val="34"/>
+      <w:color w:val="000000"/>
+      <w:sz w:val="40"/>
       <w:szCs w:val="28"/>
     </w:rPr>
   </w:style>
@@ -5988,15 +3574,15 @@
     <w:pPr>
       <w:keepNext/>
       <w:keepLines/>
-      <w:spacing w:before="120" w:after="80"/>
+      <w:spacing w:before="200" w:after="140" w:line="259" w:lineRule="auto"/>
       <w:outlineLvl w:val="1"/>
     </w:pPr>
     <w:rPr>
-      <w:rFonts w:asciiTheme="majorHAnsi" w:eastAsiaTheme="majorEastAsia" w:hAnsiTheme="majorHAnsi" w:cstheme="majorBidi" w:ascii="Arial" w:hAnsi="Arial"/>
+      <w:rFonts w:cstheme="majorBidi" w:ascii="Arial" w:hAnsi="Arial"/>
       <w:b/>
       <w:bCs/>
-      <w:color w:val="101923"/>
-      <w:sz w:val="26"/>
+      <w:color w:val="000000"/>
+      <w:sz w:val="24"/>
       <w:szCs w:val="26"/>
     </w:rPr>
   </w:style>
@@ -6012,15 +3598,14 @@
     <w:pPr>
       <w:keepNext/>
       <w:keepLines/>
-      <w:spacing w:before="120" w:after="80"/>
+      <w:spacing w:before="200" w:after="0"/>
       <w:outlineLvl w:val="2"/>
     </w:pPr>
     <w:rPr>
-      <w:rFonts w:asciiTheme="majorHAnsi" w:eastAsiaTheme="majorEastAsia" w:hAnsiTheme="majorHAnsi" w:cstheme="majorBidi" w:ascii="Arial" w:hAnsi="Arial"/>
+      <w:rFonts w:asciiTheme="majorHAnsi" w:eastAsiaTheme="majorEastAsia" w:hAnsiTheme="majorHAnsi" w:cstheme="majorBidi"/>
       <w:b/>
       <w:bCs/>
-      <w:color w:val="6B7C8F"/>
-      <w:sz w:val="22"/>
+      <w:color w:val="4F81BD" w:themeColor="accent1"/>
     </w:rPr>
   </w:style>
   <w:style w:type="paragraph" w:styleId="Heading4">
@@ -6251,18 +3836,15 @@
     <w:qFormat/>
     <w:rsid w:val="00FC693F"/>
     <w:pPr>
-      <w:pBdr>
-        <w:bottom w:val="single" w:sz="8" w:space="4" w:color="4F81BD" w:themeColor="accent1"/>
-      </w:pBdr>
-      <w:spacing w:after="300" w:line="240" w:lineRule="auto"/>
+      <w:spacing w:after="140" w:line="259" w:lineRule="auto"/>
       <w:contextualSpacing/>
     </w:pPr>
     <w:rPr>
-      <w:rFonts w:asciiTheme="majorHAnsi" w:eastAsiaTheme="majorEastAsia" w:hAnsiTheme="majorHAnsi" w:cstheme="majorBidi"/>
-      <w:color w:val="17365D" w:themeColor="text2" w:themeShade="BF"/>
+      <w:rFonts w:cstheme="majorBidi" w:ascii="Arial" w:hAnsi="Arial"/>
+      <w:color w:val="000000"/>
       <w:spacing w:val="5"/>
       <w:kern w:val="28"/>
-      <w:sz w:val="52"/>
+      <w:sz w:val="54"/>
       <w:szCs w:val="52"/>
     </w:rPr>
   </w:style>
@@ -6293,12 +3875,13 @@
       <w:numPr>
         <w:ilvl w:val="1"/>
       </w:numPr>
+      <w:spacing w:after="140" w:line="259" w:lineRule="auto"/>
     </w:pPr>
     <w:rPr>
-      <w:rFonts w:asciiTheme="majorHAnsi" w:eastAsiaTheme="majorEastAsia" w:hAnsiTheme="majorHAnsi" w:cstheme="majorBidi"/>
+      <w:rFonts w:cstheme="majorBidi" w:ascii="Arial" w:hAnsi="Arial"/>
       <w:i/>
       <w:iCs/>
-      <w:color w:val="4F81BD" w:themeColor="accent1"/>
+      <w:color w:val="000000"/>
       <w:spacing w:val="15"/>
       <w:sz w:val="24"/>
       <w:szCs w:val="24"/>
@@ -6697,12 +4280,13 @@
     <w:qFormat/>
     <w:rsid w:val="00FC693F"/>
     <w:pPr>
-      <w:spacing w:line="240" w:lineRule="auto"/>
+      <w:spacing w:line="259" w:lineRule="auto" w:after="140"/>
     </w:pPr>
     <w:rPr>
+      <w:rFonts w:ascii="Arial" w:hAnsi="Arial"/>
       <w:b/>
       <w:bCs/>
-      <w:color w:val="4F81BD" w:themeColor="accent1"/>
+      <w:color w:val="000000"/>
       <w:sz w:val="18"/>
       <w:szCs w:val="18"/>
     </w:rPr>
